--- a/доп материалы/пробные варианты/konstitutsiya_variant_1.docx
+++ b/доп материалы/пробные варианты/konstitutsiya_variant_1.docx
@@ -4,139 +4,206 @@
   <w:body>
     <w:p>
       <w:pPr>
-        <w:jc w:val="center"/>
+        <w:widowControl/>
+        <w:spacing w:line="240" w:lineRule="auto" w:after="120"/>
+        <w:jc w:val="left"/>
       </w:pPr>
       <w:r>
         <w:rPr>
+          <w:rFonts w:ascii="Times New Roman" w:hAnsi="Times New Roman" w:eastAsia="Times New Roman"/>
           <w:b/>
-          <w:color w:val="2975E5"/>
-          <w:sz w:val="32"/>
+          <w:color w:val="181A1F"/>
+          <w:sz w:val="28"/>
         </w:rPr>
-        <w:t>ЕГЭ ПО ОБЩЕСТВОЗНАНИЮ — 2026</w:t>
+        <w:t>Тематический пробный вариант № 1. Конституция</w:t>
       </w:r>
     </w:p>
     <w:p>
       <w:pPr>
-        <w:jc w:val="center"/>
+        <w:widowControl/>
+        <w:spacing w:line="240" w:lineRule="auto" w:after="140"/>
+        <w:jc w:val="left"/>
       </w:pPr>
       <w:r>
         <w:rPr>
-          <w:b/>
-          <w:sz w:val="30"/>
+          <w:rFonts w:ascii="Times New Roman" w:hAnsi="Times New Roman" w:eastAsia="Times New Roman"/>
+          <w:color w:val="181A1F"/>
+          <w:sz w:val="28"/>
         </w:rPr>
-        <w:t>Тематический пробный вариант № 1</w:t>
-        <w:br/>
-        <w:t>Конституция</w:t>
-      </w:r>
-    </w:p>
-    <w:p>
-      <w:r>
         <w:t>25 заданий • максимальный первичный балл — 58 • рекомендуемое время — 3 часа 30 минут</w:t>
       </w:r>
     </w:p>
     <w:p>
+      <w:pPr>
+        <w:pStyle w:val="Heading1"/>
+        <w:keepNext/>
+        <w:widowControl/>
+        <w:spacing w:line="240" w:lineRule="auto" w:after="60" w:before="160"/>
+      </w:pPr>
       <w:r>
         <w:rPr>
-          <w:i/>
+          <w:rFonts w:ascii="Times New Roman" w:hAnsi="Times New Roman" w:eastAsia="Times New Roman"/>
+          <w:b/>
+          <w:color w:val="181A1F"/>
+          <w:sz w:val="28"/>
         </w:rPr>
-        <w:t>Все задания относятся к указанному разделу; фиксированные тематические номера заменены равноценными по максимальному баллу.</w:t>
-      </w:r>
-    </w:p>
-    <w:p>
-      <w:pPr>
-        <w:pStyle w:val="Heading1"/>
-      </w:pPr>
-      <w:r>
         <w:t>Часть 1</w:t>
       </w:r>
     </w:p>
     <w:p>
+      <w:pPr>
+        <w:widowControl/>
+        <w:spacing w:line="240" w:lineRule="auto" w:after="0"/>
+      </w:pPr>
       <w:r>
+        <w:rPr>
+          <w:rFonts w:ascii="Times New Roman" w:hAnsi="Times New Roman" w:eastAsia="Times New Roman"/>
+          <w:color w:val="181A1F"/>
+          <w:sz w:val="28"/>
+        </w:rPr>
         <w:t>Ответами к заданиям 1–16 являются последовательности цифр. Запишите ответ без пробелов и дополнительных символов.</w:t>
       </w:r>
     </w:p>
     <w:p>
+      <w:pPr>
+        <w:keepNext/>
+        <w:widowControl/>
+        <w:spacing w:line="240" w:lineRule="auto" w:after="0" w:before="120"/>
+      </w:pPr>
       <w:r>
         <w:rPr>
+          <w:rFonts w:ascii="Times New Roman" w:hAnsi="Times New Roman" w:eastAsia="Times New Roman"/>
           <w:b/>
-          <w:sz w:val="24"/>
+          <w:color w:val="181A1F"/>
+          <w:sz w:val="28"/>
         </w:rPr>
         <w:t>1.</w:t>
       </w:r>
     </w:p>
     <w:p>
+      <w:pPr>
+        <w:widowControl/>
+        <w:spacing w:line="240" w:lineRule="auto" w:after="0"/>
+      </w:pPr>
       <w:r>
         <w:rPr>
+          <w:rFonts w:ascii="Times New Roman" w:hAnsi="Times New Roman" w:eastAsia="Times New Roman"/>
           <w:b w:val="0"/>
           <w:i w:val="0"/>
+          <w:color w:val="181A1F"/>
+          <w:sz w:val="28"/>
         </w:rPr>
         <w:t>Найдите в приведенном списке положения, характеризующие основы конституционного строя РФ, и запишите цифры, под которыми они указаны.</w:t>
       </w:r>
     </w:p>
     <w:p>
+      <w:pPr>
+        <w:widowControl/>
+        <w:spacing w:line="240" w:lineRule="auto" w:after="0"/>
+      </w:pPr>
       <w:r>
         <w:rPr>
+          <w:rFonts w:ascii="Times New Roman" w:hAnsi="Times New Roman" w:eastAsia="Times New Roman"/>
           <w:b w:val="0"/>
           <w:i w:val="0"/>
+          <w:color w:val="181A1F"/>
+          <w:sz w:val="28"/>
         </w:rPr>
         <w:t>1) Народ осуществляет свою власть непосредственно, а также через органы государственной власти и органы местного самоуправления.</w:t>
       </w:r>
     </w:p>
     <w:p>
+      <w:pPr>
+        <w:widowControl/>
+        <w:spacing w:line="240" w:lineRule="auto" w:after="0"/>
+      </w:pPr>
       <w:r>
         <w:rPr>
+          <w:rFonts w:ascii="Times New Roman" w:hAnsi="Times New Roman" w:eastAsia="Times New Roman"/>
           <w:b w:val="0"/>
           <w:i w:val="0"/>
+          <w:color w:val="181A1F"/>
+          <w:sz w:val="28"/>
         </w:rPr>
         <w:t>2) В Российской Федерации гарантируются единство экономического пространства, свободное перемещение товаров, услуг и финансовых средств, поддержка конкуренции, свобода экономической деятельности.</w:t>
       </w:r>
     </w:p>
     <w:p>
+      <w:pPr>
+        <w:widowControl/>
+        <w:spacing w:line="240" w:lineRule="auto" w:after="0"/>
+      </w:pPr>
       <w:r>
         <w:rPr>
+          <w:rFonts w:ascii="Times New Roman" w:hAnsi="Times New Roman" w:eastAsia="Times New Roman"/>
           <w:b w:val="0"/>
           <w:i w:val="0"/>
+          <w:color w:val="181A1F"/>
+          <w:sz w:val="28"/>
         </w:rPr>
         <w:t>3) Органы государственной власти и органы местного самоуправления являются сторонами социального партнёрства в случаях, когда они выступают в качестве работодателей, а также в других случаях, предусмотренных трудовым законодательством.</w:t>
       </w:r>
     </w:p>
     <w:p>
+      <w:pPr>
+        <w:widowControl/>
+        <w:spacing w:line="240" w:lineRule="auto" w:after="0"/>
+      </w:pPr>
       <w:r>
         <w:rPr>
+          <w:rFonts w:ascii="Times New Roman" w:hAnsi="Times New Roman" w:eastAsia="Times New Roman"/>
           <w:b w:val="0"/>
           <w:i w:val="0"/>
+          <w:color w:val="181A1F"/>
+          <w:sz w:val="28"/>
         </w:rPr>
         <w:t xml:space="preserve">4) Земля и другие природные ресурсы могут находиться в частной, государственной, муниципальной и иных формах собственности. </w:t>
       </w:r>
     </w:p>
     <w:p>
+      <w:pPr>
+        <w:widowControl/>
+        <w:spacing w:line="240" w:lineRule="auto" w:after="0"/>
+      </w:pPr>
       <w:r>
         <w:rPr>
+          <w:rFonts w:ascii="Times New Roman" w:hAnsi="Times New Roman" w:eastAsia="Times New Roman"/>
           <w:b w:val="0"/>
           <w:i w:val="0"/>
+          <w:color w:val="181A1F"/>
+          <w:sz w:val="28"/>
         </w:rPr>
         <w:t>5) При признании брака недействительным суд может принять решение об утрате несовершеннолетним супругом полной дееспособности с момента, определяемого судом.</w:t>
       </w:r>
     </w:p>
     <w:p>
-      <w:r>
-        <w:t>Ответ: ______________________________</w:t>
-      </w:r>
-    </w:p>
-    <w:p>
+      <w:pPr>
+        <w:keepNext/>
+        <w:widowControl/>
+        <w:spacing w:line="240" w:lineRule="auto" w:after="0" w:before="120"/>
+      </w:pPr>
       <w:r>
         <w:rPr>
+          <w:rFonts w:ascii="Times New Roman" w:hAnsi="Times New Roman" w:eastAsia="Times New Roman"/>
           <w:b/>
-          <w:sz w:val="24"/>
+          <w:color w:val="181A1F"/>
+          <w:sz w:val="28"/>
         </w:rPr>
         <w:t>2.</w:t>
       </w:r>
     </w:p>
     <w:p>
+      <w:pPr>
+        <w:widowControl/>
+        <w:spacing w:line="240" w:lineRule="auto" w:after="0"/>
+      </w:pPr>
       <w:r>
         <w:rPr>
+          <w:rFonts w:ascii="Times New Roman" w:hAnsi="Times New Roman" w:eastAsia="Times New Roman"/>
           <w:b w:val="0"/>
           <w:i w:val="0"/>
+          <w:color w:val="181A1F"/>
+          <w:sz w:val="28"/>
         </w:rPr>
         <w:t>Установите соответствие между полномочиями и субъектами государственной власти, реализующими эти полномочия: к каждой позиции, данной в первом столбце, подберите соответствующую позицию из второго столбца.</w:t>
       </w:r>
@@ -145,6 +212,7 @@
       <w:tblPr>
         <w:tblStyle w:val="TableGrid"/>
         <w:tblW w:type="auto" w:w="0"/>
+        <w:tblLayout w:type="autofit"/>
         <w:tblLook w:firstColumn="1" w:firstRow="1" w:lastColumn="0" w:lastRow="0" w:noHBand="0" w:noVBand="1" w:val="04A0"/>
       </w:tblPr>
       <w:tblGrid>
@@ -157,7 +225,16 @@
             <w:tcW w:type="dxa" w:w="5128"/>
           </w:tcPr>
           <w:p>
+            <w:pPr>
+              <w:spacing w:after="0" w:line="240" w:lineRule="auto"/>
+            </w:pPr>
             <w:r>
+              <w:rPr>
+                <w:rFonts w:ascii="Times New Roman" w:hAnsi="Times New Roman" w:eastAsia="Times New Roman"/>
+                <w:b/>
+                <w:color w:val="181A1F"/>
+                <w:sz w:val="28"/>
+              </w:rPr>
               <w:t>ПОЛНОМОЧИЯ</w:t>
             </w:r>
           </w:p>
@@ -167,7 +244,16 @@
             <w:tcW w:type="dxa" w:w="5128"/>
           </w:tcPr>
           <w:p>
+            <w:pPr>
+              <w:spacing w:after="0" w:line="240" w:lineRule="auto"/>
+            </w:pPr>
             <w:r>
+              <w:rPr>
+                <w:rFonts w:ascii="Times New Roman" w:hAnsi="Times New Roman" w:eastAsia="Times New Roman"/>
+                <w:b/>
+                <w:color w:val="181A1F"/>
+                <w:sz w:val="28"/>
+              </w:rPr>
               <w:t>СУБЪЕКТЫ ГОСУДАРСТВЕННОЙ ВЛАСТИ</w:t>
             </w:r>
           </w:p>
@@ -179,8 +265,24 @@
             <w:tcW w:type="dxa" w:w="5128"/>
           </w:tcPr>
           <w:p>
+            <w:pPr>
+              <w:spacing w:after="0" w:line="240" w:lineRule="auto"/>
+            </w:pPr>
             <w:r>
-              <w:t>А) утверждение военной доктрины РФБ) разрешение споров о компетенции между федеральными органами государственной властиВ) обеспечение исполнения федерального бюджетаГ) осуществление управления федеральной собственностьюД) решение вопросов гражданства РФ</w:t>
+              <w:rPr>
+                <w:rFonts w:ascii="Times New Roman" w:hAnsi="Times New Roman" w:eastAsia="Times New Roman"/>
+                <w:color w:val="181A1F"/>
+                <w:sz w:val="28"/>
+              </w:rPr>
+              <w:t>А) утверждение военной доктрины РФ</w:t>
+              <w:br/>
+              <w:t>Б) разрешение споров о компетенции между федеральными органами государственной власти</w:t>
+              <w:br/>
+              <w:t>В) обеспечение исполнения федерального бюджета</w:t>
+              <w:br/>
+              <w:t>Г) осуществление управления федеральной собственностью</w:t>
+              <w:br/>
+              <w:t>Д) решение вопросов гражданства РФ</w:t>
             </w:r>
           </w:p>
         </w:tc>
@@ -189,18 +291,37 @@
             <w:tcW w:type="dxa" w:w="5128"/>
           </w:tcPr>
           <w:p>
+            <w:pPr>
+              <w:spacing w:after="0" w:line="240" w:lineRule="auto"/>
+            </w:pPr>
             <w:r>
-              <w:t>1) Президент РФ2) Конституционный Суд РФ3) Правительство РФ</w:t>
+              <w:rPr>
+                <w:rFonts w:ascii="Times New Roman" w:hAnsi="Times New Roman" w:eastAsia="Times New Roman"/>
+                <w:color w:val="181A1F"/>
+                <w:sz w:val="28"/>
+              </w:rPr>
+              <w:t>1) Президент РФ</w:t>
+              <w:br/>
+              <w:t>2) Конституционный Суд РФ</w:t>
+              <w:br/>
+              <w:t>3) Правительство РФ</w:t>
             </w:r>
           </w:p>
         </w:tc>
       </w:tr>
     </w:tbl>
     <w:p>
+      <w:pPr>
+        <w:widowControl/>
+        <w:spacing w:line="240" w:lineRule="auto" w:after="0"/>
+      </w:pPr>
       <w:r>
         <w:rPr>
+          <w:rFonts w:ascii="Times New Roman" w:hAnsi="Times New Roman" w:eastAsia="Times New Roman"/>
           <w:b w:val="0"/>
           <w:i w:val="0"/>
+          <w:color w:val="181A1F"/>
+          <w:sz w:val="28"/>
         </w:rPr>
         <w:t>Запишите в таблицу выбранные цифры под соответствующими буквами:</w:t>
       </w:r>
@@ -209,6 +330,7 @@
       <w:tblPr>
         <w:tblStyle w:val="TableGrid"/>
         <w:tblW w:type="auto" w:w="0"/>
+        <w:tblLayout w:type="autofit"/>
         <w:tblLook w:firstColumn="1" w:firstRow="1" w:lastColumn="0" w:lastRow="0" w:noHBand="0" w:noVBand="1" w:val="04A0"/>
       </w:tblPr>
       <w:tblGrid>
@@ -224,7 +346,16 @@
             <w:tcW w:type="dxa" w:w="2051"/>
           </w:tcPr>
           <w:p>
+            <w:pPr>
+              <w:spacing w:after="0" w:line="240" w:lineRule="auto"/>
+            </w:pPr>
             <w:r>
+              <w:rPr>
+                <w:rFonts w:ascii="Times New Roman" w:hAnsi="Times New Roman" w:eastAsia="Times New Roman"/>
+                <w:b/>
+                <w:color w:val="181A1F"/>
+                <w:sz w:val="28"/>
+              </w:rPr>
               <w:t>A</w:t>
             </w:r>
           </w:p>
@@ -234,7 +365,16 @@
             <w:tcW w:type="dxa" w:w="2051"/>
           </w:tcPr>
           <w:p>
+            <w:pPr>
+              <w:spacing w:after="0" w:line="240" w:lineRule="auto"/>
+            </w:pPr>
             <w:r>
+              <w:rPr>
+                <w:rFonts w:ascii="Times New Roman" w:hAnsi="Times New Roman" w:eastAsia="Times New Roman"/>
+                <w:b/>
+                <w:color w:val="181A1F"/>
+                <w:sz w:val="28"/>
+              </w:rPr>
               <w:t>Б</w:t>
             </w:r>
           </w:p>
@@ -244,7 +384,16 @@
             <w:tcW w:type="dxa" w:w="2051"/>
           </w:tcPr>
           <w:p>
+            <w:pPr>
+              <w:spacing w:after="0" w:line="240" w:lineRule="auto"/>
+            </w:pPr>
             <w:r>
+              <w:rPr>
+                <w:rFonts w:ascii="Times New Roman" w:hAnsi="Times New Roman" w:eastAsia="Times New Roman"/>
+                <w:b/>
+                <w:color w:val="181A1F"/>
+                <w:sz w:val="28"/>
+              </w:rPr>
               <w:t>В</w:t>
             </w:r>
           </w:p>
@@ -254,7 +403,16 @@
             <w:tcW w:type="dxa" w:w="2051"/>
           </w:tcPr>
           <w:p>
+            <w:pPr>
+              <w:spacing w:after="0" w:line="240" w:lineRule="auto"/>
+            </w:pPr>
             <w:r>
+              <w:rPr>
+                <w:rFonts w:ascii="Times New Roman" w:hAnsi="Times New Roman" w:eastAsia="Times New Roman"/>
+                <w:b/>
+                <w:color w:val="181A1F"/>
+                <w:sz w:val="28"/>
+              </w:rPr>
               <w:t>Г</w:t>
             </w:r>
           </w:p>
@@ -264,7 +422,16 @@
             <w:tcW w:type="dxa" w:w="2051"/>
           </w:tcPr>
           <w:p>
+            <w:pPr>
+              <w:spacing w:after="0" w:line="240" w:lineRule="auto"/>
+            </w:pPr>
             <w:r>
+              <w:rPr>
+                <w:rFonts w:ascii="Times New Roman" w:hAnsi="Times New Roman" w:eastAsia="Times New Roman"/>
+                <w:b/>
+                <w:color w:val="181A1F"/>
+                <w:sz w:val="28"/>
+              </w:rPr>
               <w:t>Д</w:t>
             </w:r>
           </w:p>
@@ -276,7 +443,16 @@
             <w:tcW w:type="dxa" w:w="2051"/>
           </w:tcPr>
           <w:p>
-            <w:r/>
+            <w:pPr>
+              <w:spacing w:after="0" w:line="240" w:lineRule="auto"/>
+            </w:pPr>
+            <w:r>
+              <w:rPr>
+                <w:rFonts w:ascii="Times New Roman" w:hAnsi="Times New Roman" w:eastAsia="Times New Roman"/>
+                <w:color w:val="181A1F"/>
+                <w:sz w:val="28"/>
+              </w:rPr>
+            </w:r>
           </w:p>
         </w:tc>
         <w:tc>
@@ -284,7 +460,16 @@
             <w:tcW w:type="dxa" w:w="2051"/>
           </w:tcPr>
           <w:p>
-            <w:r/>
+            <w:pPr>
+              <w:spacing w:after="0" w:line="240" w:lineRule="auto"/>
+            </w:pPr>
+            <w:r>
+              <w:rPr>
+                <w:rFonts w:ascii="Times New Roman" w:hAnsi="Times New Roman" w:eastAsia="Times New Roman"/>
+                <w:color w:val="181A1F"/>
+                <w:sz w:val="28"/>
+              </w:rPr>
+            </w:r>
           </w:p>
         </w:tc>
         <w:tc>
@@ -292,7 +477,16 @@
             <w:tcW w:type="dxa" w:w="2051"/>
           </w:tcPr>
           <w:p>
-            <w:r/>
+            <w:pPr>
+              <w:spacing w:after="0" w:line="240" w:lineRule="auto"/>
+            </w:pPr>
+            <w:r>
+              <w:rPr>
+                <w:rFonts w:ascii="Times New Roman" w:hAnsi="Times New Roman" w:eastAsia="Times New Roman"/>
+                <w:color w:val="181A1F"/>
+                <w:sz w:val="28"/>
+              </w:rPr>
+            </w:r>
           </w:p>
         </w:tc>
         <w:tc>
@@ -300,7 +494,16 @@
             <w:tcW w:type="dxa" w:w="2051"/>
           </w:tcPr>
           <w:p>
-            <w:r/>
+            <w:pPr>
+              <w:spacing w:after="0" w:line="240" w:lineRule="auto"/>
+            </w:pPr>
+            <w:r>
+              <w:rPr>
+                <w:rFonts w:ascii="Times New Roman" w:hAnsi="Times New Roman" w:eastAsia="Times New Roman"/>
+                <w:color w:val="181A1F"/>
+                <w:sz w:val="28"/>
+              </w:rPr>
+            </w:r>
           </w:p>
         </w:tc>
         <w:tc>
@@ -308,98 +511,160 @@
             <w:tcW w:type="dxa" w:w="2051"/>
           </w:tcPr>
           <w:p>
-            <w:r/>
+            <w:pPr>
+              <w:spacing w:after="0" w:line="240" w:lineRule="auto"/>
+            </w:pPr>
+            <w:r>
+              <w:rPr>
+                <w:rFonts w:ascii="Times New Roman" w:hAnsi="Times New Roman" w:eastAsia="Times New Roman"/>
+                <w:color w:val="181A1F"/>
+                <w:sz w:val="28"/>
+              </w:rPr>
+            </w:r>
           </w:p>
         </w:tc>
       </w:tr>
     </w:tbl>
     <w:p>
-      <w:r>
-        <w:t>Ответ: ______________________________</w:t>
-      </w:r>
-    </w:p>
-    <w:p>
+      <w:pPr>
+        <w:keepNext/>
+        <w:widowControl/>
+        <w:spacing w:line="240" w:lineRule="auto" w:after="0" w:before="120"/>
+      </w:pPr>
       <w:r>
         <w:rPr>
+          <w:rFonts w:ascii="Times New Roman" w:hAnsi="Times New Roman" w:eastAsia="Times New Roman"/>
           <w:b/>
-          <w:sz w:val="24"/>
+          <w:color w:val="181A1F"/>
+          <w:sz w:val="28"/>
         </w:rPr>
         <w:t>3.</w:t>
       </w:r>
     </w:p>
     <w:p>
+      <w:pPr>
+        <w:widowControl/>
+        <w:spacing w:line="240" w:lineRule="auto" w:after="0"/>
+      </w:pPr>
       <w:r>
         <w:rPr>
+          <w:rFonts w:ascii="Times New Roman" w:hAnsi="Times New Roman" w:eastAsia="Times New Roman"/>
           <w:b w:val="0"/>
           <w:i w:val="0"/>
+          <w:color w:val="181A1F"/>
+          <w:sz w:val="28"/>
         </w:rPr>
         <w:t>Выберите в приведенном списке положения, характеризующие основы конституционного строя РФ, и запишите цифры, под которыми они указаны.</w:t>
       </w:r>
     </w:p>
     <w:p>
+      <w:pPr>
+        <w:widowControl/>
+        <w:spacing w:line="240" w:lineRule="auto" w:after="0"/>
+      </w:pPr>
       <w:r>
         <w:rPr>
+          <w:rFonts w:ascii="Times New Roman" w:hAnsi="Times New Roman" w:eastAsia="Times New Roman"/>
           <w:b w:val="0"/>
           <w:i w:val="0"/>
+          <w:color w:val="181A1F"/>
+          <w:sz w:val="28"/>
         </w:rPr>
         <w:t>1) Во взаимоотношениях с федеральными органами государственной власти все субъекты Российской Федерации равноправны.</w:t>
       </w:r>
     </w:p>
     <w:p>
+      <w:pPr>
+        <w:widowControl/>
+        <w:spacing w:line="240" w:lineRule="auto" w:after="0"/>
+      </w:pPr>
       <w:r>
         <w:rPr>
+          <w:rFonts w:ascii="Times New Roman" w:hAnsi="Times New Roman" w:eastAsia="Times New Roman"/>
           <w:b w:val="0"/>
           <w:i w:val="0"/>
+          <w:color w:val="181A1F"/>
+          <w:sz w:val="28"/>
         </w:rPr>
         <w:t>2) Носителем суверенитета и единственным источником власти в Российской Федерации является её многонациональный народ.</w:t>
       </w:r>
     </w:p>
     <w:p>
+      <w:pPr>
+        <w:widowControl/>
+        <w:spacing w:line="240" w:lineRule="auto" w:after="0"/>
+      </w:pPr>
       <w:r>
         <w:rPr>
+          <w:rFonts w:ascii="Times New Roman" w:hAnsi="Times New Roman" w:eastAsia="Times New Roman"/>
           <w:b w:val="0"/>
           <w:i w:val="0"/>
+          <w:color w:val="181A1F"/>
+          <w:sz w:val="28"/>
         </w:rPr>
         <w:t>3) Гражданин отвечает по своим обязательствам всем принадлежащим ему имуществом, за исключением имущества, на которое в соответствии с законом не может быть обращено взыскание.</w:t>
       </w:r>
     </w:p>
     <w:p>
+      <w:pPr>
+        <w:widowControl/>
+        <w:spacing w:line="240" w:lineRule="auto" w:after="0"/>
+      </w:pPr>
       <w:r>
         <w:rPr>
+          <w:rFonts w:ascii="Times New Roman" w:hAnsi="Times New Roman" w:eastAsia="Times New Roman"/>
           <w:b w:val="0"/>
           <w:i w:val="0"/>
+          <w:color w:val="181A1F"/>
+          <w:sz w:val="28"/>
         </w:rPr>
         <w:t>4) Необоснованный отказ в заключении трудового договора запрещается.</w:t>
       </w:r>
     </w:p>
     <w:p>
+      <w:pPr>
+        <w:widowControl/>
+        <w:spacing w:line="240" w:lineRule="auto" w:after="0"/>
+      </w:pPr>
       <w:r>
         <w:rPr>
+          <w:rFonts w:ascii="Times New Roman" w:hAnsi="Times New Roman" w:eastAsia="Times New Roman"/>
           <w:b w:val="0"/>
           <w:i w:val="0"/>
+          <w:color w:val="181A1F"/>
+          <w:sz w:val="28"/>
         </w:rPr>
         <w:t>5) Земля и другие природные ресурсы могут находиться в частной, государственной, муниципальной и иных формах собственности.</w:t>
       </w:r>
     </w:p>
     <w:p>
-      <w:r>
-        <w:t>Ответ: ______________________________</w:t>
-      </w:r>
-    </w:p>
-    <w:p>
+      <w:pPr>
+        <w:keepNext/>
+        <w:widowControl/>
+        <w:spacing w:line="240" w:lineRule="auto" w:after="0" w:before="120"/>
+      </w:pPr>
       <w:r>
         <w:rPr>
+          <w:rFonts w:ascii="Times New Roman" w:hAnsi="Times New Roman" w:eastAsia="Times New Roman"/>
           <w:b/>
-          <w:sz w:val="24"/>
+          <w:color w:val="181A1F"/>
+          <w:sz w:val="28"/>
         </w:rPr>
         <w:t>4.</w:t>
       </w:r>
     </w:p>
     <w:p>
+      <w:pPr>
+        <w:widowControl/>
+        <w:spacing w:line="240" w:lineRule="auto" w:after="0"/>
+      </w:pPr>
       <w:r>
         <w:rPr>
+          <w:rFonts w:ascii="Times New Roman" w:hAnsi="Times New Roman" w:eastAsia="Times New Roman"/>
           <w:b w:val="0"/>
           <w:i w:val="0"/>
+          <w:color w:val="181A1F"/>
+          <w:sz w:val="28"/>
         </w:rPr>
         <w:t>Установите соответствие между полномочиями и субъектами государственной власти Российской Федерации, реализующими эти полномочия: к каждой позиции, данной в первом столбце, подберите соответствующую позицию из второго столбца.</w:t>
       </w:r>
@@ -408,6 +673,7 @@
       <w:tblPr>
         <w:tblStyle w:val="TableGrid"/>
         <w:tblW w:type="auto" w:w="0"/>
+        <w:tblLayout w:type="autofit"/>
         <w:tblLook w:firstColumn="1" w:firstRow="1" w:lastColumn="0" w:lastRow="0" w:noHBand="0" w:noVBand="1" w:val="04A0"/>
       </w:tblPr>
       <w:tblGrid>
@@ -420,7 +686,16 @@
             <w:tcW w:type="dxa" w:w="5128"/>
           </w:tcPr>
           <w:p>
+            <w:pPr>
+              <w:spacing w:after="0" w:line="240" w:lineRule="auto"/>
+            </w:pPr>
             <w:r>
+              <w:rPr>
+                <w:rFonts w:ascii="Times New Roman" w:hAnsi="Times New Roman" w:eastAsia="Times New Roman"/>
+                <w:b/>
+                <w:color w:val="181A1F"/>
+                <w:sz w:val="28"/>
+              </w:rPr>
               <w:t>ПОЛНОМОЧИЯ</w:t>
             </w:r>
           </w:p>
@@ -430,7 +705,16 @@
             <w:tcW w:type="dxa" w:w="5128"/>
           </w:tcPr>
           <w:p>
+            <w:pPr>
+              <w:spacing w:after="0" w:line="240" w:lineRule="auto"/>
+            </w:pPr>
             <w:r>
+              <w:rPr>
+                <w:rFonts w:ascii="Times New Roman" w:hAnsi="Times New Roman" w:eastAsia="Times New Roman"/>
+                <w:b/>
+                <w:color w:val="181A1F"/>
+                <w:sz w:val="28"/>
+              </w:rPr>
               <w:t>СУБЪЕКТЫ ГОСУДАРСТВЕННОЙ ВЛАСТИ РОССИЙСКОЙ ФЕДЕРАЦИИ</w:t>
             </w:r>
           </w:p>
@@ -442,8 +726,24 @@
             <w:tcW w:type="dxa" w:w="5128"/>
           </w:tcPr>
           <w:p>
+            <w:pPr>
+              <w:spacing w:after="0" w:line="240" w:lineRule="auto"/>
+            </w:pPr>
             <w:r>
-              <w:t>А) принятие федеральных законовБ) назначение на должность Председателя Центрального банка Российской ФедерацииВ) осуществление мер по обеспечению законностиГ) осуществление помилованияД) управление федеральной собственностью</w:t>
+              <w:rPr>
+                <w:rFonts w:ascii="Times New Roman" w:hAnsi="Times New Roman" w:eastAsia="Times New Roman"/>
+                <w:color w:val="181A1F"/>
+                <w:sz w:val="28"/>
+              </w:rPr>
+              <w:t>А) принятие федеральных законов</w:t>
+              <w:br/>
+              <w:t>Б) назначение на должность Председателя Центрального банка Российской Федерации</w:t>
+              <w:br/>
+              <w:t>В) осуществление мер по обеспечению законности</w:t>
+              <w:br/>
+              <w:t>Г) осуществление помилования</w:t>
+              <w:br/>
+              <w:t>Д) управление федеральной собственностью</w:t>
             </w:r>
           </w:p>
         </w:tc>
@@ -452,18 +752,37 @@
             <w:tcW w:type="dxa" w:w="5128"/>
           </w:tcPr>
           <w:p>
+            <w:pPr>
+              <w:spacing w:after="0" w:line="240" w:lineRule="auto"/>
+            </w:pPr>
             <w:r>
-              <w:t>1) Правительство Российской Федерации2) Государственная Дума3) Президент Российской Федерации</w:t>
+              <w:rPr>
+                <w:rFonts w:ascii="Times New Roman" w:hAnsi="Times New Roman" w:eastAsia="Times New Roman"/>
+                <w:color w:val="181A1F"/>
+                <w:sz w:val="28"/>
+              </w:rPr>
+              <w:t>1) Правительство Российской Федерации</w:t>
+              <w:br/>
+              <w:t>2) Государственная Дума</w:t>
+              <w:br/>
+              <w:t>3) Президент Российской Федерации</w:t>
             </w:r>
           </w:p>
         </w:tc>
       </w:tr>
     </w:tbl>
     <w:p>
+      <w:pPr>
+        <w:widowControl/>
+        <w:spacing w:line="240" w:lineRule="auto" w:after="0"/>
+      </w:pPr>
       <w:r>
         <w:rPr>
+          <w:rFonts w:ascii="Times New Roman" w:hAnsi="Times New Roman" w:eastAsia="Times New Roman"/>
           <w:b w:val="0"/>
           <w:i w:val="0"/>
+          <w:color w:val="181A1F"/>
+          <w:sz w:val="28"/>
         </w:rPr>
         <w:t>Запишите в таблицу выбранные цифры под соответствующими буквами:</w:t>
       </w:r>
@@ -472,6 +791,7 @@
       <w:tblPr>
         <w:tblStyle w:val="TableGrid"/>
         <w:tblW w:type="auto" w:w="0"/>
+        <w:tblLayout w:type="autofit"/>
         <w:tblLook w:firstColumn="1" w:firstRow="1" w:lastColumn="0" w:lastRow="0" w:noHBand="0" w:noVBand="1" w:val="04A0"/>
       </w:tblPr>
       <w:tblGrid>
@@ -487,7 +807,16 @@
             <w:tcW w:type="dxa" w:w="2051"/>
           </w:tcPr>
           <w:p>
+            <w:pPr>
+              <w:spacing w:after="0" w:line="240" w:lineRule="auto"/>
+            </w:pPr>
             <w:r>
+              <w:rPr>
+                <w:rFonts w:ascii="Times New Roman" w:hAnsi="Times New Roman" w:eastAsia="Times New Roman"/>
+                <w:b/>
+                <w:color w:val="181A1F"/>
+                <w:sz w:val="28"/>
+              </w:rPr>
               <w:t>A</w:t>
             </w:r>
           </w:p>
@@ -497,7 +826,16 @@
             <w:tcW w:type="dxa" w:w="2051"/>
           </w:tcPr>
           <w:p>
+            <w:pPr>
+              <w:spacing w:after="0" w:line="240" w:lineRule="auto"/>
+            </w:pPr>
             <w:r>
+              <w:rPr>
+                <w:rFonts w:ascii="Times New Roman" w:hAnsi="Times New Roman" w:eastAsia="Times New Roman"/>
+                <w:b/>
+                <w:color w:val="181A1F"/>
+                <w:sz w:val="28"/>
+              </w:rPr>
               <w:t>Б</w:t>
             </w:r>
           </w:p>
@@ -507,7 +845,16 @@
             <w:tcW w:type="dxa" w:w="2051"/>
           </w:tcPr>
           <w:p>
+            <w:pPr>
+              <w:spacing w:after="0" w:line="240" w:lineRule="auto"/>
+            </w:pPr>
             <w:r>
+              <w:rPr>
+                <w:rFonts w:ascii="Times New Roman" w:hAnsi="Times New Roman" w:eastAsia="Times New Roman"/>
+                <w:b/>
+                <w:color w:val="181A1F"/>
+                <w:sz w:val="28"/>
+              </w:rPr>
               <w:t>В</w:t>
             </w:r>
           </w:p>
@@ -517,7 +864,16 @@
             <w:tcW w:type="dxa" w:w="2051"/>
           </w:tcPr>
           <w:p>
+            <w:pPr>
+              <w:spacing w:after="0" w:line="240" w:lineRule="auto"/>
+            </w:pPr>
             <w:r>
+              <w:rPr>
+                <w:rFonts w:ascii="Times New Roman" w:hAnsi="Times New Roman" w:eastAsia="Times New Roman"/>
+                <w:b/>
+                <w:color w:val="181A1F"/>
+                <w:sz w:val="28"/>
+              </w:rPr>
               <w:t>Г</w:t>
             </w:r>
           </w:p>
@@ -527,7 +883,16 @@
             <w:tcW w:type="dxa" w:w="2051"/>
           </w:tcPr>
           <w:p>
+            <w:pPr>
+              <w:spacing w:after="0" w:line="240" w:lineRule="auto"/>
+            </w:pPr>
             <w:r>
+              <w:rPr>
+                <w:rFonts w:ascii="Times New Roman" w:hAnsi="Times New Roman" w:eastAsia="Times New Roman"/>
+                <w:b/>
+                <w:color w:val="181A1F"/>
+                <w:sz w:val="28"/>
+              </w:rPr>
               <w:t>Д</w:t>
             </w:r>
           </w:p>
@@ -539,7 +904,16 @@
             <w:tcW w:type="dxa" w:w="2051"/>
           </w:tcPr>
           <w:p>
-            <w:r/>
+            <w:pPr>
+              <w:spacing w:after="0" w:line="240" w:lineRule="auto"/>
+            </w:pPr>
+            <w:r>
+              <w:rPr>
+                <w:rFonts w:ascii="Times New Roman" w:hAnsi="Times New Roman" w:eastAsia="Times New Roman"/>
+                <w:color w:val="181A1F"/>
+                <w:sz w:val="28"/>
+              </w:rPr>
+            </w:r>
           </w:p>
         </w:tc>
         <w:tc>
@@ -547,7 +921,16 @@
             <w:tcW w:type="dxa" w:w="2051"/>
           </w:tcPr>
           <w:p>
-            <w:r/>
+            <w:pPr>
+              <w:spacing w:after="0" w:line="240" w:lineRule="auto"/>
+            </w:pPr>
+            <w:r>
+              <w:rPr>
+                <w:rFonts w:ascii="Times New Roman" w:hAnsi="Times New Roman" w:eastAsia="Times New Roman"/>
+                <w:color w:val="181A1F"/>
+                <w:sz w:val="28"/>
+              </w:rPr>
+            </w:r>
           </w:p>
         </w:tc>
         <w:tc>
@@ -555,7 +938,16 @@
             <w:tcW w:type="dxa" w:w="2051"/>
           </w:tcPr>
           <w:p>
-            <w:r/>
+            <w:pPr>
+              <w:spacing w:after="0" w:line="240" w:lineRule="auto"/>
+            </w:pPr>
+            <w:r>
+              <w:rPr>
+                <w:rFonts w:ascii="Times New Roman" w:hAnsi="Times New Roman" w:eastAsia="Times New Roman"/>
+                <w:color w:val="181A1F"/>
+                <w:sz w:val="28"/>
+              </w:rPr>
+            </w:r>
           </w:p>
         </w:tc>
         <w:tc>
@@ -563,7 +955,16 @@
             <w:tcW w:type="dxa" w:w="2051"/>
           </w:tcPr>
           <w:p>
-            <w:r/>
+            <w:pPr>
+              <w:spacing w:after="0" w:line="240" w:lineRule="auto"/>
+            </w:pPr>
+            <w:r>
+              <w:rPr>
+                <w:rFonts w:ascii="Times New Roman" w:hAnsi="Times New Roman" w:eastAsia="Times New Roman"/>
+                <w:color w:val="181A1F"/>
+                <w:sz w:val="28"/>
+              </w:rPr>
+            </w:r>
           </w:p>
         </w:tc>
         <w:tc>
@@ -571,107 +972,176 @@
             <w:tcW w:type="dxa" w:w="2051"/>
           </w:tcPr>
           <w:p>
-            <w:r/>
+            <w:pPr>
+              <w:spacing w:after="0" w:line="240" w:lineRule="auto"/>
+            </w:pPr>
+            <w:r>
+              <w:rPr>
+                <w:rFonts w:ascii="Times New Roman" w:hAnsi="Times New Roman" w:eastAsia="Times New Roman"/>
+                <w:color w:val="181A1F"/>
+                <w:sz w:val="28"/>
+              </w:rPr>
+            </w:r>
           </w:p>
         </w:tc>
       </w:tr>
     </w:tbl>
     <w:p>
-      <w:r>
-        <w:t>Ответ: ______________________________</w:t>
-      </w:r>
-    </w:p>
-    <w:p>
+      <w:pPr>
+        <w:keepNext/>
+        <w:widowControl/>
+        <w:spacing w:line="240" w:lineRule="auto" w:after="0" w:before="120"/>
+      </w:pPr>
       <w:r>
         <w:rPr>
+          <w:rFonts w:ascii="Times New Roman" w:hAnsi="Times New Roman" w:eastAsia="Times New Roman"/>
           <w:b/>
-          <w:sz w:val="24"/>
+          <w:color w:val="181A1F"/>
+          <w:sz w:val="28"/>
         </w:rPr>
         <w:t>5.</w:t>
       </w:r>
     </w:p>
     <w:p>
+      <w:pPr>
+        <w:widowControl/>
+        <w:spacing w:line="240" w:lineRule="auto" w:after="0"/>
+      </w:pPr>
       <w:r>
         <w:rPr>
+          <w:rFonts w:ascii="Times New Roman" w:hAnsi="Times New Roman" w:eastAsia="Times New Roman"/>
           <w:b w:val="0"/>
           <w:i w:val="0"/>
+          <w:color w:val="181A1F"/>
+          <w:sz w:val="28"/>
         </w:rPr>
         <w:t>Энрике, совершеннолетний дееспособный гражданин государства Z, обратился в полномочный орган государства Z с заявлением об отказе от гражданства государства Z, так как решил стать гражданином России. При каких условиях Энрике может подать заявление о приёме в гражданство РФ в общем порядке? Запишите цифры, под которыми указаны эти условия.</w:t>
       </w:r>
     </w:p>
     <w:p>
+      <w:pPr>
+        <w:widowControl/>
+        <w:spacing w:line="240" w:lineRule="auto" w:after="0"/>
+      </w:pPr>
       <w:r>
         <w:rPr>
+          <w:rFonts w:ascii="Times New Roman" w:hAnsi="Times New Roman" w:eastAsia="Times New Roman"/>
           <w:b w:val="0"/>
           <w:i w:val="0"/>
+          <w:color w:val="181A1F"/>
+          <w:sz w:val="28"/>
         </w:rPr>
         <w:t>1) наличие документа о профессиональном образовании</w:t>
       </w:r>
     </w:p>
     <w:p>
+      <w:pPr>
+        <w:widowControl/>
+        <w:spacing w:line="240" w:lineRule="auto" w:after="0"/>
+      </w:pPr>
       <w:r>
         <w:rPr>
+          <w:rFonts w:ascii="Times New Roman" w:hAnsi="Times New Roman" w:eastAsia="Times New Roman"/>
           <w:b w:val="0"/>
           <w:i w:val="0"/>
+          <w:color w:val="181A1F"/>
+          <w:sz w:val="28"/>
         </w:rPr>
         <w:t>2) наличие родственных связей РФ</w:t>
       </w:r>
     </w:p>
     <w:p>
+      <w:pPr>
+        <w:widowControl/>
+        <w:spacing w:line="240" w:lineRule="auto" w:after="0"/>
+      </w:pPr>
       <w:r>
         <w:rPr>
+          <w:rFonts w:ascii="Times New Roman" w:hAnsi="Times New Roman" w:eastAsia="Times New Roman"/>
           <w:b w:val="0"/>
           <w:i w:val="0"/>
+          <w:color w:val="181A1F"/>
+          <w:sz w:val="28"/>
         </w:rPr>
         <w:t>3) владение русским языком</w:t>
       </w:r>
     </w:p>
     <w:p>
+      <w:pPr>
+        <w:widowControl/>
+        <w:spacing w:line="240" w:lineRule="auto" w:after="0"/>
+      </w:pPr>
       <w:r>
         <w:rPr>
+          <w:rFonts w:ascii="Times New Roman" w:hAnsi="Times New Roman" w:eastAsia="Times New Roman"/>
           <w:b w:val="0"/>
           <w:i w:val="0"/>
+          <w:color w:val="181A1F"/>
+          <w:sz w:val="28"/>
         </w:rPr>
         <w:t>4) наличие законного источника средств к существованию</w:t>
       </w:r>
     </w:p>
     <w:p>
+      <w:pPr>
+        <w:widowControl/>
+        <w:spacing w:line="240" w:lineRule="auto" w:after="0"/>
+      </w:pPr>
       <w:r>
         <w:rPr>
+          <w:rFonts w:ascii="Times New Roman" w:hAnsi="Times New Roman" w:eastAsia="Times New Roman"/>
           <w:b w:val="0"/>
           <w:i w:val="0"/>
+          <w:color w:val="181A1F"/>
+          <w:sz w:val="28"/>
         </w:rPr>
         <w:t xml:space="preserve">5) обязательство соблюдать Конституцию РФ и законодательство </w:t>
       </w:r>
     </w:p>
     <w:p>
+      <w:pPr>
+        <w:widowControl/>
+        <w:spacing w:line="240" w:lineRule="auto" w:after="0"/>
+      </w:pPr>
       <w:r>
         <w:rPr>
+          <w:rFonts w:ascii="Times New Roman" w:hAnsi="Times New Roman" w:eastAsia="Times New Roman"/>
           <w:b w:val="0"/>
           <w:i w:val="0"/>
+          <w:color w:val="181A1F"/>
+          <w:sz w:val="28"/>
         </w:rPr>
         <w:t>6) наличие собственности РФ</w:t>
       </w:r>
     </w:p>
     <w:p>
-      <w:r>
-        <w:t>Ответ: ______________________________</w:t>
-      </w:r>
-    </w:p>
-    <w:p>
+      <w:pPr>
+        <w:keepNext/>
+        <w:widowControl/>
+        <w:spacing w:line="240" w:lineRule="auto" w:after="0" w:before="120"/>
+      </w:pPr>
       <w:r>
         <w:rPr>
+          <w:rFonts w:ascii="Times New Roman" w:hAnsi="Times New Roman" w:eastAsia="Times New Roman"/>
           <w:b/>
-          <w:sz w:val="24"/>
+          <w:color w:val="181A1F"/>
+          <w:sz w:val="28"/>
         </w:rPr>
         <w:t>6.</w:t>
       </w:r>
     </w:p>
     <w:p>
+      <w:pPr>
+        <w:widowControl/>
+        <w:spacing w:line="240" w:lineRule="auto" w:after="0"/>
+      </w:pPr>
       <w:r>
         <w:rPr>
+          <w:rFonts w:ascii="Times New Roman" w:hAnsi="Times New Roman" w:eastAsia="Times New Roman"/>
           <w:b w:val="0"/>
           <w:i w:val="0"/>
+          <w:color w:val="181A1F"/>
+          <w:sz w:val="28"/>
         </w:rPr>
         <w:t>Установите соответствие между функциями и субъектами государственной власти Российской Федерации, которые их исполняют: к каждой позиции, данной в первом столбце, подберите соответствующую позицию из второго столбца.</w:t>
       </w:r>
@@ -680,6 +1150,7 @@
       <w:tblPr>
         <w:tblStyle w:val="TableGrid"/>
         <w:tblW w:type="auto" w:w="0"/>
+        <w:tblLayout w:type="autofit"/>
         <w:tblLook w:firstColumn="1" w:firstRow="1" w:lastColumn="0" w:lastRow="0" w:noHBand="0" w:noVBand="1" w:val="04A0"/>
       </w:tblPr>
       <w:tblGrid>
@@ -692,7 +1163,16 @@
             <w:tcW w:type="dxa" w:w="5128"/>
           </w:tcPr>
           <w:p>
+            <w:pPr>
+              <w:spacing w:after="0" w:line="240" w:lineRule="auto"/>
+            </w:pPr>
             <w:r>
+              <w:rPr>
+                <w:rFonts w:ascii="Times New Roman" w:hAnsi="Times New Roman" w:eastAsia="Times New Roman"/>
+                <w:b/>
+                <w:color w:val="181A1F"/>
+                <w:sz w:val="28"/>
+              </w:rPr>
               <w:t>ФУНКЦИИ</w:t>
             </w:r>
           </w:p>
@@ -702,7 +1182,16 @@
             <w:tcW w:type="dxa" w:w="5128"/>
           </w:tcPr>
           <w:p>
+            <w:pPr>
+              <w:spacing w:after="0" w:line="240" w:lineRule="auto"/>
+            </w:pPr>
             <w:r>
+              <w:rPr>
+                <w:rFonts w:ascii="Times New Roman" w:hAnsi="Times New Roman" w:eastAsia="Times New Roman"/>
+                <w:b/>
+                <w:color w:val="181A1F"/>
+                <w:sz w:val="28"/>
+              </w:rPr>
               <w:t>СУБЪЕКТЫ ГОСУДАРСТВЕННОЙ ВЛАСТИ РФ</w:t>
             </w:r>
           </w:p>
@@ -714,8 +1203,24 @@
             <w:tcW w:type="dxa" w:w="5128"/>
           </w:tcPr>
           <w:p>
+            <w:pPr>
+              <w:spacing w:after="0" w:line="240" w:lineRule="auto"/>
+            </w:pPr>
             <w:r>
-              <w:t>А) принятие решения об отставке Правительства Российской Федерации Б) назначение и освобождение Высшего командования Вооруженных сил Российской Федерации В) назначение выборов Президента РФГ) выдвижение обвинения против Президента Российской Федерации для отрешения его от должностиД) осуществление мер по обеспечению законности, прав и свобод граждан</w:t>
+              <w:rPr>
+                <w:rFonts w:ascii="Times New Roman" w:hAnsi="Times New Roman" w:eastAsia="Times New Roman"/>
+                <w:color w:val="181A1F"/>
+                <w:sz w:val="28"/>
+              </w:rPr>
+              <w:t xml:space="preserve">А) принятие решения об отставке Правительства Российской Федерации </w:t>
+              <w:br/>
+              <w:t xml:space="preserve">Б) назначение и освобождение Высшего командования Вооруженных сил Российской Федерации </w:t>
+              <w:br/>
+              <w:t>В) назначение выборов Президента РФ</w:t>
+              <w:br/>
+              <w:t>Г) выдвижение обвинения против Президента Российской Федерации для отрешения его от должности</w:t>
+              <w:br/>
+              <w:t>Д) осуществление мер по обеспечению законности, прав и свобод граждан</w:t>
             </w:r>
           </w:p>
         </w:tc>
@@ -724,18 +1229,39 @@
             <w:tcW w:type="dxa" w:w="5128"/>
           </w:tcPr>
           <w:p>
+            <w:pPr>
+              <w:spacing w:after="0" w:line="240" w:lineRule="auto"/>
+            </w:pPr>
             <w:r>
-              <w:t>1) Президент РФ2) Государственная Дума3) Правительство РФ4) Совет Федерации</w:t>
+              <w:rPr>
+                <w:rFonts w:ascii="Times New Roman" w:hAnsi="Times New Roman" w:eastAsia="Times New Roman"/>
+                <w:color w:val="181A1F"/>
+                <w:sz w:val="28"/>
+              </w:rPr>
+              <w:t>1) Президент РФ</w:t>
+              <w:br/>
+              <w:t>2) Государственная Дума</w:t>
+              <w:br/>
+              <w:t>3) Правительство РФ</w:t>
+              <w:br/>
+              <w:t>4) Совет Федерации</w:t>
             </w:r>
           </w:p>
         </w:tc>
       </w:tr>
     </w:tbl>
     <w:p>
+      <w:pPr>
+        <w:widowControl/>
+        <w:spacing w:line="240" w:lineRule="auto" w:after="0"/>
+      </w:pPr>
       <w:r>
         <w:rPr>
+          <w:rFonts w:ascii="Times New Roman" w:hAnsi="Times New Roman" w:eastAsia="Times New Roman"/>
           <w:b w:val="0"/>
           <w:i w:val="0"/>
+          <w:color w:val="181A1F"/>
+          <w:sz w:val="28"/>
         </w:rPr>
         <w:t>Запишите в таблицу выбранные цифры под соответствующими буквами</w:t>
       </w:r>
@@ -744,6 +1270,7 @@
       <w:tblPr>
         <w:tblStyle w:val="TableGrid"/>
         <w:tblW w:type="auto" w:w="0"/>
+        <w:tblLayout w:type="autofit"/>
         <w:tblLook w:firstColumn="1" w:firstRow="1" w:lastColumn="0" w:lastRow="0" w:noHBand="0" w:noVBand="1" w:val="04A0"/>
       </w:tblPr>
       <w:tblGrid>
@@ -759,7 +1286,16 @@
             <w:tcW w:type="dxa" w:w="2051"/>
           </w:tcPr>
           <w:p>
+            <w:pPr>
+              <w:spacing w:after="0" w:line="240" w:lineRule="auto"/>
+            </w:pPr>
             <w:r>
+              <w:rPr>
+                <w:rFonts w:ascii="Times New Roman" w:hAnsi="Times New Roman" w:eastAsia="Times New Roman"/>
+                <w:b/>
+                <w:color w:val="181A1F"/>
+                <w:sz w:val="28"/>
+              </w:rPr>
               <w:t>А</w:t>
             </w:r>
           </w:p>
@@ -769,7 +1305,16 @@
             <w:tcW w:type="dxa" w:w="2051"/>
           </w:tcPr>
           <w:p>
+            <w:pPr>
+              <w:spacing w:after="0" w:line="240" w:lineRule="auto"/>
+            </w:pPr>
             <w:r>
+              <w:rPr>
+                <w:rFonts w:ascii="Times New Roman" w:hAnsi="Times New Roman" w:eastAsia="Times New Roman"/>
+                <w:b/>
+                <w:color w:val="181A1F"/>
+                <w:sz w:val="28"/>
+              </w:rPr>
               <w:t>Б</w:t>
             </w:r>
           </w:p>
@@ -779,7 +1324,16 @@
             <w:tcW w:type="dxa" w:w="2051"/>
           </w:tcPr>
           <w:p>
+            <w:pPr>
+              <w:spacing w:after="0" w:line="240" w:lineRule="auto"/>
+            </w:pPr>
             <w:r>
+              <w:rPr>
+                <w:rFonts w:ascii="Times New Roman" w:hAnsi="Times New Roman" w:eastAsia="Times New Roman"/>
+                <w:b/>
+                <w:color w:val="181A1F"/>
+                <w:sz w:val="28"/>
+              </w:rPr>
               <w:t>В</w:t>
             </w:r>
           </w:p>
@@ -789,7 +1343,16 @@
             <w:tcW w:type="dxa" w:w="2051"/>
           </w:tcPr>
           <w:p>
+            <w:pPr>
+              <w:spacing w:after="0" w:line="240" w:lineRule="auto"/>
+            </w:pPr>
             <w:r>
+              <w:rPr>
+                <w:rFonts w:ascii="Times New Roman" w:hAnsi="Times New Roman" w:eastAsia="Times New Roman"/>
+                <w:b/>
+                <w:color w:val="181A1F"/>
+                <w:sz w:val="28"/>
+              </w:rPr>
               <w:t>Г</w:t>
             </w:r>
           </w:p>
@@ -799,7 +1362,16 @@
             <w:tcW w:type="dxa" w:w="2051"/>
           </w:tcPr>
           <w:p>
+            <w:pPr>
+              <w:spacing w:after="0" w:line="240" w:lineRule="auto"/>
+            </w:pPr>
             <w:r>
+              <w:rPr>
+                <w:rFonts w:ascii="Times New Roman" w:hAnsi="Times New Roman" w:eastAsia="Times New Roman"/>
+                <w:b/>
+                <w:color w:val="181A1F"/>
+                <w:sz w:val="28"/>
+              </w:rPr>
               <w:t>Д</w:t>
             </w:r>
           </w:p>
@@ -811,7 +1383,16 @@
             <w:tcW w:type="dxa" w:w="2051"/>
           </w:tcPr>
           <w:p>
-            <w:r/>
+            <w:pPr>
+              <w:spacing w:after="0" w:line="240" w:lineRule="auto"/>
+            </w:pPr>
+            <w:r>
+              <w:rPr>
+                <w:rFonts w:ascii="Times New Roman" w:hAnsi="Times New Roman" w:eastAsia="Times New Roman"/>
+                <w:color w:val="181A1F"/>
+                <w:sz w:val="28"/>
+              </w:rPr>
+            </w:r>
           </w:p>
         </w:tc>
         <w:tc>
@@ -819,7 +1400,16 @@
             <w:tcW w:type="dxa" w:w="2051"/>
           </w:tcPr>
           <w:p>
-            <w:r/>
+            <w:pPr>
+              <w:spacing w:after="0" w:line="240" w:lineRule="auto"/>
+            </w:pPr>
+            <w:r>
+              <w:rPr>
+                <w:rFonts w:ascii="Times New Roman" w:hAnsi="Times New Roman" w:eastAsia="Times New Roman"/>
+                <w:color w:val="181A1F"/>
+                <w:sz w:val="28"/>
+              </w:rPr>
+            </w:r>
           </w:p>
         </w:tc>
         <w:tc>
@@ -827,7 +1417,16 @@
             <w:tcW w:type="dxa" w:w="2051"/>
           </w:tcPr>
           <w:p>
-            <w:r/>
+            <w:pPr>
+              <w:spacing w:after="0" w:line="240" w:lineRule="auto"/>
+            </w:pPr>
+            <w:r>
+              <w:rPr>
+                <w:rFonts w:ascii="Times New Roman" w:hAnsi="Times New Roman" w:eastAsia="Times New Roman"/>
+                <w:color w:val="181A1F"/>
+                <w:sz w:val="28"/>
+              </w:rPr>
+            </w:r>
           </w:p>
         </w:tc>
         <w:tc>
@@ -835,7 +1434,16 @@
             <w:tcW w:type="dxa" w:w="2051"/>
           </w:tcPr>
           <w:p>
-            <w:r/>
+            <w:pPr>
+              <w:spacing w:after="0" w:line="240" w:lineRule="auto"/>
+            </w:pPr>
+            <w:r>
+              <w:rPr>
+                <w:rFonts w:ascii="Times New Roman" w:hAnsi="Times New Roman" w:eastAsia="Times New Roman"/>
+                <w:color w:val="181A1F"/>
+                <w:sz w:val="28"/>
+              </w:rPr>
+            </w:r>
           </w:p>
         </w:tc>
         <w:tc>
@@ -843,252 +1451,416 @@
             <w:tcW w:type="dxa" w:w="2051"/>
           </w:tcPr>
           <w:p>
-            <w:r/>
+            <w:pPr>
+              <w:spacing w:after="0" w:line="240" w:lineRule="auto"/>
+            </w:pPr>
+            <w:r>
+              <w:rPr>
+                <w:rFonts w:ascii="Times New Roman" w:hAnsi="Times New Roman" w:eastAsia="Times New Roman"/>
+                <w:color w:val="181A1F"/>
+                <w:sz w:val="28"/>
+              </w:rPr>
+            </w:r>
           </w:p>
         </w:tc>
       </w:tr>
     </w:tbl>
     <w:p>
-      <w:r>
-        <w:t>Ответ: ______________________________</w:t>
-      </w:r>
-    </w:p>
-    <w:p>
+      <w:pPr>
+        <w:keepNext/>
+        <w:widowControl/>
+        <w:spacing w:line="240" w:lineRule="auto" w:after="0" w:before="120"/>
+      </w:pPr>
       <w:r>
         <w:rPr>
+          <w:rFonts w:ascii="Times New Roman" w:hAnsi="Times New Roman" w:eastAsia="Times New Roman"/>
           <w:b/>
-          <w:sz w:val="24"/>
+          <w:color w:val="181A1F"/>
+          <w:sz w:val="28"/>
         </w:rPr>
         <w:t>7.</w:t>
       </w:r>
     </w:p>
     <w:p>
+      <w:pPr>
+        <w:widowControl/>
+        <w:spacing w:line="240" w:lineRule="auto" w:after="0"/>
+      </w:pPr>
       <w:r>
         <w:rPr>
+          <w:rFonts w:ascii="Times New Roman" w:hAnsi="Times New Roman" w:eastAsia="Times New Roman"/>
           <w:b w:val="0"/>
           <w:i w:val="0"/>
+          <w:color w:val="181A1F"/>
+          <w:sz w:val="28"/>
         </w:rPr>
         <w:t>Рустам, совершеннолетний дееспособный гражданин государства, решил стать гражданином России. При каких условиях Рустам вправе подать заявление о приеме в гражданство Российской Федерации по общему правилу? Запишите цифры, под которыми указаны эти условия.</w:t>
       </w:r>
     </w:p>
     <w:p>
+      <w:pPr>
+        <w:widowControl/>
+        <w:spacing w:line="240" w:lineRule="auto" w:after="0"/>
+      </w:pPr>
       <w:r>
         <w:rPr>
+          <w:rFonts w:ascii="Times New Roman" w:hAnsi="Times New Roman" w:eastAsia="Times New Roman"/>
           <w:b w:val="0"/>
           <w:i w:val="0"/>
+          <w:color w:val="181A1F"/>
+          <w:sz w:val="28"/>
         </w:rPr>
         <w:t>1) наличие образования, соответствующего уровню высшего образования в Российской Федерации</w:t>
       </w:r>
     </w:p>
     <w:p>
+      <w:pPr>
+        <w:widowControl/>
+        <w:spacing w:line="240" w:lineRule="auto" w:after="0"/>
+      </w:pPr>
       <w:r>
         <w:rPr>
+          <w:rFonts w:ascii="Times New Roman" w:hAnsi="Times New Roman" w:eastAsia="Times New Roman"/>
           <w:b w:val="0"/>
           <w:i w:val="0"/>
+          <w:color w:val="181A1F"/>
+          <w:sz w:val="28"/>
         </w:rPr>
         <w:t>2) владение русским языком</w:t>
       </w:r>
     </w:p>
     <w:p>
+      <w:pPr>
+        <w:widowControl/>
+        <w:spacing w:line="240" w:lineRule="auto" w:after="0"/>
+      </w:pPr>
       <w:r>
         <w:rPr>
+          <w:rFonts w:ascii="Times New Roman" w:hAnsi="Times New Roman" w:eastAsia="Times New Roman"/>
           <w:b w:val="0"/>
           <w:i w:val="0"/>
+          <w:color w:val="181A1F"/>
+          <w:sz w:val="28"/>
         </w:rPr>
         <w:t>3) постоянное проживание в Российской Федерации со дня принятия решения о выдаче вида на жительство в Российской Федерации и до дня подачи заявления о приёме в гражданство Российской Федерации в течение пяти лет</w:t>
       </w:r>
     </w:p>
     <w:p>
+      <w:pPr>
+        <w:widowControl/>
+        <w:spacing w:line="240" w:lineRule="auto" w:after="0"/>
+      </w:pPr>
       <w:r>
         <w:rPr>
+          <w:rFonts w:ascii="Times New Roman" w:hAnsi="Times New Roman" w:eastAsia="Times New Roman"/>
           <w:b w:val="0"/>
           <w:i w:val="0"/>
+          <w:color w:val="181A1F"/>
+          <w:sz w:val="28"/>
         </w:rPr>
         <w:t>4) наличие собственности в Российской Федерации</w:t>
       </w:r>
     </w:p>
     <w:p>
+      <w:pPr>
+        <w:widowControl/>
+        <w:spacing w:line="240" w:lineRule="auto" w:after="0"/>
+      </w:pPr>
       <w:r>
         <w:rPr>
+          <w:rFonts w:ascii="Times New Roman" w:hAnsi="Times New Roman" w:eastAsia="Times New Roman"/>
           <w:b w:val="0"/>
           <w:i w:val="0"/>
+          <w:color w:val="181A1F"/>
+          <w:sz w:val="28"/>
         </w:rPr>
         <w:t>5) знание истории России и основ законодательства Российской Федерации</w:t>
       </w:r>
     </w:p>
     <w:p>
+      <w:pPr>
+        <w:widowControl/>
+        <w:spacing w:line="240" w:lineRule="auto" w:after="0"/>
+      </w:pPr>
       <w:r>
         <w:rPr>
+          <w:rFonts w:ascii="Times New Roman" w:hAnsi="Times New Roman" w:eastAsia="Times New Roman"/>
           <w:b w:val="0"/>
           <w:i w:val="0"/>
+          <w:color w:val="181A1F"/>
+          <w:sz w:val="28"/>
         </w:rPr>
         <w:t>6) наличие зарегистрированного брака</w:t>
       </w:r>
     </w:p>
     <w:p>
-      <w:r>
-        <w:t>Ответ: ______________________________</w:t>
-      </w:r>
-    </w:p>
-    <w:p>
+      <w:pPr>
+        <w:keepNext/>
+        <w:widowControl/>
+        <w:spacing w:line="240" w:lineRule="auto" w:after="0" w:before="120"/>
+      </w:pPr>
       <w:r>
         <w:rPr>
+          <w:rFonts w:ascii="Times New Roman" w:hAnsi="Times New Roman" w:eastAsia="Times New Roman"/>
           <w:b/>
-          <w:sz w:val="24"/>
+          <w:color w:val="181A1F"/>
+          <w:sz w:val="28"/>
         </w:rPr>
         <w:t>8.</w:t>
       </w:r>
     </w:p>
     <w:p>
+      <w:pPr>
+        <w:widowControl/>
+        <w:spacing w:line="240" w:lineRule="auto" w:after="0"/>
+      </w:pPr>
       <w:r>
         <w:rPr>
+          <w:rFonts w:ascii="Times New Roman" w:hAnsi="Times New Roman" w:eastAsia="Times New Roman"/>
           <w:b w:val="0"/>
           <w:i w:val="0"/>
+          <w:color w:val="181A1F"/>
+          <w:sz w:val="28"/>
         </w:rPr>
         <w:t>Антонио, совершеннолетний дееспособный гражданин государства Z, решил вступить в российское гражданство. Найдите в приведённом списке требования, которым он должен соответствовать для того, чтобы стать гражданином РФ по общему правилу. Запишите цифры, под которыми они указаны.</w:t>
       </w:r>
     </w:p>
     <w:p>
+      <w:pPr>
+        <w:widowControl/>
+        <w:spacing w:line="240" w:lineRule="auto" w:after="0"/>
+      </w:pPr>
       <w:r>
         <w:rPr>
+          <w:rFonts w:ascii="Times New Roman" w:hAnsi="Times New Roman" w:eastAsia="Times New Roman"/>
           <w:b w:val="0"/>
           <w:i w:val="0"/>
+          <w:color w:val="181A1F"/>
+          <w:sz w:val="28"/>
         </w:rPr>
         <w:t>1) наличие образования, соответствующего уровню среднего общего образования в РФ</w:t>
       </w:r>
     </w:p>
     <w:p>
+      <w:pPr>
+        <w:widowControl/>
+        <w:spacing w:line="240" w:lineRule="auto" w:after="0"/>
+      </w:pPr>
       <w:r>
         <w:rPr>
+          <w:rFonts w:ascii="Times New Roman" w:hAnsi="Times New Roman" w:eastAsia="Times New Roman"/>
           <w:b w:val="0"/>
           <w:i w:val="0"/>
+          <w:color w:val="181A1F"/>
+          <w:sz w:val="28"/>
         </w:rPr>
         <w:t>2) владение русским языком</w:t>
       </w:r>
     </w:p>
     <w:p>
+      <w:pPr>
+        <w:widowControl/>
+        <w:spacing w:line="240" w:lineRule="auto" w:after="0"/>
+      </w:pPr>
       <w:r>
         <w:rPr>
+          <w:rFonts w:ascii="Times New Roman" w:hAnsi="Times New Roman" w:eastAsia="Times New Roman"/>
           <w:b w:val="0"/>
           <w:i w:val="0"/>
+          <w:color w:val="181A1F"/>
+          <w:sz w:val="28"/>
         </w:rPr>
         <w:t>3) проживание на территории РФ со дня получения вида на жительство и до дня обращения с заявлением о приёме в гражданство РФ в течение установленного законодательством срока</w:t>
       </w:r>
     </w:p>
     <w:p>
+      <w:pPr>
+        <w:widowControl/>
+        <w:spacing w:line="240" w:lineRule="auto" w:after="0"/>
+      </w:pPr>
       <w:r>
         <w:rPr>
+          <w:rFonts w:ascii="Times New Roman" w:hAnsi="Times New Roman" w:eastAsia="Times New Roman"/>
           <w:b w:val="0"/>
           <w:i w:val="0"/>
+          <w:color w:val="181A1F"/>
+          <w:sz w:val="28"/>
         </w:rPr>
         <w:t>4) наличие собственности в РФ</w:t>
       </w:r>
     </w:p>
     <w:p>
+      <w:pPr>
+        <w:widowControl/>
+        <w:spacing w:line="240" w:lineRule="auto" w:after="0"/>
+      </w:pPr>
       <w:r>
         <w:rPr>
+          <w:rFonts w:ascii="Times New Roman" w:hAnsi="Times New Roman" w:eastAsia="Times New Roman"/>
           <w:b w:val="0"/>
           <w:i w:val="0"/>
+          <w:color w:val="181A1F"/>
+          <w:sz w:val="28"/>
         </w:rPr>
         <w:t>5) наличие законного источника средств к существованию</w:t>
       </w:r>
     </w:p>
     <w:p>
+      <w:pPr>
+        <w:widowControl/>
+        <w:spacing w:line="240" w:lineRule="auto" w:after="0"/>
+      </w:pPr>
       <w:r>
         <w:rPr>
+          <w:rFonts w:ascii="Times New Roman" w:hAnsi="Times New Roman" w:eastAsia="Times New Roman"/>
           <w:b w:val="0"/>
           <w:i w:val="0"/>
+          <w:color w:val="181A1F"/>
+          <w:sz w:val="28"/>
         </w:rPr>
         <w:t>6) наличие родственных связей в РФ</w:t>
       </w:r>
     </w:p>
     <w:p>
-      <w:r>
-        <w:t>Ответ: ______________________________</w:t>
-      </w:r>
-    </w:p>
-    <w:p>
+      <w:pPr>
+        <w:keepNext/>
+        <w:widowControl/>
+        <w:spacing w:line="240" w:lineRule="auto" w:after="0" w:before="120"/>
+      </w:pPr>
       <w:r>
         <w:rPr>
+          <w:rFonts w:ascii="Times New Roman" w:hAnsi="Times New Roman" w:eastAsia="Times New Roman"/>
           <w:b/>
-          <w:sz w:val="24"/>
+          <w:color w:val="181A1F"/>
+          <w:sz w:val="28"/>
         </w:rPr>
         <w:t>9.</w:t>
       </w:r>
     </w:p>
     <w:p>
+      <w:pPr>
+        <w:widowControl/>
+        <w:spacing w:line="240" w:lineRule="auto" w:after="0"/>
+      </w:pPr>
       <w:r>
         <w:rPr>
+          <w:rFonts w:ascii="Times New Roman" w:hAnsi="Times New Roman" w:eastAsia="Times New Roman"/>
           <w:b w:val="0"/>
           <w:i w:val="0"/>
+          <w:color w:val="181A1F"/>
+          <w:sz w:val="28"/>
         </w:rPr>
         <w:t>Согласно Конституции Российской Федерации, наша страна является федеративным государством. Выберите в приведённом списке положения, характеризующие федеративное государство. Запишите цифры, под которыми они указаны.</w:t>
       </w:r>
     </w:p>
     <w:p>
+      <w:pPr>
+        <w:widowControl/>
+        <w:spacing w:line="240" w:lineRule="auto" w:after="0"/>
+      </w:pPr>
       <w:r>
         <w:rPr>
+          <w:rFonts w:ascii="Times New Roman" w:hAnsi="Times New Roman" w:eastAsia="Times New Roman"/>
           <w:b w:val="0"/>
           <w:i w:val="0"/>
+          <w:color w:val="181A1F"/>
+          <w:sz w:val="28"/>
         </w:rPr>
         <w:t>1) Государственную власть в Российской Федерации осуществляют Президент Российской Федерации, Федеральное Собрание (Совет Федерации и Государственная Дума), Правительство Российской Федерации, суды Российской Федерации.</w:t>
       </w:r>
     </w:p>
     <w:p>
+      <w:pPr>
+        <w:widowControl/>
+        <w:spacing w:line="240" w:lineRule="auto" w:after="0"/>
+      </w:pPr>
       <w:r>
         <w:rPr>
+          <w:rFonts w:ascii="Times New Roman" w:hAnsi="Times New Roman" w:eastAsia="Times New Roman"/>
           <w:b w:val="0"/>
           <w:i w:val="0"/>
+          <w:color w:val="181A1F"/>
+          <w:sz w:val="28"/>
         </w:rPr>
         <w:t>2) Органы законодательной, исполнительной и судебной власти самостоятельны.</w:t>
       </w:r>
     </w:p>
     <w:p>
+      <w:pPr>
+        <w:widowControl/>
+        <w:spacing w:line="240" w:lineRule="auto" w:after="0"/>
+      </w:pPr>
       <w:r>
         <w:rPr>
+          <w:rFonts w:ascii="Times New Roman" w:hAnsi="Times New Roman" w:eastAsia="Times New Roman"/>
           <w:b w:val="0"/>
           <w:i w:val="0"/>
+          <w:color w:val="181A1F"/>
+          <w:sz w:val="28"/>
         </w:rPr>
         <w:t>3) Высшим непосредственным выражением власти народа являются референдум и свободные выборы.</w:t>
       </w:r>
     </w:p>
     <w:p>
+      <w:pPr>
+        <w:widowControl/>
+        <w:spacing w:line="240" w:lineRule="auto" w:after="0"/>
+      </w:pPr>
       <w:r>
         <w:rPr>
+          <w:rFonts w:ascii="Times New Roman" w:hAnsi="Times New Roman" w:eastAsia="Times New Roman"/>
           <w:b w:val="0"/>
           <w:i w:val="0"/>
+          <w:color w:val="181A1F"/>
+          <w:sz w:val="28"/>
         </w:rPr>
         <w:t>4) Российская Федерация состоит из республик, краёв, областей, городов федерального значения, автономной области, автономных округов — равноправных субъектов Российской Федерации.</w:t>
       </w:r>
     </w:p>
     <w:p>
+      <w:pPr>
+        <w:widowControl/>
+        <w:spacing w:line="240" w:lineRule="auto" w:after="0"/>
+      </w:pPr>
       <w:r>
         <w:rPr>
+          <w:rFonts w:ascii="Times New Roman" w:hAnsi="Times New Roman" w:eastAsia="Times New Roman"/>
           <w:b w:val="0"/>
           <w:i w:val="0"/>
+          <w:color w:val="181A1F"/>
+          <w:sz w:val="28"/>
         </w:rPr>
         <w:t>5) Во взаимоотношениях с федеральными органами государственной власти все субъекты Российской Федерации между собой равноправны.</w:t>
       </w:r>
     </w:p>
     <w:p>
-      <w:r>
-        <w:t>Ответ: ______________________________</w:t>
-      </w:r>
-    </w:p>
-    <w:p>
+      <w:pPr>
+        <w:keepNext/>
+        <w:widowControl/>
+        <w:spacing w:line="240" w:lineRule="auto" w:after="0" w:before="120"/>
+      </w:pPr>
       <w:r>
         <w:rPr>
+          <w:rFonts w:ascii="Times New Roman" w:hAnsi="Times New Roman" w:eastAsia="Times New Roman"/>
           <w:b/>
-          <w:sz w:val="24"/>
+          <w:color w:val="181A1F"/>
+          <w:sz w:val="28"/>
         </w:rPr>
         <w:t>10.</w:t>
       </w:r>
     </w:p>
     <w:p>
+      <w:pPr>
+        <w:widowControl/>
+        <w:spacing w:line="240" w:lineRule="auto" w:after="0"/>
+      </w:pPr>
       <w:r>
         <w:rPr>
+          <w:rFonts w:ascii="Times New Roman" w:hAnsi="Times New Roman" w:eastAsia="Times New Roman"/>
           <w:b w:val="0"/>
           <w:i w:val="0"/>
+          <w:color w:val="181A1F"/>
+          <w:sz w:val="28"/>
         </w:rPr>
         <w:t>Установите соответствие между функциями и субъектами государственной власти РФ, которые их исполняют: к каждой позиции, данной в первом столбце, подберите соответствующую позицию из второго столбца.</w:t>
       </w:r>
@@ -1097,6 +1869,7 @@
       <w:tblPr>
         <w:tblStyle w:val="TableGrid"/>
         <w:tblW w:type="auto" w:w="0"/>
+        <w:tblLayout w:type="autofit"/>
         <w:tblLook w:firstColumn="1" w:firstRow="1" w:lastColumn="0" w:lastRow="0" w:noHBand="0" w:noVBand="1" w:val="04A0"/>
       </w:tblPr>
       <w:tblGrid>
@@ -1109,7 +1882,16 @@
             <w:tcW w:type="dxa" w:w="5128"/>
           </w:tcPr>
           <w:p>
+            <w:pPr>
+              <w:spacing w:after="0" w:line="240" w:lineRule="auto"/>
+            </w:pPr>
             <w:r>
+              <w:rPr>
+                <w:rFonts w:ascii="Times New Roman" w:hAnsi="Times New Roman" w:eastAsia="Times New Roman"/>
+                <w:b/>
+                <w:color w:val="181A1F"/>
+                <w:sz w:val="28"/>
+              </w:rPr>
               <w:t>ФУНКЦИИ</w:t>
             </w:r>
           </w:p>
@@ -1119,7 +1901,16 @@
             <w:tcW w:type="dxa" w:w="5128"/>
           </w:tcPr>
           <w:p>
+            <w:pPr>
+              <w:spacing w:after="0" w:line="240" w:lineRule="auto"/>
+            </w:pPr>
             <w:r>
+              <w:rPr>
+                <w:rFonts w:ascii="Times New Roman" w:hAnsi="Times New Roman" w:eastAsia="Times New Roman"/>
+                <w:b/>
+                <w:color w:val="181A1F"/>
+                <w:sz w:val="28"/>
+              </w:rPr>
               <w:t>СУБЪЕКТЫ ГОСУДАРСТВЕННОЙ ВЛАСТИ РФ</w:t>
             </w:r>
           </w:p>
@@ -1131,8 +1922,24 @@
             <w:tcW w:type="dxa" w:w="5128"/>
           </w:tcPr>
           <w:p>
+            <w:pPr>
+              <w:spacing w:after="0" w:line="240" w:lineRule="auto"/>
+            </w:pPr>
             <w:r>
-              <w:t>А) осуществление управления федеральной собственностью Б) обеспечение исполнения федерального бюджета В) рассмотрение дел о соответствии нормативных актов закону, имеющему высшую юридическую силу Г) объявление амнистии Д) создание условий для развития системы экологического образования граждан</w:t>
+              <w:rPr>
+                <w:rFonts w:ascii="Times New Roman" w:hAnsi="Times New Roman" w:eastAsia="Times New Roman"/>
+                <w:color w:val="181A1F"/>
+                <w:sz w:val="28"/>
+              </w:rPr>
+              <w:t xml:space="preserve">А) осуществление управления федеральной собственностью </w:t>
+              <w:br/>
+              <w:t xml:space="preserve">Б) обеспечение исполнения федерального бюджета </w:t>
+              <w:br/>
+              <w:t xml:space="preserve">В) рассмотрение дел о соответствии нормативных актов закону, имеющему высшую юридическую силу </w:t>
+              <w:br/>
+              <w:t xml:space="preserve">Г) объявление амнистии </w:t>
+              <w:br/>
+              <w:t>Д) создание условий для развития системы экологического образования граждан</w:t>
             </w:r>
           </w:p>
         </w:tc>
@@ -1141,18 +1948,37 @@
             <w:tcW w:type="dxa" w:w="5128"/>
           </w:tcPr>
           <w:p>
+            <w:pPr>
+              <w:spacing w:after="0" w:line="240" w:lineRule="auto"/>
+            </w:pPr>
             <w:r>
-              <w:t>1) Конституционный Суд Российской Федерации2) Государственная Дума 3) Правительство Российской Федерации</w:t>
+              <w:rPr>
+                <w:rFonts w:ascii="Times New Roman" w:hAnsi="Times New Roman" w:eastAsia="Times New Roman"/>
+                <w:color w:val="181A1F"/>
+                <w:sz w:val="28"/>
+              </w:rPr>
+              <w:t>1) Конституционный Суд Российской Федерации</w:t>
+              <w:br/>
+              <w:t xml:space="preserve">2) Государственная Дума </w:t>
+              <w:br/>
+              <w:t>3) Правительство Российской Федерации</w:t>
             </w:r>
           </w:p>
         </w:tc>
       </w:tr>
     </w:tbl>
     <w:p>
+      <w:pPr>
+        <w:widowControl/>
+        <w:spacing w:line="240" w:lineRule="auto" w:after="0"/>
+      </w:pPr>
       <w:r>
         <w:rPr>
+          <w:rFonts w:ascii="Times New Roman" w:hAnsi="Times New Roman" w:eastAsia="Times New Roman"/>
           <w:b w:val="0"/>
           <w:i w:val="0"/>
+          <w:color w:val="181A1F"/>
+          <w:sz w:val="28"/>
         </w:rPr>
         <w:t>Запишите в таблицу выбранные цифры под соответствующими буквами:</w:t>
       </w:r>
@@ -1161,6 +1987,7 @@
       <w:tblPr>
         <w:tblStyle w:val="TableGrid"/>
         <w:tblW w:type="auto" w:w="0"/>
+        <w:tblLayout w:type="autofit"/>
         <w:tblLook w:firstColumn="1" w:firstRow="1" w:lastColumn="0" w:lastRow="0" w:noHBand="0" w:noVBand="1" w:val="04A0"/>
       </w:tblPr>
       <w:tblGrid>
@@ -1176,7 +2003,16 @@
             <w:tcW w:type="dxa" w:w="2051"/>
           </w:tcPr>
           <w:p>
+            <w:pPr>
+              <w:spacing w:after="0" w:line="240" w:lineRule="auto"/>
+            </w:pPr>
             <w:r>
+              <w:rPr>
+                <w:rFonts w:ascii="Times New Roman" w:hAnsi="Times New Roman" w:eastAsia="Times New Roman"/>
+                <w:b/>
+                <w:color w:val="181A1F"/>
+                <w:sz w:val="28"/>
+              </w:rPr>
               <w:t>A</w:t>
             </w:r>
           </w:p>
@@ -1186,7 +2022,16 @@
             <w:tcW w:type="dxa" w:w="2051"/>
           </w:tcPr>
           <w:p>
+            <w:pPr>
+              <w:spacing w:after="0" w:line="240" w:lineRule="auto"/>
+            </w:pPr>
             <w:r>
+              <w:rPr>
+                <w:rFonts w:ascii="Times New Roman" w:hAnsi="Times New Roman" w:eastAsia="Times New Roman"/>
+                <w:b/>
+                <w:color w:val="181A1F"/>
+                <w:sz w:val="28"/>
+              </w:rPr>
               <w:t>Б</w:t>
             </w:r>
           </w:p>
@@ -1196,7 +2041,16 @@
             <w:tcW w:type="dxa" w:w="2051"/>
           </w:tcPr>
           <w:p>
+            <w:pPr>
+              <w:spacing w:after="0" w:line="240" w:lineRule="auto"/>
+            </w:pPr>
             <w:r>
+              <w:rPr>
+                <w:rFonts w:ascii="Times New Roman" w:hAnsi="Times New Roman" w:eastAsia="Times New Roman"/>
+                <w:b/>
+                <w:color w:val="181A1F"/>
+                <w:sz w:val="28"/>
+              </w:rPr>
               <w:t>В</w:t>
             </w:r>
           </w:p>
@@ -1206,7 +2060,16 @@
             <w:tcW w:type="dxa" w:w="2051"/>
           </w:tcPr>
           <w:p>
+            <w:pPr>
+              <w:spacing w:after="0" w:line="240" w:lineRule="auto"/>
+            </w:pPr>
             <w:r>
+              <w:rPr>
+                <w:rFonts w:ascii="Times New Roman" w:hAnsi="Times New Roman" w:eastAsia="Times New Roman"/>
+                <w:b/>
+                <w:color w:val="181A1F"/>
+                <w:sz w:val="28"/>
+              </w:rPr>
               <w:t>Г</w:t>
             </w:r>
           </w:p>
@@ -1216,7 +2079,16 @@
             <w:tcW w:type="dxa" w:w="2051"/>
           </w:tcPr>
           <w:p>
+            <w:pPr>
+              <w:spacing w:after="0" w:line="240" w:lineRule="auto"/>
+            </w:pPr>
             <w:r>
+              <w:rPr>
+                <w:rFonts w:ascii="Times New Roman" w:hAnsi="Times New Roman" w:eastAsia="Times New Roman"/>
+                <w:b/>
+                <w:color w:val="181A1F"/>
+                <w:sz w:val="28"/>
+              </w:rPr>
               <w:t>Д</w:t>
             </w:r>
           </w:p>
@@ -1228,7 +2100,16 @@
             <w:tcW w:type="dxa" w:w="2051"/>
           </w:tcPr>
           <w:p>
-            <w:r/>
+            <w:pPr>
+              <w:spacing w:after="0" w:line="240" w:lineRule="auto"/>
+            </w:pPr>
+            <w:r>
+              <w:rPr>
+                <w:rFonts w:ascii="Times New Roman" w:hAnsi="Times New Roman" w:eastAsia="Times New Roman"/>
+                <w:color w:val="181A1F"/>
+                <w:sz w:val="28"/>
+              </w:rPr>
+            </w:r>
           </w:p>
         </w:tc>
         <w:tc>
@@ -1236,7 +2117,16 @@
             <w:tcW w:type="dxa" w:w="2051"/>
           </w:tcPr>
           <w:p>
-            <w:r/>
+            <w:pPr>
+              <w:spacing w:after="0" w:line="240" w:lineRule="auto"/>
+            </w:pPr>
+            <w:r>
+              <w:rPr>
+                <w:rFonts w:ascii="Times New Roman" w:hAnsi="Times New Roman" w:eastAsia="Times New Roman"/>
+                <w:color w:val="181A1F"/>
+                <w:sz w:val="28"/>
+              </w:rPr>
+            </w:r>
           </w:p>
         </w:tc>
         <w:tc>
@@ -1244,7 +2134,16 @@
             <w:tcW w:type="dxa" w:w="2051"/>
           </w:tcPr>
           <w:p>
-            <w:r/>
+            <w:pPr>
+              <w:spacing w:after="0" w:line="240" w:lineRule="auto"/>
+            </w:pPr>
+            <w:r>
+              <w:rPr>
+                <w:rFonts w:ascii="Times New Roman" w:hAnsi="Times New Roman" w:eastAsia="Times New Roman"/>
+                <w:color w:val="181A1F"/>
+                <w:sz w:val="28"/>
+              </w:rPr>
+            </w:r>
           </w:p>
         </w:tc>
         <w:tc>
@@ -1252,7 +2151,16 @@
             <w:tcW w:type="dxa" w:w="2051"/>
           </w:tcPr>
           <w:p>
-            <w:r/>
+            <w:pPr>
+              <w:spacing w:after="0" w:line="240" w:lineRule="auto"/>
+            </w:pPr>
+            <w:r>
+              <w:rPr>
+                <w:rFonts w:ascii="Times New Roman" w:hAnsi="Times New Roman" w:eastAsia="Times New Roman"/>
+                <w:color w:val="181A1F"/>
+                <w:sz w:val="28"/>
+              </w:rPr>
+            </w:r>
           </w:p>
         </w:tc>
         <w:tc>
@@ -1260,30 +2168,48 @@
             <w:tcW w:type="dxa" w:w="2051"/>
           </w:tcPr>
           <w:p>
-            <w:r/>
+            <w:pPr>
+              <w:spacing w:after="0" w:line="240" w:lineRule="auto"/>
+            </w:pPr>
+            <w:r>
+              <w:rPr>
+                <w:rFonts w:ascii="Times New Roman" w:hAnsi="Times New Roman" w:eastAsia="Times New Roman"/>
+                <w:color w:val="181A1F"/>
+                <w:sz w:val="28"/>
+              </w:rPr>
+            </w:r>
           </w:p>
         </w:tc>
       </w:tr>
     </w:tbl>
     <w:p>
-      <w:r>
-        <w:t>Ответ: ______________________________</w:t>
-      </w:r>
-    </w:p>
-    <w:p>
+      <w:pPr>
+        <w:keepNext/>
+        <w:widowControl/>
+        <w:spacing w:line="240" w:lineRule="auto" w:after="0" w:before="120"/>
+      </w:pPr>
       <w:r>
         <w:rPr>
+          <w:rFonts w:ascii="Times New Roman" w:hAnsi="Times New Roman" w:eastAsia="Times New Roman"/>
           <w:b/>
-          <w:sz w:val="24"/>
+          <w:color w:val="181A1F"/>
+          <w:sz w:val="28"/>
         </w:rPr>
         <w:t>11.</w:t>
       </w:r>
     </w:p>
     <w:p>
+      <w:pPr>
+        <w:widowControl/>
+        <w:spacing w:line="240" w:lineRule="auto" w:after="0"/>
+      </w:pPr>
       <w:r>
         <w:rPr>
+          <w:rFonts w:ascii="Times New Roman" w:hAnsi="Times New Roman" w:eastAsia="Times New Roman"/>
           <w:b w:val="0"/>
           <w:i w:val="0"/>
+          <w:color w:val="181A1F"/>
+          <w:sz w:val="28"/>
         </w:rPr>
         <w:t>Установите соответствие между функциями и субъектами государственной власти Российской Федерации, которые их исполняют: к каждой позиции, данной в первом столбце, подберите соответствующую позицию из второго столбца.</w:t>
       </w:r>
@@ -1292,6 +2218,7 @@
       <w:tblPr>
         <w:tblStyle w:val="TableGrid"/>
         <w:tblW w:type="auto" w:w="0"/>
+        <w:tblLayout w:type="autofit"/>
         <w:tblLook w:firstColumn="1" w:firstRow="1" w:lastColumn="0" w:lastRow="0" w:noHBand="0" w:noVBand="1" w:val="04A0"/>
       </w:tblPr>
       <w:tblGrid>
@@ -1304,7 +2231,16 @@
             <w:tcW w:type="dxa" w:w="5128"/>
           </w:tcPr>
           <w:p>
+            <w:pPr>
+              <w:spacing w:after="0" w:line="240" w:lineRule="auto"/>
+            </w:pPr>
             <w:r>
+              <w:rPr>
+                <w:rFonts w:ascii="Times New Roman" w:hAnsi="Times New Roman" w:eastAsia="Times New Roman"/>
+                <w:b/>
+                <w:color w:val="181A1F"/>
+                <w:sz w:val="28"/>
+              </w:rPr>
               <w:t>ФУНКЦИИ</w:t>
             </w:r>
           </w:p>
@@ -1314,7 +2250,16 @@
             <w:tcW w:type="dxa" w:w="5128"/>
           </w:tcPr>
           <w:p>
+            <w:pPr>
+              <w:spacing w:after="0" w:line="240" w:lineRule="auto"/>
+            </w:pPr>
             <w:r>
+              <w:rPr>
+                <w:rFonts w:ascii="Times New Roman" w:hAnsi="Times New Roman" w:eastAsia="Times New Roman"/>
+                <w:b/>
+                <w:color w:val="181A1F"/>
+                <w:sz w:val="28"/>
+              </w:rPr>
               <w:t>СУБЪЕКТЫ ГОСУДАРСТВЕННОЙ ВЛАСТИ РФ</w:t>
             </w:r>
           </w:p>
@@ -1326,8 +2271,24 @@
             <w:tcW w:type="dxa" w:w="5128"/>
           </w:tcPr>
           <w:p>
+            <w:pPr>
+              <w:spacing w:after="0" w:line="240" w:lineRule="auto"/>
+            </w:pPr>
             <w:r>
-              <w:t>А) управление федеральной собственностьюБ) объявление амнистииВ) заслушивание ежегодных докладов Генерального прокурора РФ о состоянии законности и правопорядка в России Г) разработка и исполнение федерального бюджетаД) утверждение военной доктрины государства</w:t>
+              <w:rPr>
+                <w:rFonts w:ascii="Times New Roman" w:hAnsi="Times New Roman" w:eastAsia="Times New Roman"/>
+                <w:color w:val="181A1F"/>
+                <w:sz w:val="28"/>
+              </w:rPr>
+              <w:t>А) управление федеральной собственностью</w:t>
+              <w:br/>
+              <w:t>Б) объявление амнистии</w:t>
+              <w:br/>
+              <w:t xml:space="preserve">В) заслушивание ежегодных докладов Генерального прокурора РФ о состоянии законности и правопорядка в России </w:t>
+              <w:br/>
+              <w:t>Г) разработка и исполнение федерального бюджета</w:t>
+              <w:br/>
+              <w:t>Д) утверждение военной доктрины государства</w:t>
             </w:r>
           </w:p>
         </w:tc>
@@ -1336,18 +2297,39 @@
             <w:tcW w:type="dxa" w:w="5128"/>
           </w:tcPr>
           <w:p>
+            <w:pPr>
+              <w:spacing w:after="0" w:line="240" w:lineRule="auto"/>
+            </w:pPr>
             <w:r>
-              <w:t>1) Президент России2) Совет Федерации3) Государственная Дума4) Правительство РФ</w:t>
+              <w:rPr>
+                <w:rFonts w:ascii="Times New Roman" w:hAnsi="Times New Roman" w:eastAsia="Times New Roman"/>
+                <w:color w:val="181A1F"/>
+                <w:sz w:val="28"/>
+              </w:rPr>
+              <w:t>1) Президент России</w:t>
+              <w:br/>
+              <w:t>2) Совет Федерации</w:t>
+              <w:br/>
+              <w:t>3) Государственная Дума</w:t>
+              <w:br/>
+              <w:t>4) Правительство РФ</w:t>
             </w:r>
           </w:p>
         </w:tc>
       </w:tr>
     </w:tbl>
     <w:p>
+      <w:pPr>
+        <w:widowControl/>
+        <w:spacing w:line="240" w:lineRule="auto" w:after="0"/>
+      </w:pPr>
       <w:r>
         <w:rPr>
+          <w:rFonts w:ascii="Times New Roman" w:hAnsi="Times New Roman" w:eastAsia="Times New Roman"/>
           <w:b w:val="0"/>
           <w:i w:val="0"/>
+          <w:color w:val="181A1F"/>
+          <w:sz w:val="28"/>
         </w:rPr>
         <w:t>Запишите в таблицу выбранные цифры под соответствующими буквами:</w:t>
       </w:r>
@@ -1356,6 +2338,7 @@
       <w:tblPr>
         <w:tblStyle w:val="TableGrid"/>
         <w:tblW w:type="auto" w:w="0"/>
+        <w:tblLayout w:type="autofit"/>
         <w:tblLook w:firstColumn="1" w:firstRow="1" w:lastColumn="0" w:lastRow="0" w:noHBand="0" w:noVBand="1" w:val="04A0"/>
       </w:tblPr>
       <w:tblGrid>
@@ -1371,7 +2354,16 @@
             <w:tcW w:type="dxa" w:w="2051"/>
           </w:tcPr>
           <w:p>
+            <w:pPr>
+              <w:spacing w:after="0" w:line="240" w:lineRule="auto"/>
+            </w:pPr>
             <w:r>
+              <w:rPr>
+                <w:rFonts w:ascii="Times New Roman" w:hAnsi="Times New Roman" w:eastAsia="Times New Roman"/>
+                <w:b/>
+                <w:color w:val="181A1F"/>
+                <w:sz w:val="28"/>
+              </w:rPr>
               <w:t>A</w:t>
             </w:r>
           </w:p>
@@ -1381,7 +2373,16 @@
             <w:tcW w:type="dxa" w:w="2051"/>
           </w:tcPr>
           <w:p>
+            <w:pPr>
+              <w:spacing w:after="0" w:line="240" w:lineRule="auto"/>
+            </w:pPr>
             <w:r>
+              <w:rPr>
+                <w:rFonts w:ascii="Times New Roman" w:hAnsi="Times New Roman" w:eastAsia="Times New Roman"/>
+                <w:b/>
+                <w:color w:val="181A1F"/>
+                <w:sz w:val="28"/>
+              </w:rPr>
               <w:t>Б</w:t>
             </w:r>
           </w:p>
@@ -1391,7 +2392,16 @@
             <w:tcW w:type="dxa" w:w="2051"/>
           </w:tcPr>
           <w:p>
+            <w:pPr>
+              <w:spacing w:after="0" w:line="240" w:lineRule="auto"/>
+            </w:pPr>
             <w:r>
+              <w:rPr>
+                <w:rFonts w:ascii="Times New Roman" w:hAnsi="Times New Roman" w:eastAsia="Times New Roman"/>
+                <w:b/>
+                <w:color w:val="181A1F"/>
+                <w:sz w:val="28"/>
+              </w:rPr>
               <w:t>В</w:t>
             </w:r>
           </w:p>
@@ -1401,7 +2411,16 @@
             <w:tcW w:type="dxa" w:w="2051"/>
           </w:tcPr>
           <w:p>
+            <w:pPr>
+              <w:spacing w:after="0" w:line="240" w:lineRule="auto"/>
+            </w:pPr>
             <w:r>
+              <w:rPr>
+                <w:rFonts w:ascii="Times New Roman" w:hAnsi="Times New Roman" w:eastAsia="Times New Roman"/>
+                <w:b/>
+                <w:color w:val="181A1F"/>
+                <w:sz w:val="28"/>
+              </w:rPr>
               <w:t>Г</w:t>
             </w:r>
           </w:p>
@@ -1411,7 +2430,16 @@
             <w:tcW w:type="dxa" w:w="2051"/>
           </w:tcPr>
           <w:p>
+            <w:pPr>
+              <w:spacing w:after="0" w:line="240" w:lineRule="auto"/>
+            </w:pPr>
             <w:r>
+              <w:rPr>
+                <w:rFonts w:ascii="Times New Roman" w:hAnsi="Times New Roman" w:eastAsia="Times New Roman"/>
+                <w:b/>
+                <w:color w:val="181A1F"/>
+                <w:sz w:val="28"/>
+              </w:rPr>
               <w:t>Д</w:t>
             </w:r>
           </w:p>
@@ -1423,7 +2451,16 @@
             <w:tcW w:type="dxa" w:w="2051"/>
           </w:tcPr>
           <w:p>
-            <w:r/>
+            <w:pPr>
+              <w:spacing w:after="0" w:line="240" w:lineRule="auto"/>
+            </w:pPr>
+            <w:r>
+              <w:rPr>
+                <w:rFonts w:ascii="Times New Roman" w:hAnsi="Times New Roman" w:eastAsia="Times New Roman"/>
+                <w:color w:val="181A1F"/>
+                <w:sz w:val="28"/>
+              </w:rPr>
+            </w:r>
           </w:p>
         </w:tc>
         <w:tc>
@@ -1431,7 +2468,16 @@
             <w:tcW w:type="dxa" w:w="2051"/>
           </w:tcPr>
           <w:p>
-            <w:r/>
+            <w:pPr>
+              <w:spacing w:after="0" w:line="240" w:lineRule="auto"/>
+            </w:pPr>
+            <w:r>
+              <w:rPr>
+                <w:rFonts w:ascii="Times New Roman" w:hAnsi="Times New Roman" w:eastAsia="Times New Roman"/>
+                <w:color w:val="181A1F"/>
+                <w:sz w:val="28"/>
+              </w:rPr>
+            </w:r>
           </w:p>
         </w:tc>
         <w:tc>
@@ -1439,7 +2485,16 @@
             <w:tcW w:type="dxa" w:w="2051"/>
           </w:tcPr>
           <w:p>
-            <w:r/>
+            <w:pPr>
+              <w:spacing w:after="0" w:line="240" w:lineRule="auto"/>
+            </w:pPr>
+            <w:r>
+              <w:rPr>
+                <w:rFonts w:ascii="Times New Roman" w:hAnsi="Times New Roman" w:eastAsia="Times New Roman"/>
+                <w:color w:val="181A1F"/>
+                <w:sz w:val="28"/>
+              </w:rPr>
+            </w:r>
           </w:p>
         </w:tc>
         <w:tc>
@@ -1447,7 +2502,16 @@
             <w:tcW w:type="dxa" w:w="2051"/>
           </w:tcPr>
           <w:p>
-            <w:r/>
+            <w:pPr>
+              <w:spacing w:after="0" w:line="240" w:lineRule="auto"/>
+            </w:pPr>
+            <w:r>
+              <w:rPr>
+                <w:rFonts w:ascii="Times New Roman" w:hAnsi="Times New Roman" w:eastAsia="Times New Roman"/>
+                <w:color w:val="181A1F"/>
+                <w:sz w:val="28"/>
+              </w:rPr>
+            </w:r>
           </w:p>
         </w:tc>
         <w:tc>
@@ -1455,98 +2519,160 @@
             <w:tcW w:type="dxa" w:w="2051"/>
           </w:tcPr>
           <w:p>
-            <w:r/>
+            <w:pPr>
+              <w:spacing w:after="0" w:line="240" w:lineRule="auto"/>
+            </w:pPr>
+            <w:r>
+              <w:rPr>
+                <w:rFonts w:ascii="Times New Roman" w:hAnsi="Times New Roman" w:eastAsia="Times New Roman"/>
+                <w:color w:val="181A1F"/>
+                <w:sz w:val="28"/>
+              </w:rPr>
+            </w:r>
           </w:p>
         </w:tc>
       </w:tr>
     </w:tbl>
     <w:p>
-      <w:r>
-        <w:t>Ответ: ______________________________</w:t>
-      </w:r>
-    </w:p>
-    <w:p>
+      <w:pPr>
+        <w:keepNext/>
+        <w:widowControl/>
+        <w:spacing w:line="240" w:lineRule="auto" w:after="0" w:before="120"/>
+      </w:pPr>
       <w:r>
         <w:rPr>
+          <w:rFonts w:ascii="Times New Roman" w:hAnsi="Times New Roman" w:eastAsia="Times New Roman"/>
           <w:b/>
-          <w:sz w:val="24"/>
+          <w:color w:val="181A1F"/>
+          <w:sz w:val="28"/>
         </w:rPr>
         <w:t>12.</w:t>
       </w:r>
     </w:p>
     <w:p>
+      <w:pPr>
+        <w:widowControl/>
+        <w:spacing w:line="240" w:lineRule="auto" w:after="0"/>
+      </w:pPr>
       <w:r>
         <w:rPr>
+          <w:rFonts w:ascii="Times New Roman" w:hAnsi="Times New Roman" w:eastAsia="Times New Roman"/>
           <w:b w:val="0"/>
           <w:i w:val="0"/>
+          <w:color w:val="181A1F"/>
+          <w:sz w:val="28"/>
         </w:rPr>
         <w:t>Согласно Конституции РФ, наша страна является светским государством. Выберите в приведенном списке черты, характеризующие светское государство, и запишите цифры, под которыми они указаны.</w:t>
       </w:r>
     </w:p>
     <w:p>
+      <w:pPr>
+        <w:widowControl/>
+        <w:spacing w:line="240" w:lineRule="auto" w:after="0"/>
+      </w:pPr>
       <w:r>
         <w:rPr>
+          <w:rFonts w:ascii="Times New Roman" w:hAnsi="Times New Roman" w:eastAsia="Times New Roman"/>
           <w:b w:val="0"/>
           <w:i w:val="0"/>
+          <w:color w:val="181A1F"/>
+          <w:sz w:val="28"/>
         </w:rPr>
         <w:t>1) отсутствие государственной религии</w:t>
       </w:r>
     </w:p>
     <w:p>
+      <w:pPr>
+        <w:widowControl/>
+        <w:spacing w:line="240" w:lineRule="auto" w:after="0"/>
+      </w:pPr>
       <w:r>
         <w:rPr>
+          <w:rFonts w:ascii="Times New Roman" w:hAnsi="Times New Roman" w:eastAsia="Times New Roman"/>
           <w:b w:val="0"/>
           <w:i w:val="0"/>
+          <w:color w:val="181A1F"/>
+          <w:sz w:val="28"/>
         </w:rPr>
         <w:t>2) деятельность институтов, обеспечивающих демократического развития государства</w:t>
       </w:r>
     </w:p>
     <w:p>
+      <w:pPr>
+        <w:widowControl/>
+        <w:spacing w:line="240" w:lineRule="auto" w:after="0"/>
+      </w:pPr>
       <w:r>
         <w:rPr>
+          <w:rFonts w:ascii="Times New Roman" w:hAnsi="Times New Roman" w:eastAsia="Times New Roman"/>
           <w:b w:val="0"/>
           <w:i w:val="0"/>
+          <w:color w:val="181A1F"/>
+          <w:sz w:val="28"/>
         </w:rPr>
         <w:t>3) установление гарантированного минимального размера оплаты труда</w:t>
       </w:r>
     </w:p>
     <w:p>
+      <w:pPr>
+        <w:widowControl/>
+        <w:spacing w:line="240" w:lineRule="auto" w:after="0"/>
+      </w:pPr>
       <w:r>
         <w:rPr>
+          <w:rFonts w:ascii="Times New Roman" w:hAnsi="Times New Roman" w:eastAsia="Times New Roman"/>
           <w:b w:val="0"/>
           <w:i w:val="0"/>
+          <w:color w:val="181A1F"/>
+          <w:sz w:val="28"/>
         </w:rPr>
         <w:t xml:space="preserve">4) гарантия свободы совести и вероисповедания </w:t>
       </w:r>
     </w:p>
     <w:p>
+      <w:pPr>
+        <w:widowControl/>
+        <w:spacing w:line="240" w:lineRule="auto" w:after="0"/>
+      </w:pPr>
       <w:r>
         <w:rPr>
+          <w:rFonts w:ascii="Times New Roman" w:hAnsi="Times New Roman" w:eastAsia="Times New Roman"/>
           <w:b w:val="0"/>
           <w:i w:val="0"/>
+          <w:color w:val="181A1F"/>
+          <w:sz w:val="28"/>
         </w:rPr>
         <w:t>5) обеспечение государственной поддержки материнства и детства</w:t>
       </w:r>
     </w:p>
     <w:p>
-      <w:r>
-        <w:t>Ответ: ______________________________</w:t>
-      </w:r>
-    </w:p>
-    <w:p>
+      <w:pPr>
+        <w:keepNext/>
+        <w:widowControl/>
+        <w:spacing w:line="240" w:lineRule="auto" w:after="0" w:before="120"/>
+      </w:pPr>
       <w:r>
         <w:rPr>
+          <w:rFonts w:ascii="Times New Roman" w:hAnsi="Times New Roman" w:eastAsia="Times New Roman"/>
           <w:b/>
-          <w:sz w:val="24"/>
+          <w:color w:val="181A1F"/>
+          <w:sz w:val="28"/>
         </w:rPr>
         <w:t>13.</w:t>
       </w:r>
     </w:p>
     <w:p>
+      <w:pPr>
+        <w:widowControl/>
+        <w:spacing w:line="240" w:lineRule="auto" w:after="0"/>
+      </w:pPr>
       <w:r>
         <w:rPr>
+          <w:rFonts w:ascii="Times New Roman" w:hAnsi="Times New Roman" w:eastAsia="Times New Roman"/>
           <w:b w:val="0"/>
           <w:i w:val="0"/>
+          <w:color w:val="181A1F"/>
+          <w:sz w:val="28"/>
         </w:rPr>
         <w:t>Установите соответствие между вопросами и субъектами власти РФ, к ведению которых они относятся: к каждой позиции, данной в первом столбце, подберите соответствующую позицию из второго столбца.</w:t>
       </w:r>
@@ -1555,6 +2681,7 @@
       <w:tblPr>
         <w:tblStyle w:val="TableGrid"/>
         <w:tblW w:type="auto" w:w="0"/>
+        <w:tblLayout w:type="autofit"/>
         <w:tblLook w:firstColumn="1" w:firstRow="1" w:lastColumn="0" w:lastRow="0" w:noHBand="0" w:noVBand="1" w:val="04A0"/>
       </w:tblPr>
       <w:tblGrid>
@@ -1567,7 +2694,16 @@
             <w:tcW w:type="dxa" w:w="5128"/>
           </w:tcPr>
           <w:p>
+            <w:pPr>
+              <w:spacing w:after="0" w:line="240" w:lineRule="auto"/>
+            </w:pPr>
             <w:r>
+              <w:rPr>
+                <w:rFonts w:ascii="Times New Roman" w:hAnsi="Times New Roman" w:eastAsia="Times New Roman"/>
+                <w:b/>
+                <w:color w:val="181A1F"/>
+                <w:sz w:val="28"/>
+              </w:rPr>
               <w:t>ВОПРОСЫ</w:t>
             </w:r>
           </w:p>
@@ -1577,7 +2713,16 @@
             <w:tcW w:type="dxa" w:w="5128"/>
           </w:tcPr>
           <w:p>
+            <w:pPr>
+              <w:spacing w:after="0" w:line="240" w:lineRule="auto"/>
+            </w:pPr>
             <w:r>
+              <w:rPr>
+                <w:rFonts w:ascii="Times New Roman" w:hAnsi="Times New Roman" w:eastAsia="Times New Roman"/>
+                <w:b/>
+                <w:color w:val="181A1F"/>
+                <w:sz w:val="28"/>
+              </w:rPr>
               <w:t>СУБЪЕКТЫ ВЛАСТИ РФ</w:t>
             </w:r>
           </w:p>
@@ -1589,8 +2734,24 @@
             <w:tcW w:type="dxa" w:w="5128"/>
           </w:tcPr>
           <w:p>
+            <w:pPr>
+              <w:spacing w:after="0" w:line="240" w:lineRule="auto"/>
+            </w:pPr>
             <w:r>
-              <w:t>А) обеспечение общественной безопасностиБ) денежная эмиссия В) амнистия и помилованиеГ) федеральная государственная собственность и управление еюД) общие вопросы воспитания, образования и науки</w:t>
+              <w:rPr>
+                <w:rFonts w:ascii="Times New Roman" w:hAnsi="Times New Roman" w:eastAsia="Times New Roman"/>
+                <w:color w:val="181A1F"/>
+                <w:sz w:val="28"/>
+              </w:rPr>
+              <w:t>А) обеспечение общественной безопасности</w:t>
+              <w:br/>
+              <w:t xml:space="preserve">Б) денежная эмиссия </w:t>
+              <w:br/>
+              <w:t>В) амнистия и помилование</w:t>
+              <w:br/>
+              <w:t>Г) федеральная государственная собственность и управление ею</w:t>
+              <w:br/>
+              <w:t>Д) общие вопросы воспитания, образования и науки</w:t>
             </w:r>
           </w:p>
         </w:tc>
@@ -1599,18 +2760,35 @@
             <w:tcW w:type="dxa" w:w="5128"/>
           </w:tcPr>
           <w:p>
+            <w:pPr>
+              <w:spacing w:after="0" w:line="240" w:lineRule="auto"/>
+            </w:pPr>
             <w:r>
-              <w:t>1) только федеральный центр 2) федеральный центр и субъекты РФ</w:t>
+              <w:rPr>
+                <w:rFonts w:ascii="Times New Roman" w:hAnsi="Times New Roman" w:eastAsia="Times New Roman"/>
+                <w:color w:val="181A1F"/>
+                <w:sz w:val="28"/>
+              </w:rPr>
+              <w:t xml:space="preserve">1) только федеральный центр </w:t>
+              <w:br/>
+              <w:t>2) федеральный центр и субъекты РФ</w:t>
             </w:r>
           </w:p>
         </w:tc>
       </w:tr>
     </w:tbl>
     <w:p>
+      <w:pPr>
+        <w:widowControl/>
+        <w:spacing w:line="240" w:lineRule="auto" w:after="0"/>
+      </w:pPr>
       <w:r>
         <w:rPr>
+          <w:rFonts w:ascii="Times New Roman" w:hAnsi="Times New Roman" w:eastAsia="Times New Roman"/>
           <w:b w:val="0"/>
           <w:i w:val="0"/>
+          <w:color w:val="181A1F"/>
+          <w:sz w:val="28"/>
         </w:rPr>
         <w:t>Запишите в строку выбранные цифры под соответствующими буквами:</w:t>
       </w:r>
@@ -1619,6 +2797,7 @@
       <w:tblPr>
         <w:tblStyle w:val="TableGrid"/>
         <w:tblW w:type="auto" w:w="0"/>
+        <w:tblLayout w:type="autofit"/>
         <w:tblLook w:firstColumn="1" w:firstRow="1" w:lastColumn="0" w:lastRow="0" w:noHBand="0" w:noVBand="1" w:val="04A0"/>
       </w:tblPr>
       <w:tblGrid>
@@ -1634,7 +2813,16 @@
             <w:tcW w:type="dxa" w:w="2051"/>
           </w:tcPr>
           <w:p>
+            <w:pPr>
+              <w:spacing w:after="0" w:line="240" w:lineRule="auto"/>
+            </w:pPr>
             <w:r>
+              <w:rPr>
+                <w:rFonts w:ascii="Times New Roman" w:hAnsi="Times New Roman" w:eastAsia="Times New Roman"/>
+                <w:b/>
+                <w:color w:val="181A1F"/>
+                <w:sz w:val="28"/>
+              </w:rPr>
               <w:t>А</w:t>
             </w:r>
           </w:p>
@@ -1644,7 +2832,16 @@
             <w:tcW w:type="dxa" w:w="2051"/>
           </w:tcPr>
           <w:p>
+            <w:pPr>
+              <w:spacing w:after="0" w:line="240" w:lineRule="auto"/>
+            </w:pPr>
             <w:r>
+              <w:rPr>
+                <w:rFonts w:ascii="Times New Roman" w:hAnsi="Times New Roman" w:eastAsia="Times New Roman"/>
+                <w:b/>
+                <w:color w:val="181A1F"/>
+                <w:sz w:val="28"/>
+              </w:rPr>
               <w:t>Б</w:t>
             </w:r>
           </w:p>
@@ -1654,7 +2851,16 @@
             <w:tcW w:type="dxa" w:w="2051"/>
           </w:tcPr>
           <w:p>
+            <w:pPr>
+              <w:spacing w:after="0" w:line="240" w:lineRule="auto"/>
+            </w:pPr>
             <w:r>
+              <w:rPr>
+                <w:rFonts w:ascii="Times New Roman" w:hAnsi="Times New Roman" w:eastAsia="Times New Roman"/>
+                <w:b/>
+                <w:color w:val="181A1F"/>
+                <w:sz w:val="28"/>
+              </w:rPr>
               <w:t>В</w:t>
             </w:r>
           </w:p>
@@ -1664,7 +2870,16 @@
             <w:tcW w:type="dxa" w:w="2051"/>
           </w:tcPr>
           <w:p>
+            <w:pPr>
+              <w:spacing w:after="0" w:line="240" w:lineRule="auto"/>
+            </w:pPr>
             <w:r>
+              <w:rPr>
+                <w:rFonts w:ascii="Times New Roman" w:hAnsi="Times New Roman" w:eastAsia="Times New Roman"/>
+                <w:b/>
+                <w:color w:val="181A1F"/>
+                <w:sz w:val="28"/>
+              </w:rPr>
               <w:t>Г</w:t>
             </w:r>
           </w:p>
@@ -1674,7 +2889,16 @@
             <w:tcW w:type="dxa" w:w="2051"/>
           </w:tcPr>
           <w:p>
+            <w:pPr>
+              <w:spacing w:after="0" w:line="240" w:lineRule="auto"/>
+            </w:pPr>
             <w:r>
+              <w:rPr>
+                <w:rFonts w:ascii="Times New Roman" w:hAnsi="Times New Roman" w:eastAsia="Times New Roman"/>
+                <w:b/>
+                <w:color w:val="181A1F"/>
+                <w:sz w:val="28"/>
+              </w:rPr>
               <w:t>Д</w:t>
             </w:r>
           </w:p>
@@ -1686,7 +2910,16 @@
             <w:tcW w:type="dxa" w:w="2051"/>
           </w:tcPr>
           <w:p>
-            <w:r/>
+            <w:pPr>
+              <w:spacing w:after="0" w:line="240" w:lineRule="auto"/>
+            </w:pPr>
+            <w:r>
+              <w:rPr>
+                <w:rFonts w:ascii="Times New Roman" w:hAnsi="Times New Roman" w:eastAsia="Times New Roman"/>
+                <w:color w:val="181A1F"/>
+                <w:sz w:val="28"/>
+              </w:rPr>
+            </w:r>
           </w:p>
         </w:tc>
         <w:tc>
@@ -1694,7 +2927,16 @@
             <w:tcW w:type="dxa" w:w="2051"/>
           </w:tcPr>
           <w:p>
-            <w:r/>
+            <w:pPr>
+              <w:spacing w:after="0" w:line="240" w:lineRule="auto"/>
+            </w:pPr>
+            <w:r>
+              <w:rPr>
+                <w:rFonts w:ascii="Times New Roman" w:hAnsi="Times New Roman" w:eastAsia="Times New Roman"/>
+                <w:color w:val="181A1F"/>
+                <w:sz w:val="28"/>
+              </w:rPr>
+            </w:r>
           </w:p>
         </w:tc>
         <w:tc>
@@ -1702,7 +2944,16 @@
             <w:tcW w:type="dxa" w:w="2051"/>
           </w:tcPr>
           <w:p>
-            <w:r/>
+            <w:pPr>
+              <w:spacing w:after="0" w:line="240" w:lineRule="auto"/>
+            </w:pPr>
+            <w:r>
+              <w:rPr>
+                <w:rFonts w:ascii="Times New Roman" w:hAnsi="Times New Roman" w:eastAsia="Times New Roman"/>
+                <w:color w:val="181A1F"/>
+                <w:sz w:val="28"/>
+              </w:rPr>
+            </w:r>
           </w:p>
         </w:tc>
         <w:tc>
@@ -1710,7 +2961,16 @@
             <w:tcW w:type="dxa" w:w="2051"/>
           </w:tcPr>
           <w:p>
-            <w:r/>
+            <w:pPr>
+              <w:spacing w:after="0" w:line="240" w:lineRule="auto"/>
+            </w:pPr>
+            <w:r>
+              <w:rPr>
+                <w:rFonts w:ascii="Times New Roman" w:hAnsi="Times New Roman" w:eastAsia="Times New Roman"/>
+                <w:color w:val="181A1F"/>
+                <w:sz w:val="28"/>
+              </w:rPr>
+            </w:r>
           </w:p>
         </w:tc>
         <w:tc>
@@ -1718,30 +2978,48 @@
             <w:tcW w:type="dxa" w:w="2051"/>
           </w:tcPr>
           <w:p>
-            <w:r/>
+            <w:pPr>
+              <w:spacing w:after="0" w:line="240" w:lineRule="auto"/>
+            </w:pPr>
+            <w:r>
+              <w:rPr>
+                <w:rFonts w:ascii="Times New Roman" w:hAnsi="Times New Roman" w:eastAsia="Times New Roman"/>
+                <w:color w:val="181A1F"/>
+                <w:sz w:val="28"/>
+              </w:rPr>
+            </w:r>
           </w:p>
         </w:tc>
       </w:tr>
     </w:tbl>
     <w:p>
-      <w:r>
-        <w:t>Ответ: ______________________________</w:t>
-      </w:r>
-    </w:p>
-    <w:p>
+      <w:pPr>
+        <w:keepNext/>
+        <w:widowControl/>
+        <w:spacing w:line="240" w:lineRule="auto" w:after="0" w:before="120"/>
+      </w:pPr>
       <w:r>
         <w:rPr>
+          <w:rFonts w:ascii="Times New Roman" w:hAnsi="Times New Roman" w:eastAsia="Times New Roman"/>
           <w:b/>
-          <w:sz w:val="24"/>
+          <w:color w:val="181A1F"/>
+          <w:sz w:val="28"/>
         </w:rPr>
         <w:t>14.</w:t>
       </w:r>
     </w:p>
     <w:p>
+      <w:pPr>
+        <w:widowControl/>
+        <w:spacing w:line="240" w:lineRule="auto" w:after="0"/>
+      </w:pPr>
       <w:r>
         <w:rPr>
+          <w:rFonts w:ascii="Times New Roman" w:hAnsi="Times New Roman" w:eastAsia="Times New Roman"/>
           <w:b w:val="0"/>
           <w:i w:val="0"/>
+          <w:color w:val="181A1F"/>
+          <w:sz w:val="28"/>
         </w:rPr>
         <w:t>Установите соответствие между предметами ведения, полномочиями и уровнями публичной власти в Российской Федерации, к которым эти предметы ведения, полномочия относятся. К каждой позиции, данной в первом столбце, подберите соответствующую позицию из второго столбца.</w:t>
       </w:r>
@@ -1750,6 +3028,7 @@
       <w:tblPr>
         <w:tblStyle w:val="TableGrid"/>
         <w:tblW w:type="auto" w:w="0"/>
+        <w:tblLayout w:type="autofit"/>
         <w:tblLook w:firstColumn="1" w:firstRow="1" w:lastColumn="0" w:lastRow="0" w:noHBand="0" w:noVBand="1" w:val="04A0"/>
       </w:tblPr>
       <w:tblGrid>
@@ -1762,7 +3041,16 @@
             <w:tcW w:type="dxa" w:w="5128"/>
           </w:tcPr>
           <w:p>
+            <w:pPr>
+              <w:spacing w:after="0" w:line="240" w:lineRule="auto"/>
+            </w:pPr>
             <w:r>
+              <w:rPr>
+                <w:rFonts w:ascii="Times New Roman" w:hAnsi="Times New Roman" w:eastAsia="Times New Roman"/>
+                <w:b/>
+                <w:color w:val="181A1F"/>
+                <w:sz w:val="28"/>
+              </w:rPr>
               <w:t>ПРЕДМЕТЫ ВЕДЕНИЯ, ПОЛНОМОЧИЯ</w:t>
             </w:r>
           </w:p>
@@ -1772,7 +3060,16 @@
             <w:tcW w:type="dxa" w:w="5128"/>
           </w:tcPr>
           <w:p>
+            <w:pPr>
+              <w:spacing w:after="0" w:line="240" w:lineRule="auto"/>
+            </w:pPr>
             <w:r>
+              <w:rPr>
+                <w:rFonts w:ascii="Times New Roman" w:hAnsi="Times New Roman" w:eastAsia="Times New Roman"/>
+                <w:b/>
+                <w:color w:val="181A1F"/>
+                <w:sz w:val="28"/>
+              </w:rPr>
               <w:t>УРОВНИ ПУБЛИЧНОЙ ВЛАСТИ В РФ</w:t>
             </w:r>
           </w:p>
@@ -1784,8 +3081,24 @@
             <w:tcW w:type="dxa" w:w="5128"/>
           </w:tcPr>
           <w:p>
+            <w:pPr>
+              <w:spacing w:after="0" w:line="240" w:lineRule="auto"/>
+            </w:pPr>
             <w:r>
-              <w:t>А) охрана окружающей среды и обеспечение экологической безопасности Б) адвокатура, нотариат В) координация вопросов здравоохранения Г) судоустройство, прокуратура Д) создание условий для достойного воспитания детей в семье</w:t>
+              <w:rPr>
+                <w:rFonts w:ascii="Times New Roman" w:hAnsi="Times New Roman" w:eastAsia="Times New Roman"/>
+                <w:color w:val="181A1F"/>
+                <w:sz w:val="28"/>
+              </w:rPr>
+              <w:t xml:space="preserve">А) охрана окружающей среды и обеспечение экологической безопасности </w:t>
+              <w:br/>
+              <w:t xml:space="preserve">Б) адвокатура, нотариат </w:t>
+              <w:br/>
+              <w:t xml:space="preserve">В) координация вопросов здравоохранения </w:t>
+              <w:br/>
+              <w:t xml:space="preserve">Г) судоустройство, прокуратура </w:t>
+              <w:br/>
+              <w:t>Д) создание условий для достойного воспитания детей в семье</w:t>
             </w:r>
           </w:p>
         </w:tc>
@@ -1794,18 +3107,35 @@
             <w:tcW w:type="dxa" w:w="5128"/>
           </w:tcPr>
           <w:p>
+            <w:pPr>
+              <w:spacing w:after="0" w:line="240" w:lineRule="auto"/>
+            </w:pPr>
             <w:r>
-              <w:t>1) исключительное ведение Российской Федерации 2) совместно Российская Федерация и субъекты Российской Федерации</w:t>
+              <w:rPr>
+                <w:rFonts w:ascii="Times New Roman" w:hAnsi="Times New Roman" w:eastAsia="Times New Roman"/>
+                <w:color w:val="181A1F"/>
+                <w:sz w:val="28"/>
+              </w:rPr>
+              <w:t xml:space="preserve">1) исключительное ведение Российской Федерации </w:t>
+              <w:br/>
+              <w:t>2) совместно Российская Федерация и субъекты Российской Федерации</w:t>
             </w:r>
           </w:p>
         </w:tc>
       </w:tr>
     </w:tbl>
     <w:p>
+      <w:pPr>
+        <w:widowControl/>
+        <w:spacing w:line="240" w:lineRule="auto" w:after="0"/>
+      </w:pPr>
       <w:r>
         <w:rPr>
+          <w:rFonts w:ascii="Times New Roman" w:hAnsi="Times New Roman" w:eastAsia="Times New Roman"/>
           <w:b w:val="0"/>
           <w:i w:val="0"/>
+          <w:color w:val="181A1F"/>
+          <w:sz w:val="28"/>
         </w:rPr>
         <w:t>Запишите в таблицу выбранные цифры под соответствующими буквами:</w:t>
       </w:r>
@@ -1814,6 +3144,7 @@
       <w:tblPr>
         <w:tblStyle w:val="TableGrid"/>
         <w:tblW w:type="auto" w:w="0"/>
+        <w:tblLayout w:type="autofit"/>
         <w:tblLook w:firstColumn="1" w:firstRow="1" w:lastColumn="0" w:lastRow="0" w:noHBand="0" w:noVBand="1" w:val="04A0"/>
       </w:tblPr>
       <w:tblGrid>
@@ -1829,7 +3160,16 @@
             <w:tcW w:type="dxa" w:w="2051"/>
           </w:tcPr>
           <w:p>
+            <w:pPr>
+              <w:spacing w:after="0" w:line="240" w:lineRule="auto"/>
+            </w:pPr>
             <w:r>
+              <w:rPr>
+                <w:rFonts w:ascii="Times New Roman" w:hAnsi="Times New Roman" w:eastAsia="Times New Roman"/>
+                <w:b/>
+                <w:color w:val="181A1F"/>
+                <w:sz w:val="28"/>
+              </w:rPr>
               <w:t>A</w:t>
             </w:r>
           </w:p>
@@ -1839,7 +3179,16 @@
             <w:tcW w:type="dxa" w:w="2051"/>
           </w:tcPr>
           <w:p>
+            <w:pPr>
+              <w:spacing w:after="0" w:line="240" w:lineRule="auto"/>
+            </w:pPr>
             <w:r>
+              <w:rPr>
+                <w:rFonts w:ascii="Times New Roman" w:hAnsi="Times New Roman" w:eastAsia="Times New Roman"/>
+                <w:b/>
+                <w:color w:val="181A1F"/>
+                <w:sz w:val="28"/>
+              </w:rPr>
               <w:t>Б</w:t>
             </w:r>
           </w:p>
@@ -1849,7 +3198,16 @@
             <w:tcW w:type="dxa" w:w="2051"/>
           </w:tcPr>
           <w:p>
+            <w:pPr>
+              <w:spacing w:after="0" w:line="240" w:lineRule="auto"/>
+            </w:pPr>
             <w:r>
+              <w:rPr>
+                <w:rFonts w:ascii="Times New Roman" w:hAnsi="Times New Roman" w:eastAsia="Times New Roman"/>
+                <w:b/>
+                <w:color w:val="181A1F"/>
+                <w:sz w:val="28"/>
+              </w:rPr>
               <w:t>В</w:t>
             </w:r>
           </w:p>
@@ -1859,7 +3217,16 @@
             <w:tcW w:type="dxa" w:w="2051"/>
           </w:tcPr>
           <w:p>
+            <w:pPr>
+              <w:spacing w:after="0" w:line="240" w:lineRule="auto"/>
+            </w:pPr>
             <w:r>
+              <w:rPr>
+                <w:rFonts w:ascii="Times New Roman" w:hAnsi="Times New Roman" w:eastAsia="Times New Roman"/>
+                <w:b/>
+                <w:color w:val="181A1F"/>
+                <w:sz w:val="28"/>
+              </w:rPr>
               <w:t>Г</w:t>
             </w:r>
           </w:p>
@@ -1869,7 +3236,16 @@
             <w:tcW w:type="dxa" w:w="2051"/>
           </w:tcPr>
           <w:p>
+            <w:pPr>
+              <w:spacing w:after="0" w:line="240" w:lineRule="auto"/>
+            </w:pPr>
             <w:r>
+              <w:rPr>
+                <w:rFonts w:ascii="Times New Roman" w:hAnsi="Times New Roman" w:eastAsia="Times New Roman"/>
+                <w:b/>
+                <w:color w:val="181A1F"/>
+                <w:sz w:val="28"/>
+              </w:rPr>
               <w:t>Д</w:t>
             </w:r>
           </w:p>
@@ -1881,7 +3257,16 @@
             <w:tcW w:type="dxa" w:w="2051"/>
           </w:tcPr>
           <w:p>
-            <w:r/>
+            <w:pPr>
+              <w:spacing w:after="0" w:line="240" w:lineRule="auto"/>
+            </w:pPr>
+            <w:r>
+              <w:rPr>
+                <w:rFonts w:ascii="Times New Roman" w:hAnsi="Times New Roman" w:eastAsia="Times New Roman"/>
+                <w:color w:val="181A1F"/>
+                <w:sz w:val="28"/>
+              </w:rPr>
+            </w:r>
           </w:p>
         </w:tc>
         <w:tc>
@@ -1889,7 +3274,16 @@
             <w:tcW w:type="dxa" w:w="2051"/>
           </w:tcPr>
           <w:p>
-            <w:r/>
+            <w:pPr>
+              <w:spacing w:after="0" w:line="240" w:lineRule="auto"/>
+            </w:pPr>
+            <w:r>
+              <w:rPr>
+                <w:rFonts w:ascii="Times New Roman" w:hAnsi="Times New Roman" w:eastAsia="Times New Roman"/>
+                <w:color w:val="181A1F"/>
+                <w:sz w:val="28"/>
+              </w:rPr>
+            </w:r>
           </w:p>
         </w:tc>
         <w:tc>
@@ -1897,7 +3291,16 @@
             <w:tcW w:type="dxa" w:w="2051"/>
           </w:tcPr>
           <w:p>
-            <w:r/>
+            <w:pPr>
+              <w:spacing w:after="0" w:line="240" w:lineRule="auto"/>
+            </w:pPr>
+            <w:r>
+              <w:rPr>
+                <w:rFonts w:ascii="Times New Roman" w:hAnsi="Times New Roman" w:eastAsia="Times New Roman"/>
+                <w:color w:val="181A1F"/>
+                <w:sz w:val="28"/>
+              </w:rPr>
+            </w:r>
           </w:p>
         </w:tc>
         <w:tc>
@@ -1905,7 +3308,16 @@
             <w:tcW w:type="dxa" w:w="2051"/>
           </w:tcPr>
           <w:p>
-            <w:r/>
+            <w:pPr>
+              <w:spacing w:after="0" w:line="240" w:lineRule="auto"/>
+            </w:pPr>
+            <w:r>
+              <w:rPr>
+                <w:rFonts w:ascii="Times New Roman" w:hAnsi="Times New Roman" w:eastAsia="Times New Roman"/>
+                <w:color w:val="181A1F"/>
+                <w:sz w:val="28"/>
+              </w:rPr>
+            </w:r>
           </w:p>
         </w:tc>
         <w:tc>
@@ -1913,30 +3325,48 @@
             <w:tcW w:type="dxa" w:w="2051"/>
           </w:tcPr>
           <w:p>
-            <w:r/>
+            <w:pPr>
+              <w:spacing w:after="0" w:line="240" w:lineRule="auto"/>
+            </w:pPr>
+            <w:r>
+              <w:rPr>
+                <w:rFonts w:ascii="Times New Roman" w:hAnsi="Times New Roman" w:eastAsia="Times New Roman"/>
+                <w:color w:val="181A1F"/>
+                <w:sz w:val="28"/>
+              </w:rPr>
+            </w:r>
           </w:p>
         </w:tc>
       </w:tr>
     </w:tbl>
     <w:p>
-      <w:r>
-        <w:t>Ответ: ______________________________</w:t>
-      </w:r>
-    </w:p>
-    <w:p>
+      <w:pPr>
+        <w:keepNext/>
+        <w:widowControl/>
+        <w:spacing w:line="240" w:lineRule="auto" w:after="0" w:before="120"/>
+      </w:pPr>
       <w:r>
         <w:rPr>
+          <w:rFonts w:ascii="Times New Roman" w:hAnsi="Times New Roman" w:eastAsia="Times New Roman"/>
           <w:b/>
-          <w:sz w:val="24"/>
+          <w:color w:val="181A1F"/>
+          <w:sz w:val="28"/>
         </w:rPr>
         <w:t>15.</w:t>
       </w:r>
     </w:p>
     <w:p>
+      <w:pPr>
+        <w:widowControl/>
+        <w:spacing w:line="240" w:lineRule="auto" w:after="0"/>
+      </w:pPr>
       <w:r>
         <w:rPr>
+          <w:rFonts w:ascii="Times New Roman" w:hAnsi="Times New Roman" w:eastAsia="Times New Roman"/>
           <w:b w:val="0"/>
           <w:i w:val="0"/>
+          <w:color w:val="181A1F"/>
+          <w:sz w:val="28"/>
         </w:rPr>
         <w:t xml:space="preserve">Установите соответствие между полномочиями и субъектами государственной власти Российской Федерации, реализующими эти полномочия: к каждой позиции, данной в первом столбце, подберите соответствующую позицию из второго столбца. </w:t>
       </w:r>
@@ -1945,6 +3375,7 @@
       <w:tblPr>
         <w:tblStyle w:val="TableGrid"/>
         <w:tblW w:type="auto" w:w="0"/>
+        <w:tblLayout w:type="autofit"/>
         <w:tblLook w:firstColumn="1" w:firstRow="1" w:lastColumn="0" w:lastRow="0" w:noHBand="0" w:noVBand="1" w:val="04A0"/>
       </w:tblPr>
       <w:tblGrid>
@@ -1957,7 +3388,16 @@
             <w:tcW w:type="dxa" w:w="5128"/>
           </w:tcPr>
           <w:p>
+            <w:pPr>
+              <w:spacing w:after="0" w:line="240" w:lineRule="auto"/>
+            </w:pPr>
             <w:r>
+              <w:rPr>
+                <w:rFonts w:ascii="Times New Roman" w:hAnsi="Times New Roman" w:eastAsia="Times New Roman"/>
+                <w:b/>
+                <w:color w:val="181A1F"/>
+                <w:sz w:val="28"/>
+              </w:rPr>
               <w:t>ПОЛНОМОЧИЯ</w:t>
             </w:r>
           </w:p>
@@ -1967,7 +3407,16 @@
             <w:tcW w:type="dxa" w:w="5128"/>
           </w:tcPr>
           <w:p>
+            <w:pPr>
+              <w:spacing w:after="0" w:line="240" w:lineRule="auto"/>
+            </w:pPr>
             <w:r>
+              <w:rPr>
+                <w:rFonts w:ascii="Times New Roman" w:hAnsi="Times New Roman" w:eastAsia="Times New Roman"/>
+                <w:b/>
+                <w:color w:val="181A1F"/>
+                <w:sz w:val="28"/>
+              </w:rPr>
               <w:t>СУБЪЕКТЫ ГОСУДАРСТВЕННОЙ ВЛАСТИ РОССИЙСКОЙ ФЕДЕРАЦИИ</w:t>
             </w:r>
           </w:p>
@@ -1979,8 +3428,24 @@
             <w:tcW w:type="dxa" w:w="5128"/>
           </w:tcPr>
           <w:p>
+            <w:pPr>
+              <w:spacing w:after="0" w:line="240" w:lineRule="auto"/>
+            </w:pPr>
             <w:r>
-              <w:t>А) утверждение военной доктриныБ) осуществление управления федеральной собственностьюВ) утверждение изменения границ между субъектами РФГ) осуществление помилованияД) обеспечение исполнения федерального бюджета</w:t>
+              <w:rPr>
+                <w:rFonts w:ascii="Times New Roman" w:hAnsi="Times New Roman" w:eastAsia="Times New Roman"/>
+                <w:color w:val="181A1F"/>
+                <w:sz w:val="28"/>
+              </w:rPr>
+              <w:t>А) утверждение военной доктрины</w:t>
+              <w:br/>
+              <w:t>Б) осуществление управления федеральной собственностью</w:t>
+              <w:br/>
+              <w:t>В) утверждение изменения границ между субъектами РФ</w:t>
+              <w:br/>
+              <w:t>Г) осуществление помилования</w:t>
+              <w:br/>
+              <w:t>Д) обеспечение исполнения федерального бюджета</w:t>
             </w:r>
           </w:p>
         </w:tc>
@@ -1989,18 +3454,37 @@
             <w:tcW w:type="dxa" w:w="5128"/>
           </w:tcPr>
           <w:p>
+            <w:pPr>
+              <w:spacing w:after="0" w:line="240" w:lineRule="auto"/>
+            </w:pPr>
             <w:r>
-              <w:t>1) Президент РФ2) Совет Федерации3) Правительство РФ</w:t>
+              <w:rPr>
+                <w:rFonts w:ascii="Times New Roman" w:hAnsi="Times New Roman" w:eastAsia="Times New Roman"/>
+                <w:color w:val="181A1F"/>
+                <w:sz w:val="28"/>
+              </w:rPr>
+              <w:t>1) Президент РФ</w:t>
+              <w:br/>
+              <w:t>2) Совет Федерации</w:t>
+              <w:br/>
+              <w:t>3) Правительство РФ</w:t>
             </w:r>
           </w:p>
         </w:tc>
       </w:tr>
     </w:tbl>
     <w:p>
+      <w:pPr>
+        <w:widowControl/>
+        <w:spacing w:line="240" w:lineRule="auto" w:after="0"/>
+      </w:pPr>
       <w:r>
         <w:rPr>
+          <w:rFonts w:ascii="Times New Roman" w:hAnsi="Times New Roman" w:eastAsia="Times New Roman"/>
           <w:b w:val="0"/>
           <w:i w:val="0"/>
+          <w:color w:val="181A1F"/>
+          <w:sz w:val="28"/>
         </w:rPr>
         <w:t>Запишите в таблицу выбранные цифры под соответствующими буквами:</w:t>
       </w:r>
@@ -2009,6 +3493,7 @@
       <w:tblPr>
         <w:tblStyle w:val="TableGrid"/>
         <w:tblW w:type="auto" w:w="0"/>
+        <w:tblLayout w:type="autofit"/>
         <w:tblLook w:firstColumn="1" w:firstRow="1" w:lastColumn="0" w:lastRow="0" w:noHBand="0" w:noVBand="1" w:val="04A0"/>
       </w:tblPr>
       <w:tblGrid>
@@ -2024,7 +3509,16 @@
             <w:tcW w:type="dxa" w:w="2051"/>
           </w:tcPr>
           <w:p>
+            <w:pPr>
+              <w:spacing w:after="0" w:line="240" w:lineRule="auto"/>
+            </w:pPr>
             <w:r>
+              <w:rPr>
+                <w:rFonts w:ascii="Times New Roman" w:hAnsi="Times New Roman" w:eastAsia="Times New Roman"/>
+                <w:b/>
+                <w:color w:val="181A1F"/>
+                <w:sz w:val="28"/>
+              </w:rPr>
               <w:t>A</w:t>
             </w:r>
           </w:p>
@@ -2034,7 +3528,16 @@
             <w:tcW w:type="dxa" w:w="2051"/>
           </w:tcPr>
           <w:p>
+            <w:pPr>
+              <w:spacing w:after="0" w:line="240" w:lineRule="auto"/>
+            </w:pPr>
             <w:r>
+              <w:rPr>
+                <w:rFonts w:ascii="Times New Roman" w:hAnsi="Times New Roman" w:eastAsia="Times New Roman"/>
+                <w:b/>
+                <w:color w:val="181A1F"/>
+                <w:sz w:val="28"/>
+              </w:rPr>
               <w:t>Б</w:t>
             </w:r>
           </w:p>
@@ -2044,7 +3547,16 @@
             <w:tcW w:type="dxa" w:w="2051"/>
           </w:tcPr>
           <w:p>
+            <w:pPr>
+              <w:spacing w:after="0" w:line="240" w:lineRule="auto"/>
+            </w:pPr>
             <w:r>
+              <w:rPr>
+                <w:rFonts w:ascii="Times New Roman" w:hAnsi="Times New Roman" w:eastAsia="Times New Roman"/>
+                <w:b/>
+                <w:color w:val="181A1F"/>
+                <w:sz w:val="28"/>
+              </w:rPr>
               <w:t>В</w:t>
             </w:r>
           </w:p>
@@ -2054,7 +3566,16 @@
             <w:tcW w:type="dxa" w:w="2051"/>
           </w:tcPr>
           <w:p>
+            <w:pPr>
+              <w:spacing w:after="0" w:line="240" w:lineRule="auto"/>
+            </w:pPr>
             <w:r>
+              <w:rPr>
+                <w:rFonts w:ascii="Times New Roman" w:hAnsi="Times New Roman" w:eastAsia="Times New Roman"/>
+                <w:b/>
+                <w:color w:val="181A1F"/>
+                <w:sz w:val="28"/>
+              </w:rPr>
               <w:t>Г</w:t>
             </w:r>
           </w:p>
@@ -2064,7 +3585,16 @@
             <w:tcW w:type="dxa" w:w="2051"/>
           </w:tcPr>
           <w:p>
+            <w:pPr>
+              <w:spacing w:after="0" w:line="240" w:lineRule="auto"/>
+            </w:pPr>
             <w:r>
+              <w:rPr>
+                <w:rFonts w:ascii="Times New Roman" w:hAnsi="Times New Roman" w:eastAsia="Times New Roman"/>
+                <w:b/>
+                <w:color w:val="181A1F"/>
+                <w:sz w:val="28"/>
+              </w:rPr>
               <w:t>Д</w:t>
             </w:r>
           </w:p>
@@ -2076,7 +3606,16 @@
             <w:tcW w:type="dxa" w:w="2051"/>
           </w:tcPr>
           <w:p>
-            <w:r/>
+            <w:pPr>
+              <w:spacing w:after="0" w:line="240" w:lineRule="auto"/>
+            </w:pPr>
+            <w:r>
+              <w:rPr>
+                <w:rFonts w:ascii="Times New Roman" w:hAnsi="Times New Roman" w:eastAsia="Times New Roman"/>
+                <w:color w:val="181A1F"/>
+                <w:sz w:val="28"/>
+              </w:rPr>
+            </w:r>
           </w:p>
         </w:tc>
         <w:tc>
@@ -2084,7 +3623,16 @@
             <w:tcW w:type="dxa" w:w="2051"/>
           </w:tcPr>
           <w:p>
-            <w:r/>
+            <w:pPr>
+              <w:spacing w:after="0" w:line="240" w:lineRule="auto"/>
+            </w:pPr>
+            <w:r>
+              <w:rPr>
+                <w:rFonts w:ascii="Times New Roman" w:hAnsi="Times New Roman" w:eastAsia="Times New Roman"/>
+                <w:color w:val="181A1F"/>
+                <w:sz w:val="28"/>
+              </w:rPr>
+            </w:r>
           </w:p>
         </w:tc>
         <w:tc>
@@ -2092,7 +3640,16 @@
             <w:tcW w:type="dxa" w:w="2051"/>
           </w:tcPr>
           <w:p>
-            <w:r/>
+            <w:pPr>
+              <w:spacing w:after="0" w:line="240" w:lineRule="auto"/>
+            </w:pPr>
+            <w:r>
+              <w:rPr>
+                <w:rFonts w:ascii="Times New Roman" w:hAnsi="Times New Roman" w:eastAsia="Times New Roman"/>
+                <w:color w:val="181A1F"/>
+                <w:sz w:val="28"/>
+              </w:rPr>
+            </w:r>
           </w:p>
         </w:tc>
         <w:tc>
@@ -2100,7 +3657,16 @@
             <w:tcW w:type="dxa" w:w="2051"/>
           </w:tcPr>
           <w:p>
-            <w:r/>
+            <w:pPr>
+              <w:spacing w:after="0" w:line="240" w:lineRule="auto"/>
+            </w:pPr>
+            <w:r>
+              <w:rPr>
+                <w:rFonts w:ascii="Times New Roman" w:hAnsi="Times New Roman" w:eastAsia="Times New Roman"/>
+                <w:color w:val="181A1F"/>
+                <w:sz w:val="28"/>
+              </w:rPr>
+            </w:r>
           </w:p>
         </w:tc>
         <w:tc>
@@ -2108,30 +3674,48 @@
             <w:tcW w:type="dxa" w:w="2051"/>
           </w:tcPr>
           <w:p>
-            <w:r/>
+            <w:pPr>
+              <w:spacing w:after="0" w:line="240" w:lineRule="auto"/>
+            </w:pPr>
+            <w:r>
+              <w:rPr>
+                <w:rFonts w:ascii="Times New Roman" w:hAnsi="Times New Roman" w:eastAsia="Times New Roman"/>
+                <w:color w:val="181A1F"/>
+                <w:sz w:val="28"/>
+              </w:rPr>
+            </w:r>
           </w:p>
         </w:tc>
       </w:tr>
     </w:tbl>
     <w:p>
-      <w:r>
-        <w:t>Ответ: ______________________________</w:t>
-      </w:r>
-    </w:p>
-    <w:p>
+      <w:pPr>
+        <w:keepNext/>
+        <w:widowControl/>
+        <w:spacing w:line="240" w:lineRule="auto" w:after="0" w:before="120"/>
+      </w:pPr>
       <w:r>
         <w:rPr>
+          <w:rFonts w:ascii="Times New Roman" w:hAnsi="Times New Roman" w:eastAsia="Times New Roman"/>
           <w:b/>
-          <w:sz w:val="24"/>
+          <w:color w:val="181A1F"/>
+          <w:sz w:val="28"/>
         </w:rPr>
         <w:t>16.</w:t>
       </w:r>
     </w:p>
     <w:p>
+      <w:pPr>
+        <w:widowControl/>
+        <w:spacing w:line="240" w:lineRule="auto" w:after="0"/>
+      </w:pPr>
       <w:r>
         <w:rPr>
+          <w:rFonts w:ascii="Times New Roman" w:hAnsi="Times New Roman" w:eastAsia="Times New Roman"/>
           <w:b w:val="0"/>
           <w:i w:val="0"/>
+          <w:color w:val="181A1F"/>
+          <w:sz w:val="28"/>
         </w:rPr>
         <w:t>Установите соответствие между функциями и субъектами государственной власти Российской Федерации, которые их исполняют: к каждой позиции, данной в первом столбце, подберите соответствующую позицию из второго столбца.</w:t>
       </w:r>
@@ -2140,6 +3724,7 @@
       <w:tblPr>
         <w:tblStyle w:val="TableGrid"/>
         <w:tblW w:type="auto" w:w="0"/>
+        <w:tblLayout w:type="autofit"/>
         <w:tblLook w:firstColumn="1" w:firstRow="1" w:lastColumn="0" w:lastRow="0" w:noHBand="0" w:noVBand="1" w:val="04A0"/>
       </w:tblPr>
       <w:tblGrid>
@@ -2152,7 +3737,16 @@
             <w:tcW w:type="dxa" w:w="5128"/>
           </w:tcPr>
           <w:p>
+            <w:pPr>
+              <w:spacing w:after="0" w:line="240" w:lineRule="auto"/>
+            </w:pPr>
             <w:r>
+              <w:rPr>
+                <w:rFonts w:ascii="Times New Roman" w:hAnsi="Times New Roman" w:eastAsia="Times New Roman"/>
+                <w:b/>
+                <w:color w:val="181A1F"/>
+                <w:sz w:val="28"/>
+              </w:rPr>
               <w:t>ФУНКЦИИ</w:t>
             </w:r>
           </w:p>
@@ -2162,7 +3756,16 @@
             <w:tcW w:type="dxa" w:w="5128"/>
           </w:tcPr>
           <w:p>
+            <w:pPr>
+              <w:spacing w:after="0" w:line="240" w:lineRule="auto"/>
+            </w:pPr>
             <w:r>
+              <w:rPr>
+                <w:rFonts w:ascii="Times New Roman" w:hAnsi="Times New Roman" w:eastAsia="Times New Roman"/>
+                <w:b/>
+                <w:color w:val="181A1F"/>
+                <w:sz w:val="28"/>
+              </w:rPr>
               <w:t>СУБЪЕКТЫ ГОСУДАРСТВЕННОЙ ВЛАСТИ РФ</w:t>
             </w:r>
           </w:p>
@@ -2174,8 +3777,24 @@
             <w:tcW w:type="dxa" w:w="5128"/>
           </w:tcPr>
           <w:p>
+            <w:pPr>
+              <w:spacing w:after="0" w:line="240" w:lineRule="auto"/>
+            </w:pPr>
             <w:r>
-              <w:t>А) управление федеральной собственностьюБ) решение вопроса о возможности использования Вооруженных Сил РФ за пределами территории РФ В) объявление амнистии Г) обеспечение проведения в России единой финансовой, кредитной и денежной политикиД) назначение Председателя Центрального банка РФ</w:t>
+              <w:rPr>
+                <w:rFonts w:ascii="Times New Roman" w:hAnsi="Times New Roman" w:eastAsia="Times New Roman"/>
+                <w:color w:val="181A1F"/>
+                <w:sz w:val="28"/>
+              </w:rPr>
+              <w:t>А) управление федеральной собственностью</w:t>
+              <w:br/>
+              <w:t xml:space="preserve">Б) решение вопроса о возможности использования Вооруженных Сил РФ за пределами территории РФ </w:t>
+              <w:br/>
+              <w:t xml:space="preserve">В) объявление амнистии </w:t>
+              <w:br/>
+              <w:t>Г) обеспечение проведения в России единой финансовой, кредитной и денежной политики</w:t>
+              <w:br/>
+              <w:t>Д) назначение Председателя Центрального банка РФ</w:t>
             </w:r>
           </w:p>
         </w:tc>
@@ -2184,18 +3803,37 @@
             <w:tcW w:type="dxa" w:w="5128"/>
           </w:tcPr>
           <w:p>
+            <w:pPr>
+              <w:spacing w:after="0" w:line="240" w:lineRule="auto"/>
+            </w:pPr>
             <w:r>
-              <w:t>1) Совет Федерации2) Государственная Дума3) Правительство РФ</w:t>
+              <w:rPr>
+                <w:rFonts w:ascii="Times New Roman" w:hAnsi="Times New Roman" w:eastAsia="Times New Roman"/>
+                <w:color w:val="181A1F"/>
+                <w:sz w:val="28"/>
+              </w:rPr>
+              <w:t>1) Совет Федерации</w:t>
+              <w:br/>
+              <w:t>2) Государственная Дума</w:t>
+              <w:br/>
+              <w:t>3) Правительство РФ</w:t>
             </w:r>
           </w:p>
         </w:tc>
       </w:tr>
     </w:tbl>
     <w:p>
+      <w:pPr>
+        <w:widowControl/>
+        <w:spacing w:line="240" w:lineRule="auto" w:after="0"/>
+      </w:pPr>
       <w:r>
         <w:rPr>
+          <w:rFonts w:ascii="Times New Roman" w:hAnsi="Times New Roman" w:eastAsia="Times New Roman"/>
           <w:b w:val="0"/>
           <w:i w:val="0"/>
+          <w:color w:val="181A1F"/>
+          <w:sz w:val="28"/>
         </w:rPr>
         <w:t>Запишите в таблицу выбранные цифры под соответствующими буквами:</w:t>
       </w:r>
@@ -2204,6 +3842,7 @@
       <w:tblPr>
         <w:tblStyle w:val="TableGrid"/>
         <w:tblW w:type="auto" w:w="0"/>
+        <w:tblLayout w:type="autofit"/>
         <w:tblLook w:firstColumn="1" w:firstRow="1" w:lastColumn="0" w:lastRow="0" w:noHBand="0" w:noVBand="1" w:val="04A0"/>
       </w:tblPr>
       <w:tblGrid>
@@ -2219,7 +3858,16 @@
             <w:tcW w:type="dxa" w:w="2051"/>
           </w:tcPr>
           <w:p>
+            <w:pPr>
+              <w:spacing w:after="0" w:line="240" w:lineRule="auto"/>
+            </w:pPr>
             <w:r>
+              <w:rPr>
+                <w:rFonts w:ascii="Times New Roman" w:hAnsi="Times New Roman" w:eastAsia="Times New Roman"/>
+                <w:b/>
+                <w:color w:val="181A1F"/>
+                <w:sz w:val="28"/>
+              </w:rPr>
               <w:t>A</w:t>
             </w:r>
           </w:p>
@@ -2229,7 +3877,16 @@
             <w:tcW w:type="dxa" w:w="2051"/>
           </w:tcPr>
           <w:p>
+            <w:pPr>
+              <w:spacing w:after="0" w:line="240" w:lineRule="auto"/>
+            </w:pPr>
             <w:r>
+              <w:rPr>
+                <w:rFonts w:ascii="Times New Roman" w:hAnsi="Times New Roman" w:eastAsia="Times New Roman"/>
+                <w:b/>
+                <w:color w:val="181A1F"/>
+                <w:sz w:val="28"/>
+              </w:rPr>
               <w:t>Б</w:t>
             </w:r>
           </w:p>
@@ -2239,7 +3896,16 @@
             <w:tcW w:type="dxa" w:w="2051"/>
           </w:tcPr>
           <w:p>
+            <w:pPr>
+              <w:spacing w:after="0" w:line="240" w:lineRule="auto"/>
+            </w:pPr>
             <w:r>
+              <w:rPr>
+                <w:rFonts w:ascii="Times New Roman" w:hAnsi="Times New Roman" w:eastAsia="Times New Roman"/>
+                <w:b/>
+                <w:color w:val="181A1F"/>
+                <w:sz w:val="28"/>
+              </w:rPr>
               <w:t>В</w:t>
             </w:r>
           </w:p>
@@ -2249,7 +3915,16 @@
             <w:tcW w:type="dxa" w:w="2051"/>
           </w:tcPr>
           <w:p>
+            <w:pPr>
+              <w:spacing w:after="0" w:line="240" w:lineRule="auto"/>
+            </w:pPr>
             <w:r>
+              <w:rPr>
+                <w:rFonts w:ascii="Times New Roman" w:hAnsi="Times New Roman" w:eastAsia="Times New Roman"/>
+                <w:b/>
+                <w:color w:val="181A1F"/>
+                <w:sz w:val="28"/>
+              </w:rPr>
               <w:t>Г</w:t>
             </w:r>
           </w:p>
@@ -2259,7 +3934,16 @@
             <w:tcW w:type="dxa" w:w="2051"/>
           </w:tcPr>
           <w:p>
+            <w:pPr>
+              <w:spacing w:after="0" w:line="240" w:lineRule="auto"/>
+            </w:pPr>
             <w:r>
+              <w:rPr>
+                <w:rFonts w:ascii="Times New Roman" w:hAnsi="Times New Roman" w:eastAsia="Times New Roman"/>
+                <w:b/>
+                <w:color w:val="181A1F"/>
+                <w:sz w:val="28"/>
+              </w:rPr>
               <w:t>Д</w:t>
             </w:r>
           </w:p>
@@ -2271,7 +3955,16 @@
             <w:tcW w:type="dxa" w:w="2051"/>
           </w:tcPr>
           <w:p>
-            <w:r/>
+            <w:pPr>
+              <w:spacing w:after="0" w:line="240" w:lineRule="auto"/>
+            </w:pPr>
+            <w:r>
+              <w:rPr>
+                <w:rFonts w:ascii="Times New Roman" w:hAnsi="Times New Roman" w:eastAsia="Times New Roman"/>
+                <w:color w:val="181A1F"/>
+                <w:sz w:val="28"/>
+              </w:rPr>
+            </w:r>
           </w:p>
         </w:tc>
         <w:tc>
@@ -2279,7 +3972,16 @@
             <w:tcW w:type="dxa" w:w="2051"/>
           </w:tcPr>
           <w:p>
-            <w:r/>
+            <w:pPr>
+              <w:spacing w:after="0" w:line="240" w:lineRule="auto"/>
+            </w:pPr>
+            <w:r>
+              <w:rPr>
+                <w:rFonts w:ascii="Times New Roman" w:hAnsi="Times New Roman" w:eastAsia="Times New Roman"/>
+                <w:color w:val="181A1F"/>
+                <w:sz w:val="28"/>
+              </w:rPr>
+            </w:r>
           </w:p>
         </w:tc>
         <w:tc>
@@ -2287,7 +3989,16 @@
             <w:tcW w:type="dxa" w:w="2051"/>
           </w:tcPr>
           <w:p>
-            <w:r/>
+            <w:pPr>
+              <w:spacing w:after="0" w:line="240" w:lineRule="auto"/>
+            </w:pPr>
+            <w:r>
+              <w:rPr>
+                <w:rFonts w:ascii="Times New Roman" w:hAnsi="Times New Roman" w:eastAsia="Times New Roman"/>
+                <w:color w:val="181A1F"/>
+                <w:sz w:val="28"/>
+              </w:rPr>
+            </w:r>
           </w:p>
         </w:tc>
         <w:tc>
@@ -2295,7 +4006,16 @@
             <w:tcW w:type="dxa" w:w="2051"/>
           </w:tcPr>
           <w:p>
-            <w:r/>
+            <w:pPr>
+              <w:spacing w:after="0" w:line="240" w:lineRule="auto"/>
+            </w:pPr>
+            <w:r>
+              <w:rPr>
+                <w:rFonts w:ascii="Times New Roman" w:hAnsi="Times New Roman" w:eastAsia="Times New Roman"/>
+                <w:color w:val="181A1F"/>
+                <w:sz w:val="28"/>
+              </w:rPr>
+            </w:r>
           </w:p>
         </w:tc>
         <w:tc>
@@ -2303,1939 +4023,992 @@
             <w:tcW w:type="dxa" w:w="2051"/>
           </w:tcPr>
           <w:p>
-            <w:r/>
-          </w:p>
-        </w:tc>
-      </w:tr>
-    </w:tbl>
-    <w:p>
-      <w:r>
-        <w:t>Ответ: ______________________________</w:t>
-      </w:r>
-    </w:p>
-    <w:p>
-      <w:r>
-        <w:br w:type="page"/>
-      </w:r>
-    </w:p>
-    <w:p>
-      <w:pPr>
-        <w:pStyle w:val="Heading1"/>
-      </w:pPr>
-      <w:r>
-        <w:t>Часть 2</w:t>
-      </w:r>
-    </w:p>
-    <w:p>
-      <w:r>
-        <w:t>Для заданий 17–25 запишите полный развёрнутый ответ. Каждый вопрос самодостаточен и тематически соответствует варианту.</w:t>
-      </w:r>
-    </w:p>
-    <w:p>
-      <w:r>
-        <w:rPr>
-          <w:b/>
-          <w:sz w:val="24"/>
-        </w:rPr>
-        <w:t>17.</w:t>
-      </w:r>
-    </w:p>
-    <w:p>
-      <w:r>
-        <w:rPr>
-          <w:b w:val="0"/>
-          <w:i w:val="0"/>
-        </w:rPr>
-        <w:t xml:space="preserve">Под конституционным правом понимается система юридических норм, регулирующих целостный комплекс общественных отношений, которые складываются в процессе определения устоев общества и государства, закрепления основ правового статуса человека, личности и гражданина, установления системы, организации и функционирования государственной власти... </w:t>
-      </w:r>
-    </w:p>
-    <w:p>
-      <w:r>
-        <w:rPr>
-          <w:b w:val="0"/>
-          <w:i w:val="0"/>
-        </w:rPr>
-        <w:t xml:space="preserve">Конституционное право является ведущей отраслью в системе национального права каждой страны. Это обусловлено значительностью предмета правового регулирования, исключительной ролью заглавного акта конституционного права, учредительным характером его норм. </w:t>
-      </w:r>
-    </w:p>
-    <w:p>
-      <w:r>
-        <w:rPr>
-          <w:b w:val="0"/>
-          <w:i w:val="0"/>
-        </w:rPr>
-        <w:t xml:space="preserve">Значимость предмета регулирования конституционного права заключается в том, что в его структуру входят только основополагающие, фундаментальные отношения, возникающие во всех сферах жизни общества: политической, экономической, социальной и духовной. </w:t>
-      </w:r>
-    </w:p>
-    <w:p>
-      <w:r>
-        <w:rPr>
-          <w:b w:val="0"/>
-          <w:i w:val="0"/>
-        </w:rPr>
-        <w:t xml:space="preserve">Объём и пределы конституционно-правового регулирования общественных отношений определяются государством с политических позиций. Государство просто вынуждено выражать в нормах конституционного права стабильное соотношение различных социальных сил, сложившееся во взаимоотношениях между классами, народами, нациями и государством по поводу определения формы государства, осуществления публичной власти, закрепления правового статуса человека, личности и гражданина... </w:t>
-      </w:r>
-    </w:p>
-    <w:p>
-      <w:r>
-        <w:rPr>
-          <w:b w:val="0"/>
-          <w:i w:val="0"/>
-        </w:rPr>
-        <w:t xml:space="preserve">Каждая отрасль национальной системы права почти всегда имеет свой заглавный нормативный правовой акт. В России, например, роль заглавного акта в гражданском праве выполняет Гражданский кодекс РФ, в трудовом — Трудовой кодекс РФ, в земельном — Земельный кодекс РФ и т. д. </w:t>
-      </w:r>
-    </w:p>
-    <w:p>
-      <w:r>
-        <w:rPr>
-          <w:b w:val="0"/>
-          <w:i w:val="0"/>
-        </w:rPr>
-        <w:t xml:space="preserve">В отношении конституционного права в качестве заглавного нормативного правового акта выступает конституция. Её исключительная роль проявляется в том, что она обладает верховенством на всей территории суверенного государства, имеет приоритет над всеми другими законами, является базой текущего законодательства, имеет прямое действие и применяется на всей территории страны (ст. 15 Конституции РФ). </w:t>
-      </w:r>
-    </w:p>
-    <w:p>
-      <w:r>
-        <w:rPr>
-          <w:b w:val="0"/>
-          <w:i w:val="0"/>
-        </w:rPr>
-        <w:t xml:space="preserve">Из всех законов лишь одна конституция служит основным источником не только конституционного права, но и всех других отраслей национальной системы права. В этом смысле все отрасли права являются производными от конституции, коренятся в её содержании. Учредительный характер конституционно-правовых норм означает, что они устанавливают основные начала, своеобразные истоки всех других отраслей национальной системы права. </w:t>
-      </w:r>
-    </w:p>
-    <w:p>
-      <w:r>
-        <w:rPr>
-          <w:b w:val="0"/>
-          <w:i w:val="0"/>
-        </w:rPr>
-        <w:t>Нормы конституционного права определяют место и роль органов исполнительной власти в системе органов государства, их виды, устанавливают подотчётность и ответственность правительства перед парламентом или главой государства. Тем самым они закладывают основы, формируют исходные положения для административного права, нормы которого регулируют отношения, возникающие в процессе деятельности исполнительных органов государственной власти, осуществления государственного управления. Конституционно-правовые нормы в большинстве стран определяют экономическую систему государства и соответствующие ей формы собственности.  (А. И. Казанник, А.Н. Костюков)</w:t>
-      </w:r>
-    </w:p>
-    <w:p>
-      <w:r>
-        <w:rPr>
-          <w:b w:val="0"/>
-          <w:i w:val="0"/>
-        </w:rPr>
-        <w:t>В чём проявляется исключительная роль конституции в правовой системе государства? (Назовите любые три особенности конституции, указанные в тексте.) В чём заключается значимость предмета регулирования конституционного права? Как, по мнению авторов, конституционные нормы связаны с отраслевым законодательством?</w:t>
-      </w:r>
-    </w:p>
-    <w:p>
-      <w:r>
-        <w:t>Ответ:</w:t>
-      </w:r>
-    </w:p>
-    <w:p>
-      <w:r>
-        <w:t>__________________________________________________________________________________________</w:t>
-      </w:r>
-    </w:p>
-    <w:p>
-      <w:r>
-        <w:t>__________________________________________________________________________________________</w:t>
-      </w:r>
-    </w:p>
-    <w:p>
-      <w:r>
-        <w:t>__________________________________________________________________________________________</w:t>
-      </w:r>
-    </w:p>
-    <w:p>
-      <w:r>
-        <w:rPr>
-          <w:b/>
-          <w:sz w:val="24"/>
-        </w:rPr>
-        <w:t>18.</w:t>
-      </w:r>
-    </w:p>
-    <w:p>
-      <w:r>
-        <w:rPr>
-          <w:b w:val="0"/>
-          <w:i w:val="0"/>
-        </w:rPr>
-        <w:t>В тексте упомянуты ключевые понятия социально-гуманитарных наук.</w:t>
-      </w:r>
-    </w:p>
-    <w:p>
-      <w:r>
-        <w:rPr>
-          <w:b w:val="0"/>
-          <w:i w:val="0"/>
-        </w:rPr>
-        <w:t>Используя обществоведческие знания,</w:t>
-      </w:r>
-    </w:p>
-    <w:p>
-      <w:r>
-        <w:rPr>
-          <w:b w:val="0"/>
-          <w:i w:val="0"/>
-        </w:rPr>
-        <w:t>– укажите не менее трёх основных признаков понятия «органы государственной власти»;</w:t>
-      </w:r>
-    </w:p>
-    <w:p>
-      <w:r>
-        <w:rPr>
-          <w:b w:val="0"/>
-          <w:i w:val="0"/>
-        </w:rPr>
-        <w:t>– объясните связь политической социализации и обновлением политической элиты. (Объяснение может быть дано в одном или нескольких распространённых предложениях.)</w:t>
-      </w:r>
-    </w:p>
-    <w:p>
-      <w:r>
-        <w:rPr>
-          <w:b w:val="0"/>
-          <w:i w:val="0"/>
-        </w:rPr>
-        <w:t>Политическая система взаимодействует с целым рядом других подсистем: социальной, экономической, идеологической, этической, правовой, культурной, образующими ее общественное окружение, ее общественные ресурсы наряду с ее природным окружением и природными ресурсами (демографическими, пространственно-территориальными), а также внешнеполитическим окружением.</w:t>
-      </w:r>
-    </w:p>
-    <w:p>
-      <w:r>
-        <w:rPr>
-          <w:b w:val="0"/>
-          <w:i w:val="0"/>
-        </w:rPr>
-        <w:t xml:space="preserve">Центральное положение политической системы, ее отличие от других систем общества заключается в следующем: а) она является универсальной по охвату данного общества своим воздействием, распространяющимся на всех его членов; б) она претендует на конечный контроль над применением физического принуждения; в) ее право выносить обязывающие решения принимается в качестве легитимного; г) ее решения являются авторитетно-властными, несущими в себе силу легитимности и существенную вероятность того, что им подчинятся… </w:t>
-      </w:r>
-    </w:p>
-    <w:p>
-      <w:r>
-        <w:rPr>
-          <w:b w:val="0"/>
-          <w:i w:val="0"/>
-        </w:rPr>
-        <w:t xml:space="preserve">…Политическую систему общества можно рассматривать в узком и широком смысле. В первом случае (в узком смысле) под политической системой общества подразумевается совокупность институтов (государственных органов, политических партий, движений, профсоюзов, экономических структур и т.п.), в рамках которых проходит политическая жизнь общества и осуществляется политическая власть. Такое понятие политической системы, по сути, тождественно понятию политической организации общества. Во втором случае (в широком смысле) под политической системой следует понимать систему (сферу) всех политических явлений, которые существуют в обществе… В научной литературе, отечественной и зарубежной, нередко указываются четыре главные группы элементов политической системы: 1) политические институты (организации, учреждения); 2) политические отношения; 3) политические принципы и нормы; 4) политическое сознание и политическая культура. Среди других элементов политической системы следует отметить политическую социализацию. Ее содержанием является включение личности в систему политических отношений, приобщение к политической жизни, усвоение ею политических знаний и опыта, развитие ее политической активности, формирование мировоззрения. Любая политическая система и любой из входящих в нее элементов имеют социальное содержание, являются отражением определенных социальных интересов. В этом ее сущность. </w:t>
-      </w:r>
-    </w:p>
-    <w:p>
-      <w:r>
-        <w:rPr>
-          <w:b w:val="0"/>
-          <w:i w:val="0"/>
-        </w:rPr>
-        <w:t>(Н.Н. Бондарь)</w:t>
-      </w:r>
-    </w:p>
-    <w:p>
-      <w:r>
-        <w:t>Ответ:</w:t>
-      </w:r>
-    </w:p>
-    <w:p>
-      <w:r>
-        <w:t>__________________________________________________________________________________________</w:t>
-      </w:r>
-    </w:p>
-    <w:p>
-      <w:r>
-        <w:t>__________________________________________________________________________________________</w:t>
-      </w:r>
-    </w:p>
-    <w:p>
-      <w:r>
-        <w:t>__________________________________________________________________________________________</w:t>
-      </w:r>
-    </w:p>
-    <w:p>
-      <w:r>
-        <w:rPr>
-          <w:b/>
-          <w:sz w:val="24"/>
-        </w:rPr>
-        <w:t>19.</w:t>
-      </w:r>
-    </w:p>
-    <w:p>
-      <w:r>
-        <w:rPr>
-          <w:b w:val="0"/>
-          <w:i w:val="0"/>
-        </w:rPr>
-        <w:t xml:space="preserve">Конституция Российской Федерации закрепляет основы конституционного строя нашего государства, права и свободы человека и гражданина. </w:t>
-      </w:r>
-    </w:p>
-    <w:p>
-      <w:r>
-        <w:rPr>
-          <w:b w:val="0"/>
-          <w:i w:val="0"/>
-        </w:rPr>
-        <w:t>На основе Конституции Российской Федерации объясните смысл следующих характеристик нашего государства: 1) гарантии идеологического многообразия; 2) наличие условий для реализации хозяйственной инициативы; 3) гарантия презумпции невиновности.</w:t>
-      </w:r>
-    </w:p>
-    <w:p>
-      <w:r>
-        <w:rPr>
-          <w:b w:val="0"/>
-          <w:i w:val="0"/>
-        </w:rPr>
-        <w:t>(Каждое объяснение должно быть сформулировано как распространённое предложение с опорой на конкретное положение Конституции Российской Федерации.</w:t>
-      </w:r>
-    </w:p>
-    <w:p>
-      <w:r>
-        <w:rPr>
-          <w:b w:val="0"/>
-          <w:i w:val="0"/>
-        </w:rPr>
-        <w:t>Обратите внимание на то, что правильное выполнение задания не требует указания в ответе номеров соответствующих статей Конституции и дословного воспроизведения их содержания.)</w:t>
-      </w:r>
-    </w:p>
-    <w:p>
-      <w:r>
-        <w:t>Ответ:</w:t>
-      </w:r>
-    </w:p>
-    <w:p>
-      <w:r>
-        <w:t>__________________________________________________________________________________________</w:t>
-      </w:r>
-    </w:p>
-    <w:p>
-      <w:r>
-        <w:t>__________________________________________________________________________________________</w:t>
-      </w:r>
-    </w:p>
-    <w:p>
-      <w:r>
-        <w:t>__________________________________________________________________________________________</w:t>
-      </w:r>
-    </w:p>
-    <w:p>
-      <w:r>
-        <w:rPr>
-          <w:b/>
-          <w:sz w:val="24"/>
-        </w:rPr>
-        <w:t>20.</w:t>
-      </w:r>
-    </w:p>
-    <w:p>
-      <w:r>
-        <w:rPr>
-          <w:b w:val="0"/>
-          <w:i w:val="0"/>
-        </w:rPr>
-        <w:t xml:space="preserve">Конституция Российской Федерации закрепляет основы организации государственной власти в РФ. </w:t>
-      </w:r>
-    </w:p>
-    <w:p>
-      <w:r>
-        <w:rPr>
-          <w:b w:val="0"/>
-          <w:i w:val="0"/>
-        </w:rPr>
-        <w:t>На основе положений Конституции Российской Федерации приведите три объяснения этой характеристики.</w:t>
-      </w:r>
-    </w:p>
-    <w:p>
-      <w:r>
-        <w:rPr>
-          <w:b w:val="0"/>
-          <w:i w:val="0"/>
-        </w:rPr>
-        <w:t>(Каждое подтверждение должно быть сформулировано как распространённое предложение с опорой на конкретное положение Конституции Российской Федерации.</w:t>
-      </w:r>
-    </w:p>
-    <w:p>
-      <w:r>
-        <w:rPr>
-          <w:b w:val="0"/>
-          <w:i w:val="0"/>
-        </w:rPr>
-        <w:t xml:space="preserve">Обращаем внимание, что правильное выполнение задания не требует указания в ответе номеров соответствующих статей Конституции и дословного воспроизведения их содержания.) </w:t>
-      </w:r>
-    </w:p>
-    <w:p>
-      <w:r>
-        <w:t>Ответ:</w:t>
-      </w:r>
-    </w:p>
-    <w:p>
-      <w:r>
-        <w:t>__________________________________________________________________________________________</w:t>
-      </w:r>
-    </w:p>
-    <w:p>
-      <w:r>
-        <w:t>__________________________________________________________________________________________</w:t>
-      </w:r>
-    </w:p>
-    <w:p>
-      <w:r>
-        <w:t>__________________________________________________________________________________________</w:t>
-      </w:r>
-    </w:p>
-    <w:p>
-      <w:r>
-        <w:rPr>
-          <w:b/>
-          <w:sz w:val="24"/>
-        </w:rPr>
-        <w:t>21.</w:t>
-      </w:r>
-    </w:p>
-    <w:p>
-      <w:r>
-        <w:rPr>
-          <w:b w:val="0"/>
-          <w:i w:val="0"/>
-        </w:rPr>
-        <w:t xml:space="preserve">Конституция Российской Федерации закрепляет основы конституционного строя нашего государства, права и свободы человека и гражданина. </w:t>
-      </w:r>
-    </w:p>
-    <w:p>
-      <w:r>
-        <w:rPr>
-          <w:b w:val="0"/>
-          <w:i w:val="0"/>
-        </w:rPr>
-        <w:t xml:space="preserve">На основе положений Конституции Российской Федерации объясните смысл следующих характеристик нашего государства: 1) демократическое государство; 2) федеративное государство; 3) реализация принципов разделения государственной власти. </w:t>
-      </w:r>
-    </w:p>
-    <w:p>
-      <w:r>
-        <w:rPr>
-          <w:b w:val="0"/>
-          <w:i w:val="0"/>
-        </w:rPr>
-        <w:t xml:space="preserve">(Каждое объяснение должно быть сформулировано как распространенное предложение с опорой на конкретное положение Конституции Российской Федерации. </w:t>
-      </w:r>
-    </w:p>
-    <w:p>
-      <w:r>
-        <w:rPr>
-          <w:b w:val="0"/>
-          <w:i w:val="0"/>
-        </w:rPr>
-        <w:t xml:space="preserve">Обратите внимание на то, что правильное выполнение задания не требует указания в ответе номеров соответствующих статей Конституции и дословного воспроизведения их содержания.) </w:t>
-      </w:r>
-    </w:p>
-    <w:p>
-      <w:r>
-        <w:t>Ответ:</w:t>
-      </w:r>
-    </w:p>
-    <w:p>
-      <w:r>
-        <w:t>__________________________________________________________________________________________</w:t>
-      </w:r>
-    </w:p>
-    <w:p>
-      <w:r>
-        <w:t>__________________________________________________________________________________________</w:t>
-      </w:r>
-    </w:p>
-    <w:p>
-      <w:r>
-        <w:t>__________________________________________________________________________________________</w:t>
-      </w:r>
-    </w:p>
-    <w:p>
-      <w:r>
-        <w:rPr>
-          <w:b/>
-          <w:sz w:val="24"/>
-        </w:rPr>
-        <w:t>22.</w:t>
-      </w:r>
-    </w:p>
-    <w:p>
-      <w:r>
-        <w:rPr>
-          <w:b w:val="0"/>
-          <w:i w:val="0"/>
-        </w:rPr>
-        <w:t>Используя обществоведческие знания, составьте сложный план,</w:t>
-      </w:r>
-    </w:p>
-    <w:p>
-      <w:r>
-        <w:rPr>
-          <w:b w:val="0"/>
-          <w:i w:val="0"/>
-        </w:rPr>
-        <w:t xml:space="preserve">позволяющий раскрыть по существу тему «Федеральное собрание». Сложный план должен содержать не менее трёх непосредственно раскрывающих тему по существу пунктов, детализированных в подпунктах. (Количество подпунктов каждого детализированного пункта должно быть не менее трех, за исключением случаев, когда с точки зрения общественных наук возможны только два подпункта.) </w:t>
-      </w:r>
-    </w:p>
-    <w:p>
-      <w:r>
-        <w:t>Ответ:</w:t>
-      </w:r>
-    </w:p>
-    <w:p>
-      <w:r>
-        <w:t>__________________________________________________________________________________________</w:t>
-      </w:r>
-    </w:p>
-    <w:p>
-      <w:r>
-        <w:t>__________________________________________________________________________________________</w:t>
-      </w:r>
-    </w:p>
-    <w:p>
-      <w:r>
-        <w:t>__________________________________________________________________________________________</w:t>
-      </w:r>
-    </w:p>
-    <w:p>
-      <w:r>
-        <w:rPr>
-          <w:b/>
-          <w:sz w:val="24"/>
-        </w:rPr>
-        <w:t>23.</w:t>
-      </w:r>
-    </w:p>
-    <w:p>
-      <w:r>
-        <w:rPr>
-          <w:b w:val="0"/>
-          <w:i w:val="0"/>
-        </w:rPr>
-        <w:t xml:space="preserve">Конституция Российской Федерации закрепляет основы конституционного строя нашего государства, права и свободы человека и гражданина. </w:t>
-      </w:r>
-    </w:p>
-    <w:p>
-      <w:r>
-        <w:rPr>
-          <w:b w:val="0"/>
-          <w:i w:val="0"/>
-        </w:rPr>
-        <w:t>На основе положений Конституции Российской Федерации объясните смысл следующих характеристик нашего государства: 1) государство с республиканской формой правления; 2) государство с наличием местного самоуправления; 3) государство, где гарантируется презумпция невиновности.</w:t>
-      </w:r>
-    </w:p>
-    <w:p>
-      <w:r>
-        <w:rPr>
-          <w:b w:val="0"/>
-          <w:i w:val="0"/>
-        </w:rPr>
-        <w:t>(Каждое объяснение должно быть сформулировано как распространённое предложение с опорой на конкретное положение Конституции Российской Федерации.</w:t>
-      </w:r>
-    </w:p>
-    <w:p>
-      <w:r>
-        <w:rPr>
-          <w:b w:val="0"/>
-          <w:i w:val="0"/>
-        </w:rPr>
-        <w:t>Обратите внимание на то, что правильное выполнение задания не требует указания в ответе номеров соответствующих статей Конституции и дословного воспроизведения их содержания.)</w:t>
-      </w:r>
-    </w:p>
-    <w:p>
-      <w:r>
-        <w:t>Ответ:</w:t>
-      </w:r>
-    </w:p>
-    <w:p>
-      <w:r>
-        <w:t>__________________________________________________________________________________________</w:t>
-      </w:r>
-    </w:p>
-    <w:p>
-      <w:r>
-        <w:t>__________________________________________________________________________________________</w:t>
-      </w:r>
-    </w:p>
-    <w:p>
-      <w:r>
-        <w:t>__________________________________________________________________________________________</w:t>
-      </w:r>
-    </w:p>
-    <w:p>
-      <w:r>
-        <w:rPr>
-          <w:b/>
-          <w:sz w:val="24"/>
-        </w:rPr>
-        <w:t>24.</w:t>
-      </w:r>
-    </w:p>
-    <w:p>
-      <w:r>
-        <w:rPr>
-          <w:b w:val="0"/>
-          <w:i w:val="0"/>
-        </w:rPr>
-        <w:t>Используя обществоведческие знания, составьте сложный план, позволяющий раскрыть по существу тему «Представительный и законодательный орган Российской Федерации». Сложный план должен содержать не менее трёх пунктов, детализированных в подпунктах. (Количество подпунктов каждого детализированного пункта должно быть не менее трёх, за исключением случаев, когда с точки зрения общественных наук возможны только два подпункта.)</w:t>
-      </w:r>
-    </w:p>
-    <w:p>
-      <w:r>
-        <w:t>Ответ:</w:t>
-      </w:r>
-    </w:p>
-    <w:p>
-      <w:r>
-        <w:t>__________________________________________________________________________________________</w:t>
-      </w:r>
-    </w:p>
-    <w:p>
-      <w:r>
-        <w:t>__________________________________________________________________________________________</w:t>
-      </w:r>
-    </w:p>
-    <w:p>
-      <w:r>
-        <w:t>__________________________________________________________________________________________</w:t>
-      </w:r>
-    </w:p>
-    <w:p>
-      <w:r>
-        <w:t>__________________________________________________________________________________________</w:t>
-      </w:r>
-    </w:p>
-    <w:p>
-      <w:r>
-        <w:t>__________________________________________________________________________________________</w:t>
-      </w:r>
-    </w:p>
-    <w:p>
-      <w:r>
-        <w:rPr>
-          <w:b/>
-          <w:sz w:val="24"/>
-        </w:rPr>
-        <w:t>25.</w:t>
-      </w:r>
-    </w:p>
-    <w:p>
-      <w:r>
-        <w:rPr>
-          <w:b w:val="0"/>
-          <w:i w:val="0"/>
-        </w:rPr>
-        <w:t xml:space="preserve">Обоснуйте необходимость разделения властей в демократическом государстве. (Обоснование должно быть дано с опорой на обществоведческие знания в нескольких связанных между собой распространенных предложениях, раскрывать причинно-следственные и (или) функциональные связи.) </w:t>
-      </w:r>
-    </w:p>
-    <w:p>
-      <w:r>
-        <w:rPr>
-          <w:b w:val="0"/>
-          <w:i w:val="0"/>
-        </w:rPr>
-        <w:t xml:space="preserve">Назовите три ветви власти и их высшие органы в Российской Федерации. </w:t>
-      </w:r>
-    </w:p>
-    <w:p>
-      <w:r>
-        <w:rPr>
-          <w:b w:val="0"/>
-          <w:i w:val="0"/>
-        </w:rPr>
-        <w:t>Приведите три примера, иллюстрирующих действие системы «сдержек и противовесов» в Российской Федерации. (В целом, примеры должны иллюстрировать три различных элемента системы «сдержек и противовесов».)</w:t>
-      </w:r>
-    </w:p>
-    <w:p>
-      <w:r>
-        <w:t>Ответ:</w:t>
-      </w:r>
-    </w:p>
-    <w:p>
-      <w:r>
-        <w:t>__________________________________________________________________________________________</w:t>
-      </w:r>
-    </w:p>
-    <w:p>
-      <w:r>
-        <w:t>__________________________________________________________________________________________</w:t>
-      </w:r>
-    </w:p>
-    <w:p>
-      <w:r>
-        <w:t>__________________________________________________________________________________________</w:t>
-      </w:r>
-    </w:p>
-    <w:p>
-      <w:r>
-        <w:t>__________________________________________________________________________________________</w:t>
-      </w:r>
-    </w:p>
-    <w:p>
-      <w:r>
-        <w:t>__________________________________________________________________________________________</w:t>
-      </w:r>
-    </w:p>
-    <w:p>
-      <w:r>
-        <w:br w:type="page"/>
-      </w:r>
-    </w:p>
-    <w:p>
-      <w:pPr>
-        <w:pStyle w:val="Heading1"/>
-      </w:pPr>
-      <w:r>
-        <w:t>Ответы и критерии</w:t>
-      </w:r>
-    </w:p>
-    <w:tbl>
-      <w:tblPr>
-        <w:tblStyle w:val="TableGrid"/>
-        <w:tblW w:type="auto" w:w="0"/>
-        <w:tblLook w:firstColumn="1" w:firstRow="1" w:lastColumn="0" w:lastRow="0" w:noHBand="0" w:noVBand="1" w:val="04A0"/>
-      </w:tblPr>
-      <w:tblGrid>
-        <w:gridCol w:w="3419"/>
-        <w:gridCol w:w="3419"/>
-        <w:gridCol w:w="3419"/>
-      </w:tblGrid>
-      <w:tr>
-        <w:tc>
-          <w:tcPr>
-            <w:tcW w:type="dxa" w:w="3419"/>
-            <w:shd w:fill="DCE9FA"/>
-          </w:tcPr>
-          <w:p>
+            <w:pPr>
+              <w:spacing w:after="0" w:line="240" w:lineRule="auto"/>
+            </w:pPr>
             <w:r>
-              <w:t>№</w:t>
-            </w:r>
-          </w:p>
-        </w:tc>
-        <w:tc>
-          <w:tcPr>
-            <w:tcW w:type="dxa" w:w="3419"/>
-            <w:shd w:fill="DCE9FA"/>
-          </w:tcPr>
-          <w:p>
-            <w:r>
-              <w:t>Ответ</w:t>
-            </w:r>
-          </w:p>
-        </w:tc>
-        <w:tc>
-          <w:tcPr>
-            <w:tcW w:type="dxa" w:w="3419"/>
-            <w:shd w:fill="DCE9FA"/>
-          </w:tcPr>
-          <w:p>
-            <w:r>
-              <w:t>Макс. балл</w:t>
-            </w:r>
-          </w:p>
-        </w:tc>
-      </w:tr>
-      <w:tr>
-        <w:tc>
-          <w:tcPr>
-            <w:tcW w:type="dxa" w:w="3419"/>
-          </w:tcPr>
-          <w:p>
-            <w:r>
-              <w:t>1</w:t>
-            </w:r>
-          </w:p>
-        </w:tc>
-        <w:tc>
-          <w:tcPr>
-            <w:tcW w:type="dxa" w:w="3419"/>
-          </w:tcPr>
-          <w:p>
-            <w:r>
-              <w:t>124</w:t>
-            </w:r>
-          </w:p>
-        </w:tc>
-        <w:tc>
-          <w:tcPr>
-            <w:tcW w:type="dxa" w:w="3419"/>
-          </w:tcPr>
-          <w:p>
-            <w:r>
-              <w:t>1</w:t>
-            </w:r>
-          </w:p>
-        </w:tc>
-      </w:tr>
-      <w:tr>
-        <w:tc>
-          <w:tcPr>
-            <w:tcW w:type="dxa" w:w="3419"/>
-          </w:tcPr>
-          <w:p>
-            <w:r>
-              <w:t>2</w:t>
-            </w:r>
-          </w:p>
-        </w:tc>
-        <w:tc>
-          <w:tcPr>
-            <w:tcW w:type="dxa" w:w="3419"/>
-          </w:tcPr>
-          <w:p>
-            <w:r>
-              <w:t>12331</w:t>
-            </w:r>
-          </w:p>
-        </w:tc>
-        <w:tc>
-          <w:tcPr>
-            <w:tcW w:type="dxa" w:w="3419"/>
-          </w:tcPr>
-          <w:p>
-            <w:r>
-              <w:t>2</w:t>
-            </w:r>
-          </w:p>
-        </w:tc>
-      </w:tr>
-      <w:tr>
-        <w:tc>
-          <w:tcPr>
-            <w:tcW w:type="dxa" w:w="3419"/>
-          </w:tcPr>
-          <w:p>
-            <w:r>
-              <w:t>3</w:t>
-            </w:r>
-          </w:p>
-        </w:tc>
-        <w:tc>
-          <w:tcPr>
-            <w:tcW w:type="dxa" w:w="3419"/>
-          </w:tcPr>
-          <w:p>
-            <w:r>
-              <w:t>125</w:t>
-            </w:r>
-          </w:p>
-        </w:tc>
-        <w:tc>
-          <w:tcPr>
-            <w:tcW w:type="dxa" w:w="3419"/>
-          </w:tcPr>
-          <w:p>
-            <w:r>
-              <w:t>1</w:t>
-            </w:r>
-          </w:p>
-        </w:tc>
-      </w:tr>
-      <w:tr>
-        <w:tc>
-          <w:tcPr>
-            <w:tcW w:type="dxa" w:w="3419"/>
-          </w:tcPr>
-          <w:p>
-            <w:r>
-              <w:t>4</w:t>
-            </w:r>
-          </w:p>
-        </w:tc>
-        <w:tc>
-          <w:tcPr>
-            <w:tcW w:type="dxa" w:w="3419"/>
-          </w:tcPr>
-          <w:p>
-            <w:r>
-              <w:t>22131</w:t>
-            </w:r>
-          </w:p>
-        </w:tc>
-        <w:tc>
-          <w:tcPr>
-            <w:tcW w:type="dxa" w:w="3419"/>
-          </w:tcPr>
-          <w:p>
-            <w:r>
-              <w:t>2</w:t>
-            </w:r>
-          </w:p>
-        </w:tc>
-      </w:tr>
-      <w:tr>
-        <w:tc>
-          <w:tcPr>
-            <w:tcW w:type="dxa" w:w="3419"/>
-          </w:tcPr>
-          <w:p>
-            <w:r>
-              <w:t>5</w:t>
-            </w:r>
-          </w:p>
-        </w:tc>
-        <w:tc>
-          <w:tcPr>
-            <w:tcW w:type="dxa" w:w="3419"/>
-          </w:tcPr>
-          <w:p>
-            <w:r>
-              <w:t>35</w:t>
-            </w:r>
-          </w:p>
-        </w:tc>
-        <w:tc>
-          <w:tcPr>
-            <w:tcW w:type="dxa" w:w="3419"/>
-          </w:tcPr>
-          <w:p>
-            <w:r>
-              <w:t>2</w:t>
-            </w:r>
-          </w:p>
-        </w:tc>
-      </w:tr>
-      <w:tr>
-        <w:tc>
-          <w:tcPr>
-            <w:tcW w:type="dxa" w:w="3419"/>
-          </w:tcPr>
-          <w:p>
-            <w:r>
-              <w:t>6</w:t>
-            </w:r>
-          </w:p>
-        </w:tc>
-        <w:tc>
-          <w:tcPr>
-            <w:tcW w:type="dxa" w:w="3419"/>
-          </w:tcPr>
-          <w:p>
-            <w:r>
-              <w:t>11423</w:t>
-            </w:r>
-          </w:p>
-        </w:tc>
-        <w:tc>
-          <w:tcPr>
-            <w:tcW w:type="dxa" w:w="3419"/>
-          </w:tcPr>
-          <w:p>
-            <w:r>
-              <w:t>2</w:t>
-            </w:r>
-          </w:p>
-        </w:tc>
-      </w:tr>
-      <w:tr>
-        <w:tc>
-          <w:tcPr>
-            <w:tcW w:type="dxa" w:w="3419"/>
-          </w:tcPr>
-          <w:p>
-            <w:r>
-              <w:t>7</w:t>
-            </w:r>
-          </w:p>
-        </w:tc>
-        <w:tc>
-          <w:tcPr>
-            <w:tcW w:type="dxa" w:w="3419"/>
-          </w:tcPr>
-          <w:p>
-            <w:r>
-              <w:t>235</w:t>
-            </w:r>
-          </w:p>
-        </w:tc>
-        <w:tc>
-          <w:tcPr>
-            <w:tcW w:type="dxa" w:w="3419"/>
-          </w:tcPr>
-          <w:p>
-            <w:r>
-              <w:t>2</w:t>
-            </w:r>
-          </w:p>
-        </w:tc>
-      </w:tr>
-      <w:tr>
-        <w:tc>
-          <w:tcPr>
-            <w:tcW w:type="dxa" w:w="3419"/>
-          </w:tcPr>
-          <w:p>
-            <w:r>
-              <w:t>8</w:t>
-            </w:r>
-          </w:p>
-        </w:tc>
-        <w:tc>
-          <w:tcPr>
-            <w:tcW w:type="dxa" w:w="3419"/>
-          </w:tcPr>
-          <w:p>
-            <w:r>
-              <w:t>23</w:t>
-            </w:r>
-          </w:p>
-        </w:tc>
-        <w:tc>
-          <w:tcPr>
-            <w:tcW w:type="dxa" w:w="3419"/>
-          </w:tcPr>
-          <w:p>
-            <w:r>
-              <w:t>2</w:t>
-            </w:r>
-          </w:p>
-        </w:tc>
-      </w:tr>
-      <w:tr>
-        <w:tc>
-          <w:tcPr>
-            <w:tcW w:type="dxa" w:w="3419"/>
-          </w:tcPr>
-          <w:p>
-            <w:r>
-              <w:t>9</w:t>
-            </w:r>
-          </w:p>
-        </w:tc>
-        <w:tc>
-          <w:tcPr>
-            <w:tcW w:type="dxa" w:w="3419"/>
-          </w:tcPr>
-          <w:p>
-            <w:r>
-              <w:t>45</w:t>
-            </w:r>
-          </w:p>
-        </w:tc>
-        <w:tc>
-          <w:tcPr>
-            <w:tcW w:type="dxa" w:w="3419"/>
-          </w:tcPr>
-          <w:p>
-            <w:r>
-              <w:t>1</w:t>
-            </w:r>
-          </w:p>
-        </w:tc>
-      </w:tr>
-      <w:tr>
-        <w:tc>
-          <w:tcPr>
-            <w:tcW w:type="dxa" w:w="3419"/>
-          </w:tcPr>
-          <w:p>
-            <w:r>
-              <w:t>10</w:t>
-            </w:r>
-          </w:p>
-        </w:tc>
-        <w:tc>
-          <w:tcPr>
-            <w:tcW w:type="dxa" w:w="3419"/>
-          </w:tcPr>
-          <w:p>
-            <w:r>
-              <w:t>33123</w:t>
-            </w:r>
-          </w:p>
-        </w:tc>
-        <w:tc>
-          <w:tcPr>
-            <w:tcW w:type="dxa" w:w="3419"/>
-          </w:tcPr>
-          <w:p>
-            <w:r>
-              <w:t>2</w:t>
-            </w:r>
-          </w:p>
-        </w:tc>
-      </w:tr>
-      <w:tr>
-        <w:tc>
-          <w:tcPr>
-            <w:tcW w:type="dxa" w:w="3419"/>
-          </w:tcPr>
-          <w:p>
-            <w:r>
-              <w:t>11</w:t>
-            </w:r>
-          </w:p>
-        </w:tc>
-        <w:tc>
-          <w:tcPr>
-            <w:tcW w:type="dxa" w:w="3419"/>
-          </w:tcPr>
-          <w:p>
-            <w:r>
-              <w:t>43241</w:t>
-            </w:r>
-          </w:p>
-        </w:tc>
-        <w:tc>
-          <w:tcPr>
-            <w:tcW w:type="dxa" w:w="3419"/>
-          </w:tcPr>
-          <w:p>
-            <w:r>
-              <w:t>2</w:t>
-            </w:r>
-          </w:p>
-        </w:tc>
-      </w:tr>
-      <w:tr>
-        <w:tc>
-          <w:tcPr>
-            <w:tcW w:type="dxa" w:w="3419"/>
-          </w:tcPr>
-          <w:p>
-            <w:r>
-              <w:t>12</w:t>
-            </w:r>
-          </w:p>
-        </w:tc>
-        <w:tc>
-          <w:tcPr>
-            <w:tcW w:type="dxa" w:w="3419"/>
-          </w:tcPr>
-          <w:p>
-            <w:r>
-              <w:t>14</w:t>
-            </w:r>
-          </w:p>
-        </w:tc>
-        <w:tc>
-          <w:tcPr>
-            <w:tcW w:type="dxa" w:w="3419"/>
-          </w:tcPr>
-          <w:p>
-            <w:r>
-              <w:t>1</w:t>
-            </w:r>
-          </w:p>
-        </w:tc>
-      </w:tr>
-      <w:tr>
-        <w:tc>
-          <w:tcPr>
-            <w:tcW w:type="dxa" w:w="3419"/>
-          </w:tcPr>
-          <w:p>
-            <w:r>
-              <w:t>13</w:t>
-            </w:r>
-          </w:p>
-        </w:tc>
-        <w:tc>
-          <w:tcPr>
-            <w:tcW w:type="dxa" w:w="3419"/>
-          </w:tcPr>
-          <w:p>
-            <w:r>
-              <w:t>21112</w:t>
-            </w:r>
-          </w:p>
-        </w:tc>
-        <w:tc>
-          <w:tcPr>
-            <w:tcW w:type="dxa" w:w="3419"/>
-          </w:tcPr>
-          <w:p>
-            <w:r>
-              <w:t>2</w:t>
-            </w:r>
-          </w:p>
-        </w:tc>
-      </w:tr>
-      <w:tr>
-        <w:tc>
-          <w:tcPr>
-            <w:tcW w:type="dxa" w:w="3419"/>
-          </w:tcPr>
-          <w:p>
-            <w:r>
-              <w:t>14</w:t>
-            </w:r>
-          </w:p>
-        </w:tc>
-        <w:tc>
-          <w:tcPr>
-            <w:tcW w:type="dxa" w:w="3419"/>
-          </w:tcPr>
-          <w:p>
-            <w:r>
-              <w:t>22212</w:t>
-            </w:r>
-          </w:p>
-        </w:tc>
-        <w:tc>
-          <w:tcPr>
-            <w:tcW w:type="dxa" w:w="3419"/>
-          </w:tcPr>
-          <w:p>
-            <w:r>
-              <w:t>2</w:t>
-            </w:r>
-          </w:p>
-        </w:tc>
-      </w:tr>
-      <w:tr>
-        <w:tc>
-          <w:tcPr>
-            <w:tcW w:type="dxa" w:w="3419"/>
-          </w:tcPr>
-          <w:p>
-            <w:r>
-              <w:t>15</w:t>
-            </w:r>
-          </w:p>
-        </w:tc>
-        <w:tc>
-          <w:tcPr>
-            <w:tcW w:type="dxa" w:w="3419"/>
-          </w:tcPr>
-          <w:p>
-            <w:r>
-              <w:t>13213</w:t>
-            </w:r>
-          </w:p>
-        </w:tc>
-        <w:tc>
-          <w:tcPr>
-            <w:tcW w:type="dxa" w:w="3419"/>
-          </w:tcPr>
-          <w:p>
-            <w:r>
-              <w:t>2</w:t>
-            </w:r>
-          </w:p>
-        </w:tc>
-      </w:tr>
-      <w:tr>
-        <w:tc>
-          <w:tcPr>
-            <w:tcW w:type="dxa" w:w="3419"/>
-          </w:tcPr>
-          <w:p>
-            <w:r>
-              <w:t>16</w:t>
-            </w:r>
-          </w:p>
-        </w:tc>
-        <w:tc>
-          <w:tcPr>
-            <w:tcW w:type="dxa" w:w="3419"/>
-          </w:tcPr>
-          <w:p>
-            <w:r>
-              <w:t>31232</w:t>
-            </w:r>
-          </w:p>
-        </w:tc>
-        <w:tc>
-          <w:tcPr>
-            <w:tcW w:type="dxa" w:w="3419"/>
-          </w:tcPr>
-          <w:p>
-            <w:r>
-              <w:t>2</w:t>
+              <w:rPr>
+                <w:rFonts w:ascii="Times New Roman" w:hAnsi="Times New Roman" w:eastAsia="Times New Roman"/>
+                <w:color w:val="181A1F"/>
+                <w:sz w:val="28"/>
+              </w:rPr>
             </w:r>
           </w:p>
         </w:tc>
       </w:tr>
     </w:tbl>
     <w:p>
+      <w:pPr>
+        <w:widowControl/>
+        <w:spacing w:line="240" w:lineRule="auto" w:after="0"/>
+      </w:pPr>
       <w:r>
         <w:rPr>
-          <w:b/>
+          <w:rFonts w:ascii="Times New Roman" w:hAnsi="Times New Roman" w:eastAsia="Times New Roman"/>
+          <w:color w:val="181A1F"/>
+          <w:sz w:val="28"/>
         </w:rPr>
-        <w:t>Задание 17 — до 2 баллов</w:t>
+        <w:br w:type="page"/>
       </w:r>
     </w:p>
     <w:p>
+      <w:pPr>
+        <w:pStyle w:val="Heading1"/>
+        <w:keepNext/>
+        <w:widowControl/>
+        <w:spacing w:line="240" w:lineRule="auto" w:after="60" w:before="160"/>
+      </w:pPr>
       <w:r>
         <w:rPr>
-          <w:b w:val="0"/>
-          <w:i w:val="0"/>
+          <w:rFonts w:ascii="Times New Roman" w:hAnsi="Times New Roman" w:eastAsia="Times New Roman"/>
+          <w:b/>
+          <w:color w:val="181A1F"/>
+          <w:sz w:val="28"/>
         </w:rPr>
-        <w:t>1) Её исключительная роль проявляется в том, что она обладает верховенством на всей территории суверенного государства, имеет приоритет над всеми другими законами, является базой текущего законодательства, имеет прямое действие и применяется на всей территории страны (ст. 15 Конституции РФ).</w:t>
+        <w:t>Часть 2</w:t>
       </w:r>
     </w:p>
     <w:p>
+      <w:pPr>
+        <w:widowControl/>
+        <w:spacing w:line="240" w:lineRule="auto" w:after="0"/>
+      </w:pPr>
       <w:r>
         <w:rPr>
-          <w:b w:val="0"/>
-          <w:i w:val="0"/>
+          <w:rFonts w:ascii="Times New Roman" w:hAnsi="Times New Roman" w:eastAsia="Times New Roman"/>
+          <w:color w:val="181A1F"/>
+          <w:sz w:val="28"/>
         </w:rPr>
-        <w:t>2) Значимость предмета регулирования конституционного права заключается в том, что в его структуру входят только основополагающие, фундаментальные отношения, возникающие во всех сферах жизни общества: политической, экономической, социальной и духовной.</w:t>
+        <w:t>Для заданий 17–25 запишите полный развёрнутый ответ. Каждый вопрос самодостаточен и тематически соответствует варианту.</w:t>
       </w:r>
     </w:p>
     <w:p>
+      <w:pPr>
+        <w:keepNext/>
+        <w:widowControl/>
+        <w:spacing w:line="240" w:lineRule="auto" w:after="0" w:before="120"/>
+      </w:pPr>
       <w:r>
         <w:rPr>
-          <w:b w:val="0"/>
-          <w:i w:val="0"/>
+          <w:rFonts w:ascii="Times New Roman" w:hAnsi="Times New Roman" w:eastAsia="Times New Roman"/>
+          <w:b/>
+          <w:color w:val="181A1F"/>
+          <w:sz w:val="28"/>
         </w:rPr>
-        <w:t>3) Из всех законов лишь одна конституция служит основным источником не только конституционного права, но и всех других отраслей национальной системы права. В этом смысле все отрасли права являются производными от конституции, коренятся в её содержании.</w:t>
+        <w:t>17.</w:t>
       </w:r>
     </w:p>
     <w:p>
+      <w:pPr>
+        <w:widowControl/>
+        <w:spacing w:line="240" w:lineRule="auto" w:after="0"/>
+      </w:pPr>
       <w:r>
         <w:rPr>
-          <w:b/>
+          <w:rFonts w:ascii="Times New Roman" w:hAnsi="Times New Roman" w:eastAsia="Times New Roman"/>
+          <w:b w:val="0"/>
+          <w:i w:val="0"/>
+          <w:color w:val="181A1F"/>
+          <w:sz w:val="28"/>
         </w:rPr>
-        <w:t>Задание 18 — до 2 баллов</w:t>
+        <w:t xml:space="preserve">Под конституционным правом понимается система юридических норм, регулирующих целостный комплекс общественных отношений, которые складываются в процессе определения устоев общества и государства, закрепления основ правового статуса человека, личности и гражданина, установления системы, организации и функционирования государственной власти... </w:t>
       </w:r>
     </w:p>
     <w:p>
+      <w:pPr>
+        <w:widowControl/>
+        <w:spacing w:line="240" w:lineRule="auto" w:after="0"/>
+      </w:pPr>
       <w:r>
         <w:rPr>
+          <w:rFonts w:ascii="Times New Roman" w:hAnsi="Times New Roman" w:eastAsia="Times New Roman"/>
           <w:b w:val="0"/>
           <w:i w:val="0"/>
+          <w:color w:val="181A1F"/>
+          <w:sz w:val="28"/>
         </w:rPr>
-        <w:t>1) Признаки понятия органы государственной власти:</w:t>
+        <w:t xml:space="preserve">Конституционное право является ведущей отраслью в системе национального права каждой страны. Это обусловлено значительностью предмета правового регулирования, исключительной ролью заглавного акта конституционного права, учредительным характером его норм. </w:t>
       </w:r>
     </w:p>
     <w:p>
+      <w:pPr>
+        <w:widowControl/>
+        <w:spacing w:line="240" w:lineRule="auto" w:after="0"/>
+      </w:pPr>
       <w:r>
         <w:rPr>
+          <w:rFonts w:ascii="Times New Roman" w:hAnsi="Times New Roman" w:eastAsia="Times New Roman"/>
           <w:b w:val="0"/>
           <w:i w:val="0"/>
+          <w:color w:val="181A1F"/>
+          <w:sz w:val="28"/>
         </w:rPr>
-        <w:t xml:space="preserve">а) наделены властными полномочиями; </w:t>
+        <w:t xml:space="preserve">Значимость предмета регулирования конституционного права заключается в том, что в его структуру входят только основополагающие, фундаментальные отношения, возникающие во всех сферах жизни общества: политической, экономической, социальной и духовной. </w:t>
       </w:r>
     </w:p>
     <w:p>
+      <w:pPr>
+        <w:widowControl/>
+        <w:spacing w:line="240" w:lineRule="auto" w:after="0"/>
+      </w:pPr>
       <w:r>
         <w:rPr>
+          <w:rFonts w:ascii="Times New Roman" w:hAnsi="Times New Roman" w:eastAsia="Times New Roman"/>
           <w:b w:val="0"/>
           <w:i w:val="0"/>
+          <w:color w:val="181A1F"/>
+          <w:sz w:val="28"/>
         </w:rPr>
-        <w:t>б) осуществляют свою компетенцию по уполномочию государства;</w:t>
+        <w:t xml:space="preserve">Объём и пределы конституционно-правового регулирования общественных отношений определяются государством с политических позиций. Государство просто вынуждено выражать в нормах конституционного права стабильное соотношение различных социальных сил, сложившееся во взаимоотношениях между классами, народами, нациями и государством по поводу определения формы государства, осуществления публичной власти, закрепления правового статуса человека, личности и гражданина... </w:t>
       </w:r>
     </w:p>
     <w:p>
+      <w:pPr>
+        <w:widowControl/>
+        <w:spacing w:line="240" w:lineRule="auto" w:after="0"/>
+      </w:pPr>
       <w:r>
         <w:rPr>
+          <w:rFonts w:ascii="Times New Roman" w:hAnsi="Times New Roman" w:eastAsia="Times New Roman"/>
           <w:b w:val="0"/>
           <w:i w:val="0"/>
+          <w:color w:val="181A1F"/>
+          <w:sz w:val="28"/>
         </w:rPr>
-        <w:t>в) действуют от имени государства.</w:t>
+        <w:t xml:space="preserve">Каждая отрасль национальной системы права почти всегда имеет свой заглавный нормативный правовой акт. В России, например, роль заглавного акта в гражданском праве выполняет Гражданский кодекс РФ, в трудовом — Трудовой кодекс РФ, в земельном — Земельный кодекс РФ и т. д. </w:t>
       </w:r>
     </w:p>
     <w:p>
+      <w:pPr>
+        <w:widowControl/>
+        <w:spacing w:line="240" w:lineRule="auto" w:after="0"/>
+      </w:pPr>
       <w:r>
         <w:rPr>
+          <w:rFonts w:ascii="Times New Roman" w:hAnsi="Times New Roman" w:eastAsia="Times New Roman"/>
           <w:b w:val="0"/>
           <w:i w:val="0"/>
+          <w:color w:val="181A1F"/>
+          <w:sz w:val="28"/>
         </w:rPr>
-        <w:t>2) Связь политической социализации и обновления политической элиты, заключается в том, что в процессе политической социализации граждан происходит становление политических деятелей, которые в будущем смогут заменить действующую политическую элиту, когда в обществе появится соответствующий запрос.</w:t>
+        <w:t xml:space="preserve">В отношении конституционного права в качестве заглавного нормативного правового акта выступает конституция. Её исключительная роль проявляется в том, что она обладает верховенством на всей территории суверенного государства, имеет приоритет над всеми другими законами, является базой текущего законодательства, имеет прямое действие и применяется на всей территории страны (ст. 15 Конституции РФ). </w:t>
       </w:r>
     </w:p>
     <w:p>
+      <w:pPr>
+        <w:widowControl/>
+        <w:spacing w:line="240" w:lineRule="auto" w:after="0"/>
+      </w:pPr>
       <w:r>
         <w:rPr>
-          <w:b/>
+          <w:rFonts w:ascii="Times New Roman" w:hAnsi="Times New Roman" w:eastAsia="Times New Roman"/>
+          <w:b w:val="0"/>
+          <w:i w:val="0"/>
+          <w:color w:val="181A1F"/>
+          <w:sz w:val="28"/>
         </w:rPr>
-        <w:t>Задание 19 — до 3 баллов</w:t>
+        <w:t xml:space="preserve">Из всех законов лишь одна конституция служит основным источником не только конституционного права, но и всех других отраслей национальной системы права. В этом смысле все отрасли права являются производными от конституции, коренятся в её содержании. Учредительный характер конституционно-правовых норм означает, что они устанавливают основные начала, своеобразные истоки всех других отраслей национальной системы права. </w:t>
       </w:r>
     </w:p>
     <w:p>
+      <w:pPr>
+        <w:widowControl/>
+        <w:spacing w:line="240" w:lineRule="auto" w:after="0"/>
+      </w:pPr>
       <w:r>
         <w:rPr>
+          <w:rFonts w:ascii="Times New Roman" w:hAnsi="Times New Roman" w:eastAsia="Times New Roman"/>
           <w:b w:val="0"/>
           <w:i w:val="0"/>
+          <w:color w:val="181A1F"/>
+          <w:sz w:val="28"/>
         </w:rPr>
-        <w:t>1) Гарантии идеологического многообразия: в РФ никакая идеология не может устанавливаться в качестве государственной или обязательной / признаются политическое многообразие, многопартийность / общественные объединения равны перед законом;</w:t>
+        <w:t>Нормы конституционного права определяют место и роль органов исполнительной власти в системе органов государства, их виды, устанавливают подотчётность и ответственность правительства перед парламентом или главой государства. Тем самым они закладывают основы, формируют исходные положения для административного права, нормы которого регулируют отношения, возникающие в процессе деятельности исполнительных органов государственной власти, осуществления государственного управления. Конституционно-правовые нормы в большинстве стран определяют экономическую систему государства и соответствующие ей формы собственности.  (А. И. Казанник, А.Н. Костюков)</w:t>
       </w:r>
     </w:p>
     <w:p>
+      <w:pPr>
+        <w:widowControl/>
+        <w:spacing w:line="240" w:lineRule="auto" w:after="0"/>
+      </w:pPr>
       <w:r>
         <w:rPr>
+          <w:rFonts w:ascii="Times New Roman" w:hAnsi="Times New Roman" w:eastAsia="Times New Roman"/>
           <w:b w:val="0"/>
           <w:i w:val="0"/>
+          <w:color w:val="181A1F"/>
+          <w:sz w:val="28"/>
         </w:rPr>
-        <w:t>2) Наличие условий для реализации хозяйственной инициативы: в РФ гарантируются единство экономического пространства, свободное перемещение товаров, услуг и финансовых средств, поддержка конкуренции, свобода экономической деятельности / в РФ признаются и защищаются равным образом частная, государственная, муниципальная и иные формы собственности;</w:t>
+        <w:t>В чём проявляется исключительная роль конституции в правовой системе государства? (Назовите любые три особенности конституции, указанные в тексте.) В чём заключается значимость предмета регулирования конституционного права? Как, по мнению авторов, конституционные нормы связаны с отраслевым законодательством?</w:t>
       </w:r>
     </w:p>
     <w:p>
+      <w:pPr>
+        <w:widowControl/>
+        <w:spacing w:line="240" w:lineRule="auto" w:after="0"/>
+      </w:pPr>
       <w:r>
         <w:rPr>
-          <w:b w:val="0"/>
-          <w:i w:val="0"/>
+          <w:rFonts w:ascii="Times New Roman" w:hAnsi="Times New Roman" w:eastAsia="Times New Roman"/>
+          <w:color w:val="181A1F"/>
+          <w:sz w:val="28"/>
         </w:rPr>
-        <w:t>3) Гарантия презумпции невиновности, например: каждый обвиняемый в совершении преступления считается невиновным, пока его виновность не будет доказана в предусмотренном федеральным законом порядке и установлена вступившим в законную силу приговором суда.</w:t>
+        <w:t>Ответ:</w:t>
       </w:r>
     </w:p>
     <w:p>
+      <w:pPr>
+        <w:keepNext/>
+        <w:widowControl/>
+        <w:spacing w:line="240" w:lineRule="auto" w:after="0" w:before="120"/>
+      </w:pPr>
       <w:r>
         <w:rPr>
+          <w:rFonts w:ascii="Times New Roman" w:hAnsi="Times New Roman" w:eastAsia="Times New Roman"/>
           <w:b/>
+          <w:color w:val="181A1F"/>
+          <w:sz w:val="28"/>
         </w:rPr>
-        <w:t>Задание 20 — до 3 баллов</w:t>
+        <w:t>18.</w:t>
       </w:r>
     </w:p>
     <w:p>
+      <w:pPr>
+        <w:widowControl/>
+        <w:spacing w:line="240" w:lineRule="auto" w:after="0"/>
+      </w:pPr>
       <w:r>
         <w:rPr>
+          <w:rFonts w:ascii="Times New Roman" w:hAnsi="Times New Roman" w:eastAsia="Times New Roman"/>
           <w:b w:val="0"/>
           <w:i w:val="0"/>
+          <w:color w:val="181A1F"/>
+          <w:sz w:val="28"/>
         </w:rPr>
-        <w:t>1) Согласно Конституции РФ государственную власть в Российской Федерации осуществляют Президент Российской Федерации, Федеральное Собрание (Совет Федерации и Государственная Дума), Правительство Российской Федерации, суды Российской Федерации.</w:t>
+        <w:t>В тексте упомянуты ключевые понятия социально-гуманитарных наук.</w:t>
       </w:r>
     </w:p>
     <w:p>
+      <w:pPr>
+        <w:widowControl/>
+        <w:spacing w:line="240" w:lineRule="auto" w:after="0"/>
+      </w:pPr>
       <w:r>
         <w:rPr>
+          <w:rFonts w:ascii="Times New Roman" w:hAnsi="Times New Roman" w:eastAsia="Times New Roman"/>
           <w:b w:val="0"/>
           <w:i w:val="0"/>
+          <w:color w:val="181A1F"/>
+          <w:sz w:val="28"/>
         </w:rPr>
-        <w:t>2) Согласно Конституции РФ государственную власть в субъектах Российской Федерации  осуществляют образуемые ими органы государственной власти.</w:t>
+        <w:t>Используя обществоведческие знания,</w:t>
       </w:r>
     </w:p>
     <w:p>
+      <w:pPr>
+        <w:widowControl/>
+        <w:spacing w:line="240" w:lineRule="auto" w:after="0"/>
+      </w:pPr>
       <w:r>
         <w:rPr>
+          <w:rFonts w:ascii="Times New Roman" w:hAnsi="Times New Roman" w:eastAsia="Times New Roman"/>
           <w:b w:val="0"/>
           <w:i w:val="0"/>
+          <w:color w:val="181A1F"/>
+          <w:sz w:val="28"/>
         </w:rPr>
-        <w:t>3) Согласно Конституции РФ государственная власть в Российской Федерации осуществляется на основе разделения на законодательную, исполнительную и судебную. Органы законодательной, исполнительной и судебной власти самостоятельны.</w:t>
+        <w:t>– укажите не менее трёх основных признаков понятия «органы государственной власти»;</w:t>
       </w:r>
     </w:p>
     <w:p>
+      <w:pPr>
+        <w:widowControl/>
+        <w:spacing w:line="240" w:lineRule="auto" w:after="0"/>
+      </w:pPr>
       <w:r>
         <w:rPr>
-          <w:b/>
+          <w:rFonts w:ascii="Times New Roman" w:hAnsi="Times New Roman" w:eastAsia="Times New Roman"/>
+          <w:b w:val="0"/>
+          <w:i w:val="0"/>
+          <w:color w:val="181A1F"/>
+          <w:sz w:val="28"/>
         </w:rPr>
-        <w:t>Задание 21 — до 3 баллов</w:t>
+        <w:t>– объясните связь политической социализации и обновлением политической элиты. (Объяснение может быть дано в одном или нескольких распространённых предложениях.)</w:t>
       </w:r>
     </w:p>
     <w:p>
+      <w:pPr>
+        <w:widowControl/>
+        <w:spacing w:line="240" w:lineRule="auto" w:after="0"/>
+      </w:pPr>
       <w:r>
         <w:rPr>
+          <w:rFonts w:ascii="Times New Roman" w:hAnsi="Times New Roman" w:eastAsia="Times New Roman"/>
           <w:b w:val="0"/>
           <w:i w:val="0"/>
+          <w:color w:val="181A1F"/>
+          <w:sz w:val="28"/>
         </w:rPr>
-        <w:t>1) Демократическое государство: многонациональный народ России признан носителем суверенитета и единственным источником власти;</w:t>
+        <w:t>Политическая система взаимодействует с целым рядом других подсистем: социальной, экономической, идеологической, этической, правовой, культурной, образующими ее общественное окружение, ее общественные ресурсы наряду с ее природным окружением и природными ресурсами (демографическими, пространственно-территориальными), а также внешнеполитическим окружением.</w:t>
       </w:r>
     </w:p>
     <w:p>
+      <w:pPr>
+        <w:widowControl/>
+        <w:spacing w:line="240" w:lineRule="auto" w:after="0"/>
+      </w:pPr>
       <w:r>
         <w:rPr>
+          <w:rFonts w:ascii="Times New Roman" w:hAnsi="Times New Roman" w:eastAsia="Times New Roman"/>
           <w:b w:val="0"/>
           <w:i w:val="0"/>
+          <w:color w:val="181A1F"/>
+          <w:sz w:val="28"/>
         </w:rPr>
-        <w:t>2) Федеративное государство: во взаимоотношениях с федеральными органами государственной власти все субъекты РФ между собой равноправны;</w:t>
+        <w:t xml:space="preserve">Центральное положение политической системы, ее отличие от других систем общества заключается в следующем: а) она является универсальной по охвату данного общества своим воздействием, распространяющимся на всех его членов; б) она претендует на конечный контроль над применением физического принуждения; в) ее право выносить обязывающие решения принимается в качестве легитимного; г) ее решения являются авторитетно-властными, несущими в себе силу легитимности и существенную вероятность того, что им подчинятся… </w:t>
       </w:r>
     </w:p>
     <w:p>
+      <w:pPr>
+        <w:widowControl/>
+        <w:spacing w:line="240" w:lineRule="auto" w:after="0"/>
+      </w:pPr>
       <w:r>
         <w:rPr>
+          <w:rFonts w:ascii="Times New Roman" w:hAnsi="Times New Roman" w:eastAsia="Times New Roman"/>
           <w:b w:val="0"/>
           <w:i w:val="0"/>
+          <w:color w:val="181A1F"/>
+          <w:sz w:val="28"/>
         </w:rPr>
-        <w:t>3) Реализация принципа разделения государственной власти: государственная власть в РФ осуществляется на основе разделения на законодательную, исполнительную и судебную; органы законодательной, исполнительной и судебной власти самостоятельны / государственная власть в РФ осуществляют Президент РФ Федеральное Собрание, Правительство РФ и суды РФ.</w:t>
+        <w:t xml:space="preserve">…Политическую систему общества можно рассматривать в узком и широком смысле. В первом случае (в узком смысле) под политической системой общества подразумевается совокупность институтов (государственных органов, политических партий, движений, профсоюзов, экономических структур и т.п.), в рамках которых проходит политическая жизнь общества и осуществляется политическая власть. Такое понятие политической системы, по сути, тождественно понятию политической организации общества. Во втором случае (в широком смысле) под политической системой следует понимать систему (сферу) всех политических явлений, которые существуют в обществе… В научной литературе, отечественной и зарубежной, нередко указываются четыре главные группы элементов политической системы: 1) политические институты (организации, учреждения); 2) политические отношения; 3) политические принципы и нормы; 4) политическое сознание и политическая культура. Среди других элементов политической системы следует отметить политическую социализацию. Ее содержанием является включение личности в систему политических отношений, приобщение к политической жизни, усвоение ею политических знаний и опыта, развитие ее политической активности, формирование мировоззрения. Любая политическая система и любой из входящих в нее элементов имеют социальное содержание, являются отражением определенных социальных интересов. В этом ее сущность. </w:t>
       </w:r>
     </w:p>
     <w:p>
+      <w:pPr>
+        <w:widowControl/>
+        <w:spacing w:line="240" w:lineRule="auto" w:after="0"/>
+      </w:pPr>
       <w:r>
         <w:rPr>
-          <w:b/>
+          <w:rFonts w:ascii="Times New Roman" w:hAnsi="Times New Roman" w:eastAsia="Times New Roman"/>
+          <w:b w:val="0"/>
+          <w:i w:val="0"/>
+          <w:color w:val="181A1F"/>
+          <w:sz w:val="28"/>
         </w:rPr>
-        <w:t>Задание 22 — до 4 баллов</w:t>
+        <w:t>(Н.Н. Бондарь)</w:t>
       </w:r>
     </w:p>
     <w:p>
+      <w:pPr>
+        <w:widowControl/>
+        <w:spacing w:line="240" w:lineRule="auto" w:after="0"/>
+      </w:pPr>
       <w:r>
         <w:rPr>
-          <w:b w:val="0"/>
-          <w:i w:val="0"/>
+          <w:rFonts w:ascii="Times New Roman" w:hAnsi="Times New Roman" w:eastAsia="Times New Roman"/>
+          <w:color w:val="181A1F"/>
+          <w:sz w:val="28"/>
         </w:rPr>
-        <w:t>1) Правовой статус Федерального собрания РФ:</w:t>
+        <w:t>Ответ:</w:t>
       </w:r>
     </w:p>
     <w:p>
+      <w:pPr>
+        <w:keepNext/>
+        <w:widowControl/>
+        <w:spacing w:line="240" w:lineRule="auto" w:after="0" w:before="120"/>
+      </w:pPr>
       <w:r>
         <w:rPr>
-          <w:b w:val="0"/>
-          <w:i w:val="0"/>
+          <w:rFonts w:ascii="Times New Roman" w:hAnsi="Times New Roman" w:eastAsia="Times New Roman"/>
+          <w:b/>
+          <w:color w:val="181A1F"/>
+          <w:sz w:val="28"/>
         </w:rPr>
-        <w:t>а) представительный орган;</w:t>
+        <w:t>19.</w:t>
       </w:r>
     </w:p>
     <w:p>
+      <w:pPr>
+        <w:widowControl/>
+        <w:spacing w:line="240" w:lineRule="auto" w:after="0"/>
+      </w:pPr>
       <w:r>
         <w:rPr>
+          <w:rFonts w:ascii="Times New Roman" w:hAnsi="Times New Roman" w:eastAsia="Times New Roman"/>
           <w:b w:val="0"/>
           <w:i w:val="0"/>
+          <w:color w:val="181A1F"/>
+          <w:sz w:val="28"/>
         </w:rPr>
-        <w:t>б) законодательный орган;</w:t>
+        <w:t xml:space="preserve">Конституция Российской Федерации закрепляет основы конституционного строя нашего государства, права и свободы человека и гражданина. </w:t>
       </w:r>
     </w:p>
     <w:p>
+      <w:pPr>
+        <w:widowControl/>
+        <w:spacing w:line="240" w:lineRule="auto" w:after="0"/>
+      </w:pPr>
       <w:r>
         <w:rPr>
+          <w:rFonts w:ascii="Times New Roman" w:hAnsi="Times New Roman" w:eastAsia="Times New Roman"/>
           <w:b w:val="0"/>
           <w:i w:val="0"/>
+          <w:color w:val="181A1F"/>
+          <w:sz w:val="28"/>
         </w:rPr>
-        <w:t>в) постоянно действующий орган.</w:t>
+        <w:t>На основе Конституции Российской Федерации объясните смысл следующих характеристик нашего государства: 1) гарантии идеологического многообразия; 2) наличие условий для реализации хозяйственной инициативы; 3) гарантия презумпции невиновности.</w:t>
       </w:r>
     </w:p>
     <w:p>
+      <w:pPr>
+        <w:widowControl/>
+        <w:spacing w:line="240" w:lineRule="auto" w:after="0"/>
+      </w:pPr>
       <w:r>
         <w:rPr>
+          <w:rFonts w:ascii="Times New Roman" w:hAnsi="Times New Roman" w:eastAsia="Times New Roman"/>
           <w:b w:val="0"/>
           <w:i w:val="0"/>
+          <w:color w:val="181A1F"/>
+          <w:sz w:val="28"/>
         </w:rPr>
-        <w:t>2) Палаты федерального собрания РФ:</w:t>
+        <w:t>(Каждое объяснение должно быть сформулировано как распространённое предложение с опорой на конкретное положение Конституции Российской Федерации.</w:t>
       </w:r>
     </w:p>
     <w:p>
+      <w:pPr>
+        <w:widowControl/>
+        <w:spacing w:line="240" w:lineRule="auto" w:after="0"/>
+      </w:pPr>
       <w:r>
         <w:rPr>
+          <w:rFonts w:ascii="Times New Roman" w:hAnsi="Times New Roman" w:eastAsia="Times New Roman"/>
           <w:b w:val="0"/>
           <w:i w:val="0"/>
+          <w:color w:val="181A1F"/>
+          <w:sz w:val="28"/>
         </w:rPr>
-        <w:t>а) Совет Федерации РФ;</w:t>
+        <w:t>Обратите внимание на то, что правильное выполнение задания не требует указания в ответе номеров соответствующих статей Конституции и дословного воспроизведения их содержания.)</w:t>
       </w:r>
     </w:p>
     <w:p>
+      <w:pPr>
+        <w:widowControl/>
+        <w:spacing w:line="240" w:lineRule="auto" w:after="0"/>
+      </w:pPr>
       <w:r>
         <w:rPr>
-          <w:b w:val="0"/>
-          <w:i w:val="0"/>
+          <w:rFonts w:ascii="Times New Roman" w:hAnsi="Times New Roman" w:eastAsia="Times New Roman"/>
+          <w:color w:val="181A1F"/>
+          <w:sz w:val="28"/>
         </w:rPr>
-        <w:t>б) Государственная дума РФ.</w:t>
+        <w:t>Ответ:</w:t>
       </w:r>
     </w:p>
     <w:p>
+      <w:pPr>
+        <w:keepNext/>
+        <w:widowControl/>
+        <w:spacing w:line="240" w:lineRule="auto" w:after="0" w:before="120"/>
+      </w:pPr>
       <w:r>
         <w:rPr>
-          <w:b w:val="0"/>
-          <w:i w:val="0"/>
+          <w:rFonts w:ascii="Times New Roman" w:hAnsi="Times New Roman" w:eastAsia="Times New Roman"/>
+          <w:b/>
+          <w:color w:val="181A1F"/>
+          <w:sz w:val="28"/>
         </w:rPr>
-        <w:t>3) Ведение Государственной думы:</w:t>
+        <w:t>20.</w:t>
       </w:r>
     </w:p>
     <w:p>
+      <w:pPr>
+        <w:widowControl/>
+        <w:spacing w:line="240" w:lineRule="auto" w:after="0"/>
+      </w:pPr>
       <w:r>
         <w:rPr>
+          <w:rFonts w:ascii="Times New Roman" w:hAnsi="Times New Roman" w:eastAsia="Times New Roman"/>
           <w:b w:val="0"/>
           <w:i w:val="0"/>
+          <w:color w:val="181A1F"/>
+          <w:sz w:val="28"/>
         </w:rPr>
-        <w:t xml:space="preserve">а) назначение на должность и освобождение от должности Председателя Центрального банка РФ; </w:t>
+        <w:t xml:space="preserve">Конституция Российской Федерации закрепляет основы организации государственной власти в РФ. </w:t>
       </w:r>
     </w:p>
     <w:p>
+      <w:pPr>
+        <w:widowControl/>
+        <w:spacing w:line="240" w:lineRule="auto" w:after="0"/>
+      </w:pPr>
       <w:r>
         <w:rPr>
+          <w:rFonts w:ascii="Times New Roman" w:hAnsi="Times New Roman" w:eastAsia="Times New Roman"/>
           <w:b w:val="0"/>
           <w:i w:val="0"/>
+          <w:color w:val="181A1F"/>
+          <w:sz w:val="28"/>
         </w:rPr>
-        <w:t>б) решение вопроса о доверии Правительству Российской Федерации;</w:t>
+        <w:t>На основе положений Конституции Российской Федерации приведите три объяснения этой характеристики.</w:t>
       </w:r>
     </w:p>
     <w:p>
+      <w:pPr>
+        <w:widowControl/>
+        <w:spacing w:line="240" w:lineRule="auto" w:after="0"/>
+      </w:pPr>
       <w:r>
         <w:rPr>
+          <w:rFonts w:ascii="Times New Roman" w:hAnsi="Times New Roman" w:eastAsia="Times New Roman"/>
           <w:b w:val="0"/>
           <w:i w:val="0"/>
+          <w:color w:val="181A1F"/>
+          <w:sz w:val="28"/>
         </w:rPr>
-        <w:t>в) объявление амнистии.</w:t>
+        <w:t>(Каждое подтверждение должно быть сформулировано как распространённое предложение с опорой на конкретное положение Конституции Российской Федерации.</w:t>
       </w:r>
     </w:p>
     <w:p>
+      <w:pPr>
+        <w:widowControl/>
+        <w:spacing w:line="240" w:lineRule="auto" w:after="0"/>
+      </w:pPr>
       <w:r>
         <w:rPr>
+          <w:rFonts w:ascii="Times New Roman" w:hAnsi="Times New Roman" w:eastAsia="Times New Roman"/>
           <w:b w:val="0"/>
           <w:i w:val="0"/>
+          <w:color w:val="181A1F"/>
+          <w:sz w:val="28"/>
         </w:rPr>
-        <w:t>4) Ведение Совета Федерации:</w:t>
+        <w:t xml:space="preserve">Обращаем внимание, что правильное выполнение задания не требует указания в ответе номеров соответствующих статей Конституции и дословного воспроизведения их содержания.) </w:t>
       </w:r>
     </w:p>
     <w:p>
+      <w:pPr>
+        <w:widowControl/>
+        <w:spacing w:line="240" w:lineRule="auto" w:after="0"/>
+      </w:pPr>
       <w:r>
         <w:rPr>
-          <w:b w:val="0"/>
-          <w:i w:val="0"/>
+          <w:rFonts w:ascii="Times New Roman" w:hAnsi="Times New Roman" w:eastAsia="Times New Roman"/>
+          <w:color w:val="181A1F"/>
+          <w:sz w:val="28"/>
         </w:rPr>
-        <w:t>а) назначение выборов Президента РФ;</w:t>
+        <w:t>Ответ:</w:t>
       </w:r>
     </w:p>
     <w:p>
+      <w:pPr>
+        <w:keepNext/>
+        <w:widowControl/>
+        <w:spacing w:line="240" w:lineRule="auto" w:after="0" w:before="120"/>
+      </w:pPr>
       <w:r>
         <w:rPr>
-          <w:b w:val="0"/>
-          <w:i w:val="0"/>
+          <w:rFonts w:ascii="Times New Roman" w:hAnsi="Times New Roman" w:eastAsia="Times New Roman"/>
+          <w:b/>
+          <w:color w:val="181A1F"/>
+          <w:sz w:val="28"/>
         </w:rPr>
-        <w:t>б) решение вопроса об использовании Вооруженных сил РФ за пределами территории РФ;</w:t>
+        <w:t>21.</w:t>
       </w:r>
     </w:p>
     <w:p>
+      <w:pPr>
+        <w:widowControl/>
+        <w:spacing w:line="240" w:lineRule="auto" w:after="0"/>
+      </w:pPr>
       <w:r>
         <w:rPr>
+          <w:rFonts w:ascii="Times New Roman" w:hAnsi="Times New Roman" w:eastAsia="Times New Roman"/>
           <w:b w:val="0"/>
           <w:i w:val="0"/>
+          <w:color w:val="181A1F"/>
+          <w:sz w:val="28"/>
         </w:rPr>
-        <w:t>в) назначение на должность и освобождение от должности Председателя Счетной палаты.</w:t>
+        <w:t xml:space="preserve">Конституция Российской Федерации закрепляет основы конституционного строя нашего государства, права и свободы человека и гражданина. </w:t>
       </w:r>
     </w:p>
     <w:p>
+      <w:pPr>
+        <w:widowControl/>
+        <w:spacing w:line="240" w:lineRule="auto" w:after="0"/>
+      </w:pPr>
       <w:r>
         <w:rPr>
+          <w:rFonts w:ascii="Times New Roman" w:hAnsi="Times New Roman" w:eastAsia="Times New Roman"/>
           <w:b w:val="0"/>
           <w:i w:val="0"/>
+          <w:color w:val="181A1F"/>
+          <w:sz w:val="28"/>
         </w:rPr>
-        <w:t>5) Формирование Государственной думы:</w:t>
+        <w:t xml:space="preserve">На основе положений Конституции Российской Федерации объясните смысл следующих характеристик нашего государства: 1) демократическое государство; 2) федеративное государство; 3) реализация принципов разделения государственной власти. </w:t>
       </w:r>
     </w:p>
     <w:p>
+      <w:pPr>
+        <w:widowControl/>
+        <w:spacing w:line="240" w:lineRule="auto" w:after="0"/>
+      </w:pPr>
       <w:r>
         <w:rPr>
+          <w:rFonts w:ascii="Times New Roman" w:hAnsi="Times New Roman" w:eastAsia="Times New Roman"/>
           <w:b w:val="0"/>
           <w:i w:val="0"/>
+          <w:color w:val="181A1F"/>
+          <w:sz w:val="28"/>
         </w:rPr>
-        <w:t>а) 225 депутатов избираются по одномандатным избирательным округам;</w:t>
+        <w:t xml:space="preserve">(Каждое объяснение должно быть сформулировано как распространенное предложение с опорой на конкретное положение Конституции Российской Федерации. </w:t>
       </w:r>
     </w:p>
     <w:p>
+      <w:pPr>
+        <w:widowControl/>
+        <w:spacing w:line="240" w:lineRule="auto" w:after="0"/>
+      </w:pPr>
       <w:r>
         <w:rPr>
+          <w:rFonts w:ascii="Times New Roman" w:hAnsi="Times New Roman" w:eastAsia="Times New Roman"/>
           <w:b w:val="0"/>
           <w:i w:val="0"/>
+          <w:color w:val="181A1F"/>
+          <w:sz w:val="28"/>
         </w:rPr>
-        <w:t>б) 225 депутатов  избираются по федеральному избирательному округу;</w:t>
+        <w:t xml:space="preserve">Обратите внимание на то, что правильное выполнение задания не требует указания в ответе номеров соответствующих статей Конституции и дословного воспроизведения их содержания.) </w:t>
       </w:r>
     </w:p>
     <w:p>
+      <w:pPr>
+        <w:widowControl/>
+        <w:spacing w:line="240" w:lineRule="auto" w:after="0"/>
+      </w:pPr>
       <w:r>
         <w:rPr>
-          <w:b w:val="0"/>
-          <w:i w:val="0"/>
+          <w:rFonts w:ascii="Times New Roman" w:hAnsi="Times New Roman" w:eastAsia="Times New Roman"/>
+          <w:color w:val="181A1F"/>
+          <w:sz w:val="28"/>
         </w:rPr>
-        <w:t>в) депутаты избираются сроком на 5 лет.</w:t>
+        <w:t>Ответ:</w:t>
       </w:r>
     </w:p>
     <w:p>
+      <w:pPr>
+        <w:keepNext/>
+        <w:widowControl/>
+        <w:spacing w:line="240" w:lineRule="auto" w:after="0" w:before="120"/>
+      </w:pPr>
       <w:r>
         <w:rPr>
-          <w:b w:val="0"/>
-          <w:i w:val="0"/>
+          <w:rFonts w:ascii="Times New Roman" w:hAnsi="Times New Roman" w:eastAsia="Times New Roman"/>
+          <w:b/>
+          <w:color w:val="181A1F"/>
+          <w:sz w:val="28"/>
         </w:rPr>
-        <w:t>6) Состав Совета Федерации РФ:</w:t>
+        <w:t>22.</w:t>
       </w:r>
     </w:p>
     <w:p>
+      <w:pPr>
+        <w:widowControl/>
+        <w:spacing w:line="240" w:lineRule="auto" w:after="0"/>
+      </w:pPr>
       <w:r>
         <w:rPr>
+          <w:rFonts w:ascii="Times New Roman" w:hAnsi="Times New Roman" w:eastAsia="Times New Roman"/>
           <w:b w:val="0"/>
           <w:i w:val="0"/>
+          <w:color w:val="181A1F"/>
+          <w:sz w:val="28"/>
         </w:rPr>
-        <w:t>а)  по два представителя от каждого субъекта РФ;</w:t>
+        <w:t>Используя обществоведческие знания, составьте сложный план,</w:t>
       </w:r>
     </w:p>
     <w:p>
+      <w:pPr>
+        <w:widowControl/>
+        <w:spacing w:line="240" w:lineRule="auto" w:after="0"/>
+      </w:pPr>
       <w:r>
         <w:rPr>
+          <w:rFonts w:ascii="Times New Roman" w:hAnsi="Times New Roman" w:eastAsia="Times New Roman"/>
           <w:b w:val="0"/>
           <w:i w:val="0"/>
+          <w:color w:val="181A1F"/>
+          <w:sz w:val="28"/>
         </w:rPr>
-        <w:t>б)  Президент Российской Федерации, прекративший исполнение своих полномочий в связи с истечением срока его пребывания в должности или досрочно в случае его отставки, - пожизненно;</w:t>
+        <w:t xml:space="preserve">позволяющий раскрыть по существу тему «Федеральное собрание». Сложный план должен содержать не менее трёх непосредственно раскрывающих тему по существу пунктов, детализированных в подпунктах. (Количество подпунктов каждого детализированного пункта должно быть не менее трех, за исключением случаев, когда с точки зрения общественных наук возможны только два подпункта.) </w:t>
       </w:r>
     </w:p>
     <w:p>
+      <w:pPr>
+        <w:widowControl/>
+        <w:spacing w:line="240" w:lineRule="auto" w:after="0"/>
+      </w:pPr>
       <w:r>
         <w:rPr>
-          <w:b w:val="0"/>
-          <w:i w:val="0"/>
+          <w:rFonts w:ascii="Times New Roman" w:hAnsi="Times New Roman" w:eastAsia="Times New Roman"/>
+          <w:color w:val="181A1F"/>
+          <w:sz w:val="28"/>
         </w:rPr>
-        <w:t>в) не более 30 представителей Российской Федерации, назначаемых Президентом РФ, из которых не более семи могут быть назначены пожизненно.</w:t>
+        <w:t>Ответ:</w:t>
       </w:r>
     </w:p>
     <w:p>
+      <w:pPr>
+        <w:keepNext/>
+        <w:widowControl/>
+        <w:spacing w:line="240" w:lineRule="auto" w:after="0" w:before="120"/>
+      </w:pPr>
       <w:r>
         <w:rPr>
+          <w:rFonts w:ascii="Times New Roman" w:hAnsi="Times New Roman" w:eastAsia="Times New Roman"/>
           <w:b/>
+          <w:color w:val="181A1F"/>
+          <w:sz w:val="28"/>
         </w:rPr>
-        <w:t>Задание 23 — до 3 баллов</w:t>
+        <w:t>23.</w:t>
       </w:r>
     </w:p>
     <w:p>
+      <w:pPr>
+        <w:widowControl/>
+        <w:spacing w:line="240" w:lineRule="auto" w:after="0"/>
+      </w:pPr>
       <w:r>
         <w:rPr>
+          <w:rFonts w:ascii="Times New Roman" w:hAnsi="Times New Roman" w:eastAsia="Times New Roman"/>
           <w:b w:val="0"/>
           <w:i w:val="0"/>
+          <w:color w:val="181A1F"/>
+          <w:sz w:val="28"/>
         </w:rPr>
-        <w:t>1) Республика: Согласно Конституции РФ Президент РФ избирается гражданами РФ на 6 лет на основе всеобщего, прямого и равного избирательного права при тайном голосовании.</w:t>
+        <w:t xml:space="preserve">Конституция Российской Федерации закрепляет основы конституционного строя нашего государства, права и свободы человека и гражданина. </w:t>
       </w:r>
     </w:p>
     <w:p>
+      <w:pPr>
+        <w:widowControl/>
+        <w:spacing w:line="240" w:lineRule="auto" w:after="0"/>
+      </w:pPr>
       <w:r>
         <w:rPr>
+          <w:rFonts w:ascii="Times New Roman" w:hAnsi="Times New Roman" w:eastAsia="Times New Roman"/>
           <w:b w:val="0"/>
           <w:i w:val="0"/>
+          <w:color w:val="181A1F"/>
+          <w:sz w:val="28"/>
         </w:rPr>
-        <w:t>2) Местное самоуправление: Согласно Конституции РФ В Российской Федерации признается и гарантируется местное самоуправление.</w:t>
+        <w:t>На основе положений Конституции Российской Федерации объясните смысл следующих характеристик нашего государства: 1) государство с республиканской формой правления; 2) государство с наличием местного самоуправления; 3) государство, где гарантируется презумпция невиновности.</w:t>
       </w:r>
     </w:p>
     <w:p>
+      <w:pPr>
+        <w:widowControl/>
+        <w:spacing w:line="240" w:lineRule="auto" w:after="0"/>
+      </w:pPr>
       <w:r>
         <w:rPr>
+          <w:rFonts w:ascii="Times New Roman" w:hAnsi="Times New Roman" w:eastAsia="Times New Roman"/>
           <w:b w:val="0"/>
           <w:i w:val="0"/>
+          <w:color w:val="181A1F"/>
+          <w:sz w:val="28"/>
         </w:rPr>
-        <w:t>3) Презумпция: Согласно Конституции РФ каждый обвиняемый в совершении преступления считается невиновным, пока его виновность не будет доказана в предусмотренном федеральным законом порядке и установлена вступившим в законную силу приговором суда.</w:t>
+        <w:t>(Каждое объяснение должно быть сформулировано как распространённое предложение с опорой на конкретное положение Конституции Российской Федерации.</w:t>
       </w:r>
     </w:p>
     <w:p>
+      <w:pPr>
+        <w:widowControl/>
+        <w:spacing w:line="240" w:lineRule="auto" w:after="0"/>
+      </w:pPr>
       <w:r>
         <w:rPr>
-          <w:b/>
+          <w:rFonts w:ascii="Times New Roman" w:hAnsi="Times New Roman" w:eastAsia="Times New Roman"/>
+          <w:b w:val="0"/>
+          <w:i w:val="0"/>
+          <w:color w:val="181A1F"/>
+          <w:sz w:val="28"/>
         </w:rPr>
-        <w:t>Задание 24 — до 4 баллов</w:t>
+        <w:t>Обратите внимание на то, что правильное выполнение задания не требует указания в ответе номеров соответствующих статей Конституции и дословного воспроизведения их содержания.)</w:t>
       </w:r>
     </w:p>
     <w:p>
+      <w:pPr>
+        <w:widowControl/>
+        <w:spacing w:line="240" w:lineRule="auto" w:after="0"/>
+      </w:pPr>
       <w:r>
         <w:rPr>
-          <w:b w:val="0"/>
-          <w:i w:val="0"/>
+          <w:rFonts w:ascii="Times New Roman" w:hAnsi="Times New Roman" w:eastAsia="Times New Roman"/>
+          <w:color w:val="181A1F"/>
+          <w:sz w:val="28"/>
         </w:rPr>
-        <w:t>1) Структура Федерального собрания РФ:</w:t>
+        <w:t>Ответ:</w:t>
       </w:r>
     </w:p>
     <w:p>
+      <w:pPr>
+        <w:keepNext/>
+        <w:widowControl/>
+        <w:spacing w:line="240" w:lineRule="auto" w:after="0" w:before="120"/>
+      </w:pPr>
       <w:r>
         <w:rPr>
-          <w:b w:val="0"/>
-          <w:i w:val="0"/>
+          <w:rFonts w:ascii="Times New Roman" w:hAnsi="Times New Roman" w:eastAsia="Times New Roman"/>
+          <w:b/>
+          <w:color w:val="181A1F"/>
+          <w:sz w:val="28"/>
         </w:rPr>
-        <w:t>а) верхняя палата (Совет Федерации РФ);</w:t>
+        <w:t>24.</w:t>
       </w:r>
     </w:p>
     <w:p>
+      <w:pPr>
+        <w:widowControl/>
+        <w:spacing w:line="240" w:lineRule="auto" w:after="0"/>
+      </w:pPr>
       <w:r>
         <w:rPr>
+          <w:rFonts w:ascii="Times New Roman" w:hAnsi="Times New Roman" w:eastAsia="Times New Roman"/>
           <w:b w:val="0"/>
           <w:i w:val="0"/>
+          <w:color w:val="181A1F"/>
+          <w:sz w:val="28"/>
         </w:rPr>
-        <w:t>б) нижняя палата (Государственная Дума РФ).</w:t>
+        <w:t>Используя обществоведческие знания, составьте сложный план, позволяющий раскрыть по существу тему «Представительный и законодательный орган Российской Федерации». Сложный план должен содержать не менее трёх пунктов, детализированных в подпунктах. (Количество подпунктов каждого детализированного пункта должно быть не менее трёх, за исключением случаев, когда с точки зрения общественных наук возможны только два подпункта.)</w:t>
       </w:r>
     </w:p>
     <w:p>
+      <w:pPr>
+        <w:widowControl/>
+        <w:spacing w:line="240" w:lineRule="auto" w:after="0"/>
+      </w:pPr>
       <w:r>
         <w:rPr>
-          <w:b w:val="0"/>
-          <w:i w:val="0"/>
+          <w:rFonts w:ascii="Times New Roman" w:hAnsi="Times New Roman" w:eastAsia="Times New Roman"/>
+          <w:color w:val="181A1F"/>
+          <w:sz w:val="28"/>
         </w:rPr>
-        <w:t>2) Формирование Государственной Думы РФ:</w:t>
+        <w:t>Ответ:</w:t>
       </w:r>
     </w:p>
     <w:p>
+      <w:pPr>
+        <w:keepNext/>
+        <w:widowControl/>
+        <w:spacing w:line="240" w:lineRule="auto" w:after="0" w:before="120"/>
+      </w:pPr>
       <w:r>
         <w:rPr>
-          <w:b w:val="0"/>
-          <w:i w:val="0"/>
+          <w:rFonts w:ascii="Times New Roman" w:hAnsi="Times New Roman" w:eastAsia="Times New Roman"/>
+          <w:b/>
+          <w:color w:val="181A1F"/>
+          <w:sz w:val="28"/>
         </w:rPr>
-        <w:t>а) 450 депутатов (225 депутатов избираются по мажоритарной системе, 225 депутатов избираются по пропорциональной системе);</w:t>
+        <w:t>25.</w:t>
       </w:r>
     </w:p>
     <w:p>
+      <w:pPr>
+        <w:widowControl/>
+        <w:spacing w:line="240" w:lineRule="auto" w:after="0"/>
+      </w:pPr>
       <w:r>
         <w:rPr>
+          <w:rFonts w:ascii="Times New Roman" w:hAnsi="Times New Roman" w:eastAsia="Times New Roman"/>
           <w:b w:val="0"/>
           <w:i w:val="0"/>
+          <w:color w:val="181A1F"/>
+          <w:sz w:val="28"/>
         </w:rPr>
-        <w:t>б) избрание состава на 5 лет;</w:t>
+        <w:t xml:space="preserve">Обоснуйте необходимость разделения властей в демократическом государстве. (Обоснование должно быть дано с опорой на обществоведческие знания в нескольких связанных между собой распространенных предложениях, раскрывать причинно-следственные и (или) функциональные связи.) </w:t>
       </w:r>
     </w:p>
     <w:p>
+      <w:pPr>
+        <w:widowControl/>
+        <w:spacing w:line="240" w:lineRule="auto" w:after="0"/>
+      </w:pPr>
       <w:r>
         <w:rPr>
+          <w:rFonts w:ascii="Times New Roman" w:hAnsi="Times New Roman" w:eastAsia="Times New Roman"/>
           <w:b w:val="0"/>
           <w:i w:val="0"/>
+          <w:color w:val="181A1F"/>
+          <w:sz w:val="28"/>
         </w:rPr>
-        <w:t>в) наличие возрастного ценза — 21 год.</w:t>
+        <w:t xml:space="preserve">Назовите три ветви власти и их высшие органы в Российской Федерации. </w:t>
       </w:r>
     </w:p>
     <w:p>
+      <w:pPr>
+        <w:widowControl/>
+        <w:spacing w:line="240" w:lineRule="auto" w:after="0"/>
+      </w:pPr>
       <w:r>
         <w:rPr>
+          <w:rFonts w:ascii="Times New Roman" w:hAnsi="Times New Roman" w:eastAsia="Times New Roman"/>
           <w:b w:val="0"/>
           <w:i w:val="0"/>
+          <w:color w:val="181A1F"/>
+          <w:sz w:val="28"/>
         </w:rPr>
-        <w:t>3) Формирование Совета Федерации РФ:</w:t>
+        <w:t>Приведите три примера, иллюстрирующих действие системы «сдержек и противовесов» в Российской Федерации. (В целом, примеры должны иллюстрировать три различных элемента системы «сдержек и противовесов».)</w:t>
       </w:r>
     </w:p>
     <w:p>
+      <w:pPr>
+        <w:widowControl/>
+        <w:spacing w:line="240" w:lineRule="auto" w:after="0"/>
+      </w:pPr>
       <w:r>
         <w:rPr>
-          <w:b w:val="0"/>
-          <w:i w:val="0"/>
+          <w:rFonts w:ascii="Times New Roman" w:hAnsi="Times New Roman" w:eastAsia="Times New Roman"/>
+          <w:color w:val="181A1F"/>
+          <w:sz w:val="28"/>
         </w:rPr>
-        <w:t>а) по два представителя от каждого субъекта РФ;</w:t>
+        <w:t>Ответ:</w:t>
       </w:r>
     </w:p>
     <w:p>
+      <w:pPr>
+        <w:widowControl/>
+        <w:spacing w:line="240" w:lineRule="auto" w:after="0"/>
+      </w:pPr>
       <w:r>
         <w:rPr>
-          <w:b w:val="0"/>
-          <w:i w:val="0"/>
+          <w:rFonts w:ascii="Times New Roman" w:hAnsi="Times New Roman" w:eastAsia="Times New Roman"/>
+          <w:color w:val="181A1F"/>
+          <w:sz w:val="28"/>
         </w:rPr>
-        <w:t>б) Президент Российской Федерации, прекративший исполнение своих полномочий в связи с истечением срока его пребывания в должности или досрочно в случае его отставки, — пожизненно;</w:t>
-      </w:r>
-    </w:p>
-    <w:p>
-      <w:r>
-        <w:rPr>
-          <w:b w:val="0"/>
-          <w:i w:val="0"/>
-        </w:rPr>
-        <w:t>в) не более 30 представителей Российской Федерации, назначаемых Президентом РФ, из которых не более семи могут быть назначены пожизненно.</w:t>
-      </w:r>
-    </w:p>
-    <w:p>
-      <w:r>
-        <w:rPr>
-          <w:b w:val="0"/>
-          <w:i w:val="0"/>
-        </w:rPr>
-        <w:t>4) Полномочия Государственной Думы РФ:</w:t>
-      </w:r>
-    </w:p>
-    <w:p>
-      <w:r>
-        <w:rPr>
-          <w:b w:val="0"/>
-          <w:i w:val="0"/>
-        </w:rPr>
-        <w:t>а) принятие законов;</w:t>
-      </w:r>
-    </w:p>
-    <w:p>
-      <w:r>
-        <w:rPr>
-          <w:b w:val="0"/>
-          <w:i w:val="0"/>
-        </w:rPr>
-        <w:t>б) решение вопроса о доверии Правительству РФ;</w:t>
-      </w:r>
-    </w:p>
-    <w:p>
-      <w:r>
-        <w:rPr>
-          <w:b w:val="0"/>
-          <w:i w:val="0"/>
-        </w:rPr>
-        <w:t>в) утверждение по представлению Президента РФ кандидатуры Председателя Правительства РФ.</w:t>
-      </w:r>
-    </w:p>
-    <w:p>
-      <w:r>
-        <w:rPr>
-          <w:b w:val="0"/>
-          <w:i w:val="0"/>
-        </w:rPr>
-        <w:t>5) Полномочия Совета Федерации РФ:</w:t>
-      </w:r>
-    </w:p>
-    <w:p>
-      <w:r>
-        <w:rPr>
-          <w:b w:val="0"/>
-          <w:i w:val="0"/>
-        </w:rPr>
-        <w:t>а) утверждение указа Президента РФ о введении военного положения;</w:t>
-      </w:r>
-    </w:p>
-    <w:p>
-      <w:r>
-        <w:rPr>
-          <w:b w:val="0"/>
-          <w:i w:val="0"/>
-        </w:rPr>
-        <w:t>б) утверждение изменения границ между субъектами РФ;</w:t>
-      </w:r>
-    </w:p>
-    <w:p>
-      <w:r>
-        <w:rPr>
-          <w:b w:val="0"/>
-          <w:i w:val="0"/>
-        </w:rPr>
-        <w:t>в) назначение выборов Президента РФ.</w:t>
-      </w:r>
-    </w:p>
-    <w:p>
-      <w:r>
-        <w:rPr>
-          <w:b w:val="0"/>
-          <w:i w:val="0"/>
-        </w:rPr>
-        <w:t xml:space="preserve">Обязательные пункты: 1-5 </w:t>
-      </w:r>
-    </w:p>
-    <w:p>
-      <w:r>
-        <w:rPr>
-          <w:b/>
-        </w:rPr>
-        <w:t>Задание 25 — до 6 баллов</w:t>
-      </w:r>
-    </w:p>
-    <w:p>
-      <w:r>
-        <w:rPr>
-          <w:b w:val="0"/>
-          <w:i w:val="0"/>
-        </w:rPr>
-        <w:t>1) Принцип разделения властей предполагает, что власть разделяется на три ветви власти: законодательную, исполнительную и судебную. Необходимость его реализации в демократическом государстве заключается в том, что он обеспечивает внутренний контроль между ветвями государственной власти и/или ее уровнями путем создания системы сдержек и противовесов, благодаря которой нейтрализуется возможность злоупотребления властными полномочиями отдельными органами государственной власти, ограничивается возможность узурпации власти и обеспечивается возможность защиты прав и свобод граждан от произвола государства. Тем самым этот контроль создает условия для формирования и развития демократии в государстве.</w:t>
-      </w:r>
-    </w:p>
-    <w:p>
-      <w:r>
-        <w:rPr>
-          <w:b w:val="0"/>
-          <w:i w:val="0"/>
-        </w:rPr>
-        <w:t xml:space="preserve">2) Организация разделения властей в РФ: законодательная (Федеральное Собрание), судебная (Верховный суд, Конституционный суд, арбитражные суды и др.), исполнительная (Правительство). </w:t>
-      </w:r>
-    </w:p>
-    <w:p>
-      <w:r>
-        <w:rPr>
-          <w:b w:val="0"/>
-          <w:i w:val="0"/>
-        </w:rPr>
-        <w:t xml:space="preserve">3) Примеры, иллюстрирующие действие системы «сдержек и противовесов» в РФ: </w:t>
-      </w:r>
-    </w:p>
-    <w:p>
-      <w:r>
-        <w:rPr>
-          <w:b w:val="0"/>
-          <w:i w:val="0"/>
-        </w:rPr>
-        <w:t xml:space="preserve">— право Конституционного Суда признать закон не соответствующим Конституции РФ (Конституционный суд признал не соответствующим Конституции один из пунктов закона «Об общих принципах организации местного самоуправления», потребовав установить правила, позволяющие определить, кто руководит муниципальным советом на основании воли действующего состава депутатов). </w:t>
-      </w:r>
-    </w:p>
-    <w:p>
-      <w:r>
-        <w:rPr>
-          <w:b w:val="0"/>
-          <w:i w:val="0"/>
-        </w:rPr>
-        <w:t>— право вето Президента на законы (Президент России Владимир Путин наложил вето на принятый Госдумой и одобренный Советом Федерации закон об ответственности СМИ за распространение фейковых сообщений. Законопроект был возвращен в Госдуму для повторного рассмотрения.).</w:t>
-      </w:r>
-    </w:p>
-    <w:p>
-      <w:r>
-        <w:rPr>
-          <w:b w:val="0"/>
-          <w:i w:val="0"/>
-        </w:rPr>
-        <w:t xml:space="preserve">— утверждение Государственной Думой государственного бюджета, которое разработало Правительство (Государственная дума приняла в третьем, окончательном чтении закон о федеральном бюджете на 2022 год, разработанный Правительством РФ). </w:t>
+        <w:br w:type="page"/>
       </w:r>
     </w:p>
     <w:sectPr>
-      <w:pgSz w:w="12240" w:h="15840"/>
-      <w:pgMar w:top="964" w:right="850" w:bottom="964" w:left="1134" w:header="720" w:footer="720" w:gutter="0"/>
+      <w:footerReference w:type="default" r:id="rId9"/>
+      <w:pgSz w:w="11906" w:h="16838"/>
+      <w:pgMar w:top="935" w:right="879" w:bottom="879" w:left="992" w:header="397" w:footer="397" w:gutter="0"/>
       <w:cols w:space="720"/>
       <w:docGrid w:linePitch="360"/>
     </w:sectPr>
   </w:body>
 </w:document>
+</file>
+
+<file path=word/footer1.xml><?xml version="1.0" encoding="utf-8"?>
+<w:ftr xmlns:m="http://schemas.openxmlformats.org/officeDocument/2006/math" xmlns:mc="http://schemas.openxmlformats.org/markup-compatibility/2006" xmlns:mo="http://schemas.microsoft.com/office/mac/office/2008/main" xmlns:mv="urn:schemas-microsoft-com:mac:vml" xmlns:o="urn:schemas-microsoft-com:office:office" xmlns:r="http://schemas.openxmlformats.org/officeDocument/2006/relationships" xmlns:v="urn:schemas-microsoft-com:vml" xmlns:w10="urn:schemas-microsoft-com:office:word" xmlns:w14="http://schemas.microsoft.com/office/word/2010/wordml" xmlns:w="http://schemas.openxmlformats.org/wordprocessingml/2006/main" xmlns:wne="http://schemas.microsoft.com/office/word/2006/wordml" xmlns:wp14="http://schemas.microsoft.com/office/word/2010/wordprocessingDrawing" xmlns:wp="http://schemas.openxmlformats.org/drawingml/2006/wordprocessingDrawing" xmlns:wpc="http://schemas.microsoft.com/office/word/2010/wordprocessingCanvas" xmlns:wpg="http://schemas.microsoft.com/office/word/2010/wordprocessingGroup" xmlns:wpi="http://schemas.microsoft.com/office/word/2010/wordprocessingInk" xmlns:wps="http://schemas.microsoft.com/office/word/2010/wordprocessingShape" mc:Ignorable="w14 wp14">
+  <w:p>
+    <w:pPr>
+      <w:pStyle w:val="Footer"/>
+    </w:pPr>
+  </w:p>
+</w:ftr>
 </file>
 
 <file path=word/numbering.xml><?xml version="1.0" encoding="utf-8"?>
@@ -4602,11 +5375,12 @@
     <w:qFormat/>
     <w:rsid w:val="00FC693F"/>
     <w:pPr>
-      <w:spacing w:after="100"/>
+      <w:spacing w:after="0" w:line="240" w:lineRule="auto"/>
     </w:pPr>
     <w:rPr>
-      <w:rFonts w:ascii="Arial" w:hAnsi="Arial"/>
-      <w:sz w:val="22"/>
+      <w:rFonts w:ascii="Times New Roman" w:hAnsi="Times New Roman"/>
+      <w:color w:val="181A1F"/>
+      <w:sz w:val="28"/>
     </w:rPr>
   </w:style>
   <w:style w:type="paragraph" w:styleId="Header">
@@ -4668,10 +5442,10 @@
       <w:outlineLvl w:val="0"/>
     </w:pPr>
     <w:rPr>
-      <w:rFonts w:asciiTheme="majorHAnsi" w:eastAsiaTheme="majorEastAsia" w:hAnsiTheme="majorHAnsi" w:cstheme="majorBidi" w:ascii="Arial" w:hAnsi="Arial"/>
+      <w:rFonts w:asciiTheme="majorHAnsi" w:eastAsiaTheme="majorEastAsia" w:hAnsiTheme="majorHAnsi" w:cstheme="majorBidi" w:ascii="Times New Roman" w:hAnsi="Times New Roman"/>
       <w:b/>
       <w:bCs/>
-      <w:color w:val="365F91" w:themeColor="accent1" w:themeShade="BF"/>
+      <w:color w:val="181A1F"/>
       <w:sz w:val="28"/>
       <w:szCs w:val="28"/>
     </w:rPr>

--- a/доп материалы/пробные варианты/konstitutsiya_variant_1.docx
+++ b/доп материалы/пробные варианты/konstitutsiya_variant_1.docx
@@ -4,208 +4,346 @@
   <w:body>
     <w:p>
       <w:pPr>
-        <w:widowControl/>
-        <w:spacing w:line="240" w:lineRule="auto" w:after="120"/>
-        <w:jc w:val="left"/>
+        <w:keepNext/>
+        <w:spacing w:after="60" w:line="240" w:lineRule="auto"/>
+        <w:jc w:val="center"/>
       </w:pPr>
       <w:r>
         <w:rPr>
           <w:rFonts w:ascii="Times New Roman" w:hAnsi="Times New Roman" w:eastAsia="Times New Roman"/>
           <w:b/>
-          <w:color w:val="181A1F"/>
+          <w:i w:val="0"/>
           <w:sz w:val="28"/>
         </w:rPr>
-        <w:t>Тематический пробный вариант № 1. Конституция</w:t>
+        <w:t>Пробный ЕГЭ по обществознанию</w:t>
       </w:r>
     </w:p>
     <w:p>
       <w:pPr>
-        <w:widowControl/>
-        <w:spacing w:line="240" w:lineRule="auto" w:after="140"/>
-        <w:jc w:val="left"/>
-      </w:pPr>
-      <w:r>
-        <w:rPr>
-          <w:rFonts w:ascii="Times New Roman" w:hAnsi="Times New Roman" w:eastAsia="Times New Roman"/>
-          <w:color w:val="181A1F"/>
-          <w:sz w:val="28"/>
-        </w:rPr>
-        <w:t>25 заданий • максимальный первичный балл — 58 • рекомендуемое время — 3 часа 30 минут</w:t>
-      </w:r>
-    </w:p>
-    <w:p>
-      <w:pPr>
-        <w:pStyle w:val="Heading1"/>
-        <w:keepNext/>
-        <w:widowControl/>
-        <w:spacing w:line="240" w:lineRule="auto" w:after="60" w:before="160"/>
-      </w:pPr>
-      <w:r>
-        <w:rPr>
-          <w:rFonts w:ascii="Times New Roman" w:hAnsi="Times New Roman" w:eastAsia="Times New Roman"/>
-          <w:b/>
-          <w:color w:val="181A1F"/>
-          <w:sz w:val="28"/>
-        </w:rPr>
-        <w:t>Часть 1</w:t>
-      </w:r>
-    </w:p>
-    <w:p>
-      <w:pPr>
-        <w:widowControl/>
-        <w:spacing w:line="240" w:lineRule="auto" w:after="0"/>
-      </w:pPr>
-      <w:r>
-        <w:rPr>
-          <w:rFonts w:ascii="Times New Roman" w:hAnsi="Times New Roman" w:eastAsia="Times New Roman"/>
-          <w:color w:val="181A1F"/>
-          <w:sz w:val="28"/>
-        </w:rPr>
-        <w:t>Ответами к заданиям 1–16 являются последовательности цифр. Запишите ответ без пробелов и дополнительных символов.</w:t>
-      </w:r>
-    </w:p>
-    <w:p>
-      <w:pPr>
-        <w:keepNext/>
-        <w:widowControl/>
-        <w:spacing w:line="240" w:lineRule="auto" w:after="0" w:before="120"/>
-      </w:pPr>
-      <w:r>
-        <w:rPr>
-          <w:rFonts w:ascii="Times New Roman" w:hAnsi="Times New Roman" w:eastAsia="Times New Roman"/>
-          <w:b/>
-          <w:color w:val="181A1F"/>
-          <w:sz w:val="28"/>
-        </w:rPr>
-        <w:t>1.</w:t>
-      </w:r>
-    </w:p>
-    <w:p>
-      <w:pPr>
-        <w:widowControl/>
-        <w:spacing w:line="240" w:lineRule="auto" w:after="0"/>
+        <w:keepNext w:val="0"/>
+        <w:spacing w:after="60" w:line="240" w:lineRule="auto"/>
+        <w:jc w:val="center"/>
       </w:pPr>
       <w:r>
         <w:rPr>
           <w:rFonts w:ascii="Times New Roman" w:hAnsi="Times New Roman" w:eastAsia="Times New Roman"/>
           <w:b w:val="0"/>
           <w:i w:val="0"/>
-          <w:color w:val="181A1F"/>
           <w:sz w:val="28"/>
         </w:rPr>
-        <w:t>Найдите в приведенном списке положения, характеризующие основы конституционного строя РФ, и запишите цифры, под которыми они указаны.</w:t>
+        <w:t>Конституция. Вариант № 1</w:t>
       </w:r>
     </w:p>
     <w:p>
       <w:pPr>
-        <w:widowControl/>
-        <w:spacing w:line="240" w:lineRule="auto" w:after="0"/>
-      </w:pPr>
+        <w:keepNext/>
+        <w:spacing w:after="60" w:line="240" w:lineRule="auto"/>
+        <w:jc w:val="both"/>
+      </w:pPr>
+      <w:r>
+        <w:rPr>
+          <w:rFonts w:ascii="Times New Roman" w:hAnsi="Times New Roman" w:eastAsia="Times New Roman"/>
+          <w:b/>
+          <w:i w:val="0"/>
+          <w:sz w:val="28"/>
+        </w:rPr>
+        <w:t>Первая часть</w:t>
+      </w:r>
+    </w:p>
+    <w:p>
+      <w:pPr>
+        <w:keepNext w:val="0"/>
+        <w:spacing w:after="60" w:line="240" w:lineRule="auto"/>
+        <w:jc w:val="both"/>
+      </w:pPr>
+      <w:r>
+        <w:rPr>
+          <w:rFonts w:ascii="Times New Roman" w:hAnsi="Times New Roman" w:eastAsia="Times New Roman"/>
+          <w:b/>
+          <w:sz w:val="28"/>
+        </w:rPr>
+        <w:t xml:space="preserve">№1 </w:t>
+      </w:r>
       <w:r>
         <w:rPr>
           <w:rFonts w:ascii="Times New Roman" w:hAnsi="Times New Roman" w:eastAsia="Times New Roman"/>
           <w:b w:val="0"/>
           <w:i w:val="0"/>
-          <w:color w:val="181A1F"/>
           <w:sz w:val="28"/>
         </w:rPr>
-        <w:t>1) Народ осуществляет свою власть непосредственно, а также через органы государственной власти и органы местного самоуправления.</w:t>
+        <w:t>Ниже приведён перечень действий. Все они, за исключением двух, относятся к полномочиям Президента РФ.</w:t>
       </w:r>
     </w:p>
     <w:p>
       <w:pPr>
-        <w:widowControl/>
-        <w:spacing w:line="240" w:lineRule="auto" w:after="0"/>
+        <w:keepNext w:val="0"/>
+        <w:spacing w:after="60" w:line="240" w:lineRule="auto"/>
+        <w:jc w:val="both"/>
       </w:pPr>
       <w:r>
         <w:rPr>
           <w:rFonts w:ascii="Times New Roman" w:hAnsi="Times New Roman" w:eastAsia="Times New Roman"/>
           <w:b w:val="0"/>
           <w:i w:val="0"/>
-          <w:color w:val="181A1F"/>
           <w:sz w:val="28"/>
         </w:rPr>
-        <w:t>2) В Российской Федерации гарантируются единство экономического пространства, свободное перемещение товаров, услуг и финансовых средств, поддержка конкуренции, свобода экономической деятельности.</w:t>
+        <w:t xml:space="preserve">1) осуществление помилования; </w:t>
       </w:r>
     </w:p>
     <w:p>
       <w:pPr>
-        <w:widowControl/>
-        <w:spacing w:line="240" w:lineRule="auto" w:after="0"/>
+        <w:keepNext w:val="0"/>
+        <w:spacing w:after="60" w:line="240" w:lineRule="auto"/>
+        <w:jc w:val="both"/>
       </w:pPr>
       <w:r>
         <w:rPr>
           <w:rFonts w:ascii="Times New Roman" w:hAnsi="Times New Roman" w:eastAsia="Times New Roman"/>
           <w:b w:val="0"/>
           <w:i w:val="0"/>
-          <w:color w:val="181A1F"/>
           <w:sz w:val="28"/>
         </w:rPr>
-        <w:t>3) Органы государственной власти и органы местного самоуправления являются сторонами социального партнёрства в случаях, когда они выступают в качестве работодателей, а также в других случаях, предусмотренных трудовым законодательством.</w:t>
+        <w:t xml:space="preserve">2) утверждение военной доктрины; </w:t>
       </w:r>
     </w:p>
     <w:p>
       <w:pPr>
-        <w:widowControl/>
-        <w:spacing w:line="240" w:lineRule="auto" w:after="0"/>
+        <w:keepNext w:val="0"/>
+        <w:spacing w:after="60" w:line="240" w:lineRule="auto"/>
+        <w:jc w:val="both"/>
       </w:pPr>
       <w:r>
         <w:rPr>
           <w:rFonts w:ascii="Times New Roman" w:hAnsi="Times New Roman" w:eastAsia="Times New Roman"/>
           <w:b w:val="0"/>
           <w:i w:val="0"/>
-          <w:color w:val="181A1F"/>
           <w:sz w:val="28"/>
         </w:rPr>
-        <w:t xml:space="preserve">4) Земля и другие природные ресурсы могут находиться в частной, государственной, муниципальной и иных формах собственности. </w:t>
+        <w:t xml:space="preserve">3) решение вопросов гражданства; </w:t>
       </w:r>
     </w:p>
     <w:p>
       <w:pPr>
-        <w:widowControl/>
-        <w:spacing w:line="240" w:lineRule="auto" w:after="0"/>
+        <w:keepNext w:val="0"/>
+        <w:spacing w:after="60" w:line="240" w:lineRule="auto"/>
+        <w:jc w:val="both"/>
       </w:pPr>
       <w:r>
         <w:rPr>
           <w:rFonts w:ascii="Times New Roman" w:hAnsi="Times New Roman" w:eastAsia="Times New Roman"/>
           <w:b w:val="0"/>
           <w:i w:val="0"/>
-          <w:color w:val="181A1F"/>
           <w:sz w:val="28"/>
         </w:rPr>
-        <w:t>5) При признании брака недействительным суд может принять решение об утрате несовершеннолетним супругом полной дееспособности с момента, определяемого судом.</w:t>
+        <w:t xml:space="preserve">4) предоставление политического убежища; </w:t>
       </w:r>
     </w:p>
     <w:p>
       <w:pPr>
-        <w:keepNext/>
-        <w:widowControl/>
-        <w:spacing w:line="240" w:lineRule="auto" w:after="0" w:before="120"/>
-      </w:pPr>
-      <w:r>
-        <w:rPr>
-          <w:rFonts w:ascii="Times New Roman" w:hAnsi="Times New Roman" w:eastAsia="Times New Roman"/>
-          <w:b/>
-          <w:color w:val="181A1F"/>
-          <w:sz w:val="28"/>
-        </w:rPr>
-        <w:t>2.</w:t>
-      </w:r>
-    </w:p>
-    <w:p>
-      <w:pPr>
-        <w:widowControl/>
-        <w:spacing w:line="240" w:lineRule="auto" w:after="0"/>
+        <w:keepNext w:val="0"/>
+        <w:spacing w:after="60" w:line="240" w:lineRule="auto"/>
+        <w:jc w:val="both"/>
       </w:pPr>
       <w:r>
         <w:rPr>
           <w:rFonts w:ascii="Times New Roman" w:hAnsi="Times New Roman" w:eastAsia="Times New Roman"/>
           <w:b w:val="0"/>
           <w:i w:val="0"/>
-          <w:color w:val="181A1F"/>
           <w:sz w:val="28"/>
         </w:rPr>
-        <w:t>Установите соответствие между полномочиями и субъектами государственной власти, реализующими эти полномочия: к каждой позиции, данной в первом столбце, подберите соответствующую позицию из второго столбца.</w:t>
+        <w:t xml:space="preserve">5) управление федеральной собственностью; </w:t>
+      </w:r>
+    </w:p>
+    <w:p>
+      <w:pPr>
+        <w:keepNext w:val="0"/>
+        <w:spacing w:after="60" w:line="240" w:lineRule="auto"/>
+        <w:jc w:val="both"/>
+      </w:pPr>
+      <w:r>
+        <w:rPr>
+          <w:rFonts w:ascii="Times New Roman" w:hAnsi="Times New Roman" w:eastAsia="Times New Roman"/>
+          <w:b w:val="0"/>
+          <w:i w:val="0"/>
+          <w:sz w:val="28"/>
+        </w:rPr>
+        <w:t>6) исполнение федерального бюджета</w:t>
+      </w:r>
+    </w:p>
+    <w:p>
+      <w:pPr>
+        <w:keepNext w:val="0"/>
+        <w:spacing w:after="60" w:line="240" w:lineRule="auto"/>
+        <w:jc w:val="both"/>
+      </w:pPr>
+      <w:r>
+        <w:rPr>
+          <w:rFonts w:ascii="Times New Roman" w:hAnsi="Times New Roman" w:eastAsia="Times New Roman"/>
+          <w:b w:val="0"/>
+          <w:i w:val="0"/>
+          <w:sz w:val="28"/>
+        </w:rPr>
+        <w:t>Найдите два требования, «выпадающих» из общего ряда, и запишите в таблицу цифры, под которыми они указаны.</w:t>
+      </w:r>
+    </w:p>
+    <w:p>
+      <w:pPr>
+        <w:keepNext w:val="0"/>
+        <w:spacing w:after="60" w:line="240" w:lineRule="auto"/>
+        <w:jc w:val="both"/>
+      </w:pPr>
+      <w:r>
+        <w:rPr>
+          <w:rFonts w:ascii="Times New Roman" w:hAnsi="Times New Roman" w:eastAsia="Times New Roman"/>
+          <w:b w:val="0"/>
+          <w:i w:val="0"/>
+          <w:sz w:val="28"/>
+        </w:rPr>
+        <w:t>Ответ:</w:t>
+      </w:r>
+    </w:p>
+    <w:p>
+      <w:pPr>
+        <w:keepNext w:val="0"/>
+        <w:spacing w:after="60" w:line="240" w:lineRule="auto"/>
+        <w:jc w:val="both"/>
+      </w:pPr>
+      <w:r>
+        <w:rPr>
+          <w:rFonts w:ascii="Times New Roman" w:hAnsi="Times New Roman" w:eastAsia="Times New Roman"/>
+          <w:b/>
+          <w:sz w:val="28"/>
+        </w:rPr>
+        <w:t xml:space="preserve">№2 </w:t>
+      </w:r>
+      <w:r>
+        <w:rPr>
+          <w:rFonts w:ascii="Times New Roman" w:hAnsi="Times New Roman" w:eastAsia="Times New Roman"/>
+          <w:b w:val="0"/>
+          <w:i w:val="0"/>
+          <w:sz w:val="28"/>
+        </w:rPr>
+        <w:t>Выберите верные суждения о формах (областях) духовной культуры и запишите цифры, под которыми они указаны.</w:t>
+      </w:r>
+    </w:p>
+    <w:p>
+      <w:pPr>
+        <w:keepNext w:val="0"/>
+        <w:spacing w:after="60" w:line="240" w:lineRule="auto"/>
+        <w:jc w:val="both"/>
+      </w:pPr>
+      <w:r>
+        <w:rPr>
+          <w:rFonts w:ascii="Times New Roman" w:hAnsi="Times New Roman" w:eastAsia="Times New Roman"/>
+          <w:b w:val="0"/>
+          <w:i w:val="0"/>
+          <w:sz w:val="28"/>
+        </w:rPr>
+        <w:t>1) Моралью называют сферу ценностей (оценок) и норм (правил), регулирующих жизнь людей с позиций гуманизма, добра и справедливости.</w:t>
+      </w:r>
+    </w:p>
+    <w:p>
+      <w:pPr>
+        <w:keepNext w:val="0"/>
+        <w:spacing w:after="60" w:line="240" w:lineRule="auto"/>
+        <w:jc w:val="both"/>
+      </w:pPr>
+      <w:r>
+        <w:rPr>
+          <w:rFonts w:ascii="Times New Roman" w:hAnsi="Times New Roman" w:eastAsia="Times New Roman"/>
+          <w:b w:val="0"/>
+          <w:i w:val="0"/>
+          <w:sz w:val="28"/>
+        </w:rPr>
+        <w:t>2) Идеологией называют проявление эмоциональных переживаний и действий, основанных на вере в сверхъестественное, священное.</w:t>
+      </w:r>
+    </w:p>
+    <w:p>
+      <w:pPr>
+        <w:keepNext w:val="0"/>
+        <w:spacing w:after="60" w:line="240" w:lineRule="auto"/>
+        <w:jc w:val="both"/>
+      </w:pPr>
+      <w:r>
+        <w:rPr>
+          <w:rFonts w:ascii="Times New Roman" w:hAnsi="Times New Roman" w:eastAsia="Times New Roman"/>
+          <w:b w:val="0"/>
+          <w:i w:val="0"/>
+          <w:sz w:val="28"/>
+        </w:rPr>
+        <w:t>3) Компонентом научного знания являются этические оценки природных и социальных явлений.</w:t>
+      </w:r>
+    </w:p>
+    <w:p>
+      <w:pPr>
+        <w:keepNext w:val="0"/>
+        <w:spacing w:after="60" w:line="240" w:lineRule="auto"/>
+        <w:jc w:val="both"/>
+      </w:pPr>
+      <w:r>
+        <w:rPr>
+          <w:rFonts w:ascii="Times New Roman" w:hAnsi="Times New Roman" w:eastAsia="Times New Roman"/>
+          <w:b w:val="0"/>
+          <w:i w:val="0"/>
+          <w:sz w:val="28"/>
+        </w:rPr>
+        <w:t>4) Целью образования является передача социального опыта и накопленных знаний новым поколениям.</w:t>
+      </w:r>
+    </w:p>
+    <w:p>
+      <w:pPr>
+        <w:keepNext w:val="0"/>
+        <w:spacing w:after="60" w:line="240" w:lineRule="auto"/>
+        <w:jc w:val="both"/>
+      </w:pPr>
+      <w:r>
+        <w:rPr>
+          <w:rFonts w:ascii="Times New Roman" w:hAnsi="Times New Roman" w:eastAsia="Times New Roman"/>
+          <w:b w:val="0"/>
+          <w:i w:val="0"/>
+          <w:sz w:val="28"/>
+        </w:rPr>
+        <w:t>5) Искусство предполагает отражение действительности в художественных образах.</w:t>
+      </w:r>
+    </w:p>
+    <w:p>
+      <w:pPr>
+        <w:keepNext w:val="0"/>
+        <w:spacing w:after="60" w:line="240" w:lineRule="auto"/>
+        <w:jc w:val="both"/>
+      </w:pPr>
+      <w:r>
+        <w:rPr>
+          <w:rFonts w:ascii="Times New Roman" w:hAnsi="Times New Roman" w:eastAsia="Times New Roman"/>
+          <w:b w:val="0"/>
+          <w:i w:val="0"/>
+          <w:sz w:val="28"/>
+        </w:rPr>
+        <w:t>Ответ:</w:t>
+      </w:r>
+    </w:p>
+    <w:p>
+      <w:pPr>
+        <w:keepNext w:val="0"/>
+        <w:spacing w:after="60" w:line="240" w:lineRule="auto"/>
+        <w:jc w:val="both"/>
+      </w:pPr>
+      <w:r>
+        <w:rPr>
+          <w:rFonts w:ascii="Times New Roman" w:hAnsi="Times New Roman" w:eastAsia="Times New Roman"/>
+          <w:b/>
+          <w:sz w:val="28"/>
+        </w:rPr>
+        <w:t xml:space="preserve">№3 </w:t>
+      </w:r>
+      <w:r>
+        <w:rPr>
+          <w:rFonts w:ascii="Times New Roman" w:hAnsi="Times New Roman" w:eastAsia="Times New Roman"/>
+          <w:b w:val="0"/>
+          <w:i w:val="0"/>
+          <w:sz w:val="28"/>
+        </w:rPr>
+        <w:t>Установите соответствие между характеристиками и методами, приёмами мышления: к каждой позиции, данной в первом столбце, подберите соответствующую позицию из второго столбца.</w:t>
       </w:r>
     </w:p>
     <w:tbl>
@@ -223,38 +361,52 @@
         <w:tc>
           <w:tcPr>
             <w:tcW w:type="dxa" w:w="5128"/>
+            <w:vAlign w:val="center"/>
+            <w:tcMar>
+              <w:top w:w="80" w:type="dxa"/>
+              <w:start w:w="100" w:type="dxa"/>
+              <w:bottom w:w="80" w:type="dxa"/>
+              <w:end w:w="100" w:type="dxa"/>
+            </w:tcMar>
           </w:tcPr>
           <w:p>
             <w:pPr>
+              <w:keepNext w:val="0"/>
               <w:spacing w:after="0" w:line="240" w:lineRule="auto"/>
+              <w:jc w:val="left"/>
             </w:pPr>
             <w:r>
               <w:rPr>
                 <w:rFonts w:ascii="Times New Roman" w:hAnsi="Times New Roman" w:eastAsia="Times New Roman"/>
-                <w:b/>
-                <w:color w:val="181A1F"/>
                 <w:sz w:val="28"/>
               </w:rPr>
-              <w:t>ПОЛНОМОЧИЯ</w:t>
+              <w:t>ХАРАКТЕРИСТИКИ</w:t>
             </w:r>
           </w:p>
         </w:tc>
         <w:tc>
           <w:tcPr>
             <w:tcW w:type="dxa" w:w="5128"/>
+            <w:vAlign w:val="center"/>
+            <w:tcMar>
+              <w:top w:w="80" w:type="dxa"/>
+              <w:start w:w="100" w:type="dxa"/>
+              <w:bottom w:w="80" w:type="dxa"/>
+              <w:end w:w="100" w:type="dxa"/>
+            </w:tcMar>
           </w:tcPr>
           <w:p>
             <w:pPr>
+              <w:keepNext w:val="0"/>
               <w:spacing w:after="0" w:line="240" w:lineRule="auto"/>
+              <w:jc w:val="left"/>
             </w:pPr>
             <w:r>
               <w:rPr>
                 <w:rFonts w:ascii="Times New Roman" w:hAnsi="Times New Roman" w:eastAsia="Times New Roman"/>
-                <w:b/>
-                <w:color w:val="181A1F"/>
                 <w:sz w:val="28"/>
               </w:rPr>
-              <w:t>СУБЪЕКТЫ ГОСУДАРСТВЕННОЙ ВЛАСТИ</w:t>
+              <w:t>МЕТОДЫ, ПРИЁМЫ МЫШЛЕНИЯ</w:t>
             </w:r>
           </w:p>
         </w:tc>
@@ -263,67 +415,72 @@
         <w:tc>
           <w:tcPr>
             <w:tcW w:type="dxa" w:w="5128"/>
+            <w:vAlign w:val="center"/>
+            <w:tcMar>
+              <w:top w:w="80" w:type="dxa"/>
+              <w:start w:w="100" w:type="dxa"/>
+              <w:bottom w:w="80" w:type="dxa"/>
+              <w:end w:w="100" w:type="dxa"/>
+            </w:tcMar>
           </w:tcPr>
           <w:p>
             <w:pPr>
+              <w:keepNext w:val="0"/>
               <w:spacing w:after="0" w:line="240" w:lineRule="auto"/>
+              <w:jc w:val="left"/>
             </w:pPr>
             <w:r>
               <w:rPr>
                 <w:rFonts w:ascii="Times New Roman" w:hAnsi="Times New Roman" w:eastAsia="Times New Roman"/>
-                <w:color w:val="181A1F"/>
                 <w:sz w:val="28"/>
               </w:rPr>
-              <w:t>А) утверждение военной доктрины РФ</w:t>
-              <w:br/>
-              <w:t>Б) разрешение споров о компетенции между федеральными органами государственной власти</w:t>
-              <w:br/>
-              <w:t>В) обеспечение исполнения федерального бюджета</w:t>
-              <w:br/>
-              <w:t>Г) осуществление управления федеральной собственностью</w:t>
-              <w:br/>
-              <w:t>Д) решение вопросов гражданства РФ</w:t>
+              <w:t>А) логические рассуждения, направленные от общего к частномуБ) выделение и изучение отдельных частей объектаВ) выявление причинно-следственных связей мысленно выделенных отдельных элементов познаваемого объектаГ) мысленное объединение нескольких отдельных компонентов в единое целое и изучение их как целостного предметаД) вывод, сделанный на основе движения мысли от частного к общему</w:t>
             </w:r>
           </w:p>
         </w:tc>
         <w:tc>
           <w:tcPr>
             <w:tcW w:type="dxa" w:w="5128"/>
+            <w:vAlign w:val="center"/>
+            <w:tcMar>
+              <w:top w:w="80" w:type="dxa"/>
+              <w:start w:w="100" w:type="dxa"/>
+              <w:bottom w:w="80" w:type="dxa"/>
+              <w:end w:w="100" w:type="dxa"/>
+            </w:tcMar>
           </w:tcPr>
           <w:p>
             <w:pPr>
+              <w:keepNext w:val="0"/>
               <w:spacing w:after="0" w:line="240" w:lineRule="auto"/>
+              <w:jc w:val="left"/>
             </w:pPr>
             <w:r>
               <w:rPr>
                 <w:rFonts w:ascii="Times New Roman" w:hAnsi="Times New Roman" w:eastAsia="Times New Roman"/>
-                <w:color w:val="181A1F"/>
                 <w:sz w:val="28"/>
               </w:rPr>
-              <w:t>1) Президент РФ</w:t>
-              <w:br/>
-              <w:t>2) Конституционный Суд РФ</w:t>
-              <w:br/>
-              <w:t>3) Правительство РФ</w:t>
+              <w:t>1) индукция2) дедукция3) синтез4) анализ</w:t>
             </w:r>
           </w:p>
         </w:tc>
       </w:tr>
     </w:tbl>
+    <w:p/>
     <w:p>
       <w:pPr>
-        <w:widowControl/>
-        <w:spacing w:line="240" w:lineRule="auto" w:after="0"/>
+        <w:keepNext w:val="0"/>
+        <w:spacing w:after="60" w:line="240" w:lineRule="auto"/>
+        <w:jc w:val="both"/>
       </w:pPr>
       <w:r>
         <w:rPr>
           <w:rFonts w:ascii="Times New Roman" w:hAnsi="Times New Roman" w:eastAsia="Times New Roman"/>
           <w:b w:val="0"/>
           <w:i w:val="0"/>
-          <w:color w:val="181A1F"/>
           <w:sz w:val="28"/>
         </w:rPr>
-        <w:t>Запишите в таблицу выбранные цифры под соответствующими буквами:</w:t>
+        <w:t>Запишите в ответ цифры, расположив их в порядке, соответствующем буквам:</w:t>
       </w:r>
     </w:p>
     <w:tbl>
@@ -344,16 +501,23 @@
         <w:tc>
           <w:tcPr>
             <w:tcW w:type="dxa" w:w="2051"/>
+            <w:vAlign w:val="center"/>
+            <w:tcMar>
+              <w:top w:w="80" w:type="dxa"/>
+              <w:start w:w="100" w:type="dxa"/>
+              <w:bottom w:w="80" w:type="dxa"/>
+              <w:end w:w="100" w:type="dxa"/>
+            </w:tcMar>
           </w:tcPr>
           <w:p>
             <w:pPr>
+              <w:keepNext w:val="0"/>
               <w:spacing w:after="0" w:line="240" w:lineRule="auto"/>
+              <w:jc w:val="left"/>
             </w:pPr>
             <w:r>
               <w:rPr>
                 <w:rFonts w:ascii="Times New Roman" w:hAnsi="Times New Roman" w:eastAsia="Times New Roman"/>
-                <w:b/>
-                <w:color w:val="181A1F"/>
                 <w:sz w:val="28"/>
               </w:rPr>
               <w:t>A</w:t>
@@ -363,16 +527,23 @@
         <w:tc>
           <w:tcPr>
             <w:tcW w:type="dxa" w:w="2051"/>
+            <w:vAlign w:val="center"/>
+            <w:tcMar>
+              <w:top w:w="80" w:type="dxa"/>
+              <w:start w:w="100" w:type="dxa"/>
+              <w:bottom w:w="80" w:type="dxa"/>
+              <w:end w:w="100" w:type="dxa"/>
+            </w:tcMar>
           </w:tcPr>
           <w:p>
             <w:pPr>
+              <w:keepNext w:val="0"/>
               <w:spacing w:after="0" w:line="240" w:lineRule="auto"/>
+              <w:jc w:val="left"/>
             </w:pPr>
             <w:r>
               <w:rPr>
                 <w:rFonts w:ascii="Times New Roman" w:hAnsi="Times New Roman" w:eastAsia="Times New Roman"/>
-                <w:b/>
-                <w:color w:val="181A1F"/>
                 <w:sz w:val="28"/>
               </w:rPr>
               <w:t>Б</w:t>
@@ -382,16 +553,23 @@
         <w:tc>
           <w:tcPr>
             <w:tcW w:type="dxa" w:w="2051"/>
+            <w:vAlign w:val="center"/>
+            <w:tcMar>
+              <w:top w:w="80" w:type="dxa"/>
+              <w:start w:w="100" w:type="dxa"/>
+              <w:bottom w:w="80" w:type="dxa"/>
+              <w:end w:w="100" w:type="dxa"/>
+            </w:tcMar>
           </w:tcPr>
           <w:p>
             <w:pPr>
+              <w:keepNext w:val="0"/>
               <w:spacing w:after="0" w:line="240" w:lineRule="auto"/>
+              <w:jc w:val="left"/>
             </w:pPr>
             <w:r>
               <w:rPr>
                 <w:rFonts w:ascii="Times New Roman" w:hAnsi="Times New Roman" w:eastAsia="Times New Roman"/>
-                <w:b/>
-                <w:color w:val="181A1F"/>
                 <w:sz w:val="28"/>
               </w:rPr>
               <w:t>В</w:t>
@@ -401,16 +579,23 @@
         <w:tc>
           <w:tcPr>
             <w:tcW w:type="dxa" w:w="2051"/>
+            <w:vAlign w:val="center"/>
+            <w:tcMar>
+              <w:top w:w="80" w:type="dxa"/>
+              <w:start w:w="100" w:type="dxa"/>
+              <w:bottom w:w="80" w:type="dxa"/>
+              <w:end w:w="100" w:type="dxa"/>
+            </w:tcMar>
           </w:tcPr>
           <w:p>
             <w:pPr>
+              <w:keepNext w:val="0"/>
               <w:spacing w:after="0" w:line="240" w:lineRule="auto"/>
+              <w:jc w:val="left"/>
             </w:pPr>
             <w:r>
               <w:rPr>
                 <w:rFonts w:ascii="Times New Roman" w:hAnsi="Times New Roman" w:eastAsia="Times New Roman"/>
-                <w:b/>
-                <w:color w:val="181A1F"/>
                 <w:sz w:val="28"/>
               </w:rPr>
               <w:t>Г</w:t>
@@ -420,16 +605,23 @@
         <w:tc>
           <w:tcPr>
             <w:tcW w:type="dxa" w:w="2051"/>
+            <w:vAlign w:val="center"/>
+            <w:tcMar>
+              <w:top w:w="80" w:type="dxa"/>
+              <w:start w:w="100" w:type="dxa"/>
+              <w:bottom w:w="80" w:type="dxa"/>
+              <w:end w:w="100" w:type="dxa"/>
+            </w:tcMar>
           </w:tcPr>
           <w:p>
             <w:pPr>
+              <w:keepNext w:val="0"/>
               <w:spacing w:after="0" w:line="240" w:lineRule="auto"/>
+              <w:jc w:val="left"/>
             </w:pPr>
             <w:r>
               <w:rPr>
                 <w:rFonts w:ascii="Times New Roman" w:hAnsi="Times New Roman" w:eastAsia="Times New Roman"/>
-                <w:b/>
-                <w:color w:val="181A1F"/>
                 <w:sz w:val="28"/>
               </w:rPr>
               <w:t>Д</w:t>
@@ -441,15 +633,23 @@
         <w:tc>
           <w:tcPr>
             <w:tcW w:type="dxa" w:w="2051"/>
+            <w:vAlign w:val="center"/>
+            <w:tcMar>
+              <w:top w:w="80" w:type="dxa"/>
+              <w:start w:w="100" w:type="dxa"/>
+              <w:bottom w:w="80" w:type="dxa"/>
+              <w:end w:w="100" w:type="dxa"/>
+            </w:tcMar>
           </w:tcPr>
           <w:p>
             <w:pPr>
+              <w:keepNext w:val="0"/>
               <w:spacing w:after="0" w:line="240" w:lineRule="auto"/>
+              <w:jc w:val="left"/>
             </w:pPr>
             <w:r>
               <w:rPr>
                 <w:rFonts w:ascii="Times New Roman" w:hAnsi="Times New Roman" w:eastAsia="Times New Roman"/>
-                <w:color w:val="181A1F"/>
                 <w:sz w:val="28"/>
               </w:rPr>
             </w:r>
@@ -458,15 +658,23 @@
         <w:tc>
           <w:tcPr>
             <w:tcW w:type="dxa" w:w="2051"/>
+            <w:vAlign w:val="center"/>
+            <w:tcMar>
+              <w:top w:w="80" w:type="dxa"/>
+              <w:start w:w="100" w:type="dxa"/>
+              <w:bottom w:w="80" w:type="dxa"/>
+              <w:end w:w="100" w:type="dxa"/>
+            </w:tcMar>
           </w:tcPr>
           <w:p>
             <w:pPr>
+              <w:keepNext w:val="0"/>
               <w:spacing w:after="0" w:line="240" w:lineRule="auto"/>
+              <w:jc w:val="left"/>
             </w:pPr>
             <w:r>
               <w:rPr>
                 <w:rFonts w:ascii="Times New Roman" w:hAnsi="Times New Roman" w:eastAsia="Times New Roman"/>
-                <w:color w:val="181A1F"/>
                 <w:sz w:val="28"/>
               </w:rPr>
             </w:r>
@@ -475,15 +683,23 @@
         <w:tc>
           <w:tcPr>
             <w:tcW w:type="dxa" w:w="2051"/>
+            <w:vAlign w:val="center"/>
+            <w:tcMar>
+              <w:top w:w="80" w:type="dxa"/>
+              <w:start w:w="100" w:type="dxa"/>
+              <w:bottom w:w="80" w:type="dxa"/>
+              <w:end w:w="100" w:type="dxa"/>
+            </w:tcMar>
           </w:tcPr>
           <w:p>
             <w:pPr>
+              <w:keepNext w:val="0"/>
               <w:spacing w:after="0" w:line="240" w:lineRule="auto"/>
+              <w:jc w:val="left"/>
             </w:pPr>
             <w:r>
               <w:rPr>
                 <w:rFonts w:ascii="Times New Roman" w:hAnsi="Times New Roman" w:eastAsia="Times New Roman"/>
-                <w:color w:val="181A1F"/>
                 <w:sz w:val="28"/>
               </w:rPr>
             </w:r>
@@ -492,15 +708,23 @@
         <w:tc>
           <w:tcPr>
             <w:tcW w:type="dxa" w:w="2051"/>
+            <w:vAlign w:val="center"/>
+            <w:tcMar>
+              <w:top w:w="80" w:type="dxa"/>
+              <w:start w:w="100" w:type="dxa"/>
+              <w:bottom w:w="80" w:type="dxa"/>
+              <w:end w:w="100" w:type="dxa"/>
+            </w:tcMar>
           </w:tcPr>
           <w:p>
             <w:pPr>
+              <w:keepNext w:val="0"/>
               <w:spacing w:after="0" w:line="240" w:lineRule="auto"/>
+              <w:jc w:val="left"/>
             </w:pPr>
             <w:r>
               <w:rPr>
                 <w:rFonts w:ascii="Times New Roman" w:hAnsi="Times New Roman" w:eastAsia="Times New Roman"/>
-                <w:color w:val="181A1F"/>
                 <w:sz w:val="28"/>
               </w:rPr>
             </w:r>
@@ -509,15 +733,23 @@
         <w:tc>
           <w:tcPr>
             <w:tcW w:type="dxa" w:w="2051"/>
+            <w:vAlign w:val="center"/>
+            <w:tcMar>
+              <w:top w:w="80" w:type="dxa"/>
+              <w:start w:w="100" w:type="dxa"/>
+              <w:bottom w:w="80" w:type="dxa"/>
+              <w:end w:w="100" w:type="dxa"/>
+            </w:tcMar>
           </w:tcPr>
           <w:p>
             <w:pPr>
+              <w:keepNext w:val="0"/>
               <w:spacing w:after="0" w:line="240" w:lineRule="auto"/>
+              <w:jc w:val="left"/>
             </w:pPr>
             <w:r>
               <w:rPr>
                 <w:rFonts w:ascii="Times New Roman" w:hAnsi="Times New Roman" w:eastAsia="Times New Roman"/>
-                <w:color w:val="181A1F"/>
                 <w:sz w:val="28"/>
               </w:rPr>
             </w:r>
@@ -525,148 +757,301 @@
         </w:tc>
       </w:tr>
     </w:tbl>
+    <w:p/>
     <w:p>
       <w:pPr>
-        <w:keepNext/>
-        <w:widowControl/>
-        <w:spacing w:line="240" w:lineRule="auto" w:after="0" w:before="120"/>
-      </w:pPr>
-      <w:r>
-        <w:rPr>
-          <w:rFonts w:ascii="Times New Roman" w:hAnsi="Times New Roman" w:eastAsia="Times New Roman"/>
-          <w:b/>
-          <w:color w:val="181A1F"/>
-          <w:sz w:val="28"/>
-        </w:rPr>
-        <w:t>3.</w:t>
-      </w:r>
-    </w:p>
-    <w:p>
-      <w:pPr>
-        <w:widowControl/>
-        <w:spacing w:line="240" w:lineRule="auto" w:after="0"/>
+        <w:keepNext w:val="0"/>
+        <w:spacing w:after="60" w:line="240" w:lineRule="auto"/>
+        <w:jc w:val="both"/>
       </w:pPr>
       <w:r>
         <w:rPr>
           <w:rFonts w:ascii="Times New Roman" w:hAnsi="Times New Roman" w:eastAsia="Times New Roman"/>
           <w:b w:val="0"/>
           <w:i w:val="0"/>
-          <w:color w:val="181A1F"/>
           <w:sz w:val="28"/>
         </w:rPr>
-        <w:t>Выберите в приведенном списке положения, характеризующие основы конституционного строя РФ, и запишите цифры, под которыми они указаны.</w:t>
+        <w:t>Ответ:</w:t>
       </w:r>
     </w:p>
     <w:p>
       <w:pPr>
-        <w:widowControl/>
-        <w:spacing w:line="240" w:lineRule="auto" w:after="0"/>
-      </w:pPr>
+        <w:keepNext w:val="0"/>
+        <w:spacing w:after="60" w:line="240" w:lineRule="auto"/>
+        <w:jc w:val="both"/>
+      </w:pPr>
+      <w:r>
+        <w:rPr>
+          <w:rFonts w:ascii="Times New Roman" w:hAnsi="Times New Roman" w:eastAsia="Times New Roman"/>
+          <w:b/>
+          <w:sz w:val="28"/>
+        </w:rPr>
+        <w:t xml:space="preserve">№4 </w:t>
+      </w:r>
       <w:r>
         <w:rPr>
           <w:rFonts w:ascii="Times New Roman" w:hAnsi="Times New Roman" w:eastAsia="Times New Roman"/>
           <w:b w:val="0"/>
           <w:i w:val="0"/>
-          <w:color w:val="181A1F"/>
           <w:sz w:val="28"/>
         </w:rPr>
-        <w:t>1) Во взаимоотношениях с федеральными органами государственной власти все субъекты Российской Федерации равноправны.</w:t>
+        <w:t>Представьте, что вы помогаете учителю оформить презентацию к уроку. Один из слайдов называется «Социальный прогресс». Что из перечисленного следует включить в этот слайд? Запишите цифры, под которыми они указаны.</w:t>
       </w:r>
     </w:p>
     <w:p>
       <w:pPr>
-        <w:widowControl/>
-        <w:spacing w:line="240" w:lineRule="auto" w:after="0"/>
+        <w:keepNext w:val="0"/>
+        <w:spacing w:after="60" w:line="240" w:lineRule="auto"/>
+        <w:jc w:val="both"/>
       </w:pPr>
       <w:r>
         <w:rPr>
           <w:rFonts w:ascii="Times New Roman" w:hAnsi="Times New Roman" w:eastAsia="Times New Roman"/>
           <w:b w:val="0"/>
           <w:i w:val="0"/>
-          <w:color w:val="181A1F"/>
           <w:sz w:val="28"/>
         </w:rPr>
-        <w:t>2) Носителем суверенитета и единственным источником власти в Российской Федерации является её многонациональный народ.</w:t>
+        <w:t>1) направление общественного развития</w:t>
       </w:r>
     </w:p>
     <w:p>
       <w:pPr>
-        <w:widowControl/>
-        <w:spacing w:line="240" w:lineRule="auto" w:after="0"/>
+        <w:keepNext w:val="0"/>
+        <w:spacing w:after="60" w:line="240" w:lineRule="auto"/>
+        <w:jc w:val="both"/>
       </w:pPr>
       <w:r>
         <w:rPr>
           <w:rFonts w:ascii="Times New Roman" w:hAnsi="Times New Roman" w:eastAsia="Times New Roman"/>
           <w:b w:val="0"/>
           <w:i w:val="0"/>
-          <w:color w:val="181A1F"/>
           <w:sz w:val="28"/>
         </w:rPr>
-        <w:t>3) Гражданин отвечает по своим обязательствам всем принадлежащим ему имуществом, за исключением имущества, на которое в соответствии с законом не может быть обращено взыскание.</w:t>
+        <w:t>2) движение от более совершенного к менее совершенному</w:t>
       </w:r>
     </w:p>
     <w:p>
       <w:pPr>
-        <w:widowControl/>
-        <w:spacing w:line="240" w:lineRule="auto" w:after="0"/>
+        <w:keepNext w:val="0"/>
+        <w:spacing w:after="60" w:line="240" w:lineRule="auto"/>
+        <w:jc w:val="both"/>
       </w:pPr>
       <w:r>
         <w:rPr>
           <w:rFonts w:ascii="Times New Roman" w:hAnsi="Times New Roman" w:eastAsia="Times New Roman"/>
           <w:b w:val="0"/>
           <w:i w:val="0"/>
-          <w:color w:val="181A1F"/>
           <w:sz w:val="28"/>
         </w:rPr>
-        <w:t>4) Необоснованный отказ в заключении трудового договора запрещается.</w:t>
+        <w:t>3) наличие подсистем и социальных институтов</w:t>
       </w:r>
     </w:p>
     <w:p>
       <w:pPr>
-        <w:widowControl/>
-        <w:spacing w:line="240" w:lineRule="auto" w:after="0"/>
+        <w:keepNext w:val="0"/>
+        <w:spacing w:after="60" w:line="240" w:lineRule="auto"/>
+        <w:jc w:val="both"/>
       </w:pPr>
       <w:r>
         <w:rPr>
           <w:rFonts w:ascii="Times New Roman" w:hAnsi="Times New Roman" w:eastAsia="Times New Roman"/>
           <w:b w:val="0"/>
           <w:i w:val="0"/>
-          <w:color w:val="181A1F"/>
           <w:sz w:val="28"/>
         </w:rPr>
-        <w:t>5) Земля и другие природные ресурсы могут находиться в частной, государственной, муниципальной и иных формах собственности.</w:t>
+        <w:t>4) совокупность социальных групп</w:t>
       </w:r>
     </w:p>
     <w:p>
       <w:pPr>
-        <w:keepNext/>
-        <w:widowControl/>
-        <w:spacing w:line="240" w:lineRule="auto" w:after="0" w:before="120"/>
-      </w:pPr>
-      <w:r>
-        <w:rPr>
-          <w:rFonts w:ascii="Times New Roman" w:hAnsi="Times New Roman" w:eastAsia="Times New Roman"/>
-          <w:b/>
-          <w:color w:val="181A1F"/>
-          <w:sz w:val="28"/>
-        </w:rPr>
-        <w:t>4.</w:t>
-      </w:r>
-    </w:p>
-    <w:p>
-      <w:pPr>
-        <w:widowControl/>
-        <w:spacing w:line="240" w:lineRule="auto" w:after="0"/>
+        <w:keepNext w:val="0"/>
+        <w:spacing w:after="60" w:line="240" w:lineRule="auto"/>
+        <w:jc w:val="both"/>
       </w:pPr>
       <w:r>
         <w:rPr>
           <w:rFonts w:ascii="Times New Roman" w:hAnsi="Times New Roman" w:eastAsia="Times New Roman"/>
           <w:b w:val="0"/>
           <w:i w:val="0"/>
-          <w:color w:val="181A1F"/>
           <w:sz w:val="28"/>
         </w:rPr>
-        <w:t>Установите соответствие между полномочиями и субъектами государственной власти Российской Федерации, реализующими эти полномочия: к каждой позиции, данной в первом столбце, подберите соответствующую позицию из второго столбца.</w:t>
+        <w:t>5) противоречивый характер изменений</w:t>
+      </w:r>
+    </w:p>
+    <w:p>
+      <w:pPr>
+        <w:keepNext w:val="0"/>
+        <w:spacing w:after="60" w:line="240" w:lineRule="auto"/>
+        <w:jc w:val="both"/>
+      </w:pPr>
+      <w:r>
+        <w:rPr>
+          <w:rFonts w:ascii="Times New Roman" w:hAnsi="Times New Roman" w:eastAsia="Times New Roman"/>
+          <w:b w:val="0"/>
+          <w:i w:val="0"/>
+          <w:sz w:val="28"/>
+        </w:rPr>
+        <w:t>6) неоднозначность оценки результатов</w:t>
+      </w:r>
+    </w:p>
+    <w:p>
+      <w:pPr>
+        <w:keepNext w:val="0"/>
+        <w:spacing w:after="60" w:line="240" w:lineRule="auto"/>
+        <w:jc w:val="both"/>
+      </w:pPr>
+      <w:r>
+        <w:rPr>
+          <w:rFonts w:ascii="Times New Roman" w:hAnsi="Times New Roman" w:eastAsia="Times New Roman"/>
+          <w:b w:val="0"/>
+          <w:i w:val="0"/>
+          <w:sz w:val="28"/>
+        </w:rPr>
+        <w:t>Ответ:</w:t>
+      </w:r>
+    </w:p>
+    <w:p>
+      <w:pPr>
+        <w:keepNext w:val="0"/>
+        <w:spacing w:after="60" w:line="240" w:lineRule="auto"/>
+        <w:jc w:val="both"/>
+      </w:pPr>
+      <w:r>
+        <w:rPr>
+          <w:rFonts w:ascii="Times New Roman" w:hAnsi="Times New Roman" w:eastAsia="Times New Roman"/>
+          <w:b/>
+          <w:sz w:val="28"/>
+        </w:rPr>
+        <w:t xml:space="preserve">№5 </w:t>
+      </w:r>
+      <w:r>
+        <w:rPr>
+          <w:rFonts w:ascii="Times New Roman" w:hAnsi="Times New Roman" w:eastAsia="Times New Roman"/>
+          <w:b w:val="0"/>
+          <w:i w:val="0"/>
+          <w:sz w:val="28"/>
+        </w:rPr>
+        <w:t>Выберите верные суждения о мировой экономике и международных экономических отношениях. Запишите цифры, под которыми они указаны.</w:t>
+      </w:r>
+    </w:p>
+    <w:p>
+      <w:pPr>
+        <w:keepNext w:val="0"/>
+        <w:spacing w:after="60" w:line="240" w:lineRule="auto"/>
+        <w:jc w:val="both"/>
+      </w:pPr>
+      <w:r>
+        <w:rPr>
+          <w:rFonts w:ascii="Times New Roman" w:hAnsi="Times New Roman" w:eastAsia="Times New Roman"/>
+          <w:b w:val="0"/>
+          <w:i w:val="0"/>
+          <w:sz w:val="28"/>
+        </w:rPr>
+        <w:t>1) Мировая экономика — это система, в которую входят все национальные экономики мира.</w:t>
+      </w:r>
+    </w:p>
+    <w:p>
+      <w:pPr>
+        <w:keepNext w:val="0"/>
+        <w:spacing w:after="60" w:line="240" w:lineRule="auto"/>
+        <w:jc w:val="both"/>
+      </w:pPr>
+      <w:r>
+        <w:rPr>
+          <w:rFonts w:ascii="Times New Roman" w:hAnsi="Times New Roman" w:eastAsia="Times New Roman"/>
+          <w:b w:val="0"/>
+          <w:i w:val="0"/>
+          <w:sz w:val="28"/>
+        </w:rPr>
+        <w:t>2) Протекционизм — политика государства, ориентированная на свободное развитие международной торговли.</w:t>
+      </w:r>
+    </w:p>
+    <w:p>
+      <w:pPr>
+        <w:keepNext w:val="0"/>
+        <w:spacing w:after="60" w:line="240" w:lineRule="auto"/>
+        <w:jc w:val="both"/>
+      </w:pPr>
+      <w:r>
+        <w:rPr>
+          <w:rFonts w:ascii="Times New Roman" w:hAnsi="Times New Roman" w:eastAsia="Times New Roman"/>
+          <w:b w:val="0"/>
+          <w:i w:val="0"/>
+          <w:sz w:val="28"/>
+        </w:rPr>
+        <w:t>3) В основе развития мировой экономики лежат объективные закономерности интернационализации рыночного хозяйства, выходящего за национальные рамки.</w:t>
+      </w:r>
+    </w:p>
+    <w:p>
+      <w:pPr>
+        <w:keepNext w:val="0"/>
+        <w:spacing w:after="60" w:line="240" w:lineRule="auto"/>
+        <w:jc w:val="both"/>
+      </w:pPr>
+      <w:r>
+        <w:rPr>
+          <w:rFonts w:ascii="Times New Roman" w:hAnsi="Times New Roman" w:eastAsia="Times New Roman"/>
+          <w:b w:val="0"/>
+          <w:i w:val="0"/>
+          <w:sz w:val="28"/>
+        </w:rPr>
+        <w:t>4) Под субъектами мировой экономики понимаются хозяйственные единицы, деятельность которых выходит за национальные границы.</w:t>
+      </w:r>
+    </w:p>
+    <w:p>
+      <w:pPr>
+        <w:keepNext w:val="0"/>
+        <w:spacing w:after="60" w:line="240" w:lineRule="auto"/>
+        <w:jc w:val="both"/>
+      </w:pPr>
+      <w:r>
+        <w:rPr>
+          <w:rFonts w:ascii="Times New Roman" w:hAnsi="Times New Roman" w:eastAsia="Times New Roman"/>
+          <w:b w:val="0"/>
+          <w:i w:val="0"/>
+          <w:sz w:val="28"/>
+        </w:rPr>
+        <w:t>5) К тарифным методам регулирования международной торговли относят установление квот, экспортные кредиты и т.п.</w:t>
+      </w:r>
+    </w:p>
+    <w:p>
+      <w:pPr>
+        <w:keepNext w:val="0"/>
+        <w:spacing w:after="60" w:line="240" w:lineRule="auto"/>
+        <w:jc w:val="both"/>
+      </w:pPr>
+      <w:r>
+        <w:rPr>
+          <w:rFonts w:ascii="Times New Roman" w:hAnsi="Times New Roman" w:eastAsia="Times New Roman"/>
+          <w:b w:val="0"/>
+          <w:i w:val="0"/>
+          <w:sz w:val="28"/>
+        </w:rPr>
+        <w:t>Ответ:</w:t>
+      </w:r>
+    </w:p>
+    <w:p>
+      <w:pPr>
+        <w:keepNext w:val="0"/>
+        <w:spacing w:after="60" w:line="240" w:lineRule="auto"/>
+        <w:jc w:val="both"/>
+      </w:pPr>
+      <w:r>
+        <w:rPr>
+          <w:rFonts w:ascii="Times New Roman" w:hAnsi="Times New Roman" w:eastAsia="Times New Roman"/>
+          <w:b/>
+          <w:sz w:val="28"/>
+        </w:rPr>
+        <w:t xml:space="preserve">№6 </w:t>
+      </w:r>
+      <w:r>
+        <w:rPr>
+          <w:rFonts w:ascii="Times New Roman" w:hAnsi="Times New Roman" w:eastAsia="Times New Roman"/>
+          <w:b w:val="0"/>
+          <w:i w:val="0"/>
+          <w:sz w:val="28"/>
+        </w:rPr>
+        <w:t>Установите соответствие между примерами и видами банковских операций: к каждой позиции, данной в первом столбце, подберите соответствующую позицию из второго столбца.</w:t>
       </w:r>
     </w:p>
     <w:tbl>
@@ -684,38 +1069,52 @@
         <w:tc>
           <w:tcPr>
             <w:tcW w:type="dxa" w:w="5128"/>
+            <w:vAlign w:val="center"/>
+            <w:tcMar>
+              <w:top w:w="80" w:type="dxa"/>
+              <w:start w:w="100" w:type="dxa"/>
+              <w:bottom w:w="80" w:type="dxa"/>
+              <w:end w:w="100" w:type="dxa"/>
+            </w:tcMar>
           </w:tcPr>
           <w:p>
             <w:pPr>
+              <w:keepNext w:val="0"/>
               <w:spacing w:after="0" w:line="240" w:lineRule="auto"/>
+              <w:jc w:val="left"/>
             </w:pPr>
             <w:r>
               <w:rPr>
                 <w:rFonts w:ascii="Times New Roman" w:hAnsi="Times New Roman" w:eastAsia="Times New Roman"/>
-                <w:b/>
-                <w:color w:val="181A1F"/>
                 <w:sz w:val="28"/>
               </w:rPr>
-              <w:t>ПОЛНОМОЧИЯ</w:t>
+              <w:t>ПРИМЕР</w:t>
             </w:r>
           </w:p>
         </w:tc>
         <w:tc>
           <w:tcPr>
             <w:tcW w:type="dxa" w:w="5128"/>
+            <w:vAlign w:val="center"/>
+            <w:tcMar>
+              <w:top w:w="80" w:type="dxa"/>
+              <w:start w:w="100" w:type="dxa"/>
+              <w:bottom w:w="80" w:type="dxa"/>
+              <w:end w:w="100" w:type="dxa"/>
+            </w:tcMar>
           </w:tcPr>
           <w:p>
             <w:pPr>
+              <w:keepNext w:val="0"/>
               <w:spacing w:after="0" w:line="240" w:lineRule="auto"/>
+              <w:jc w:val="left"/>
             </w:pPr>
             <w:r>
               <w:rPr>
                 <w:rFonts w:ascii="Times New Roman" w:hAnsi="Times New Roman" w:eastAsia="Times New Roman"/>
-                <w:b/>
-                <w:color w:val="181A1F"/>
                 <w:sz w:val="28"/>
               </w:rPr>
-              <w:t>СУБЪЕКТЫ ГОСУДАРСТВЕННОЙ ВЛАСТИ РОССИЙСКОЙ ФЕДЕРАЦИИ</w:t>
+              <w:t>ВИДЫ БАНКОВСКИХ ОПЕРАЦИЙ</w:t>
             </w:r>
           </w:p>
         </w:tc>
@@ -724,67 +1123,72 @@
         <w:tc>
           <w:tcPr>
             <w:tcW w:type="dxa" w:w="5128"/>
+            <w:vAlign w:val="center"/>
+            <w:tcMar>
+              <w:top w:w="80" w:type="dxa"/>
+              <w:start w:w="100" w:type="dxa"/>
+              <w:bottom w:w="80" w:type="dxa"/>
+              <w:end w:w="100" w:type="dxa"/>
+            </w:tcMar>
           </w:tcPr>
           <w:p>
             <w:pPr>
+              <w:keepNext w:val="0"/>
               <w:spacing w:after="0" w:line="240" w:lineRule="auto"/>
+              <w:jc w:val="left"/>
             </w:pPr>
             <w:r>
               <w:rPr>
                 <w:rFonts w:ascii="Times New Roman" w:hAnsi="Times New Roman" w:eastAsia="Times New Roman"/>
-                <w:color w:val="181A1F"/>
                 <w:sz w:val="28"/>
               </w:rPr>
-              <w:t>А) принятие федеральных законов</w:t>
-              <w:br/>
-              <w:t>Б) назначение на должность Председателя Центрального банка Российской Федерации</w:t>
-              <w:br/>
-              <w:t>В) осуществление мер по обеспечению законности</w:t>
-              <w:br/>
-              <w:t>Г) осуществление помилования</w:t>
-              <w:br/>
-              <w:t>Д) управление федеральной собственностью</w:t>
+              <w:t>А) ссудные операцииБ) кредитованиеВ) приём вкладов (депозитов)Г) эмиссия ценных бумаг для продажиД) обмен валюты</w:t>
             </w:r>
           </w:p>
         </w:tc>
         <w:tc>
           <w:tcPr>
             <w:tcW w:type="dxa" w:w="5128"/>
+            <w:vAlign w:val="center"/>
+            <w:tcMar>
+              <w:top w:w="80" w:type="dxa"/>
+              <w:start w:w="100" w:type="dxa"/>
+              <w:bottom w:w="80" w:type="dxa"/>
+              <w:end w:w="100" w:type="dxa"/>
+            </w:tcMar>
           </w:tcPr>
           <w:p>
             <w:pPr>
+              <w:keepNext w:val="0"/>
               <w:spacing w:after="0" w:line="240" w:lineRule="auto"/>
+              <w:jc w:val="left"/>
             </w:pPr>
             <w:r>
               <w:rPr>
                 <w:rFonts w:ascii="Times New Roman" w:hAnsi="Times New Roman" w:eastAsia="Times New Roman"/>
-                <w:color w:val="181A1F"/>
                 <w:sz w:val="28"/>
               </w:rPr>
-              <w:t>1) Правительство Российской Федерации</w:t>
-              <w:br/>
-              <w:t>2) Государственная Дума</w:t>
-              <w:br/>
-              <w:t>3) Президент Российской Федерации</w:t>
+              <w:t>1) активные2) пассивные3) посреднические</w:t>
             </w:r>
           </w:p>
         </w:tc>
       </w:tr>
     </w:tbl>
+    <w:p/>
     <w:p>
       <w:pPr>
-        <w:widowControl/>
-        <w:spacing w:line="240" w:lineRule="auto" w:after="0"/>
+        <w:keepNext w:val="0"/>
+        <w:spacing w:after="60" w:line="240" w:lineRule="auto"/>
+        <w:jc w:val="both"/>
       </w:pPr>
       <w:r>
         <w:rPr>
           <w:rFonts w:ascii="Times New Roman" w:hAnsi="Times New Roman" w:eastAsia="Times New Roman"/>
           <w:b w:val="0"/>
           <w:i w:val="0"/>
-          <w:color w:val="181A1F"/>
           <w:sz w:val="28"/>
         </w:rPr>
-        <w:t>Запишите в таблицу выбранные цифры под соответствующими буквами:</w:t>
+        <w:t>Запишите в таблицу выбранные цифры под соответствующими буквами.</w:t>
       </w:r>
     </w:p>
     <w:tbl>
@@ -805,16 +1209,23 @@
         <w:tc>
           <w:tcPr>
             <w:tcW w:type="dxa" w:w="2051"/>
+            <w:vAlign w:val="center"/>
+            <w:tcMar>
+              <w:top w:w="80" w:type="dxa"/>
+              <w:start w:w="100" w:type="dxa"/>
+              <w:bottom w:w="80" w:type="dxa"/>
+              <w:end w:w="100" w:type="dxa"/>
+            </w:tcMar>
           </w:tcPr>
           <w:p>
             <w:pPr>
+              <w:keepNext w:val="0"/>
               <w:spacing w:after="0" w:line="240" w:lineRule="auto"/>
+              <w:jc w:val="left"/>
             </w:pPr>
             <w:r>
               <w:rPr>
                 <w:rFonts w:ascii="Times New Roman" w:hAnsi="Times New Roman" w:eastAsia="Times New Roman"/>
-                <w:b/>
-                <w:color w:val="181A1F"/>
                 <w:sz w:val="28"/>
               </w:rPr>
               <w:t>A</w:t>
@@ -824,16 +1235,23 @@
         <w:tc>
           <w:tcPr>
             <w:tcW w:type="dxa" w:w="2051"/>
+            <w:vAlign w:val="center"/>
+            <w:tcMar>
+              <w:top w:w="80" w:type="dxa"/>
+              <w:start w:w="100" w:type="dxa"/>
+              <w:bottom w:w="80" w:type="dxa"/>
+              <w:end w:w="100" w:type="dxa"/>
+            </w:tcMar>
           </w:tcPr>
           <w:p>
             <w:pPr>
+              <w:keepNext w:val="0"/>
               <w:spacing w:after="0" w:line="240" w:lineRule="auto"/>
+              <w:jc w:val="left"/>
             </w:pPr>
             <w:r>
               <w:rPr>
                 <w:rFonts w:ascii="Times New Roman" w:hAnsi="Times New Roman" w:eastAsia="Times New Roman"/>
-                <w:b/>
-                <w:color w:val="181A1F"/>
                 <w:sz w:val="28"/>
               </w:rPr>
               <w:t>Б</w:t>
@@ -843,16 +1261,23 @@
         <w:tc>
           <w:tcPr>
             <w:tcW w:type="dxa" w:w="2051"/>
+            <w:vAlign w:val="center"/>
+            <w:tcMar>
+              <w:top w:w="80" w:type="dxa"/>
+              <w:start w:w="100" w:type="dxa"/>
+              <w:bottom w:w="80" w:type="dxa"/>
+              <w:end w:w="100" w:type="dxa"/>
+            </w:tcMar>
           </w:tcPr>
           <w:p>
             <w:pPr>
+              <w:keepNext w:val="0"/>
               <w:spacing w:after="0" w:line="240" w:lineRule="auto"/>
+              <w:jc w:val="left"/>
             </w:pPr>
             <w:r>
               <w:rPr>
                 <w:rFonts w:ascii="Times New Roman" w:hAnsi="Times New Roman" w:eastAsia="Times New Roman"/>
-                <w:b/>
-                <w:color w:val="181A1F"/>
                 <w:sz w:val="28"/>
               </w:rPr>
               <w:t>В</w:t>
@@ -862,16 +1287,23 @@
         <w:tc>
           <w:tcPr>
             <w:tcW w:type="dxa" w:w="2051"/>
+            <w:vAlign w:val="center"/>
+            <w:tcMar>
+              <w:top w:w="80" w:type="dxa"/>
+              <w:start w:w="100" w:type="dxa"/>
+              <w:bottom w:w="80" w:type="dxa"/>
+              <w:end w:w="100" w:type="dxa"/>
+            </w:tcMar>
           </w:tcPr>
           <w:p>
             <w:pPr>
+              <w:keepNext w:val="0"/>
               <w:spacing w:after="0" w:line="240" w:lineRule="auto"/>
+              <w:jc w:val="left"/>
             </w:pPr>
             <w:r>
               <w:rPr>
                 <w:rFonts w:ascii="Times New Roman" w:hAnsi="Times New Roman" w:eastAsia="Times New Roman"/>
-                <w:b/>
-                <w:color w:val="181A1F"/>
                 <w:sz w:val="28"/>
               </w:rPr>
               <w:t>Г</w:t>
@@ -881,16 +1313,23 @@
         <w:tc>
           <w:tcPr>
             <w:tcW w:type="dxa" w:w="2051"/>
+            <w:vAlign w:val="center"/>
+            <w:tcMar>
+              <w:top w:w="80" w:type="dxa"/>
+              <w:start w:w="100" w:type="dxa"/>
+              <w:bottom w:w="80" w:type="dxa"/>
+              <w:end w:w="100" w:type="dxa"/>
+            </w:tcMar>
           </w:tcPr>
           <w:p>
             <w:pPr>
+              <w:keepNext w:val="0"/>
               <w:spacing w:after="0" w:line="240" w:lineRule="auto"/>
+              <w:jc w:val="left"/>
             </w:pPr>
             <w:r>
               <w:rPr>
                 <w:rFonts w:ascii="Times New Roman" w:hAnsi="Times New Roman" w:eastAsia="Times New Roman"/>
-                <w:b/>
-                <w:color w:val="181A1F"/>
                 <w:sz w:val="28"/>
               </w:rPr>
               <w:t>Д</w:t>
@@ -902,15 +1341,23 @@
         <w:tc>
           <w:tcPr>
             <w:tcW w:type="dxa" w:w="2051"/>
+            <w:vAlign w:val="center"/>
+            <w:tcMar>
+              <w:top w:w="80" w:type="dxa"/>
+              <w:start w:w="100" w:type="dxa"/>
+              <w:bottom w:w="80" w:type="dxa"/>
+              <w:end w:w="100" w:type="dxa"/>
+            </w:tcMar>
           </w:tcPr>
           <w:p>
             <w:pPr>
+              <w:keepNext w:val="0"/>
               <w:spacing w:after="0" w:line="240" w:lineRule="auto"/>
+              <w:jc w:val="left"/>
             </w:pPr>
             <w:r>
               <w:rPr>
                 <w:rFonts w:ascii="Times New Roman" w:hAnsi="Times New Roman" w:eastAsia="Times New Roman"/>
-                <w:color w:val="181A1F"/>
                 <w:sz w:val="28"/>
               </w:rPr>
             </w:r>
@@ -919,15 +1366,23 @@
         <w:tc>
           <w:tcPr>
             <w:tcW w:type="dxa" w:w="2051"/>
+            <w:vAlign w:val="center"/>
+            <w:tcMar>
+              <w:top w:w="80" w:type="dxa"/>
+              <w:start w:w="100" w:type="dxa"/>
+              <w:bottom w:w="80" w:type="dxa"/>
+              <w:end w:w="100" w:type="dxa"/>
+            </w:tcMar>
           </w:tcPr>
           <w:p>
             <w:pPr>
+              <w:keepNext w:val="0"/>
               <w:spacing w:after="0" w:line="240" w:lineRule="auto"/>
+              <w:jc w:val="left"/>
             </w:pPr>
             <w:r>
               <w:rPr>
                 <w:rFonts w:ascii="Times New Roman" w:hAnsi="Times New Roman" w:eastAsia="Times New Roman"/>
-                <w:color w:val="181A1F"/>
                 <w:sz w:val="28"/>
               </w:rPr>
             </w:r>
@@ -936,15 +1391,23 @@
         <w:tc>
           <w:tcPr>
             <w:tcW w:type="dxa" w:w="2051"/>
+            <w:vAlign w:val="center"/>
+            <w:tcMar>
+              <w:top w:w="80" w:type="dxa"/>
+              <w:start w:w="100" w:type="dxa"/>
+              <w:bottom w:w="80" w:type="dxa"/>
+              <w:end w:w="100" w:type="dxa"/>
+            </w:tcMar>
           </w:tcPr>
           <w:p>
             <w:pPr>
+              <w:keepNext w:val="0"/>
               <w:spacing w:after="0" w:line="240" w:lineRule="auto"/>
+              <w:jc w:val="left"/>
             </w:pPr>
             <w:r>
               <w:rPr>
                 <w:rFonts w:ascii="Times New Roman" w:hAnsi="Times New Roman" w:eastAsia="Times New Roman"/>
-                <w:color w:val="181A1F"/>
                 <w:sz w:val="28"/>
               </w:rPr>
             </w:r>
@@ -953,15 +1416,23 @@
         <w:tc>
           <w:tcPr>
             <w:tcW w:type="dxa" w:w="2051"/>
+            <w:vAlign w:val="center"/>
+            <w:tcMar>
+              <w:top w:w="80" w:type="dxa"/>
+              <w:start w:w="100" w:type="dxa"/>
+              <w:bottom w:w="80" w:type="dxa"/>
+              <w:end w:w="100" w:type="dxa"/>
+            </w:tcMar>
           </w:tcPr>
           <w:p>
             <w:pPr>
+              <w:keepNext w:val="0"/>
               <w:spacing w:after="0" w:line="240" w:lineRule="auto"/>
+              <w:jc w:val="left"/>
             </w:pPr>
             <w:r>
               <w:rPr>
                 <w:rFonts w:ascii="Times New Roman" w:hAnsi="Times New Roman" w:eastAsia="Times New Roman"/>
-                <w:color w:val="181A1F"/>
                 <w:sz w:val="28"/>
               </w:rPr>
             </w:r>
@@ -970,15 +1441,23 @@
         <w:tc>
           <w:tcPr>
             <w:tcW w:type="dxa" w:w="2051"/>
+            <w:vAlign w:val="center"/>
+            <w:tcMar>
+              <w:top w:w="80" w:type="dxa"/>
+              <w:start w:w="100" w:type="dxa"/>
+              <w:bottom w:w="80" w:type="dxa"/>
+              <w:end w:w="100" w:type="dxa"/>
+            </w:tcMar>
           </w:tcPr>
           <w:p>
             <w:pPr>
+              <w:keepNext w:val="0"/>
               <w:spacing w:after="0" w:line="240" w:lineRule="auto"/>
+              <w:jc w:val="left"/>
             </w:pPr>
             <w:r>
               <w:rPr>
                 <w:rFonts w:ascii="Times New Roman" w:hAnsi="Times New Roman" w:eastAsia="Times New Roman"/>
-                <w:color w:val="181A1F"/>
                 <w:sz w:val="28"/>
               </w:rPr>
             </w:r>
@@ -986,164 +1465,853 @@
         </w:tc>
       </w:tr>
     </w:tbl>
+    <w:p/>
     <w:p>
       <w:pPr>
-        <w:keepNext/>
-        <w:widowControl/>
-        <w:spacing w:line="240" w:lineRule="auto" w:after="0" w:before="120"/>
-      </w:pPr>
-      <w:r>
-        <w:rPr>
-          <w:rFonts w:ascii="Times New Roman" w:hAnsi="Times New Roman" w:eastAsia="Times New Roman"/>
-          <w:b/>
-          <w:color w:val="181A1F"/>
-          <w:sz w:val="28"/>
-        </w:rPr>
-        <w:t>5.</w:t>
-      </w:r>
-    </w:p>
-    <w:p>
-      <w:pPr>
-        <w:widowControl/>
-        <w:spacing w:line="240" w:lineRule="auto" w:after="0"/>
+        <w:keepNext w:val="0"/>
+        <w:spacing w:after="60" w:line="240" w:lineRule="auto"/>
+        <w:jc w:val="both"/>
       </w:pPr>
       <w:r>
         <w:rPr>
           <w:rFonts w:ascii="Times New Roman" w:hAnsi="Times New Roman" w:eastAsia="Times New Roman"/>
           <w:b w:val="0"/>
           <w:i w:val="0"/>
-          <w:color w:val="181A1F"/>
           <w:sz w:val="28"/>
         </w:rPr>
-        <w:t>Энрике, совершеннолетний дееспособный гражданин государства Z, обратился в полномочный орган государства Z с заявлением об отказе от гражданства государства Z, так как решил стать гражданином России. При каких условиях Энрике может подать заявление о приёме в гражданство РФ в общем порядке? Запишите цифры, под которыми указаны эти условия.</w:t>
+        <w:t>Ответ:</w:t>
       </w:r>
     </w:p>
     <w:p>
       <w:pPr>
-        <w:widowControl/>
-        <w:spacing w:line="240" w:lineRule="auto" w:after="0"/>
-      </w:pPr>
+        <w:keepNext w:val="0"/>
+        <w:spacing w:after="60" w:line="240" w:lineRule="auto"/>
+        <w:jc w:val="both"/>
+      </w:pPr>
+      <w:r>
+        <w:rPr>
+          <w:rFonts w:ascii="Times New Roman" w:hAnsi="Times New Roman" w:eastAsia="Times New Roman"/>
+          <w:b/>
+          <w:sz w:val="28"/>
+        </w:rPr>
+        <w:t xml:space="preserve">№7 </w:t>
+      </w:r>
       <w:r>
         <w:rPr>
           <w:rFonts w:ascii="Times New Roman" w:hAnsi="Times New Roman" w:eastAsia="Times New Roman"/>
           <w:b w:val="0"/>
           <w:i w:val="0"/>
-          <w:color w:val="181A1F"/>
           <w:sz w:val="28"/>
         </w:rPr>
-        <w:t>1) наличие документа о профессиональном образовании</w:t>
+        <w:t>Фирма «Гвоздика» — ателье по пошиву вечерних платьев. Найдите в приведённом списке примеры постоянных издержек фирмы «Гвоздика» в краткосрочном периоде и запишите цифры, под которыми они указаны.</w:t>
       </w:r>
     </w:p>
     <w:p>
       <w:pPr>
-        <w:widowControl/>
-        <w:spacing w:line="240" w:lineRule="auto" w:after="0"/>
+        <w:keepNext w:val="0"/>
+        <w:spacing w:after="60" w:line="240" w:lineRule="auto"/>
+        <w:jc w:val="both"/>
       </w:pPr>
       <w:r>
         <w:rPr>
           <w:rFonts w:ascii="Times New Roman" w:hAnsi="Times New Roman" w:eastAsia="Times New Roman"/>
           <w:b w:val="0"/>
           <w:i w:val="0"/>
-          <w:color w:val="181A1F"/>
           <w:sz w:val="28"/>
         </w:rPr>
-        <w:t>2) наличие родственных связей РФ</w:t>
+        <w:t>1) приобретение тканей, ниток, фурнитуры</w:t>
       </w:r>
     </w:p>
     <w:p>
       <w:pPr>
-        <w:widowControl/>
-        <w:spacing w:line="240" w:lineRule="auto" w:after="0"/>
+        <w:keepNext w:val="0"/>
+        <w:spacing w:after="60" w:line="240" w:lineRule="auto"/>
+        <w:jc w:val="both"/>
       </w:pPr>
       <w:r>
         <w:rPr>
           <w:rFonts w:ascii="Times New Roman" w:hAnsi="Times New Roman" w:eastAsia="Times New Roman"/>
           <w:b w:val="0"/>
           <w:i w:val="0"/>
-          <w:color w:val="181A1F"/>
           <w:sz w:val="28"/>
         </w:rPr>
-        <w:t>3) владение русским языком</w:t>
+        <w:t>2) взносы на страхование имущества фирмы</w:t>
       </w:r>
     </w:p>
     <w:p>
       <w:pPr>
-        <w:widowControl/>
-        <w:spacing w:line="240" w:lineRule="auto" w:after="0"/>
+        <w:keepNext w:val="0"/>
+        <w:spacing w:after="60" w:line="240" w:lineRule="auto"/>
+        <w:jc w:val="both"/>
       </w:pPr>
       <w:r>
         <w:rPr>
           <w:rFonts w:ascii="Times New Roman" w:hAnsi="Times New Roman" w:eastAsia="Times New Roman"/>
           <w:b w:val="0"/>
           <w:i w:val="0"/>
-          <w:color w:val="181A1F"/>
           <w:sz w:val="28"/>
         </w:rPr>
-        <w:t>4) наличие законного источника средств к существованию</w:t>
+        <w:t>3) выплата ранее взятого кредита и процентов по нему</w:t>
       </w:r>
     </w:p>
     <w:p>
       <w:pPr>
-        <w:widowControl/>
-        <w:spacing w:line="240" w:lineRule="auto" w:after="0"/>
+        <w:keepNext w:val="0"/>
+        <w:spacing w:after="60" w:line="240" w:lineRule="auto"/>
+        <w:jc w:val="both"/>
       </w:pPr>
       <w:r>
         <w:rPr>
           <w:rFonts w:ascii="Times New Roman" w:hAnsi="Times New Roman" w:eastAsia="Times New Roman"/>
           <w:b w:val="0"/>
           <w:i w:val="0"/>
-          <w:color w:val="181A1F"/>
           <w:sz w:val="28"/>
         </w:rPr>
-        <w:t xml:space="preserve">5) обязательство соблюдать Конституцию РФ и законодательство </w:t>
+        <w:t>4) оплата потреблённой электроэнергии</w:t>
       </w:r>
     </w:p>
     <w:p>
       <w:pPr>
-        <w:widowControl/>
-        <w:spacing w:line="240" w:lineRule="auto" w:after="0"/>
+        <w:keepNext w:val="0"/>
+        <w:spacing w:after="60" w:line="240" w:lineRule="auto"/>
+        <w:jc w:val="both"/>
       </w:pPr>
       <w:r>
         <w:rPr>
           <w:rFonts w:ascii="Times New Roman" w:hAnsi="Times New Roman" w:eastAsia="Times New Roman"/>
           <w:b w:val="0"/>
           <w:i w:val="0"/>
-          <w:color w:val="181A1F"/>
           <w:sz w:val="28"/>
         </w:rPr>
-        <w:t>6) наличие собственности РФ</w:t>
+        <w:t>5) арендная плата за помещение ателье</w:t>
       </w:r>
     </w:p>
     <w:p>
       <w:pPr>
-        <w:keepNext/>
-        <w:widowControl/>
-        <w:spacing w:line="240" w:lineRule="auto" w:after="0" w:before="120"/>
-      </w:pPr>
-      <w:r>
-        <w:rPr>
-          <w:rFonts w:ascii="Times New Roman" w:hAnsi="Times New Roman" w:eastAsia="Times New Roman"/>
-          <w:b/>
-          <w:color w:val="181A1F"/>
-          <w:sz w:val="28"/>
-        </w:rPr>
-        <w:t>6.</w:t>
-      </w:r>
-    </w:p>
-    <w:p>
-      <w:pPr>
-        <w:widowControl/>
-        <w:spacing w:line="240" w:lineRule="auto" w:after="0"/>
+        <w:keepNext w:val="0"/>
+        <w:spacing w:after="60" w:line="240" w:lineRule="auto"/>
+        <w:jc w:val="both"/>
       </w:pPr>
       <w:r>
         <w:rPr>
           <w:rFonts w:ascii="Times New Roman" w:hAnsi="Times New Roman" w:eastAsia="Times New Roman"/>
           <w:b w:val="0"/>
           <w:i w:val="0"/>
-          <w:color w:val="181A1F"/>
           <w:sz w:val="28"/>
         </w:rPr>
-        <w:t>Установите соответствие между функциями и субъектами государственной власти Российской Федерации, которые их исполняют: к каждой позиции, данной в первом столбце, подберите соответствующую позицию из второго столбца.</w:t>
+        <w:t>6) оклад главного бухгалтера</w:t>
+      </w:r>
+    </w:p>
+    <w:p>
+      <w:pPr>
+        <w:keepNext w:val="0"/>
+        <w:spacing w:after="60" w:line="240" w:lineRule="auto"/>
+        <w:jc w:val="both"/>
+      </w:pPr>
+      <w:r>
+        <w:rPr>
+          <w:rFonts w:ascii="Times New Roman" w:hAnsi="Times New Roman" w:eastAsia="Times New Roman"/>
+          <w:b w:val="0"/>
+          <w:i w:val="0"/>
+          <w:sz w:val="28"/>
+        </w:rPr>
+        <w:t>Ответ:</w:t>
+      </w:r>
+    </w:p>
+    <w:p>
+      <w:pPr>
+        <w:keepNext w:val="0"/>
+        <w:spacing w:after="60" w:line="240" w:lineRule="auto"/>
+        <w:jc w:val="both"/>
+      </w:pPr>
+      <w:r>
+        <w:rPr>
+          <w:rFonts w:ascii="Times New Roman" w:hAnsi="Times New Roman" w:eastAsia="Times New Roman"/>
+          <w:b/>
+          <w:sz w:val="28"/>
+        </w:rPr>
+        <w:t xml:space="preserve">№8 </w:t>
+      </w:r>
+      <w:r>
+        <w:rPr>
+          <w:rFonts w:ascii="Times New Roman" w:hAnsi="Times New Roman" w:eastAsia="Times New Roman"/>
+          <w:b w:val="0"/>
+          <w:i w:val="0"/>
+          <w:sz w:val="28"/>
+        </w:rPr>
+        <w:t>Выберите верные суждения о социальном конфликте и запишите цифры, под которыми они указаны.</w:t>
+      </w:r>
+    </w:p>
+    <w:p>
+      <w:pPr>
+        <w:keepNext w:val="0"/>
+        <w:spacing w:after="60" w:line="240" w:lineRule="auto"/>
+        <w:jc w:val="both"/>
+      </w:pPr>
+      <w:r>
+        <w:rPr>
+          <w:rFonts w:ascii="Times New Roman" w:hAnsi="Times New Roman" w:eastAsia="Times New Roman"/>
+          <w:b w:val="0"/>
+          <w:i w:val="0"/>
+          <w:sz w:val="28"/>
+        </w:rPr>
+        <w:t>1) Социальный конфликт — это всегда конфликт индивидуальных интересов.</w:t>
+      </w:r>
+    </w:p>
+    <w:p>
+      <w:pPr>
+        <w:keepNext w:val="0"/>
+        <w:spacing w:after="60" w:line="240" w:lineRule="auto"/>
+        <w:jc w:val="both"/>
+      </w:pPr>
+      <w:r>
+        <w:rPr>
+          <w:rFonts w:ascii="Times New Roman" w:hAnsi="Times New Roman" w:eastAsia="Times New Roman"/>
+          <w:b w:val="0"/>
+          <w:i w:val="0"/>
+          <w:sz w:val="28"/>
+        </w:rPr>
+        <w:t>2) В процессе социального конфликта стороны осознают свои интересы и стараются их защитить.</w:t>
+      </w:r>
+    </w:p>
+    <w:p>
+      <w:pPr>
+        <w:keepNext w:val="0"/>
+        <w:spacing w:after="60" w:line="240" w:lineRule="auto"/>
+        <w:jc w:val="both"/>
+      </w:pPr>
+      <w:r>
+        <w:rPr>
+          <w:rFonts w:ascii="Times New Roman" w:hAnsi="Times New Roman" w:eastAsia="Times New Roman"/>
+          <w:b w:val="0"/>
+          <w:i w:val="0"/>
+          <w:sz w:val="28"/>
+        </w:rPr>
+        <w:t>3) Все конфликты оказывают дезинтегративное, разрушительное влияние на общественную жизнь.</w:t>
+      </w:r>
+    </w:p>
+    <w:p>
+      <w:pPr>
+        <w:keepNext w:val="0"/>
+        <w:spacing w:after="60" w:line="240" w:lineRule="auto"/>
+        <w:jc w:val="both"/>
+      </w:pPr>
+      <w:r>
+        <w:rPr>
+          <w:rFonts w:ascii="Times New Roman" w:hAnsi="Times New Roman" w:eastAsia="Times New Roman"/>
+          <w:b w:val="0"/>
+          <w:i w:val="0"/>
+          <w:sz w:val="28"/>
+        </w:rPr>
+        <w:t>4) Конфликты могут быть скрытыми или явными, но в их основе всегда лежит отсутствие согласия между двумя или более сторонами.</w:t>
+      </w:r>
+    </w:p>
+    <w:p>
+      <w:pPr>
+        <w:keepNext w:val="0"/>
+        <w:spacing w:after="60" w:line="240" w:lineRule="auto"/>
+        <w:jc w:val="both"/>
+      </w:pPr>
+      <w:r>
+        <w:rPr>
+          <w:rFonts w:ascii="Times New Roman" w:hAnsi="Times New Roman" w:eastAsia="Times New Roman"/>
+          <w:b w:val="0"/>
+          <w:i w:val="0"/>
+          <w:sz w:val="28"/>
+        </w:rPr>
+        <w:t>5) Последствия социального конфликта нельзя оценить однозначно.</w:t>
+      </w:r>
+    </w:p>
+    <w:p>
+      <w:pPr>
+        <w:keepNext w:val="0"/>
+        <w:spacing w:after="60" w:line="240" w:lineRule="auto"/>
+        <w:jc w:val="both"/>
+      </w:pPr>
+      <w:r>
+        <w:rPr>
+          <w:rFonts w:ascii="Times New Roman" w:hAnsi="Times New Roman" w:eastAsia="Times New Roman"/>
+          <w:b w:val="0"/>
+          <w:i w:val="0"/>
+          <w:sz w:val="28"/>
+        </w:rPr>
+        <w:t>Ответ:</w:t>
+      </w:r>
+    </w:p>
+    <w:p>
+      <w:pPr>
+        <w:keepNext w:val="0"/>
+        <w:spacing w:after="60" w:line="240" w:lineRule="auto"/>
+        <w:jc w:val="both"/>
+      </w:pPr>
+      <w:r>
+        <w:rPr>
+          <w:rFonts w:ascii="Times New Roman" w:hAnsi="Times New Roman" w:eastAsia="Times New Roman"/>
+          <w:b/>
+          <w:sz w:val="28"/>
+        </w:rPr>
+        <w:t xml:space="preserve">№9 </w:t>
+      </w:r>
+      <w:r>
+        <w:rPr>
+          <w:rFonts w:ascii="Times New Roman" w:hAnsi="Times New Roman" w:eastAsia="Times New Roman"/>
+          <w:b w:val="0"/>
+          <w:i w:val="0"/>
+          <w:sz w:val="28"/>
+        </w:rPr>
+        <w:t>В ходе социологического опроса 30-летних и 55-летних граждан им задавали вопрос: «В какой организации Вы работаете (бюджетной/государственной или частной/негосударственной)?». Результаты опроса (в % от числа отвечавших) представлены на диаграмме.</w:t>
+      </w:r>
+    </w:p>
+    <w:p>
+      <w:pPr>
+        <w:spacing w:after="80"/>
+        <w:jc w:val="center"/>
+      </w:pPr>
+      <w:r>
+        <w:drawing>
+          <wp:inline xmlns:a="http://schemas.openxmlformats.org/drawingml/2006/main" xmlns:pic="http://schemas.openxmlformats.org/drawingml/2006/picture">
+            <wp:extent cx="3780000" cy="3780000"/>
+            <wp:docPr id="1" name="Picture 1"/>
+            <wp:cNvGraphicFramePr>
+              <a:graphicFrameLocks noChangeAspect="1"/>
+            </wp:cNvGraphicFramePr>
+            <a:graphic>
+              <a:graphicData uri="http://schemas.openxmlformats.org/drawingml/2006/picture">
+                <pic:pic>
+                  <pic:nvPicPr>
+                    <pic:cNvPr id="0" name="asset-0008.png"/>
+                    <pic:cNvPicPr/>
+                  </pic:nvPicPr>
+                  <pic:blipFill>
+                    <a:blip r:embed="rId9"/>
+                    <a:stretch>
+                      <a:fillRect/>
+                    </a:stretch>
+                  </pic:blipFill>
+                  <pic:spPr>
+                    <a:xfrm>
+                      <a:off x="0" y="0"/>
+                      <a:ext cx="3780000" cy="3780000"/>
+                    </a:xfrm>
+                    <a:prstGeom prst="rect"/>
+                  </pic:spPr>
+                </pic:pic>
+              </a:graphicData>
+            </a:graphic>
+          </wp:inline>
+        </w:drawing>
+      </w:r>
+    </w:p>
+    <w:p>
+      <w:pPr>
+        <w:keepNext w:val="0"/>
+        <w:spacing w:after="60" w:line="240" w:lineRule="auto"/>
+        <w:jc w:val="both"/>
+      </w:pPr>
+      <w:r>
+        <w:rPr>
+          <w:rFonts w:ascii="Times New Roman" w:hAnsi="Times New Roman" w:eastAsia="Times New Roman"/>
+          <w:b w:val="0"/>
+          <w:i w:val="0"/>
+          <w:sz w:val="28"/>
+        </w:rPr>
+        <w:t>Найдите в приведённом списке выводы, которые можно сделать на основе диаграммы, и запишите цифры, под которыми они указаны.</w:t>
+      </w:r>
+    </w:p>
+    <w:p>
+      <w:pPr>
+        <w:keepNext w:val="0"/>
+        <w:spacing w:after="60" w:line="240" w:lineRule="auto"/>
+        <w:jc w:val="both"/>
+      </w:pPr>
+      <w:r>
+        <w:rPr>
+          <w:rFonts w:ascii="Times New Roman" w:hAnsi="Times New Roman" w:eastAsia="Times New Roman"/>
+          <w:b w:val="0"/>
+          <w:i w:val="0"/>
+          <w:sz w:val="28"/>
+        </w:rPr>
+        <w:t>1) Более половины опрошенных 30-летних работают в частной/ негосударственной организации.</w:t>
+      </w:r>
+    </w:p>
+    <w:p>
+      <w:pPr>
+        <w:keepNext w:val="0"/>
+        <w:spacing w:after="60" w:line="240" w:lineRule="auto"/>
+        <w:jc w:val="both"/>
+      </w:pPr>
+      <w:r>
+        <w:rPr>
+          <w:rFonts w:ascii="Times New Roman" w:hAnsi="Times New Roman" w:eastAsia="Times New Roman"/>
+          <w:b w:val="0"/>
+          <w:i w:val="0"/>
+          <w:sz w:val="28"/>
+        </w:rPr>
+        <w:t>2) Среди опрошенных 55-летних доля тех, кто работает в частной/негосударственной организации, больше доли тех, кто работает на себя.</w:t>
+      </w:r>
+    </w:p>
+    <w:p>
+      <w:pPr>
+        <w:keepNext w:val="0"/>
+        <w:spacing w:after="60" w:line="240" w:lineRule="auto"/>
+        <w:jc w:val="both"/>
+      </w:pPr>
+      <w:r>
+        <w:rPr>
+          <w:rFonts w:ascii="Times New Roman" w:hAnsi="Times New Roman" w:eastAsia="Times New Roman"/>
+          <w:b w:val="0"/>
+          <w:i w:val="0"/>
+          <w:sz w:val="28"/>
+        </w:rPr>
+        <w:t>3) Среди опрошенных 30-летних доля тех, кто работает на себя, меньше, чем доля тех, кто работает в бюджетной/государственной организации.</w:t>
+      </w:r>
+    </w:p>
+    <w:p>
+      <w:pPr>
+        <w:keepNext w:val="0"/>
+        <w:spacing w:after="60" w:line="240" w:lineRule="auto"/>
+        <w:jc w:val="both"/>
+      </w:pPr>
+      <w:r>
+        <w:rPr>
+          <w:rFonts w:ascii="Times New Roman" w:hAnsi="Times New Roman" w:eastAsia="Times New Roman"/>
+          <w:b w:val="0"/>
+          <w:i w:val="0"/>
+          <w:sz w:val="28"/>
+        </w:rPr>
+        <w:t>4) Равные доли опрошенных каждой группы работают на себя.</w:t>
+      </w:r>
+    </w:p>
+    <w:p>
+      <w:pPr>
+        <w:keepNext w:val="0"/>
+        <w:spacing w:after="60" w:line="240" w:lineRule="auto"/>
+        <w:jc w:val="both"/>
+      </w:pPr>
+      <w:r>
+        <w:rPr>
+          <w:rFonts w:ascii="Times New Roman" w:hAnsi="Times New Roman" w:eastAsia="Times New Roman"/>
+          <w:b w:val="0"/>
+          <w:i w:val="0"/>
+          <w:sz w:val="28"/>
+        </w:rPr>
+        <w:t>5) Доля тех, кто затруднился ответить, среди 55-летних меньше, чем среди 30-летних.</w:t>
+      </w:r>
+    </w:p>
+    <w:p>
+      <w:pPr>
+        <w:keepNext w:val="0"/>
+        <w:spacing w:after="60" w:line="240" w:lineRule="auto"/>
+        <w:jc w:val="both"/>
+      </w:pPr>
+      <w:r>
+        <w:rPr>
+          <w:rFonts w:ascii="Times New Roman" w:hAnsi="Times New Roman" w:eastAsia="Times New Roman"/>
+          <w:b w:val="0"/>
+          <w:i w:val="0"/>
+          <w:sz w:val="28"/>
+        </w:rPr>
+        <w:t>Ответ:</w:t>
+      </w:r>
+    </w:p>
+    <w:p>
+      <w:pPr>
+        <w:keepNext w:val="0"/>
+        <w:spacing w:after="60" w:line="240" w:lineRule="auto"/>
+        <w:jc w:val="both"/>
+      </w:pPr>
+      <w:r>
+        <w:rPr>
+          <w:rFonts w:ascii="Times New Roman" w:hAnsi="Times New Roman" w:eastAsia="Times New Roman"/>
+          <w:b/>
+          <w:sz w:val="28"/>
+        </w:rPr>
+        <w:t xml:space="preserve">№10 </w:t>
+      </w:r>
+      <w:r>
+        <w:rPr>
+          <w:rFonts w:ascii="Times New Roman" w:hAnsi="Times New Roman" w:eastAsia="Times New Roman"/>
+          <w:b w:val="0"/>
+          <w:i w:val="0"/>
+          <w:sz w:val="28"/>
+        </w:rPr>
+        <w:t>Выберите верные суждения о выборах депутатов Государственной Думы Федерального Собрания РФ. Запишите цифры. под которыми они указаны.</w:t>
+      </w:r>
+    </w:p>
+    <w:p>
+      <w:pPr>
+        <w:keepNext w:val="0"/>
+        <w:spacing w:after="60" w:line="240" w:lineRule="auto"/>
+        <w:jc w:val="both"/>
+      </w:pPr>
+      <w:r>
+        <w:rPr>
+          <w:rFonts w:ascii="Times New Roman" w:hAnsi="Times New Roman" w:eastAsia="Times New Roman"/>
+          <w:b w:val="0"/>
+          <w:i w:val="0"/>
+          <w:sz w:val="28"/>
+        </w:rPr>
+        <w:t xml:space="preserve">1) Гражданин РФ, достигший на день голосования 18 лет, может быть избран депутатом Государственной Думы. </w:t>
+      </w:r>
+    </w:p>
+    <w:p>
+      <w:pPr>
+        <w:keepNext w:val="0"/>
+        <w:spacing w:after="60" w:line="240" w:lineRule="auto"/>
+        <w:jc w:val="both"/>
+      </w:pPr>
+      <w:r>
+        <w:rPr>
+          <w:rFonts w:ascii="Times New Roman" w:hAnsi="Times New Roman" w:eastAsia="Times New Roman"/>
+          <w:b w:val="0"/>
+          <w:i w:val="0"/>
+          <w:sz w:val="28"/>
+        </w:rPr>
+        <w:t xml:space="preserve">2) В соответствии с Конституцией РФ в Государственную Думу РФ избирается 450 депутатов. </w:t>
+      </w:r>
+    </w:p>
+    <w:p>
+      <w:pPr>
+        <w:keepNext w:val="0"/>
+        <w:spacing w:after="60" w:line="240" w:lineRule="auto"/>
+        <w:jc w:val="both"/>
+      </w:pPr>
+      <w:r>
+        <w:rPr>
+          <w:rFonts w:ascii="Times New Roman" w:hAnsi="Times New Roman" w:eastAsia="Times New Roman"/>
+          <w:b w:val="0"/>
+          <w:i w:val="0"/>
+          <w:sz w:val="28"/>
+        </w:rPr>
+        <w:t xml:space="preserve">3) Не имеет права быть избранным депутатом Государственной Думы гражданин РФ, осуждённый к лишению свободы за совершение тяжкого и (или) особо тяжкого преступления и имеющий на день голосования неснятую и непогашенную судимость за указанное преступление. </w:t>
+      </w:r>
+    </w:p>
+    <w:p>
+      <w:pPr>
+        <w:keepNext w:val="0"/>
+        <w:spacing w:after="60" w:line="240" w:lineRule="auto"/>
+        <w:jc w:val="both"/>
+      </w:pPr>
+      <w:r>
+        <w:rPr>
+          <w:rFonts w:ascii="Times New Roman" w:hAnsi="Times New Roman" w:eastAsia="Times New Roman"/>
+          <w:b w:val="0"/>
+          <w:i w:val="0"/>
+          <w:sz w:val="28"/>
+        </w:rPr>
+        <w:t xml:space="preserve">4) Подготовка и проведение выборов депутатов Государственной Думы осуществляются открыто и гласно. </w:t>
+      </w:r>
+    </w:p>
+    <w:p>
+      <w:pPr>
+        <w:keepNext w:val="0"/>
+        <w:spacing w:after="60" w:line="240" w:lineRule="auto"/>
+        <w:jc w:val="both"/>
+      </w:pPr>
+      <w:r>
+        <w:rPr>
+          <w:rFonts w:ascii="Times New Roman" w:hAnsi="Times New Roman" w:eastAsia="Times New Roman"/>
+          <w:b w:val="0"/>
+          <w:i w:val="0"/>
+          <w:sz w:val="28"/>
+        </w:rPr>
+        <w:t>5) Все депутаты Государственной Думы избираются по одномандатным избирательным округам.</w:t>
+      </w:r>
+    </w:p>
+    <w:p>
+      <w:pPr>
+        <w:keepNext w:val="0"/>
+        <w:spacing w:after="60" w:line="240" w:lineRule="auto"/>
+        <w:jc w:val="both"/>
+      </w:pPr>
+      <w:r>
+        <w:rPr>
+          <w:rFonts w:ascii="Times New Roman" w:hAnsi="Times New Roman" w:eastAsia="Times New Roman"/>
+          <w:b w:val="0"/>
+          <w:i w:val="0"/>
+          <w:sz w:val="28"/>
+        </w:rPr>
+        <w:t>Ответ:</w:t>
+      </w:r>
+    </w:p>
+    <w:p>
+      <w:pPr>
+        <w:keepNext w:val="0"/>
+        <w:spacing w:after="60" w:line="240" w:lineRule="auto"/>
+        <w:jc w:val="both"/>
+      </w:pPr>
+      <w:r>
+        <w:rPr>
+          <w:rFonts w:ascii="Times New Roman" w:hAnsi="Times New Roman" w:eastAsia="Times New Roman"/>
+          <w:b/>
+          <w:sz w:val="28"/>
+        </w:rPr>
+        <w:t xml:space="preserve">№11 </w:t>
+      </w:r>
+      <w:r>
+        <w:rPr>
+          <w:rFonts w:ascii="Times New Roman" w:hAnsi="Times New Roman" w:eastAsia="Times New Roman"/>
+          <w:b w:val="0"/>
+          <w:i w:val="0"/>
+          <w:sz w:val="28"/>
+        </w:rPr>
+        <w:t>Государство Z включает в себя территории субъектов, обладающих определённой политической самостоятельностью. Граждане обладают всей полнотой прав и свобод, развиты институты гражданского общества. В государстве Z законодательную власть осуществляет парламент, а всенародно избираемый глава государства формирует правительство и возглавляет исполнительную власть. Найдите в приведённом ниже списке характеристики формы государства Z и запишите цифры, под которыми они указаны.</w:t>
+      </w:r>
+    </w:p>
+    <w:p>
+      <w:pPr>
+        <w:keepNext w:val="0"/>
+        <w:spacing w:after="60" w:line="240" w:lineRule="auto"/>
+        <w:jc w:val="both"/>
+      </w:pPr>
+      <w:r>
+        <w:rPr>
+          <w:rFonts w:ascii="Times New Roman" w:hAnsi="Times New Roman" w:eastAsia="Times New Roman"/>
+          <w:b w:val="0"/>
+          <w:i w:val="0"/>
+          <w:sz w:val="28"/>
+        </w:rPr>
+        <w:t>1) федеративное государство</w:t>
+      </w:r>
+    </w:p>
+    <w:p>
+      <w:pPr>
+        <w:keepNext w:val="0"/>
+        <w:spacing w:after="60" w:line="240" w:lineRule="auto"/>
+        <w:jc w:val="both"/>
+      </w:pPr>
+      <w:r>
+        <w:rPr>
+          <w:rFonts w:ascii="Times New Roman" w:hAnsi="Times New Roman" w:eastAsia="Times New Roman"/>
+          <w:b w:val="0"/>
+          <w:i w:val="0"/>
+          <w:sz w:val="28"/>
+        </w:rPr>
+        <w:t>2) демократическое государство</w:t>
+      </w:r>
+    </w:p>
+    <w:p>
+      <w:pPr>
+        <w:keepNext w:val="0"/>
+        <w:spacing w:after="60" w:line="240" w:lineRule="auto"/>
+        <w:jc w:val="both"/>
+      </w:pPr>
+      <w:r>
+        <w:rPr>
+          <w:rFonts w:ascii="Times New Roman" w:hAnsi="Times New Roman" w:eastAsia="Times New Roman"/>
+          <w:b w:val="0"/>
+          <w:i w:val="0"/>
+          <w:sz w:val="28"/>
+        </w:rPr>
+        <w:t>3) монархия</w:t>
+      </w:r>
+    </w:p>
+    <w:p>
+      <w:pPr>
+        <w:keepNext w:val="0"/>
+        <w:spacing w:after="60" w:line="240" w:lineRule="auto"/>
+        <w:jc w:val="both"/>
+      </w:pPr>
+      <w:r>
+        <w:rPr>
+          <w:rFonts w:ascii="Times New Roman" w:hAnsi="Times New Roman" w:eastAsia="Times New Roman"/>
+          <w:b w:val="0"/>
+          <w:i w:val="0"/>
+          <w:sz w:val="28"/>
+        </w:rPr>
+        <w:t>4) республика</w:t>
+      </w:r>
+    </w:p>
+    <w:p>
+      <w:pPr>
+        <w:keepNext w:val="0"/>
+        <w:spacing w:after="60" w:line="240" w:lineRule="auto"/>
+        <w:jc w:val="both"/>
+      </w:pPr>
+      <w:r>
+        <w:rPr>
+          <w:rFonts w:ascii="Times New Roman" w:hAnsi="Times New Roman" w:eastAsia="Times New Roman"/>
+          <w:b w:val="0"/>
+          <w:i w:val="0"/>
+          <w:sz w:val="28"/>
+        </w:rPr>
+        <w:t>5) авторитарное государство</w:t>
+      </w:r>
+    </w:p>
+    <w:p>
+      <w:pPr>
+        <w:keepNext w:val="0"/>
+        <w:spacing w:after="60" w:line="240" w:lineRule="auto"/>
+        <w:jc w:val="both"/>
+      </w:pPr>
+      <w:r>
+        <w:rPr>
+          <w:rFonts w:ascii="Times New Roman" w:hAnsi="Times New Roman" w:eastAsia="Times New Roman"/>
+          <w:b w:val="0"/>
+          <w:i w:val="0"/>
+          <w:sz w:val="28"/>
+        </w:rPr>
+        <w:t>6) унитарное государство</w:t>
+      </w:r>
+    </w:p>
+    <w:p>
+      <w:pPr>
+        <w:keepNext w:val="0"/>
+        <w:spacing w:after="60" w:line="240" w:lineRule="auto"/>
+        <w:jc w:val="both"/>
+      </w:pPr>
+      <w:r>
+        <w:rPr>
+          <w:rFonts w:ascii="Times New Roman" w:hAnsi="Times New Roman" w:eastAsia="Times New Roman"/>
+          <w:b w:val="0"/>
+          <w:i w:val="0"/>
+          <w:sz w:val="28"/>
+        </w:rPr>
+        <w:t>Ответ:</w:t>
+      </w:r>
+    </w:p>
+    <w:p>
+      <w:pPr>
+        <w:keepNext w:val="0"/>
+        <w:spacing w:after="60" w:line="240" w:lineRule="auto"/>
+        <w:jc w:val="both"/>
+      </w:pPr>
+      <w:r>
+        <w:rPr>
+          <w:rFonts w:ascii="Times New Roman" w:hAnsi="Times New Roman" w:eastAsia="Times New Roman"/>
+          <w:b/>
+          <w:sz w:val="28"/>
+        </w:rPr>
+        <w:t xml:space="preserve">№12 </w:t>
+      </w:r>
+      <w:r>
+        <w:rPr>
+          <w:rFonts w:ascii="Times New Roman" w:hAnsi="Times New Roman" w:eastAsia="Times New Roman"/>
+          <w:b w:val="0"/>
+          <w:i w:val="0"/>
+          <w:sz w:val="28"/>
+        </w:rPr>
+        <w:t>Согласно Конституции Российской Федерации, наша страна является федеративным государством. Выберите в приведённом списке положения, характеризующие федеративное государство. Запишите цифры, под которыми они указаны.</w:t>
+      </w:r>
+    </w:p>
+    <w:p>
+      <w:pPr>
+        <w:keepNext w:val="0"/>
+        <w:spacing w:after="60" w:line="240" w:lineRule="auto"/>
+        <w:jc w:val="both"/>
+      </w:pPr>
+      <w:r>
+        <w:rPr>
+          <w:rFonts w:ascii="Times New Roman" w:hAnsi="Times New Roman" w:eastAsia="Times New Roman"/>
+          <w:b w:val="0"/>
+          <w:i w:val="0"/>
+          <w:sz w:val="28"/>
+        </w:rPr>
+        <w:t>1) Государственную власть в Российской Федерации осуществляют Президент Российской Федерации, Федеральное Собрание (Совет Федерации и Государственная Дума), Правительство Российской Федерации, суды Российской Федерации.</w:t>
+      </w:r>
+    </w:p>
+    <w:p>
+      <w:pPr>
+        <w:keepNext w:val="0"/>
+        <w:spacing w:after="60" w:line="240" w:lineRule="auto"/>
+        <w:jc w:val="both"/>
+      </w:pPr>
+      <w:r>
+        <w:rPr>
+          <w:rFonts w:ascii="Times New Roman" w:hAnsi="Times New Roman" w:eastAsia="Times New Roman"/>
+          <w:b w:val="0"/>
+          <w:i w:val="0"/>
+          <w:sz w:val="28"/>
+        </w:rPr>
+        <w:t>2) Органы законодательной, исполнительной и судебной власти самостоятельны.</w:t>
+      </w:r>
+    </w:p>
+    <w:p>
+      <w:pPr>
+        <w:keepNext w:val="0"/>
+        <w:spacing w:after="60" w:line="240" w:lineRule="auto"/>
+        <w:jc w:val="both"/>
+      </w:pPr>
+      <w:r>
+        <w:rPr>
+          <w:rFonts w:ascii="Times New Roman" w:hAnsi="Times New Roman" w:eastAsia="Times New Roman"/>
+          <w:b w:val="0"/>
+          <w:i w:val="0"/>
+          <w:sz w:val="28"/>
+        </w:rPr>
+        <w:t>3) Высшим непосредственным выражением власти народа являются референдум и свободные выборы.</w:t>
+      </w:r>
+    </w:p>
+    <w:p>
+      <w:pPr>
+        <w:keepNext w:val="0"/>
+        <w:spacing w:after="60" w:line="240" w:lineRule="auto"/>
+        <w:jc w:val="both"/>
+      </w:pPr>
+      <w:r>
+        <w:rPr>
+          <w:rFonts w:ascii="Times New Roman" w:hAnsi="Times New Roman" w:eastAsia="Times New Roman"/>
+          <w:b w:val="0"/>
+          <w:i w:val="0"/>
+          <w:sz w:val="28"/>
+        </w:rPr>
+        <w:t>4) Российская Федерация состоит из республик, краёв, областей, городов федерального значения, автономной области, автономных округов — равноправных субъектов Российской Федерации.</w:t>
+      </w:r>
+    </w:p>
+    <w:p>
+      <w:pPr>
+        <w:keepNext w:val="0"/>
+        <w:spacing w:after="60" w:line="240" w:lineRule="auto"/>
+        <w:jc w:val="both"/>
+      </w:pPr>
+      <w:r>
+        <w:rPr>
+          <w:rFonts w:ascii="Times New Roman" w:hAnsi="Times New Roman" w:eastAsia="Times New Roman"/>
+          <w:b w:val="0"/>
+          <w:i w:val="0"/>
+          <w:sz w:val="28"/>
+        </w:rPr>
+        <w:t>5) Во взаимоотношениях с федеральными органами государственной власти все субъекты Российской Федерации между собой равноправны.</w:t>
+      </w:r>
+    </w:p>
+    <w:p>
+      <w:pPr>
+        <w:keepNext w:val="0"/>
+        <w:spacing w:after="60" w:line="240" w:lineRule="auto"/>
+        <w:jc w:val="both"/>
+      </w:pPr>
+      <w:r>
+        <w:rPr>
+          <w:rFonts w:ascii="Times New Roman" w:hAnsi="Times New Roman" w:eastAsia="Times New Roman"/>
+          <w:b w:val="0"/>
+          <w:i w:val="0"/>
+          <w:sz w:val="28"/>
+        </w:rPr>
+        <w:t>Ответ:</w:t>
+      </w:r>
+    </w:p>
+    <w:p>
+      <w:pPr>
+        <w:keepNext w:val="0"/>
+        <w:spacing w:after="60" w:line="240" w:lineRule="auto"/>
+        <w:jc w:val="both"/>
+      </w:pPr>
+      <w:r>
+        <w:rPr>
+          <w:rFonts w:ascii="Times New Roman" w:hAnsi="Times New Roman" w:eastAsia="Times New Roman"/>
+          <w:b/>
+          <w:sz w:val="28"/>
+        </w:rPr>
+        <w:t xml:space="preserve">№13 </w:t>
+      </w:r>
+      <w:r>
+        <w:rPr>
+          <w:rFonts w:ascii="Times New Roman" w:hAnsi="Times New Roman" w:eastAsia="Times New Roman"/>
+          <w:b w:val="0"/>
+          <w:i w:val="0"/>
+          <w:sz w:val="28"/>
+        </w:rPr>
+        <w:t>Установите соответствие между полномочиями и субъектами государственной власти Российской Федерации, которые их исполняют: к каждой позиции, данной в первом столбце, подберите соответствующую позицию из второго столбца.</w:t>
       </w:r>
     </w:p>
     <w:tbl>
@@ -1161,35 +2329,49 @@
         <w:tc>
           <w:tcPr>
             <w:tcW w:type="dxa" w:w="5128"/>
+            <w:vAlign w:val="center"/>
+            <w:tcMar>
+              <w:top w:w="80" w:type="dxa"/>
+              <w:start w:w="100" w:type="dxa"/>
+              <w:bottom w:w="80" w:type="dxa"/>
+              <w:end w:w="100" w:type="dxa"/>
+            </w:tcMar>
           </w:tcPr>
           <w:p>
             <w:pPr>
+              <w:keepNext w:val="0"/>
               <w:spacing w:after="0" w:line="240" w:lineRule="auto"/>
+              <w:jc w:val="left"/>
             </w:pPr>
             <w:r>
               <w:rPr>
                 <w:rFonts w:ascii="Times New Roman" w:hAnsi="Times New Roman" w:eastAsia="Times New Roman"/>
-                <w:b/>
-                <w:color w:val="181A1F"/>
                 <w:sz w:val="28"/>
               </w:rPr>
-              <w:t>ФУНКЦИИ</w:t>
+              <w:t>ПОЛНОМОЧИЯ</w:t>
             </w:r>
           </w:p>
         </w:tc>
         <w:tc>
           <w:tcPr>
             <w:tcW w:type="dxa" w:w="5128"/>
+            <w:vAlign w:val="center"/>
+            <w:tcMar>
+              <w:top w:w="80" w:type="dxa"/>
+              <w:start w:w="100" w:type="dxa"/>
+              <w:bottom w:w="80" w:type="dxa"/>
+              <w:end w:w="100" w:type="dxa"/>
+            </w:tcMar>
           </w:tcPr>
           <w:p>
             <w:pPr>
+              <w:keepNext w:val="0"/>
               <w:spacing w:after="0" w:line="240" w:lineRule="auto"/>
+              <w:jc w:val="left"/>
             </w:pPr>
             <w:r>
               <w:rPr>
                 <w:rFonts w:ascii="Times New Roman" w:hAnsi="Times New Roman" w:eastAsia="Times New Roman"/>
-                <w:b/>
-                <w:color w:val="181A1F"/>
                 <w:sz w:val="28"/>
               </w:rPr>
               <w:t>СУБЪЕКТЫ ГОСУДАРСТВЕННОЙ ВЛАСТИ РФ</w:t>
@@ -1201,69 +2383,72 @@
         <w:tc>
           <w:tcPr>
             <w:tcW w:type="dxa" w:w="5128"/>
+            <w:vAlign w:val="center"/>
+            <w:tcMar>
+              <w:top w:w="80" w:type="dxa"/>
+              <w:start w:w="100" w:type="dxa"/>
+              <w:bottom w:w="80" w:type="dxa"/>
+              <w:end w:w="100" w:type="dxa"/>
+            </w:tcMar>
           </w:tcPr>
           <w:p>
             <w:pPr>
+              <w:keepNext w:val="0"/>
               <w:spacing w:after="0" w:line="240" w:lineRule="auto"/>
+              <w:jc w:val="left"/>
             </w:pPr>
             <w:r>
               <w:rPr>
                 <w:rFonts w:ascii="Times New Roman" w:hAnsi="Times New Roman" w:eastAsia="Times New Roman"/>
-                <w:color w:val="181A1F"/>
                 <w:sz w:val="28"/>
               </w:rPr>
-              <w:t xml:space="preserve">А) принятие решения об отставке Правительства Российской Федерации </w:t>
-              <w:br/>
-              <w:t xml:space="preserve">Б) назначение и освобождение Высшего командования Вооруженных сил Российской Федерации </w:t>
-              <w:br/>
-              <w:t>В) назначение выборов Президента РФ</w:t>
-              <w:br/>
-              <w:t>Г) выдвижение обвинения против Президента Российской Федерации для отрешения его от должности</w:t>
-              <w:br/>
-              <w:t>Д) осуществление мер по обеспечению законности, прав и свобод граждан</w:t>
+              <w:t>А) назначение на должность Уполномоченного по правам человека в Российской Федерации Б) награждение государственными наградами Российской Федерации В) решение вопросов гражданства Российской Федерации Г) содействие развитию предпринимательства и частной инициативы Д) содействие научно-технологическому развитию в Российской Федерации</w:t>
             </w:r>
           </w:p>
         </w:tc>
         <w:tc>
           <w:tcPr>
             <w:tcW w:type="dxa" w:w="5128"/>
+            <w:vAlign w:val="center"/>
+            <w:tcMar>
+              <w:top w:w="80" w:type="dxa"/>
+              <w:start w:w="100" w:type="dxa"/>
+              <w:bottom w:w="80" w:type="dxa"/>
+              <w:end w:w="100" w:type="dxa"/>
+            </w:tcMar>
           </w:tcPr>
           <w:p>
             <w:pPr>
+              <w:keepNext w:val="0"/>
               <w:spacing w:after="0" w:line="240" w:lineRule="auto"/>
+              <w:jc w:val="left"/>
             </w:pPr>
             <w:r>
               <w:rPr>
                 <w:rFonts w:ascii="Times New Roman" w:hAnsi="Times New Roman" w:eastAsia="Times New Roman"/>
-                <w:color w:val="181A1F"/>
                 <w:sz w:val="28"/>
               </w:rPr>
-              <w:t>1) Президент РФ</w:t>
-              <w:br/>
-              <w:t>2) Государственная Дума</w:t>
-              <w:br/>
-              <w:t>3) Правительство РФ</w:t>
-              <w:br/>
-              <w:t>4) Совет Федерации</w:t>
+              <w:t>1) Президент Российской Федерации 2) Государственная Дума Российской Федерации3) Правительство Российской Федерации</w:t>
             </w:r>
           </w:p>
         </w:tc>
       </w:tr>
     </w:tbl>
+    <w:p/>
     <w:p>
       <w:pPr>
-        <w:widowControl/>
-        <w:spacing w:line="240" w:lineRule="auto" w:after="0"/>
+        <w:keepNext w:val="0"/>
+        <w:spacing w:after="60" w:line="240" w:lineRule="auto"/>
+        <w:jc w:val="both"/>
       </w:pPr>
       <w:r>
         <w:rPr>
           <w:rFonts w:ascii="Times New Roman" w:hAnsi="Times New Roman" w:eastAsia="Times New Roman"/>
           <w:b w:val="0"/>
           <w:i w:val="0"/>
-          <w:color w:val="181A1F"/>
           <w:sz w:val="28"/>
         </w:rPr>
-        <w:t>Запишите в таблицу выбранные цифры под соответствующими буквами</w:t>
+        <w:t>Запишите в ответ цифры, расположив их в порядке, соответствующем буквам:</w:t>
       </w:r>
     </w:p>
     <w:tbl>
@@ -1284,35 +2469,49 @@
         <w:tc>
           <w:tcPr>
             <w:tcW w:type="dxa" w:w="2051"/>
+            <w:vAlign w:val="center"/>
+            <w:tcMar>
+              <w:top w:w="80" w:type="dxa"/>
+              <w:start w:w="100" w:type="dxa"/>
+              <w:bottom w:w="80" w:type="dxa"/>
+              <w:end w:w="100" w:type="dxa"/>
+            </w:tcMar>
           </w:tcPr>
           <w:p>
             <w:pPr>
+              <w:keepNext w:val="0"/>
               <w:spacing w:after="0" w:line="240" w:lineRule="auto"/>
+              <w:jc w:val="left"/>
             </w:pPr>
             <w:r>
               <w:rPr>
                 <w:rFonts w:ascii="Times New Roman" w:hAnsi="Times New Roman" w:eastAsia="Times New Roman"/>
-                <w:b/>
-                <w:color w:val="181A1F"/>
                 <w:sz w:val="28"/>
               </w:rPr>
-              <w:t>А</w:t>
+              <w:t>A</w:t>
             </w:r>
           </w:p>
         </w:tc>
         <w:tc>
           <w:tcPr>
             <w:tcW w:type="dxa" w:w="2051"/>
+            <w:vAlign w:val="center"/>
+            <w:tcMar>
+              <w:top w:w="80" w:type="dxa"/>
+              <w:start w:w="100" w:type="dxa"/>
+              <w:bottom w:w="80" w:type="dxa"/>
+              <w:end w:w="100" w:type="dxa"/>
+            </w:tcMar>
           </w:tcPr>
           <w:p>
             <w:pPr>
+              <w:keepNext w:val="0"/>
               <w:spacing w:after="0" w:line="240" w:lineRule="auto"/>
+              <w:jc w:val="left"/>
             </w:pPr>
             <w:r>
               <w:rPr>
                 <w:rFonts w:ascii="Times New Roman" w:hAnsi="Times New Roman" w:eastAsia="Times New Roman"/>
-                <w:b/>
-                <w:color w:val="181A1F"/>
                 <w:sz w:val="28"/>
               </w:rPr>
               <w:t>Б</w:t>
@@ -1322,16 +2521,23 @@
         <w:tc>
           <w:tcPr>
             <w:tcW w:type="dxa" w:w="2051"/>
+            <w:vAlign w:val="center"/>
+            <w:tcMar>
+              <w:top w:w="80" w:type="dxa"/>
+              <w:start w:w="100" w:type="dxa"/>
+              <w:bottom w:w="80" w:type="dxa"/>
+              <w:end w:w="100" w:type="dxa"/>
+            </w:tcMar>
           </w:tcPr>
           <w:p>
             <w:pPr>
+              <w:keepNext w:val="0"/>
               <w:spacing w:after="0" w:line="240" w:lineRule="auto"/>
+              <w:jc w:val="left"/>
             </w:pPr>
             <w:r>
               <w:rPr>
                 <w:rFonts w:ascii="Times New Roman" w:hAnsi="Times New Roman" w:eastAsia="Times New Roman"/>
-                <w:b/>
-                <w:color w:val="181A1F"/>
                 <w:sz w:val="28"/>
               </w:rPr>
               <w:t>В</w:t>
@@ -1341,16 +2547,23 @@
         <w:tc>
           <w:tcPr>
             <w:tcW w:type="dxa" w:w="2051"/>
+            <w:vAlign w:val="center"/>
+            <w:tcMar>
+              <w:top w:w="80" w:type="dxa"/>
+              <w:start w:w="100" w:type="dxa"/>
+              <w:bottom w:w="80" w:type="dxa"/>
+              <w:end w:w="100" w:type="dxa"/>
+            </w:tcMar>
           </w:tcPr>
           <w:p>
             <w:pPr>
+              <w:keepNext w:val="0"/>
               <w:spacing w:after="0" w:line="240" w:lineRule="auto"/>
+              <w:jc w:val="left"/>
             </w:pPr>
             <w:r>
               <w:rPr>
                 <w:rFonts w:ascii="Times New Roman" w:hAnsi="Times New Roman" w:eastAsia="Times New Roman"/>
-                <w:b/>
-                <w:color w:val="181A1F"/>
                 <w:sz w:val="28"/>
               </w:rPr>
               <w:t>Г</w:t>
@@ -1360,16 +2573,23 @@
         <w:tc>
           <w:tcPr>
             <w:tcW w:type="dxa" w:w="2051"/>
+            <w:vAlign w:val="center"/>
+            <w:tcMar>
+              <w:top w:w="80" w:type="dxa"/>
+              <w:start w:w="100" w:type="dxa"/>
+              <w:bottom w:w="80" w:type="dxa"/>
+              <w:end w:w="100" w:type="dxa"/>
+            </w:tcMar>
           </w:tcPr>
           <w:p>
             <w:pPr>
+              <w:keepNext w:val="0"/>
               <w:spacing w:after="0" w:line="240" w:lineRule="auto"/>
+              <w:jc w:val="left"/>
             </w:pPr>
             <w:r>
               <w:rPr>
                 <w:rFonts w:ascii="Times New Roman" w:hAnsi="Times New Roman" w:eastAsia="Times New Roman"/>
-                <w:b/>
-                <w:color w:val="181A1F"/>
                 <w:sz w:val="28"/>
               </w:rPr>
               <w:t>Д</w:t>
@@ -1381,15 +2601,23 @@
         <w:tc>
           <w:tcPr>
             <w:tcW w:type="dxa" w:w="2051"/>
+            <w:vAlign w:val="center"/>
+            <w:tcMar>
+              <w:top w:w="80" w:type="dxa"/>
+              <w:start w:w="100" w:type="dxa"/>
+              <w:bottom w:w="80" w:type="dxa"/>
+              <w:end w:w="100" w:type="dxa"/>
+            </w:tcMar>
           </w:tcPr>
           <w:p>
             <w:pPr>
+              <w:keepNext w:val="0"/>
               <w:spacing w:after="0" w:line="240" w:lineRule="auto"/>
+              <w:jc w:val="left"/>
             </w:pPr>
             <w:r>
               <w:rPr>
                 <w:rFonts w:ascii="Times New Roman" w:hAnsi="Times New Roman" w:eastAsia="Times New Roman"/>
-                <w:color w:val="181A1F"/>
                 <w:sz w:val="28"/>
               </w:rPr>
             </w:r>
@@ -1398,15 +2626,23 @@
         <w:tc>
           <w:tcPr>
             <w:tcW w:type="dxa" w:w="2051"/>
+            <w:vAlign w:val="center"/>
+            <w:tcMar>
+              <w:top w:w="80" w:type="dxa"/>
+              <w:start w:w="100" w:type="dxa"/>
+              <w:bottom w:w="80" w:type="dxa"/>
+              <w:end w:w="100" w:type="dxa"/>
+            </w:tcMar>
           </w:tcPr>
           <w:p>
             <w:pPr>
+              <w:keepNext w:val="0"/>
               <w:spacing w:after="0" w:line="240" w:lineRule="auto"/>
+              <w:jc w:val="left"/>
             </w:pPr>
             <w:r>
               <w:rPr>
                 <w:rFonts w:ascii="Times New Roman" w:hAnsi="Times New Roman" w:eastAsia="Times New Roman"/>
-                <w:color w:val="181A1F"/>
                 <w:sz w:val="28"/>
               </w:rPr>
             </w:r>
@@ -1415,15 +2651,23 @@
         <w:tc>
           <w:tcPr>
             <w:tcW w:type="dxa" w:w="2051"/>
+            <w:vAlign w:val="center"/>
+            <w:tcMar>
+              <w:top w:w="80" w:type="dxa"/>
+              <w:start w:w="100" w:type="dxa"/>
+              <w:bottom w:w="80" w:type="dxa"/>
+              <w:end w:w="100" w:type="dxa"/>
+            </w:tcMar>
           </w:tcPr>
           <w:p>
             <w:pPr>
+              <w:keepNext w:val="0"/>
               <w:spacing w:after="0" w:line="240" w:lineRule="auto"/>
+              <w:jc w:val="left"/>
             </w:pPr>
             <w:r>
               <w:rPr>
                 <w:rFonts w:ascii="Times New Roman" w:hAnsi="Times New Roman" w:eastAsia="Times New Roman"/>
-                <w:color w:val="181A1F"/>
                 <w:sz w:val="28"/>
               </w:rPr>
             </w:r>
@@ -1432,15 +2676,23 @@
         <w:tc>
           <w:tcPr>
             <w:tcW w:type="dxa" w:w="2051"/>
+            <w:vAlign w:val="center"/>
+            <w:tcMar>
+              <w:top w:w="80" w:type="dxa"/>
+              <w:start w:w="100" w:type="dxa"/>
+              <w:bottom w:w="80" w:type="dxa"/>
+              <w:end w:w="100" w:type="dxa"/>
+            </w:tcMar>
           </w:tcPr>
           <w:p>
             <w:pPr>
+              <w:keepNext w:val="0"/>
               <w:spacing w:after="0" w:line="240" w:lineRule="auto"/>
+              <w:jc w:val="left"/>
             </w:pPr>
             <w:r>
               <w:rPr>
                 <w:rFonts w:ascii="Times New Roman" w:hAnsi="Times New Roman" w:eastAsia="Times New Roman"/>
-                <w:color w:val="181A1F"/>
                 <w:sz w:val="28"/>
               </w:rPr>
             </w:r>
@@ -1449,15 +2701,23 @@
         <w:tc>
           <w:tcPr>
             <w:tcW w:type="dxa" w:w="2051"/>
+            <w:vAlign w:val="center"/>
+            <w:tcMar>
+              <w:top w:w="80" w:type="dxa"/>
+              <w:start w:w="100" w:type="dxa"/>
+              <w:bottom w:w="80" w:type="dxa"/>
+              <w:end w:w="100" w:type="dxa"/>
+            </w:tcMar>
           </w:tcPr>
           <w:p>
             <w:pPr>
+              <w:keepNext w:val="0"/>
               <w:spacing w:after="0" w:line="240" w:lineRule="auto"/>
+              <w:jc w:val="left"/>
             </w:pPr>
             <w:r>
               <w:rPr>
                 <w:rFonts w:ascii="Times New Roman" w:hAnsi="Times New Roman" w:eastAsia="Times New Roman"/>
-                <w:color w:val="181A1F"/>
                 <w:sz w:val="28"/>
               </w:rPr>
             </w:r>
@@ -1465,404 +2725,165 @@
         </w:tc>
       </w:tr>
     </w:tbl>
+    <w:p/>
     <w:p>
       <w:pPr>
-        <w:keepNext/>
-        <w:widowControl/>
-        <w:spacing w:line="240" w:lineRule="auto" w:after="0" w:before="120"/>
-      </w:pPr>
-      <w:r>
-        <w:rPr>
-          <w:rFonts w:ascii="Times New Roman" w:hAnsi="Times New Roman" w:eastAsia="Times New Roman"/>
-          <w:b/>
-          <w:color w:val="181A1F"/>
-          <w:sz w:val="28"/>
-        </w:rPr>
-        <w:t>7.</w:t>
-      </w:r>
-    </w:p>
-    <w:p>
-      <w:pPr>
-        <w:widowControl/>
-        <w:spacing w:line="240" w:lineRule="auto" w:after="0"/>
+        <w:keepNext w:val="0"/>
+        <w:spacing w:after="60" w:line="240" w:lineRule="auto"/>
+        <w:jc w:val="both"/>
       </w:pPr>
       <w:r>
         <w:rPr>
           <w:rFonts w:ascii="Times New Roman" w:hAnsi="Times New Roman" w:eastAsia="Times New Roman"/>
           <w:b w:val="0"/>
           <w:i w:val="0"/>
-          <w:color w:val="181A1F"/>
           <w:sz w:val="28"/>
         </w:rPr>
-        <w:t>Рустам, совершеннолетний дееспособный гражданин государства, решил стать гражданином России. При каких условиях Рустам вправе подать заявление о приеме в гражданство Российской Федерации по общему правилу? Запишите цифры, под которыми указаны эти условия.</w:t>
+        <w:t>Ответ:</w:t>
       </w:r>
     </w:p>
     <w:p>
       <w:pPr>
-        <w:widowControl/>
-        <w:spacing w:line="240" w:lineRule="auto" w:after="0"/>
-      </w:pPr>
+        <w:keepNext w:val="0"/>
+        <w:spacing w:after="60" w:line="240" w:lineRule="auto"/>
+        <w:jc w:val="both"/>
+      </w:pPr>
+      <w:r>
+        <w:rPr>
+          <w:rFonts w:ascii="Times New Roman" w:hAnsi="Times New Roman" w:eastAsia="Times New Roman"/>
+          <w:b/>
+          <w:sz w:val="28"/>
+        </w:rPr>
+        <w:t xml:space="preserve">№14 </w:t>
+      </w:r>
       <w:r>
         <w:rPr>
           <w:rFonts w:ascii="Times New Roman" w:hAnsi="Times New Roman" w:eastAsia="Times New Roman"/>
           <w:b w:val="0"/>
           <w:i w:val="0"/>
-          <w:color w:val="181A1F"/>
           <w:sz w:val="28"/>
         </w:rPr>
-        <w:t>1) наличие образования, соответствующего уровню высшего образования в Российской Федерации</w:t>
+        <w:t>Выберите верные суждения о гражданстве РФ и запишите цифры, под которыми они указаны.</w:t>
       </w:r>
     </w:p>
     <w:p>
       <w:pPr>
-        <w:widowControl/>
-        <w:spacing w:line="240" w:lineRule="auto" w:after="0"/>
+        <w:keepNext w:val="0"/>
+        <w:spacing w:after="60" w:line="240" w:lineRule="auto"/>
+        <w:jc w:val="both"/>
       </w:pPr>
       <w:r>
         <w:rPr>
           <w:rFonts w:ascii="Times New Roman" w:hAnsi="Times New Roman" w:eastAsia="Times New Roman"/>
           <w:b w:val="0"/>
           <w:i w:val="0"/>
-          <w:color w:val="181A1F"/>
           <w:sz w:val="28"/>
         </w:rPr>
-        <w:t>2) владение русским языком</w:t>
+        <w:t>1) Гражданством называется устойчивая правовая связь человека с государством, выражающаяся в совокупности их взаимных прав и обязанностей.</w:t>
       </w:r>
     </w:p>
     <w:p>
       <w:pPr>
-        <w:widowControl/>
-        <w:spacing w:line="240" w:lineRule="auto" w:after="0"/>
+        <w:keepNext w:val="0"/>
+        <w:spacing w:after="60" w:line="240" w:lineRule="auto"/>
+        <w:jc w:val="both"/>
       </w:pPr>
       <w:r>
         <w:rPr>
           <w:rFonts w:ascii="Times New Roman" w:hAnsi="Times New Roman" w:eastAsia="Times New Roman"/>
           <w:b w:val="0"/>
           <w:i w:val="0"/>
-          <w:color w:val="181A1F"/>
           <w:sz w:val="28"/>
         </w:rPr>
-        <w:t>3) постоянное проживание в Российской Федерации со дня принятия решения о выдаче вида на жительство в Российской Федерации и до дня подачи заявления о приёме в гражданство Российской Федерации в течение пяти лет</w:t>
+        <w:t>2) Гражданство РФ является единым и равным независимо от оснований его приобретения.</w:t>
       </w:r>
     </w:p>
     <w:p>
       <w:pPr>
-        <w:widowControl/>
-        <w:spacing w:line="240" w:lineRule="auto" w:after="0"/>
+        <w:keepNext w:val="0"/>
+        <w:spacing w:after="60" w:line="240" w:lineRule="auto"/>
+        <w:jc w:val="both"/>
       </w:pPr>
       <w:r>
         <w:rPr>
           <w:rFonts w:ascii="Times New Roman" w:hAnsi="Times New Roman" w:eastAsia="Times New Roman"/>
           <w:b w:val="0"/>
           <w:i w:val="0"/>
-          <w:color w:val="181A1F"/>
           <w:sz w:val="28"/>
         </w:rPr>
-        <w:t>4) наличие собственности в Российской Федерации</w:t>
+        <w:t>3) Гражданин РФ может быть лишён гражданства РФ или права изменить его.</w:t>
       </w:r>
     </w:p>
     <w:p>
       <w:pPr>
-        <w:widowControl/>
-        <w:spacing w:line="240" w:lineRule="auto" w:after="0"/>
+        <w:keepNext w:val="0"/>
+        <w:spacing w:after="60" w:line="240" w:lineRule="auto"/>
+        <w:jc w:val="both"/>
       </w:pPr>
       <w:r>
         <w:rPr>
           <w:rFonts w:ascii="Times New Roman" w:hAnsi="Times New Roman" w:eastAsia="Times New Roman"/>
           <w:b w:val="0"/>
           <w:i w:val="0"/>
-          <w:color w:val="181A1F"/>
           <w:sz w:val="28"/>
         </w:rPr>
-        <w:t>5) знание истории России и основ законодательства Российской Федерации</w:t>
+        <w:t>4) Гражданин РФ может быть выслан за пределы Российской Федерации или выдан иностранному государству.</w:t>
       </w:r>
     </w:p>
     <w:p>
       <w:pPr>
-        <w:widowControl/>
-        <w:spacing w:line="240" w:lineRule="auto" w:after="0"/>
+        <w:keepNext w:val="0"/>
+        <w:spacing w:after="60" w:line="240" w:lineRule="auto"/>
+        <w:jc w:val="both"/>
       </w:pPr>
       <w:r>
         <w:rPr>
           <w:rFonts w:ascii="Times New Roman" w:hAnsi="Times New Roman" w:eastAsia="Times New Roman"/>
           <w:b w:val="0"/>
           <w:i w:val="0"/>
-          <w:color w:val="181A1F"/>
           <w:sz w:val="28"/>
         </w:rPr>
-        <w:t>6) наличие зарегистрированного брака</w:t>
+        <w:t>5) Проживание гражданина РФ за пределами РФ не прекращает его гражданства Российской Федерации.</w:t>
       </w:r>
     </w:p>
     <w:p>
       <w:pPr>
-        <w:keepNext/>
-        <w:widowControl/>
-        <w:spacing w:line="240" w:lineRule="auto" w:after="0" w:before="120"/>
-      </w:pPr>
-      <w:r>
-        <w:rPr>
-          <w:rFonts w:ascii="Times New Roman" w:hAnsi="Times New Roman" w:eastAsia="Times New Roman"/>
-          <w:b/>
-          <w:color w:val="181A1F"/>
-          <w:sz w:val="28"/>
-        </w:rPr>
-        <w:t>8.</w:t>
-      </w:r>
-    </w:p>
-    <w:p>
-      <w:pPr>
-        <w:widowControl/>
-        <w:spacing w:line="240" w:lineRule="auto" w:after="0"/>
+        <w:keepNext w:val="0"/>
+        <w:spacing w:after="60" w:line="240" w:lineRule="auto"/>
+        <w:jc w:val="both"/>
       </w:pPr>
       <w:r>
         <w:rPr>
           <w:rFonts w:ascii="Times New Roman" w:hAnsi="Times New Roman" w:eastAsia="Times New Roman"/>
           <w:b w:val="0"/>
           <w:i w:val="0"/>
-          <w:color w:val="181A1F"/>
           <w:sz w:val="28"/>
         </w:rPr>
-        <w:t>Антонио, совершеннолетний дееспособный гражданин государства Z, решил вступить в российское гражданство. Найдите в приведённом списке требования, которым он должен соответствовать для того, чтобы стать гражданином РФ по общему правилу. Запишите цифры, под которыми они указаны.</w:t>
+        <w:t>Ответ:</w:t>
       </w:r>
     </w:p>
     <w:p>
       <w:pPr>
-        <w:widowControl/>
-        <w:spacing w:line="240" w:lineRule="auto" w:after="0"/>
-      </w:pPr>
+        <w:keepNext w:val="0"/>
+        <w:spacing w:after="60" w:line="240" w:lineRule="auto"/>
+        <w:jc w:val="both"/>
+      </w:pPr>
+      <w:r>
+        <w:rPr>
+          <w:rFonts w:ascii="Times New Roman" w:hAnsi="Times New Roman" w:eastAsia="Times New Roman"/>
+          <w:b/>
+          <w:sz w:val="28"/>
+        </w:rPr>
+        <w:t xml:space="preserve">№15 </w:t>
+      </w:r>
       <w:r>
         <w:rPr>
           <w:rFonts w:ascii="Times New Roman" w:hAnsi="Times New Roman" w:eastAsia="Times New Roman"/>
           <w:b w:val="0"/>
           <w:i w:val="0"/>
-          <w:color w:val="181A1F"/>
           <w:sz w:val="28"/>
         </w:rPr>
-        <w:t>1) наличие образования, соответствующего уровню среднего общего образования в РФ</w:t>
-      </w:r>
-    </w:p>
-    <w:p>
-      <w:pPr>
-        <w:widowControl/>
-        <w:spacing w:line="240" w:lineRule="auto" w:after="0"/>
-      </w:pPr>
-      <w:r>
-        <w:rPr>
-          <w:rFonts w:ascii="Times New Roman" w:hAnsi="Times New Roman" w:eastAsia="Times New Roman"/>
-          <w:b w:val="0"/>
-          <w:i w:val="0"/>
-          <w:color w:val="181A1F"/>
-          <w:sz w:val="28"/>
-        </w:rPr>
-        <w:t>2) владение русским языком</w:t>
-      </w:r>
-    </w:p>
-    <w:p>
-      <w:pPr>
-        <w:widowControl/>
-        <w:spacing w:line="240" w:lineRule="auto" w:after="0"/>
-      </w:pPr>
-      <w:r>
-        <w:rPr>
-          <w:rFonts w:ascii="Times New Roman" w:hAnsi="Times New Roman" w:eastAsia="Times New Roman"/>
-          <w:b w:val="0"/>
-          <w:i w:val="0"/>
-          <w:color w:val="181A1F"/>
-          <w:sz w:val="28"/>
-        </w:rPr>
-        <w:t>3) проживание на территории РФ со дня получения вида на жительство и до дня обращения с заявлением о приёме в гражданство РФ в течение установленного законодательством срока</w:t>
-      </w:r>
-    </w:p>
-    <w:p>
-      <w:pPr>
-        <w:widowControl/>
-        <w:spacing w:line="240" w:lineRule="auto" w:after="0"/>
-      </w:pPr>
-      <w:r>
-        <w:rPr>
-          <w:rFonts w:ascii="Times New Roman" w:hAnsi="Times New Roman" w:eastAsia="Times New Roman"/>
-          <w:b w:val="0"/>
-          <w:i w:val="0"/>
-          <w:color w:val="181A1F"/>
-          <w:sz w:val="28"/>
-        </w:rPr>
-        <w:t>4) наличие собственности в РФ</w:t>
-      </w:r>
-    </w:p>
-    <w:p>
-      <w:pPr>
-        <w:widowControl/>
-        <w:spacing w:line="240" w:lineRule="auto" w:after="0"/>
-      </w:pPr>
-      <w:r>
-        <w:rPr>
-          <w:rFonts w:ascii="Times New Roman" w:hAnsi="Times New Roman" w:eastAsia="Times New Roman"/>
-          <w:b w:val="0"/>
-          <w:i w:val="0"/>
-          <w:color w:val="181A1F"/>
-          <w:sz w:val="28"/>
-        </w:rPr>
-        <w:t>5) наличие законного источника средств к существованию</w:t>
-      </w:r>
-    </w:p>
-    <w:p>
-      <w:pPr>
-        <w:widowControl/>
-        <w:spacing w:line="240" w:lineRule="auto" w:after="0"/>
-      </w:pPr>
-      <w:r>
-        <w:rPr>
-          <w:rFonts w:ascii="Times New Roman" w:hAnsi="Times New Roman" w:eastAsia="Times New Roman"/>
-          <w:b w:val="0"/>
-          <w:i w:val="0"/>
-          <w:color w:val="181A1F"/>
-          <w:sz w:val="28"/>
-        </w:rPr>
-        <w:t>6) наличие родственных связей в РФ</w:t>
-      </w:r>
-    </w:p>
-    <w:p>
-      <w:pPr>
-        <w:keepNext/>
-        <w:widowControl/>
-        <w:spacing w:line="240" w:lineRule="auto" w:after="0" w:before="120"/>
-      </w:pPr>
-      <w:r>
-        <w:rPr>
-          <w:rFonts w:ascii="Times New Roman" w:hAnsi="Times New Roman" w:eastAsia="Times New Roman"/>
-          <w:b/>
-          <w:color w:val="181A1F"/>
-          <w:sz w:val="28"/>
-        </w:rPr>
-        <w:t>9.</w:t>
-      </w:r>
-    </w:p>
-    <w:p>
-      <w:pPr>
-        <w:widowControl/>
-        <w:spacing w:line="240" w:lineRule="auto" w:after="0"/>
-      </w:pPr>
-      <w:r>
-        <w:rPr>
-          <w:rFonts w:ascii="Times New Roman" w:hAnsi="Times New Roman" w:eastAsia="Times New Roman"/>
-          <w:b w:val="0"/>
-          <w:i w:val="0"/>
-          <w:color w:val="181A1F"/>
-          <w:sz w:val="28"/>
-        </w:rPr>
-        <w:t>Согласно Конституции Российской Федерации, наша страна является федеративным государством. Выберите в приведённом списке положения, характеризующие федеративное государство. Запишите цифры, под которыми они указаны.</w:t>
-      </w:r>
-    </w:p>
-    <w:p>
-      <w:pPr>
-        <w:widowControl/>
-        <w:spacing w:line="240" w:lineRule="auto" w:after="0"/>
-      </w:pPr>
-      <w:r>
-        <w:rPr>
-          <w:rFonts w:ascii="Times New Roman" w:hAnsi="Times New Roman" w:eastAsia="Times New Roman"/>
-          <w:b w:val="0"/>
-          <w:i w:val="0"/>
-          <w:color w:val="181A1F"/>
-          <w:sz w:val="28"/>
-        </w:rPr>
-        <w:t>1) Государственную власть в Российской Федерации осуществляют Президент Российской Федерации, Федеральное Собрание (Совет Федерации и Государственная Дума), Правительство Российской Федерации, суды Российской Федерации.</w:t>
-      </w:r>
-    </w:p>
-    <w:p>
-      <w:pPr>
-        <w:widowControl/>
-        <w:spacing w:line="240" w:lineRule="auto" w:after="0"/>
-      </w:pPr>
-      <w:r>
-        <w:rPr>
-          <w:rFonts w:ascii="Times New Roman" w:hAnsi="Times New Roman" w:eastAsia="Times New Roman"/>
-          <w:b w:val="0"/>
-          <w:i w:val="0"/>
-          <w:color w:val="181A1F"/>
-          <w:sz w:val="28"/>
-        </w:rPr>
-        <w:t>2) Органы законодательной, исполнительной и судебной власти самостоятельны.</w:t>
-      </w:r>
-    </w:p>
-    <w:p>
-      <w:pPr>
-        <w:widowControl/>
-        <w:spacing w:line="240" w:lineRule="auto" w:after="0"/>
-      </w:pPr>
-      <w:r>
-        <w:rPr>
-          <w:rFonts w:ascii="Times New Roman" w:hAnsi="Times New Roman" w:eastAsia="Times New Roman"/>
-          <w:b w:val="0"/>
-          <w:i w:val="0"/>
-          <w:color w:val="181A1F"/>
-          <w:sz w:val="28"/>
-        </w:rPr>
-        <w:t>3) Высшим непосредственным выражением власти народа являются референдум и свободные выборы.</w:t>
-      </w:r>
-    </w:p>
-    <w:p>
-      <w:pPr>
-        <w:widowControl/>
-        <w:spacing w:line="240" w:lineRule="auto" w:after="0"/>
-      </w:pPr>
-      <w:r>
-        <w:rPr>
-          <w:rFonts w:ascii="Times New Roman" w:hAnsi="Times New Roman" w:eastAsia="Times New Roman"/>
-          <w:b w:val="0"/>
-          <w:i w:val="0"/>
-          <w:color w:val="181A1F"/>
-          <w:sz w:val="28"/>
-        </w:rPr>
-        <w:t>4) Российская Федерация состоит из республик, краёв, областей, городов федерального значения, автономной области, автономных округов — равноправных субъектов Российской Федерации.</w:t>
-      </w:r>
-    </w:p>
-    <w:p>
-      <w:pPr>
-        <w:widowControl/>
-        <w:spacing w:line="240" w:lineRule="auto" w:after="0"/>
-      </w:pPr>
-      <w:r>
-        <w:rPr>
-          <w:rFonts w:ascii="Times New Roman" w:hAnsi="Times New Roman" w:eastAsia="Times New Roman"/>
-          <w:b w:val="0"/>
-          <w:i w:val="0"/>
-          <w:color w:val="181A1F"/>
-          <w:sz w:val="28"/>
-        </w:rPr>
-        <w:t>5) Во взаимоотношениях с федеральными органами государственной власти все субъекты Российской Федерации между собой равноправны.</w:t>
-      </w:r>
-    </w:p>
-    <w:p>
-      <w:pPr>
-        <w:keepNext/>
-        <w:widowControl/>
-        <w:spacing w:line="240" w:lineRule="auto" w:after="0" w:before="120"/>
-      </w:pPr>
-      <w:r>
-        <w:rPr>
-          <w:rFonts w:ascii="Times New Roman" w:hAnsi="Times New Roman" w:eastAsia="Times New Roman"/>
-          <w:b/>
-          <w:color w:val="181A1F"/>
-          <w:sz w:val="28"/>
-        </w:rPr>
-        <w:t>10.</w:t>
-      </w:r>
-    </w:p>
-    <w:p>
-      <w:pPr>
-        <w:widowControl/>
-        <w:spacing w:line="240" w:lineRule="auto" w:after="0"/>
-      </w:pPr>
-      <w:r>
-        <w:rPr>
-          <w:rFonts w:ascii="Times New Roman" w:hAnsi="Times New Roman" w:eastAsia="Times New Roman"/>
-          <w:b w:val="0"/>
-          <w:i w:val="0"/>
-          <w:color w:val="181A1F"/>
-          <w:sz w:val="28"/>
-        </w:rPr>
-        <w:t>Установите соответствие между функциями и субъектами государственной власти РФ, которые их исполняют: к каждой позиции, данной в первом столбце, подберите соответствующую позицию из второго столбца.</w:t>
+        <w:t>Установите соответствие между субъектами и участниками уголовного судопроизводства в соответствии с Уголовно-процессуальным кодексом РФ: к каждой позиции, данной в первом столбце, подберите соответствующую позицию из второго столбца.</w:t>
       </w:r>
     </w:p>
     <w:tbl>
@@ -1880,38 +2901,52 @@
         <w:tc>
           <w:tcPr>
             <w:tcW w:type="dxa" w:w="5128"/>
+            <w:vAlign w:val="center"/>
+            <w:tcMar>
+              <w:top w:w="80" w:type="dxa"/>
+              <w:start w:w="100" w:type="dxa"/>
+              <w:bottom w:w="80" w:type="dxa"/>
+              <w:end w:w="100" w:type="dxa"/>
+            </w:tcMar>
           </w:tcPr>
           <w:p>
             <w:pPr>
+              <w:keepNext w:val="0"/>
               <w:spacing w:after="0" w:line="240" w:lineRule="auto"/>
+              <w:jc w:val="left"/>
             </w:pPr>
             <w:r>
               <w:rPr>
                 <w:rFonts w:ascii="Times New Roman" w:hAnsi="Times New Roman" w:eastAsia="Times New Roman"/>
-                <w:b/>
-                <w:color w:val="181A1F"/>
                 <w:sz w:val="28"/>
               </w:rPr>
-              <w:t>ФУНКЦИИ</w:t>
+              <w:t>СУБЪЕКТЫ</w:t>
             </w:r>
           </w:p>
         </w:tc>
         <w:tc>
           <w:tcPr>
             <w:tcW w:type="dxa" w:w="5128"/>
+            <w:vAlign w:val="center"/>
+            <w:tcMar>
+              <w:top w:w="80" w:type="dxa"/>
+              <w:start w:w="100" w:type="dxa"/>
+              <w:bottom w:w="80" w:type="dxa"/>
+              <w:end w:w="100" w:type="dxa"/>
+            </w:tcMar>
           </w:tcPr>
           <w:p>
             <w:pPr>
+              <w:keepNext w:val="0"/>
               <w:spacing w:after="0" w:line="240" w:lineRule="auto"/>
+              <w:jc w:val="left"/>
             </w:pPr>
             <w:r>
               <w:rPr>
                 <w:rFonts w:ascii="Times New Roman" w:hAnsi="Times New Roman" w:eastAsia="Times New Roman"/>
-                <w:b/>
-                <w:color w:val="181A1F"/>
                 <w:sz w:val="28"/>
               </w:rPr>
-              <w:t>СУБЪЕКТЫ ГОСУДАРСТВЕННОЙ ВЛАСТИ РФ</w:t>
+              <w:t>УЧАСТНИКИ УГОЛОВНОГО СУДОПРОИЗВОДСТВА</w:t>
             </w:r>
           </w:p>
         </w:tc>
@@ -1920,67 +2955,72 @@
         <w:tc>
           <w:tcPr>
             <w:tcW w:type="dxa" w:w="5128"/>
+            <w:vAlign w:val="center"/>
+            <w:tcMar>
+              <w:top w:w="80" w:type="dxa"/>
+              <w:start w:w="100" w:type="dxa"/>
+              <w:bottom w:w="80" w:type="dxa"/>
+              <w:end w:w="100" w:type="dxa"/>
+            </w:tcMar>
           </w:tcPr>
           <w:p>
             <w:pPr>
+              <w:keepNext w:val="0"/>
               <w:spacing w:after="0" w:line="240" w:lineRule="auto"/>
+              <w:jc w:val="left"/>
             </w:pPr>
             <w:r>
               <w:rPr>
                 <w:rFonts w:ascii="Times New Roman" w:hAnsi="Times New Roman" w:eastAsia="Times New Roman"/>
-                <w:color w:val="181A1F"/>
                 <w:sz w:val="28"/>
               </w:rPr>
-              <w:t xml:space="preserve">А) осуществление управления федеральной собственностью </w:t>
-              <w:br/>
-              <w:t xml:space="preserve">Б) обеспечение исполнения федерального бюджета </w:t>
-              <w:br/>
-              <w:t xml:space="preserve">В) рассмотрение дел о соответствии нормативных актов закону, имеющему высшую юридическую силу </w:t>
-              <w:br/>
-              <w:t xml:space="preserve">Г) объявление амнистии </w:t>
-              <w:br/>
-              <w:t>Д) создание условий для развития системы экологического образования граждан</w:t>
+              <w:t>А) экспертБ) следовательВ) обвиняемыйГ) свидетельД) потерпевший</w:t>
             </w:r>
           </w:p>
         </w:tc>
         <w:tc>
           <w:tcPr>
             <w:tcW w:type="dxa" w:w="5128"/>
+            <w:vAlign w:val="center"/>
+            <w:tcMar>
+              <w:top w:w="80" w:type="dxa"/>
+              <w:start w:w="100" w:type="dxa"/>
+              <w:bottom w:w="80" w:type="dxa"/>
+              <w:end w:w="100" w:type="dxa"/>
+            </w:tcMar>
           </w:tcPr>
           <w:p>
             <w:pPr>
+              <w:keepNext w:val="0"/>
               <w:spacing w:after="0" w:line="240" w:lineRule="auto"/>
+              <w:jc w:val="left"/>
             </w:pPr>
             <w:r>
               <w:rPr>
                 <w:rFonts w:ascii="Times New Roman" w:hAnsi="Times New Roman" w:eastAsia="Times New Roman"/>
-                <w:color w:val="181A1F"/>
                 <w:sz w:val="28"/>
               </w:rPr>
-              <w:t>1) Конституционный Суд Российской Федерации</w:t>
-              <w:br/>
-              <w:t xml:space="preserve">2) Государственная Дума </w:t>
-              <w:br/>
-              <w:t>3) Правительство Российской Федерации</w:t>
+              <w:t>1) сторона защиты2) сторона обвинения3) иные участники</w:t>
             </w:r>
           </w:p>
         </w:tc>
       </w:tr>
     </w:tbl>
+    <w:p/>
     <w:p>
       <w:pPr>
-        <w:widowControl/>
-        <w:spacing w:line="240" w:lineRule="auto" w:after="0"/>
+        <w:keepNext w:val="0"/>
+        <w:spacing w:after="60" w:line="240" w:lineRule="auto"/>
+        <w:jc w:val="both"/>
       </w:pPr>
       <w:r>
         <w:rPr>
           <w:rFonts w:ascii="Times New Roman" w:hAnsi="Times New Roman" w:eastAsia="Times New Roman"/>
           <w:b w:val="0"/>
           <w:i w:val="0"/>
-          <w:color w:val="181A1F"/>
           <w:sz w:val="28"/>
         </w:rPr>
-        <w:t>Запишите в таблицу выбранные цифры под соответствующими буквами:</w:t>
+        <w:t>Запишите в ответ цифры, расположив их в порядке, соответствующем буквам:</w:t>
       </w:r>
     </w:p>
     <w:tbl>
@@ -2001,16 +3041,23 @@
         <w:tc>
           <w:tcPr>
             <w:tcW w:type="dxa" w:w="2051"/>
+            <w:vAlign w:val="center"/>
+            <w:tcMar>
+              <w:top w:w="80" w:type="dxa"/>
+              <w:start w:w="100" w:type="dxa"/>
+              <w:bottom w:w="80" w:type="dxa"/>
+              <w:end w:w="100" w:type="dxa"/>
+            </w:tcMar>
           </w:tcPr>
           <w:p>
             <w:pPr>
+              <w:keepNext w:val="0"/>
               <w:spacing w:after="0" w:line="240" w:lineRule="auto"/>
+              <w:jc w:val="left"/>
             </w:pPr>
             <w:r>
               <w:rPr>
                 <w:rFonts w:ascii="Times New Roman" w:hAnsi="Times New Roman" w:eastAsia="Times New Roman"/>
-                <w:b/>
-                <w:color w:val="181A1F"/>
                 <w:sz w:val="28"/>
               </w:rPr>
               <w:t>A</w:t>
@@ -2020,16 +3067,23 @@
         <w:tc>
           <w:tcPr>
             <w:tcW w:type="dxa" w:w="2051"/>
+            <w:vAlign w:val="center"/>
+            <w:tcMar>
+              <w:top w:w="80" w:type="dxa"/>
+              <w:start w:w="100" w:type="dxa"/>
+              <w:bottom w:w="80" w:type="dxa"/>
+              <w:end w:w="100" w:type="dxa"/>
+            </w:tcMar>
           </w:tcPr>
           <w:p>
             <w:pPr>
+              <w:keepNext w:val="0"/>
               <w:spacing w:after="0" w:line="240" w:lineRule="auto"/>
+              <w:jc w:val="left"/>
             </w:pPr>
             <w:r>
               <w:rPr>
                 <w:rFonts w:ascii="Times New Roman" w:hAnsi="Times New Roman" w:eastAsia="Times New Roman"/>
-                <w:b/>
-                <w:color w:val="181A1F"/>
                 <w:sz w:val="28"/>
               </w:rPr>
               <w:t>Б</w:t>
@@ -2039,16 +3093,23 @@
         <w:tc>
           <w:tcPr>
             <w:tcW w:type="dxa" w:w="2051"/>
+            <w:vAlign w:val="center"/>
+            <w:tcMar>
+              <w:top w:w="80" w:type="dxa"/>
+              <w:start w:w="100" w:type="dxa"/>
+              <w:bottom w:w="80" w:type="dxa"/>
+              <w:end w:w="100" w:type="dxa"/>
+            </w:tcMar>
           </w:tcPr>
           <w:p>
             <w:pPr>
+              <w:keepNext w:val="0"/>
               <w:spacing w:after="0" w:line="240" w:lineRule="auto"/>
+              <w:jc w:val="left"/>
             </w:pPr>
             <w:r>
               <w:rPr>
                 <w:rFonts w:ascii="Times New Roman" w:hAnsi="Times New Roman" w:eastAsia="Times New Roman"/>
-                <w:b/>
-                <w:color w:val="181A1F"/>
                 <w:sz w:val="28"/>
               </w:rPr>
               <w:t>В</w:t>
@@ -2058,16 +3119,23 @@
         <w:tc>
           <w:tcPr>
             <w:tcW w:type="dxa" w:w="2051"/>
+            <w:vAlign w:val="center"/>
+            <w:tcMar>
+              <w:top w:w="80" w:type="dxa"/>
+              <w:start w:w="100" w:type="dxa"/>
+              <w:bottom w:w="80" w:type="dxa"/>
+              <w:end w:w="100" w:type="dxa"/>
+            </w:tcMar>
           </w:tcPr>
           <w:p>
             <w:pPr>
+              <w:keepNext w:val="0"/>
               <w:spacing w:after="0" w:line="240" w:lineRule="auto"/>
+              <w:jc w:val="left"/>
             </w:pPr>
             <w:r>
               <w:rPr>
                 <w:rFonts w:ascii="Times New Roman" w:hAnsi="Times New Roman" w:eastAsia="Times New Roman"/>
-                <w:b/>
-                <w:color w:val="181A1F"/>
                 <w:sz w:val="28"/>
               </w:rPr>
               <w:t>Г</w:t>
@@ -2077,16 +3145,23 @@
         <w:tc>
           <w:tcPr>
             <w:tcW w:type="dxa" w:w="2051"/>
+            <w:vAlign w:val="center"/>
+            <w:tcMar>
+              <w:top w:w="80" w:type="dxa"/>
+              <w:start w:w="100" w:type="dxa"/>
+              <w:bottom w:w="80" w:type="dxa"/>
+              <w:end w:w="100" w:type="dxa"/>
+            </w:tcMar>
           </w:tcPr>
           <w:p>
             <w:pPr>
+              <w:keepNext w:val="0"/>
               <w:spacing w:after="0" w:line="240" w:lineRule="auto"/>
+              <w:jc w:val="left"/>
             </w:pPr>
             <w:r>
               <w:rPr>
                 <w:rFonts w:ascii="Times New Roman" w:hAnsi="Times New Roman" w:eastAsia="Times New Roman"/>
-                <w:b/>
-                <w:color w:val="181A1F"/>
                 <w:sz w:val="28"/>
               </w:rPr>
               <w:t>Д</w:t>
@@ -2098,15 +3173,23 @@
         <w:tc>
           <w:tcPr>
             <w:tcW w:type="dxa" w:w="2051"/>
+            <w:vAlign w:val="center"/>
+            <w:tcMar>
+              <w:top w:w="80" w:type="dxa"/>
+              <w:start w:w="100" w:type="dxa"/>
+              <w:bottom w:w="80" w:type="dxa"/>
+              <w:end w:w="100" w:type="dxa"/>
+            </w:tcMar>
           </w:tcPr>
           <w:p>
             <w:pPr>
+              <w:keepNext w:val="0"/>
               <w:spacing w:after="0" w:line="240" w:lineRule="auto"/>
+              <w:jc w:val="left"/>
             </w:pPr>
             <w:r>
               <w:rPr>
                 <w:rFonts w:ascii="Times New Roman" w:hAnsi="Times New Roman" w:eastAsia="Times New Roman"/>
-                <w:color w:val="181A1F"/>
                 <w:sz w:val="28"/>
               </w:rPr>
             </w:r>
@@ -2115,15 +3198,23 @@
         <w:tc>
           <w:tcPr>
             <w:tcW w:type="dxa" w:w="2051"/>
+            <w:vAlign w:val="center"/>
+            <w:tcMar>
+              <w:top w:w="80" w:type="dxa"/>
+              <w:start w:w="100" w:type="dxa"/>
+              <w:bottom w:w="80" w:type="dxa"/>
+              <w:end w:w="100" w:type="dxa"/>
+            </w:tcMar>
           </w:tcPr>
           <w:p>
             <w:pPr>
+              <w:keepNext w:val="0"/>
               <w:spacing w:after="0" w:line="240" w:lineRule="auto"/>
+              <w:jc w:val="left"/>
             </w:pPr>
             <w:r>
               <w:rPr>
                 <w:rFonts w:ascii="Times New Roman" w:hAnsi="Times New Roman" w:eastAsia="Times New Roman"/>
-                <w:color w:val="181A1F"/>
                 <w:sz w:val="28"/>
               </w:rPr>
             </w:r>
@@ -2132,15 +3223,23 @@
         <w:tc>
           <w:tcPr>
             <w:tcW w:type="dxa" w:w="2051"/>
+            <w:vAlign w:val="center"/>
+            <w:tcMar>
+              <w:top w:w="80" w:type="dxa"/>
+              <w:start w:w="100" w:type="dxa"/>
+              <w:bottom w:w="80" w:type="dxa"/>
+              <w:end w:w="100" w:type="dxa"/>
+            </w:tcMar>
           </w:tcPr>
           <w:p>
             <w:pPr>
+              <w:keepNext w:val="0"/>
               <w:spacing w:after="0" w:line="240" w:lineRule="auto"/>
+              <w:jc w:val="left"/>
             </w:pPr>
             <w:r>
               <w:rPr>
                 <w:rFonts w:ascii="Times New Roman" w:hAnsi="Times New Roman" w:eastAsia="Times New Roman"/>
-                <w:color w:val="181A1F"/>
                 <w:sz w:val="28"/>
               </w:rPr>
             </w:r>
@@ -2149,15 +3248,23 @@
         <w:tc>
           <w:tcPr>
             <w:tcW w:type="dxa" w:w="2051"/>
+            <w:vAlign w:val="center"/>
+            <w:tcMar>
+              <w:top w:w="80" w:type="dxa"/>
+              <w:start w:w="100" w:type="dxa"/>
+              <w:bottom w:w="80" w:type="dxa"/>
+              <w:end w:w="100" w:type="dxa"/>
+            </w:tcMar>
           </w:tcPr>
           <w:p>
             <w:pPr>
+              <w:keepNext w:val="0"/>
               <w:spacing w:after="0" w:line="240" w:lineRule="auto"/>
+              <w:jc w:val="left"/>
             </w:pPr>
             <w:r>
               <w:rPr>
                 <w:rFonts w:ascii="Times New Roman" w:hAnsi="Times New Roman" w:eastAsia="Times New Roman"/>
-                <w:color w:val="181A1F"/>
                 <w:sz w:val="28"/>
               </w:rPr>
             </w:r>
@@ -2166,15 +3273,23 @@
         <w:tc>
           <w:tcPr>
             <w:tcW w:type="dxa" w:w="2051"/>
+            <w:vAlign w:val="center"/>
+            <w:tcMar>
+              <w:top w:w="80" w:type="dxa"/>
+              <w:start w:w="100" w:type="dxa"/>
+              <w:bottom w:w="80" w:type="dxa"/>
+              <w:end w:w="100" w:type="dxa"/>
+            </w:tcMar>
           </w:tcPr>
           <w:p>
             <w:pPr>
+              <w:keepNext w:val="0"/>
               <w:spacing w:after="0" w:line="240" w:lineRule="auto"/>
+              <w:jc w:val="left"/>
             </w:pPr>
             <w:r>
               <w:rPr>
                 <w:rFonts w:ascii="Times New Roman" w:hAnsi="Times New Roman" w:eastAsia="Times New Roman"/>
-                <w:color w:val="181A1F"/>
                 <w:sz w:val="28"/>
               </w:rPr>
             </w:r>
@@ -2182,2075 +3297,18 @@
         </w:tc>
       </w:tr>
     </w:tbl>
+    <w:p/>
     <w:p>
       <w:pPr>
-        <w:keepNext/>
-        <w:widowControl/>
-        <w:spacing w:line="240" w:lineRule="auto" w:after="0" w:before="120"/>
-      </w:pPr>
-      <w:r>
-        <w:rPr>
-          <w:rFonts w:ascii="Times New Roman" w:hAnsi="Times New Roman" w:eastAsia="Times New Roman"/>
-          <w:b/>
-          <w:color w:val="181A1F"/>
-          <w:sz w:val="28"/>
-        </w:rPr>
-        <w:t>11.</w:t>
-      </w:r>
-    </w:p>
-    <w:p>
-      <w:pPr>
-        <w:widowControl/>
-        <w:spacing w:line="240" w:lineRule="auto" w:after="0"/>
+        <w:keepNext w:val="0"/>
+        <w:spacing w:after="60" w:line="240" w:lineRule="auto"/>
+        <w:jc w:val="both"/>
       </w:pPr>
       <w:r>
         <w:rPr>
           <w:rFonts w:ascii="Times New Roman" w:hAnsi="Times New Roman" w:eastAsia="Times New Roman"/>
           <w:b w:val="0"/>
           <w:i w:val="0"/>
-          <w:color w:val="181A1F"/>
-          <w:sz w:val="28"/>
-        </w:rPr>
-        <w:t>Установите соответствие между функциями и субъектами государственной власти Российской Федерации, которые их исполняют: к каждой позиции, данной в первом столбце, подберите соответствующую позицию из второго столбца.</w:t>
-      </w:r>
-    </w:p>
-    <w:tbl>
-      <w:tblPr>
-        <w:tblStyle w:val="TableGrid"/>
-        <w:tblW w:type="auto" w:w="0"/>
-        <w:tblLayout w:type="autofit"/>
-        <w:tblLook w:firstColumn="1" w:firstRow="1" w:lastColumn="0" w:lastRow="0" w:noHBand="0" w:noVBand="1" w:val="04A0"/>
-      </w:tblPr>
-      <w:tblGrid>
-        <w:gridCol w:w="5128"/>
-        <w:gridCol w:w="5128"/>
-      </w:tblGrid>
-      <w:tr>
-        <w:tc>
-          <w:tcPr>
-            <w:tcW w:type="dxa" w:w="5128"/>
-          </w:tcPr>
-          <w:p>
-            <w:pPr>
-              <w:spacing w:after="0" w:line="240" w:lineRule="auto"/>
-            </w:pPr>
-            <w:r>
-              <w:rPr>
-                <w:rFonts w:ascii="Times New Roman" w:hAnsi="Times New Roman" w:eastAsia="Times New Roman"/>
-                <w:b/>
-                <w:color w:val="181A1F"/>
-                <w:sz w:val="28"/>
-              </w:rPr>
-              <w:t>ФУНКЦИИ</w:t>
-            </w:r>
-          </w:p>
-        </w:tc>
-        <w:tc>
-          <w:tcPr>
-            <w:tcW w:type="dxa" w:w="5128"/>
-          </w:tcPr>
-          <w:p>
-            <w:pPr>
-              <w:spacing w:after="0" w:line="240" w:lineRule="auto"/>
-            </w:pPr>
-            <w:r>
-              <w:rPr>
-                <w:rFonts w:ascii="Times New Roman" w:hAnsi="Times New Roman" w:eastAsia="Times New Roman"/>
-                <w:b/>
-                <w:color w:val="181A1F"/>
-                <w:sz w:val="28"/>
-              </w:rPr>
-              <w:t>СУБЪЕКТЫ ГОСУДАРСТВЕННОЙ ВЛАСТИ РФ</w:t>
-            </w:r>
-          </w:p>
-        </w:tc>
-      </w:tr>
-      <w:tr>
-        <w:tc>
-          <w:tcPr>
-            <w:tcW w:type="dxa" w:w="5128"/>
-          </w:tcPr>
-          <w:p>
-            <w:pPr>
-              <w:spacing w:after="0" w:line="240" w:lineRule="auto"/>
-            </w:pPr>
-            <w:r>
-              <w:rPr>
-                <w:rFonts w:ascii="Times New Roman" w:hAnsi="Times New Roman" w:eastAsia="Times New Roman"/>
-                <w:color w:val="181A1F"/>
-                <w:sz w:val="28"/>
-              </w:rPr>
-              <w:t>А) управление федеральной собственностью</w:t>
-              <w:br/>
-              <w:t>Б) объявление амнистии</w:t>
-              <w:br/>
-              <w:t xml:space="preserve">В) заслушивание ежегодных докладов Генерального прокурора РФ о состоянии законности и правопорядка в России </w:t>
-              <w:br/>
-              <w:t>Г) разработка и исполнение федерального бюджета</w:t>
-              <w:br/>
-              <w:t>Д) утверждение военной доктрины государства</w:t>
-            </w:r>
-          </w:p>
-        </w:tc>
-        <w:tc>
-          <w:tcPr>
-            <w:tcW w:type="dxa" w:w="5128"/>
-          </w:tcPr>
-          <w:p>
-            <w:pPr>
-              <w:spacing w:after="0" w:line="240" w:lineRule="auto"/>
-            </w:pPr>
-            <w:r>
-              <w:rPr>
-                <w:rFonts w:ascii="Times New Roman" w:hAnsi="Times New Roman" w:eastAsia="Times New Roman"/>
-                <w:color w:val="181A1F"/>
-                <w:sz w:val="28"/>
-              </w:rPr>
-              <w:t>1) Президент России</w:t>
-              <w:br/>
-              <w:t>2) Совет Федерации</w:t>
-              <w:br/>
-              <w:t>3) Государственная Дума</w:t>
-              <w:br/>
-              <w:t>4) Правительство РФ</w:t>
-            </w:r>
-          </w:p>
-        </w:tc>
-      </w:tr>
-    </w:tbl>
-    <w:p>
-      <w:pPr>
-        <w:widowControl/>
-        <w:spacing w:line="240" w:lineRule="auto" w:after="0"/>
-      </w:pPr>
-      <w:r>
-        <w:rPr>
-          <w:rFonts w:ascii="Times New Roman" w:hAnsi="Times New Roman" w:eastAsia="Times New Roman"/>
-          <w:b w:val="0"/>
-          <w:i w:val="0"/>
-          <w:color w:val="181A1F"/>
-          <w:sz w:val="28"/>
-        </w:rPr>
-        <w:t>Запишите в таблицу выбранные цифры под соответствующими буквами:</w:t>
-      </w:r>
-    </w:p>
-    <w:tbl>
-      <w:tblPr>
-        <w:tblStyle w:val="TableGrid"/>
-        <w:tblW w:type="auto" w:w="0"/>
-        <w:tblLayout w:type="autofit"/>
-        <w:tblLook w:firstColumn="1" w:firstRow="1" w:lastColumn="0" w:lastRow="0" w:noHBand="0" w:noVBand="1" w:val="04A0"/>
-      </w:tblPr>
-      <w:tblGrid>
-        <w:gridCol w:w="2051"/>
-        <w:gridCol w:w="2051"/>
-        <w:gridCol w:w="2051"/>
-        <w:gridCol w:w="2051"/>
-        <w:gridCol w:w="2051"/>
-      </w:tblGrid>
-      <w:tr>
-        <w:tc>
-          <w:tcPr>
-            <w:tcW w:type="dxa" w:w="2051"/>
-          </w:tcPr>
-          <w:p>
-            <w:pPr>
-              <w:spacing w:after="0" w:line="240" w:lineRule="auto"/>
-            </w:pPr>
-            <w:r>
-              <w:rPr>
-                <w:rFonts w:ascii="Times New Roman" w:hAnsi="Times New Roman" w:eastAsia="Times New Roman"/>
-                <w:b/>
-                <w:color w:val="181A1F"/>
-                <w:sz w:val="28"/>
-              </w:rPr>
-              <w:t>A</w:t>
-            </w:r>
-          </w:p>
-        </w:tc>
-        <w:tc>
-          <w:tcPr>
-            <w:tcW w:type="dxa" w:w="2051"/>
-          </w:tcPr>
-          <w:p>
-            <w:pPr>
-              <w:spacing w:after="0" w:line="240" w:lineRule="auto"/>
-            </w:pPr>
-            <w:r>
-              <w:rPr>
-                <w:rFonts w:ascii="Times New Roman" w:hAnsi="Times New Roman" w:eastAsia="Times New Roman"/>
-                <w:b/>
-                <w:color w:val="181A1F"/>
-                <w:sz w:val="28"/>
-              </w:rPr>
-              <w:t>Б</w:t>
-            </w:r>
-          </w:p>
-        </w:tc>
-        <w:tc>
-          <w:tcPr>
-            <w:tcW w:type="dxa" w:w="2051"/>
-          </w:tcPr>
-          <w:p>
-            <w:pPr>
-              <w:spacing w:after="0" w:line="240" w:lineRule="auto"/>
-            </w:pPr>
-            <w:r>
-              <w:rPr>
-                <w:rFonts w:ascii="Times New Roman" w:hAnsi="Times New Roman" w:eastAsia="Times New Roman"/>
-                <w:b/>
-                <w:color w:val="181A1F"/>
-                <w:sz w:val="28"/>
-              </w:rPr>
-              <w:t>В</w:t>
-            </w:r>
-          </w:p>
-        </w:tc>
-        <w:tc>
-          <w:tcPr>
-            <w:tcW w:type="dxa" w:w="2051"/>
-          </w:tcPr>
-          <w:p>
-            <w:pPr>
-              <w:spacing w:after="0" w:line="240" w:lineRule="auto"/>
-            </w:pPr>
-            <w:r>
-              <w:rPr>
-                <w:rFonts w:ascii="Times New Roman" w:hAnsi="Times New Roman" w:eastAsia="Times New Roman"/>
-                <w:b/>
-                <w:color w:val="181A1F"/>
-                <w:sz w:val="28"/>
-              </w:rPr>
-              <w:t>Г</w:t>
-            </w:r>
-          </w:p>
-        </w:tc>
-        <w:tc>
-          <w:tcPr>
-            <w:tcW w:type="dxa" w:w="2051"/>
-          </w:tcPr>
-          <w:p>
-            <w:pPr>
-              <w:spacing w:after="0" w:line="240" w:lineRule="auto"/>
-            </w:pPr>
-            <w:r>
-              <w:rPr>
-                <w:rFonts w:ascii="Times New Roman" w:hAnsi="Times New Roman" w:eastAsia="Times New Roman"/>
-                <w:b/>
-                <w:color w:val="181A1F"/>
-                <w:sz w:val="28"/>
-              </w:rPr>
-              <w:t>Д</w:t>
-            </w:r>
-          </w:p>
-        </w:tc>
-      </w:tr>
-      <w:tr>
-        <w:tc>
-          <w:tcPr>
-            <w:tcW w:type="dxa" w:w="2051"/>
-          </w:tcPr>
-          <w:p>
-            <w:pPr>
-              <w:spacing w:after="0" w:line="240" w:lineRule="auto"/>
-            </w:pPr>
-            <w:r>
-              <w:rPr>
-                <w:rFonts w:ascii="Times New Roman" w:hAnsi="Times New Roman" w:eastAsia="Times New Roman"/>
-                <w:color w:val="181A1F"/>
-                <w:sz w:val="28"/>
-              </w:rPr>
-            </w:r>
-          </w:p>
-        </w:tc>
-        <w:tc>
-          <w:tcPr>
-            <w:tcW w:type="dxa" w:w="2051"/>
-          </w:tcPr>
-          <w:p>
-            <w:pPr>
-              <w:spacing w:after="0" w:line="240" w:lineRule="auto"/>
-            </w:pPr>
-            <w:r>
-              <w:rPr>
-                <w:rFonts w:ascii="Times New Roman" w:hAnsi="Times New Roman" w:eastAsia="Times New Roman"/>
-                <w:color w:val="181A1F"/>
-                <w:sz w:val="28"/>
-              </w:rPr>
-            </w:r>
-          </w:p>
-        </w:tc>
-        <w:tc>
-          <w:tcPr>
-            <w:tcW w:type="dxa" w:w="2051"/>
-          </w:tcPr>
-          <w:p>
-            <w:pPr>
-              <w:spacing w:after="0" w:line="240" w:lineRule="auto"/>
-            </w:pPr>
-            <w:r>
-              <w:rPr>
-                <w:rFonts w:ascii="Times New Roman" w:hAnsi="Times New Roman" w:eastAsia="Times New Roman"/>
-                <w:color w:val="181A1F"/>
-                <w:sz w:val="28"/>
-              </w:rPr>
-            </w:r>
-          </w:p>
-        </w:tc>
-        <w:tc>
-          <w:tcPr>
-            <w:tcW w:type="dxa" w:w="2051"/>
-          </w:tcPr>
-          <w:p>
-            <w:pPr>
-              <w:spacing w:after="0" w:line="240" w:lineRule="auto"/>
-            </w:pPr>
-            <w:r>
-              <w:rPr>
-                <w:rFonts w:ascii="Times New Roman" w:hAnsi="Times New Roman" w:eastAsia="Times New Roman"/>
-                <w:color w:val="181A1F"/>
-                <w:sz w:val="28"/>
-              </w:rPr>
-            </w:r>
-          </w:p>
-        </w:tc>
-        <w:tc>
-          <w:tcPr>
-            <w:tcW w:type="dxa" w:w="2051"/>
-          </w:tcPr>
-          <w:p>
-            <w:pPr>
-              <w:spacing w:after="0" w:line="240" w:lineRule="auto"/>
-            </w:pPr>
-            <w:r>
-              <w:rPr>
-                <w:rFonts w:ascii="Times New Roman" w:hAnsi="Times New Roman" w:eastAsia="Times New Roman"/>
-                <w:color w:val="181A1F"/>
-                <w:sz w:val="28"/>
-              </w:rPr>
-            </w:r>
-          </w:p>
-        </w:tc>
-      </w:tr>
-    </w:tbl>
-    <w:p>
-      <w:pPr>
-        <w:keepNext/>
-        <w:widowControl/>
-        <w:spacing w:line="240" w:lineRule="auto" w:after="0" w:before="120"/>
-      </w:pPr>
-      <w:r>
-        <w:rPr>
-          <w:rFonts w:ascii="Times New Roman" w:hAnsi="Times New Roman" w:eastAsia="Times New Roman"/>
-          <w:b/>
-          <w:color w:val="181A1F"/>
-          <w:sz w:val="28"/>
-        </w:rPr>
-        <w:t>12.</w:t>
-      </w:r>
-    </w:p>
-    <w:p>
-      <w:pPr>
-        <w:widowControl/>
-        <w:spacing w:line="240" w:lineRule="auto" w:after="0"/>
-      </w:pPr>
-      <w:r>
-        <w:rPr>
-          <w:rFonts w:ascii="Times New Roman" w:hAnsi="Times New Roman" w:eastAsia="Times New Roman"/>
-          <w:b w:val="0"/>
-          <w:i w:val="0"/>
-          <w:color w:val="181A1F"/>
-          <w:sz w:val="28"/>
-        </w:rPr>
-        <w:t>Согласно Конституции РФ, наша страна является светским государством. Выберите в приведенном списке черты, характеризующие светское государство, и запишите цифры, под которыми они указаны.</w:t>
-      </w:r>
-    </w:p>
-    <w:p>
-      <w:pPr>
-        <w:widowControl/>
-        <w:spacing w:line="240" w:lineRule="auto" w:after="0"/>
-      </w:pPr>
-      <w:r>
-        <w:rPr>
-          <w:rFonts w:ascii="Times New Roman" w:hAnsi="Times New Roman" w:eastAsia="Times New Roman"/>
-          <w:b w:val="0"/>
-          <w:i w:val="0"/>
-          <w:color w:val="181A1F"/>
-          <w:sz w:val="28"/>
-        </w:rPr>
-        <w:t>1) отсутствие государственной религии</w:t>
-      </w:r>
-    </w:p>
-    <w:p>
-      <w:pPr>
-        <w:widowControl/>
-        <w:spacing w:line="240" w:lineRule="auto" w:after="0"/>
-      </w:pPr>
-      <w:r>
-        <w:rPr>
-          <w:rFonts w:ascii="Times New Roman" w:hAnsi="Times New Roman" w:eastAsia="Times New Roman"/>
-          <w:b w:val="0"/>
-          <w:i w:val="0"/>
-          <w:color w:val="181A1F"/>
-          <w:sz w:val="28"/>
-        </w:rPr>
-        <w:t>2) деятельность институтов, обеспечивающих демократического развития государства</w:t>
-      </w:r>
-    </w:p>
-    <w:p>
-      <w:pPr>
-        <w:widowControl/>
-        <w:spacing w:line="240" w:lineRule="auto" w:after="0"/>
-      </w:pPr>
-      <w:r>
-        <w:rPr>
-          <w:rFonts w:ascii="Times New Roman" w:hAnsi="Times New Roman" w:eastAsia="Times New Roman"/>
-          <w:b w:val="0"/>
-          <w:i w:val="0"/>
-          <w:color w:val="181A1F"/>
-          <w:sz w:val="28"/>
-        </w:rPr>
-        <w:t>3) установление гарантированного минимального размера оплаты труда</w:t>
-      </w:r>
-    </w:p>
-    <w:p>
-      <w:pPr>
-        <w:widowControl/>
-        <w:spacing w:line="240" w:lineRule="auto" w:after="0"/>
-      </w:pPr>
-      <w:r>
-        <w:rPr>
-          <w:rFonts w:ascii="Times New Roman" w:hAnsi="Times New Roman" w:eastAsia="Times New Roman"/>
-          <w:b w:val="0"/>
-          <w:i w:val="0"/>
-          <w:color w:val="181A1F"/>
-          <w:sz w:val="28"/>
-        </w:rPr>
-        <w:t xml:space="preserve">4) гарантия свободы совести и вероисповедания </w:t>
-      </w:r>
-    </w:p>
-    <w:p>
-      <w:pPr>
-        <w:widowControl/>
-        <w:spacing w:line="240" w:lineRule="auto" w:after="0"/>
-      </w:pPr>
-      <w:r>
-        <w:rPr>
-          <w:rFonts w:ascii="Times New Roman" w:hAnsi="Times New Roman" w:eastAsia="Times New Roman"/>
-          <w:b w:val="0"/>
-          <w:i w:val="0"/>
-          <w:color w:val="181A1F"/>
-          <w:sz w:val="28"/>
-        </w:rPr>
-        <w:t>5) обеспечение государственной поддержки материнства и детства</w:t>
-      </w:r>
-    </w:p>
-    <w:p>
-      <w:pPr>
-        <w:keepNext/>
-        <w:widowControl/>
-        <w:spacing w:line="240" w:lineRule="auto" w:after="0" w:before="120"/>
-      </w:pPr>
-      <w:r>
-        <w:rPr>
-          <w:rFonts w:ascii="Times New Roman" w:hAnsi="Times New Roman" w:eastAsia="Times New Roman"/>
-          <w:b/>
-          <w:color w:val="181A1F"/>
-          <w:sz w:val="28"/>
-        </w:rPr>
-        <w:t>13.</w:t>
-      </w:r>
-    </w:p>
-    <w:p>
-      <w:pPr>
-        <w:widowControl/>
-        <w:spacing w:line="240" w:lineRule="auto" w:after="0"/>
-      </w:pPr>
-      <w:r>
-        <w:rPr>
-          <w:rFonts w:ascii="Times New Roman" w:hAnsi="Times New Roman" w:eastAsia="Times New Roman"/>
-          <w:b w:val="0"/>
-          <w:i w:val="0"/>
-          <w:color w:val="181A1F"/>
-          <w:sz w:val="28"/>
-        </w:rPr>
-        <w:t>Установите соответствие между вопросами и субъектами власти РФ, к ведению которых они относятся: к каждой позиции, данной в первом столбце, подберите соответствующую позицию из второго столбца.</w:t>
-      </w:r>
-    </w:p>
-    <w:tbl>
-      <w:tblPr>
-        <w:tblStyle w:val="TableGrid"/>
-        <w:tblW w:type="auto" w:w="0"/>
-        <w:tblLayout w:type="autofit"/>
-        <w:tblLook w:firstColumn="1" w:firstRow="1" w:lastColumn="0" w:lastRow="0" w:noHBand="0" w:noVBand="1" w:val="04A0"/>
-      </w:tblPr>
-      <w:tblGrid>
-        <w:gridCol w:w="5128"/>
-        <w:gridCol w:w="5128"/>
-      </w:tblGrid>
-      <w:tr>
-        <w:tc>
-          <w:tcPr>
-            <w:tcW w:type="dxa" w:w="5128"/>
-          </w:tcPr>
-          <w:p>
-            <w:pPr>
-              <w:spacing w:after="0" w:line="240" w:lineRule="auto"/>
-            </w:pPr>
-            <w:r>
-              <w:rPr>
-                <w:rFonts w:ascii="Times New Roman" w:hAnsi="Times New Roman" w:eastAsia="Times New Roman"/>
-                <w:b/>
-                <w:color w:val="181A1F"/>
-                <w:sz w:val="28"/>
-              </w:rPr>
-              <w:t>ВОПРОСЫ</w:t>
-            </w:r>
-          </w:p>
-        </w:tc>
-        <w:tc>
-          <w:tcPr>
-            <w:tcW w:type="dxa" w:w="5128"/>
-          </w:tcPr>
-          <w:p>
-            <w:pPr>
-              <w:spacing w:after="0" w:line="240" w:lineRule="auto"/>
-            </w:pPr>
-            <w:r>
-              <w:rPr>
-                <w:rFonts w:ascii="Times New Roman" w:hAnsi="Times New Roman" w:eastAsia="Times New Roman"/>
-                <w:b/>
-                <w:color w:val="181A1F"/>
-                <w:sz w:val="28"/>
-              </w:rPr>
-              <w:t>СУБЪЕКТЫ ВЛАСТИ РФ</w:t>
-            </w:r>
-          </w:p>
-        </w:tc>
-      </w:tr>
-      <w:tr>
-        <w:tc>
-          <w:tcPr>
-            <w:tcW w:type="dxa" w:w="5128"/>
-          </w:tcPr>
-          <w:p>
-            <w:pPr>
-              <w:spacing w:after="0" w:line="240" w:lineRule="auto"/>
-            </w:pPr>
-            <w:r>
-              <w:rPr>
-                <w:rFonts w:ascii="Times New Roman" w:hAnsi="Times New Roman" w:eastAsia="Times New Roman"/>
-                <w:color w:val="181A1F"/>
-                <w:sz w:val="28"/>
-              </w:rPr>
-              <w:t>А) обеспечение общественной безопасности</w:t>
-              <w:br/>
-              <w:t xml:space="preserve">Б) денежная эмиссия </w:t>
-              <w:br/>
-              <w:t>В) амнистия и помилование</w:t>
-              <w:br/>
-              <w:t>Г) федеральная государственная собственность и управление ею</w:t>
-              <w:br/>
-              <w:t>Д) общие вопросы воспитания, образования и науки</w:t>
-            </w:r>
-          </w:p>
-        </w:tc>
-        <w:tc>
-          <w:tcPr>
-            <w:tcW w:type="dxa" w:w="5128"/>
-          </w:tcPr>
-          <w:p>
-            <w:pPr>
-              <w:spacing w:after="0" w:line="240" w:lineRule="auto"/>
-            </w:pPr>
-            <w:r>
-              <w:rPr>
-                <w:rFonts w:ascii="Times New Roman" w:hAnsi="Times New Roman" w:eastAsia="Times New Roman"/>
-                <w:color w:val="181A1F"/>
-                <w:sz w:val="28"/>
-              </w:rPr>
-              <w:t xml:space="preserve">1) только федеральный центр </w:t>
-              <w:br/>
-              <w:t>2) федеральный центр и субъекты РФ</w:t>
-            </w:r>
-          </w:p>
-        </w:tc>
-      </w:tr>
-    </w:tbl>
-    <w:p>
-      <w:pPr>
-        <w:widowControl/>
-        <w:spacing w:line="240" w:lineRule="auto" w:after="0"/>
-      </w:pPr>
-      <w:r>
-        <w:rPr>
-          <w:rFonts w:ascii="Times New Roman" w:hAnsi="Times New Roman" w:eastAsia="Times New Roman"/>
-          <w:b w:val="0"/>
-          <w:i w:val="0"/>
-          <w:color w:val="181A1F"/>
-          <w:sz w:val="28"/>
-        </w:rPr>
-        <w:t>Запишите в строку выбранные цифры под соответствующими буквами:</w:t>
-      </w:r>
-    </w:p>
-    <w:tbl>
-      <w:tblPr>
-        <w:tblStyle w:val="TableGrid"/>
-        <w:tblW w:type="auto" w:w="0"/>
-        <w:tblLayout w:type="autofit"/>
-        <w:tblLook w:firstColumn="1" w:firstRow="1" w:lastColumn="0" w:lastRow="0" w:noHBand="0" w:noVBand="1" w:val="04A0"/>
-      </w:tblPr>
-      <w:tblGrid>
-        <w:gridCol w:w="2051"/>
-        <w:gridCol w:w="2051"/>
-        <w:gridCol w:w="2051"/>
-        <w:gridCol w:w="2051"/>
-        <w:gridCol w:w="2051"/>
-      </w:tblGrid>
-      <w:tr>
-        <w:tc>
-          <w:tcPr>
-            <w:tcW w:type="dxa" w:w="2051"/>
-          </w:tcPr>
-          <w:p>
-            <w:pPr>
-              <w:spacing w:after="0" w:line="240" w:lineRule="auto"/>
-            </w:pPr>
-            <w:r>
-              <w:rPr>
-                <w:rFonts w:ascii="Times New Roman" w:hAnsi="Times New Roman" w:eastAsia="Times New Roman"/>
-                <w:b/>
-                <w:color w:val="181A1F"/>
-                <w:sz w:val="28"/>
-              </w:rPr>
-              <w:t>А</w:t>
-            </w:r>
-          </w:p>
-        </w:tc>
-        <w:tc>
-          <w:tcPr>
-            <w:tcW w:type="dxa" w:w="2051"/>
-          </w:tcPr>
-          <w:p>
-            <w:pPr>
-              <w:spacing w:after="0" w:line="240" w:lineRule="auto"/>
-            </w:pPr>
-            <w:r>
-              <w:rPr>
-                <w:rFonts w:ascii="Times New Roman" w:hAnsi="Times New Roman" w:eastAsia="Times New Roman"/>
-                <w:b/>
-                <w:color w:val="181A1F"/>
-                <w:sz w:val="28"/>
-              </w:rPr>
-              <w:t>Б</w:t>
-            </w:r>
-          </w:p>
-        </w:tc>
-        <w:tc>
-          <w:tcPr>
-            <w:tcW w:type="dxa" w:w="2051"/>
-          </w:tcPr>
-          <w:p>
-            <w:pPr>
-              <w:spacing w:after="0" w:line="240" w:lineRule="auto"/>
-            </w:pPr>
-            <w:r>
-              <w:rPr>
-                <w:rFonts w:ascii="Times New Roman" w:hAnsi="Times New Roman" w:eastAsia="Times New Roman"/>
-                <w:b/>
-                <w:color w:val="181A1F"/>
-                <w:sz w:val="28"/>
-              </w:rPr>
-              <w:t>В</w:t>
-            </w:r>
-          </w:p>
-        </w:tc>
-        <w:tc>
-          <w:tcPr>
-            <w:tcW w:type="dxa" w:w="2051"/>
-          </w:tcPr>
-          <w:p>
-            <w:pPr>
-              <w:spacing w:after="0" w:line="240" w:lineRule="auto"/>
-            </w:pPr>
-            <w:r>
-              <w:rPr>
-                <w:rFonts w:ascii="Times New Roman" w:hAnsi="Times New Roman" w:eastAsia="Times New Roman"/>
-                <w:b/>
-                <w:color w:val="181A1F"/>
-                <w:sz w:val="28"/>
-              </w:rPr>
-              <w:t>Г</w:t>
-            </w:r>
-          </w:p>
-        </w:tc>
-        <w:tc>
-          <w:tcPr>
-            <w:tcW w:type="dxa" w:w="2051"/>
-          </w:tcPr>
-          <w:p>
-            <w:pPr>
-              <w:spacing w:after="0" w:line="240" w:lineRule="auto"/>
-            </w:pPr>
-            <w:r>
-              <w:rPr>
-                <w:rFonts w:ascii="Times New Roman" w:hAnsi="Times New Roman" w:eastAsia="Times New Roman"/>
-                <w:b/>
-                <w:color w:val="181A1F"/>
-                <w:sz w:val="28"/>
-              </w:rPr>
-              <w:t>Д</w:t>
-            </w:r>
-          </w:p>
-        </w:tc>
-      </w:tr>
-      <w:tr>
-        <w:tc>
-          <w:tcPr>
-            <w:tcW w:type="dxa" w:w="2051"/>
-          </w:tcPr>
-          <w:p>
-            <w:pPr>
-              <w:spacing w:after="0" w:line="240" w:lineRule="auto"/>
-            </w:pPr>
-            <w:r>
-              <w:rPr>
-                <w:rFonts w:ascii="Times New Roman" w:hAnsi="Times New Roman" w:eastAsia="Times New Roman"/>
-                <w:color w:val="181A1F"/>
-                <w:sz w:val="28"/>
-              </w:rPr>
-            </w:r>
-          </w:p>
-        </w:tc>
-        <w:tc>
-          <w:tcPr>
-            <w:tcW w:type="dxa" w:w="2051"/>
-          </w:tcPr>
-          <w:p>
-            <w:pPr>
-              <w:spacing w:after="0" w:line="240" w:lineRule="auto"/>
-            </w:pPr>
-            <w:r>
-              <w:rPr>
-                <w:rFonts w:ascii="Times New Roman" w:hAnsi="Times New Roman" w:eastAsia="Times New Roman"/>
-                <w:color w:val="181A1F"/>
-                <w:sz w:val="28"/>
-              </w:rPr>
-            </w:r>
-          </w:p>
-        </w:tc>
-        <w:tc>
-          <w:tcPr>
-            <w:tcW w:type="dxa" w:w="2051"/>
-          </w:tcPr>
-          <w:p>
-            <w:pPr>
-              <w:spacing w:after="0" w:line="240" w:lineRule="auto"/>
-            </w:pPr>
-            <w:r>
-              <w:rPr>
-                <w:rFonts w:ascii="Times New Roman" w:hAnsi="Times New Roman" w:eastAsia="Times New Roman"/>
-                <w:color w:val="181A1F"/>
-                <w:sz w:val="28"/>
-              </w:rPr>
-            </w:r>
-          </w:p>
-        </w:tc>
-        <w:tc>
-          <w:tcPr>
-            <w:tcW w:type="dxa" w:w="2051"/>
-          </w:tcPr>
-          <w:p>
-            <w:pPr>
-              <w:spacing w:after="0" w:line="240" w:lineRule="auto"/>
-            </w:pPr>
-            <w:r>
-              <w:rPr>
-                <w:rFonts w:ascii="Times New Roman" w:hAnsi="Times New Roman" w:eastAsia="Times New Roman"/>
-                <w:color w:val="181A1F"/>
-                <w:sz w:val="28"/>
-              </w:rPr>
-            </w:r>
-          </w:p>
-        </w:tc>
-        <w:tc>
-          <w:tcPr>
-            <w:tcW w:type="dxa" w:w="2051"/>
-          </w:tcPr>
-          <w:p>
-            <w:pPr>
-              <w:spacing w:after="0" w:line="240" w:lineRule="auto"/>
-            </w:pPr>
-            <w:r>
-              <w:rPr>
-                <w:rFonts w:ascii="Times New Roman" w:hAnsi="Times New Roman" w:eastAsia="Times New Roman"/>
-                <w:color w:val="181A1F"/>
-                <w:sz w:val="28"/>
-              </w:rPr>
-            </w:r>
-          </w:p>
-        </w:tc>
-      </w:tr>
-    </w:tbl>
-    <w:p>
-      <w:pPr>
-        <w:keepNext/>
-        <w:widowControl/>
-        <w:spacing w:line="240" w:lineRule="auto" w:after="0" w:before="120"/>
-      </w:pPr>
-      <w:r>
-        <w:rPr>
-          <w:rFonts w:ascii="Times New Roman" w:hAnsi="Times New Roman" w:eastAsia="Times New Roman"/>
-          <w:b/>
-          <w:color w:val="181A1F"/>
-          <w:sz w:val="28"/>
-        </w:rPr>
-        <w:t>14.</w:t>
-      </w:r>
-    </w:p>
-    <w:p>
-      <w:pPr>
-        <w:widowControl/>
-        <w:spacing w:line="240" w:lineRule="auto" w:after="0"/>
-      </w:pPr>
-      <w:r>
-        <w:rPr>
-          <w:rFonts w:ascii="Times New Roman" w:hAnsi="Times New Roman" w:eastAsia="Times New Roman"/>
-          <w:b w:val="0"/>
-          <w:i w:val="0"/>
-          <w:color w:val="181A1F"/>
-          <w:sz w:val="28"/>
-        </w:rPr>
-        <w:t>Установите соответствие между предметами ведения, полномочиями и уровнями публичной власти в Российской Федерации, к которым эти предметы ведения, полномочия относятся. К каждой позиции, данной в первом столбце, подберите соответствующую позицию из второго столбца.</w:t>
-      </w:r>
-    </w:p>
-    <w:tbl>
-      <w:tblPr>
-        <w:tblStyle w:val="TableGrid"/>
-        <w:tblW w:type="auto" w:w="0"/>
-        <w:tblLayout w:type="autofit"/>
-        <w:tblLook w:firstColumn="1" w:firstRow="1" w:lastColumn="0" w:lastRow="0" w:noHBand="0" w:noVBand="1" w:val="04A0"/>
-      </w:tblPr>
-      <w:tblGrid>
-        <w:gridCol w:w="5128"/>
-        <w:gridCol w:w="5128"/>
-      </w:tblGrid>
-      <w:tr>
-        <w:tc>
-          <w:tcPr>
-            <w:tcW w:type="dxa" w:w="5128"/>
-          </w:tcPr>
-          <w:p>
-            <w:pPr>
-              <w:spacing w:after="0" w:line="240" w:lineRule="auto"/>
-            </w:pPr>
-            <w:r>
-              <w:rPr>
-                <w:rFonts w:ascii="Times New Roman" w:hAnsi="Times New Roman" w:eastAsia="Times New Roman"/>
-                <w:b/>
-                <w:color w:val="181A1F"/>
-                <w:sz w:val="28"/>
-              </w:rPr>
-              <w:t>ПРЕДМЕТЫ ВЕДЕНИЯ, ПОЛНОМОЧИЯ</w:t>
-            </w:r>
-          </w:p>
-        </w:tc>
-        <w:tc>
-          <w:tcPr>
-            <w:tcW w:type="dxa" w:w="5128"/>
-          </w:tcPr>
-          <w:p>
-            <w:pPr>
-              <w:spacing w:after="0" w:line="240" w:lineRule="auto"/>
-            </w:pPr>
-            <w:r>
-              <w:rPr>
-                <w:rFonts w:ascii="Times New Roman" w:hAnsi="Times New Roman" w:eastAsia="Times New Roman"/>
-                <w:b/>
-                <w:color w:val="181A1F"/>
-                <w:sz w:val="28"/>
-              </w:rPr>
-              <w:t>УРОВНИ ПУБЛИЧНОЙ ВЛАСТИ В РФ</w:t>
-            </w:r>
-          </w:p>
-        </w:tc>
-      </w:tr>
-      <w:tr>
-        <w:tc>
-          <w:tcPr>
-            <w:tcW w:type="dxa" w:w="5128"/>
-          </w:tcPr>
-          <w:p>
-            <w:pPr>
-              <w:spacing w:after="0" w:line="240" w:lineRule="auto"/>
-            </w:pPr>
-            <w:r>
-              <w:rPr>
-                <w:rFonts w:ascii="Times New Roman" w:hAnsi="Times New Roman" w:eastAsia="Times New Roman"/>
-                <w:color w:val="181A1F"/>
-                <w:sz w:val="28"/>
-              </w:rPr>
-              <w:t xml:space="preserve">А) охрана окружающей среды и обеспечение экологической безопасности </w:t>
-              <w:br/>
-              <w:t xml:space="preserve">Б) адвокатура, нотариат </w:t>
-              <w:br/>
-              <w:t xml:space="preserve">В) координация вопросов здравоохранения </w:t>
-              <w:br/>
-              <w:t xml:space="preserve">Г) судоустройство, прокуратура </w:t>
-              <w:br/>
-              <w:t>Д) создание условий для достойного воспитания детей в семье</w:t>
-            </w:r>
-          </w:p>
-        </w:tc>
-        <w:tc>
-          <w:tcPr>
-            <w:tcW w:type="dxa" w:w="5128"/>
-          </w:tcPr>
-          <w:p>
-            <w:pPr>
-              <w:spacing w:after="0" w:line="240" w:lineRule="auto"/>
-            </w:pPr>
-            <w:r>
-              <w:rPr>
-                <w:rFonts w:ascii="Times New Roman" w:hAnsi="Times New Roman" w:eastAsia="Times New Roman"/>
-                <w:color w:val="181A1F"/>
-                <w:sz w:val="28"/>
-              </w:rPr>
-              <w:t xml:space="preserve">1) исключительное ведение Российской Федерации </w:t>
-              <w:br/>
-              <w:t>2) совместно Российская Федерация и субъекты Российской Федерации</w:t>
-            </w:r>
-          </w:p>
-        </w:tc>
-      </w:tr>
-    </w:tbl>
-    <w:p>
-      <w:pPr>
-        <w:widowControl/>
-        <w:spacing w:line="240" w:lineRule="auto" w:after="0"/>
-      </w:pPr>
-      <w:r>
-        <w:rPr>
-          <w:rFonts w:ascii="Times New Roman" w:hAnsi="Times New Roman" w:eastAsia="Times New Roman"/>
-          <w:b w:val="0"/>
-          <w:i w:val="0"/>
-          <w:color w:val="181A1F"/>
-          <w:sz w:val="28"/>
-        </w:rPr>
-        <w:t>Запишите в таблицу выбранные цифры под соответствующими буквами:</w:t>
-      </w:r>
-    </w:p>
-    <w:tbl>
-      <w:tblPr>
-        <w:tblStyle w:val="TableGrid"/>
-        <w:tblW w:type="auto" w:w="0"/>
-        <w:tblLayout w:type="autofit"/>
-        <w:tblLook w:firstColumn="1" w:firstRow="1" w:lastColumn="0" w:lastRow="0" w:noHBand="0" w:noVBand="1" w:val="04A0"/>
-      </w:tblPr>
-      <w:tblGrid>
-        <w:gridCol w:w="2051"/>
-        <w:gridCol w:w="2051"/>
-        <w:gridCol w:w="2051"/>
-        <w:gridCol w:w="2051"/>
-        <w:gridCol w:w="2051"/>
-      </w:tblGrid>
-      <w:tr>
-        <w:tc>
-          <w:tcPr>
-            <w:tcW w:type="dxa" w:w="2051"/>
-          </w:tcPr>
-          <w:p>
-            <w:pPr>
-              <w:spacing w:after="0" w:line="240" w:lineRule="auto"/>
-            </w:pPr>
-            <w:r>
-              <w:rPr>
-                <w:rFonts w:ascii="Times New Roman" w:hAnsi="Times New Roman" w:eastAsia="Times New Roman"/>
-                <w:b/>
-                <w:color w:val="181A1F"/>
-                <w:sz w:val="28"/>
-              </w:rPr>
-              <w:t>A</w:t>
-            </w:r>
-          </w:p>
-        </w:tc>
-        <w:tc>
-          <w:tcPr>
-            <w:tcW w:type="dxa" w:w="2051"/>
-          </w:tcPr>
-          <w:p>
-            <w:pPr>
-              <w:spacing w:after="0" w:line="240" w:lineRule="auto"/>
-            </w:pPr>
-            <w:r>
-              <w:rPr>
-                <w:rFonts w:ascii="Times New Roman" w:hAnsi="Times New Roman" w:eastAsia="Times New Roman"/>
-                <w:b/>
-                <w:color w:val="181A1F"/>
-                <w:sz w:val="28"/>
-              </w:rPr>
-              <w:t>Б</w:t>
-            </w:r>
-          </w:p>
-        </w:tc>
-        <w:tc>
-          <w:tcPr>
-            <w:tcW w:type="dxa" w:w="2051"/>
-          </w:tcPr>
-          <w:p>
-            <w:pPr>
-              <w:spacing w:after="0" w:line="240" w:lineRule="auto"/>
-            </w:pPr>
-            <w:r>
-              <w:rPr>
-                <w:rFonts w:ascii="Times New Roman" w:hAnsi="Times New Roman" w:eastAsia="Times New Roman"/>
-                <w:b/>
-                <w:color w:val="181A1F"/>
-                <w:sz w:val="28"/>
-              </w:rPr>
-              <w:t>В</w:t>
-            </w:r>
-          </w:p>
-        </w:tc>
-        <w:tc>
-          <w:tcPr>
-            <w:tcW w:type="dxa" w:w="2051"/>
-          </w:tcPr>
-          <w:p>
-            <w:pPr>
-              <w:spacing w:after="0" w:line="240" w:lineRule="auto"/>
-            </w:pPr>
-            <w:r>
-              <w:rPr>
-                <w:rFonts w:ascii="Times New Roman" w:hAnsi="Times New Roman" w:eastAsia="Times New Roman"/>
-                <w:b/>
-                <w:color w:val="181A1F"/>
-                <w:sz w:val="28"/>
-              </w:rPr>
-              <w:t>Г</w:t>
-            </w:r>
-          </w:p>
-        </w:tc>
-        <w:tc>
-          <w:tcPr>
-            <w:tcW w:type="dxa" w:w="2051"/>
-          </w:tcPr>
-          <w:p>
-            <w:pPr>
-              <w:spacing w:after="0" w:line="240" w:lineRule="auto"/>
-            </w:pPr>
-            <w:r>
-              <w:rPr>
-                <w:rFonts w:ascii="Times New Roman" w:hAnsi="Times New Roman" w:eastAsia="Times New Roman"/>
-                <w:b/>
-                <w:color w:val="181A1F"/>
-                <w:sz w:val="28"/>
-              </w:rPr>
-              <w:t>Д</w:t>
-            </w:r>
-          </w:p>
-        </w:tc>
-      </w:tr>
-      <w:tr>
-        <w:tc>
-          <w:tcPr>
-            <w:tcW w:type="dxa" w:w="2051"/>
-          </w:tcPr>
-          <w:p>
-            <w:pPr>
-              <w:spacing w:after="0" w:line="240" w:lineRule="auto"/>
-            </w:pPr>
-            <w:r>
-              <w:rPr>
-                <w:rFonts w:ascii="Times New Roman" w:hAnsi="Times New Roman" w:eastAsia="Times New Roman"/>
-                <w:color w:val="181A1F"/>
-                <w:sz w:val="28"/>
-              </w:rPr>
-            </w:r>
-          </w:p>
-        </w:tc>
-        <w:tc>
-          <w:tcPr>
-            <w:tcW w:type="dxa" w:w="2051"/>
-          </w:tcPr>
-          <w:p>
-            <w:pPr>
-              <w:spacing w:after="0" w:line="240" w:lineRule="auto"/>
-            </w:pPr>
-            <w:r>
-              <w:rPr>
-                <w:rFonts w:ascii="Times New Roman" w:hAnsi="Times New Roman" w:eastAsia="Times New Roman"/>
-                <w:color w:val="181A1F"/>
-                <w:sz w:val="28"/>
-              </w:rPr>
-            </w:r>
-          </w:p>
-        </w:tc>
-        <w:tc>
-          <w:tcPr>
-            <w:tcW w:type="dxa" w:w="2051"/>
-          </w:tcPr>
-          <w:p>
-            <w:pPr>
-              <w:spacing w:after="0" w:line="240" w:lineRule="auto"/>
-            </w:pPr>
-            <w:r>
-              <w:rPr>
-                <w:rFonts w:ascii="Times New Roman" w:hAnsi="Times New Roman" w:eastAsia="Times New Roman"/>
-                <w:color w:val="181A1F"/>
-                <w:sz w:val="28"/>
-              </w:rPr>
-            </w:r>
-          </w:p>
-        </w:tc>
-        <w:tc>
-          <w:tcPr>
-            <w:tcW w:type="dxa" w:w="2051"/>
-          </w:tcPr>
-          <w:p>
-            <w:pPr>
-              <w:spacing w:after="0" w:line="240" w:lineRule="auto"/>
-            </w:pPr>
-            <w:r>
-              <w:rPr>
-                <w:rFonts w:ascii="Times New Roman" w:hAnsi="Times New Roman" w:eastAsia="Times New Roman"/>
-                <w:color w:val="181A1F"/>
-                <w:sz w:val="28"/>
-              </w:rPr>
-            </w:r>
-          </w:p>
-        </w:tc>
-        <w:tc>
-          <w:tcPr>
-            <w:tcW w:type="dxa" w:w="2051"/>
-          </w:tcPr>
-          <w:p>
-            <w:pPr>
-              <w:spacing w:after="0" w:line="240" w:lineRule="auto"/>
-            </w:pPr>
-            <w:r>
-              <w:rPr>
-                <w:rFonts w:ascii="Times New Roman" w:hAnsi="Times New Roman" w:eastAsia="Times New Roman"/>
-                <w:color w:val="181A1F"/>
-                <w:sz w:val="28"/>
-              </w:rPr>
-            </w:r>
-          </w:p>
-        </w:tc>
-      </w:tr>
-    </w:tbl>
-    <w:p>
-      <w:pPr>
-        <w:keepNext/>
-        <w:widowControl/>
-        <w:spacing w:line="240" w:lineRule="auto" w:after="0" w:before="120"/>
-      </w:pPr>
-      <w:r>
-        <w:rPr>
-          <w:rFonts w:ascii="Times New Roman" w:hAnsi="Times New Roman" w:eastAsia="Times New Roman"/>
-          <w:b/>
-          <w:color w:val="181A1F"/>
-          <w:sz w:val="28"/>
-        </w:rPr>
-        <w:t>15.</w:t>
-      </w:r>
-    </w:p>
-    <w:p>
-      <w:pPr>
-        <w:widowControl/>
-        <w:spacing w:line="240" w:lineRule="auto" w:after="0"/>
-      </w:pPr>
-      <w:r>
-        <w:rPr>
-          <w:rFonts w:ascii="Times New Roman" w:hAnsi="Times New Roman" w:eastAsia="Times New Roman"/>
-          <w:b w:val="0"/>
-          <w:i w:val="0"/>
-          <w:color w:val="181A1F"/>
-          <w:sz w:val="28"/>
-        </w:rPr>
-        <w:t xml:space="preserve">Установите соответствие между полномочиями и субъектами государственной власти Российской Федерации, реализующими эти полномочия: к каждой позиции, данной в первом столбце, подберите соответствующую позицию из второго столбца. </w:t>
-      </w:r>
-    </w:p>
-    <w:tbl>
-      <w:tblPr>
-        <w:tblStyle w:val="TableGrid"/>
-        <w:tblW w:type="auto" w:w="0"/>
-        <w:tblLayout w:type="autofit"/>
-        <w:tblLook w:firstColumn="1" w:firstRow="1" w:lastColumn="0" w:lastRow="0" w:noHBand="0" w:noVBand="1" w:val="04A0"/>
-      </w:tblPr>
-      <w:tblGrid>
-        <w:gridCol w:w="5128"/>
-        <w:gridCol w:w="5128"/>
-      </w:tblGrid>
-      <w:tr>
-        <w:tc>
-          <w:tcPr>
-            <w:tcW w:type="dxa" w:w="5128"/>
-          </w:tcPr>
-          <w:p>
-            <w:pPr>
-              <w:spacing w:after="0" w:line="240" w:lineRule="auto"/>
-            </w:pPr>
-            <w:r>
-              <w:rPr>
-                <w:rFonts w:ascii="Times New Roman" w:hAnsi="Times New Roman" w:eastAsia="Times New Roman"/>
-                <w:b/>
-                <w:color w:val="181A1F"/>
-                <w:sz w:val="28"/>
-              </w:rPr>
-              <w:t>ПОЛНОМОЧИЯ</w:t>
-            </w:r>
-          </w:p>
-        </w:tc>
-        <w:tc>
-          <w:tcPr>
-            <w:tcW w:type="dxa" w:w="5128"/>
-          </w:tcPr>
-          <w:p>
-            <w:pPr>
-              <w:spacing w:after="0" w:line="240" w:lineRule="auto"/>
-            </w:pPr>
-            <w:r>
-              <w:rPr>
-                <w:rFonts w:ascii="Times New Roman" w:hAnsi="Times New Roman" w:eastAsia="Times New Roman"/>
-                <w:b/>
-                <w:color w:val="181A1F"/>
-                <w:sz w:val="28"/>
-              </w:rPr>
-              <w:t>СУБЪЕКТЫ ГОСУДАРСТВЕННОЙ ВЛАСТИ РОССИЙСКОЙ ФЕДЕРАЦИИ</w:t>
-            </w:r>
-          </w:p>
-        </w:tc>
-      </w:tr>
-      <w:tr>
-        <w:tc>
-          <w:tcPr>
-            <w:tcW w:type="dxa" w:w="5128"/>
-          </w:tcPr>
-          <w:p>
-            <w:pPr>
-              <w:spacing w:after="0" w:line="240" w:lineRule="auto"/>
-            </w:pPr>
-            <w:r>
-              <w:rPr>
-                <w:rFonts w:ascii="Times New Roman" w:hAnsi="Times New Roman" w:eastAsia="Times New Roman"/>
-                <w:color w:val="181A1F"/>
-                <w:sz w:val="28"/>
-              </w:rPr>
-              <w:t>А) утверждение военной доктрины</w:t>
-              <w:br/>
-              <w:t>Б) осуществление управления федеральной собственностью</w:t>
-              <w:br/>
-              <w:t>В) утверждение изменения границ между субъектами РФ</w:t>
-              <w:br/>
-              <w:t>Г) осуществление помилования</w:t>
-              <w:br/>
-              <w:t>Д) обеспечение исполнения федерального бюджета</w:t>
-            </w:r>
-          </w:p>
-        </w:tc>
-        <w:tc>
-          <w:tcPr>
-            <w:tcW w:type="dxa" w:w="5128"/>
-          </w:tcPr>
-          <w:p>
-            <w:pPr>
-              <w:spacing w:after="0" w:line="240" w:lineRule="auto"/>
-            </w:pPr>
-            <w:r>
-              <w:rPr>
-                <w:rFonts w:ascii="Times New Roman" w:hAnsi="Times New Roman" w:eastAsia="Times New Roman"/>
-                <w:color w:val="181A1F"/>
-                <w:sz w:val="28"/>
-              </w:rPr>
-              <w:t>1) Президент РФ</w:t>
-              <w:br/>
-              <w:t>2) Совет Федерации</w:t>
-              <w:br/>
-              <w:t>3) Правительство РФ</w:t>
-            </w:r>
-          </w:p>
-        </w:tc>
-      </w:tr>
-    </w:tbl>
-    <w:p>
-      <w:pPr>
-        <w:widowControl/>
-        <w:spacing w:line="240" w:lineRule="auto" w:after="0"/>
-      </w:pPr>
-      <w:r>
-        <w:rPr>
-          <w:rFonts w:ascii="Times New Roman" w:hAnsi="Times New Roman" w:eastAsia="Times New Roman"/>
-          <w:b w:val="0"/>
-          <w:i w:val="0"/>
-          <w:color w:val="181A1F"/>
-          <w:sz w:val="28"/>
-        </w:rPr>
-        <w:t>Запишите в таблицу выбранные цифры под соответствующими буквами:</w:t>
-      </w:r>
-    </w:p>
-    <w:tbl>
-      <w:tblPr>
-        <w:tblStyle w:val="TableGrid"/>
-        <w:tblW w:type="auto" w:w="0"/>
-        <w:tblLayout w:type="autofit"/>
-        <w:tblLook w:firstColumn="1" w:firstRow="1" w:lastColumn="0" w:lastRow="0" w:noHBand="0" w:noVBand="1" w:val="04A0"/>
-      </w:tblPr>
-      <w:tblGrid>
-        <w:gridCol w:w="2051"/>
-        <w:gridCol w:w="2051"/>
-        <w:gridCol w:w="2051"/>
-        <w:gridCol w:w="2051"/>
-        <w:gridCol w:w="2051"/>
-      </w:tblGrid>
-      <w:tr>
-        <w:tc>
-          <w:tcPr>
-            <w:tcW w:type="dxa" w:w="2051"/>
-          </w:tcPr>
-          <w:p>
-            <w:pPr>
-              <w:spacing w:after="0" w:line="240" w:lineRule="auto"/>
-            </w:pPr>
-            <w:r>
-              <w:rPr>
-                <w:rFonts w:ascii="Times New Roman" w:hAnsi="Times New Roman" w:eastAsia="Times New Roman"/>
-                <w:b/>
-                <w:color w:val="181A1F"/>
-                <w:sz w:val="28"/>
-              </w:rPr>
-              <w:t>A</w:t>
-            </w:r>
-          </w:p>
-        </w:tc>
-        <w:tc>
-          <w:tcPr>
-            <w:tcW w:type="dxa" w:w="2051"/>
-          </w:tcPr>
-          <w:p>
-            <w:pPr>
-              <w:spacing w:after="0" w:line="240" w:lineRule="auto"/>
-            </w:pPr>
-            <w:r>
-              <w:rPr>
-                <w:rFonts w:ascii="Times New Roman" w:hAnsi="Times New Roman" w:eastAsia="Times New Roman"/>
-                <w:b/>
-                <w:color w:val="181A1F"/>
-                <w:sz w:val="28"/>
-              </w:rPr>
-              <w:t>Б</w:t>
-            </w:r>
-          </w:p>
-        </w:tc>
-        <w:tc>
-          <w:tcPr>
-            <w:tcW w:type="dxa" w:w="2051"/>
-          </w:tcPr>
-          <w:p>
-            <w:pPr>
-              <w:spacing w:after="0" w:line="240" w:lineRule="auto"/>
-            </w:pPr>
-            <w:r>
-              <w:rPr>
-                <w:rFonts w:ascii="Times New Roman" w:hAnsi="Times New Roman" w:eastAsia="Times New Roman"/>
-                <w:b/>
-                <w:color w:val="181A1F"/>
-                <w:sz w:val="28"/>
-              </w:rPr>
-              <w:t>В</w:t>
-            </w:r>
-          </w:p>
-        </w:tc>
-        <w:tc>
-          <w:tcPr>
-            <w:tcW w:type="dxa" w:w="2051"/>
-          </w:tcPr>
-          <w:p>
-            <w:pPr>
-              <w:spacing w:after="0" w:line="240" w:lineRule="auto"/>
-            </w:pPr>
-            <w:r>
-              <w:rPr>
-                <w:rFonts w:ascii="Times New Roman" w:hAnsi="Times New Roman" w:eastAsia="Times New Roman"/>
-                <w:b/>
-                <w:color w:val="181A1F"/>
-                <w:sz w:val="28"/>
-              </w:rPr>
-              <w:t>Г</w:t>
-            </w:r>
-          </w:p>
-        </w:tc>
-        <w:tc>
-          <w:tcPr>
-            <w:tcW w:type="dxa" w:w="2051"/>
-          </w:tcPr>
-          <w:p>
-            <w:pPr>
-              <w:spacing w:after="0" w:line="240" w:lineRule="auto"/>
-            </w:pPr>
-            <w:r>
-              <w:rPr>
-                <w:rFonts w:ascii="Times New Roman" w:hAnsi="Times New Roman" w:eastAsia="Times New Roman"/>
-                <w:b/>
-                <w:color w:val="181A1F"/>
-                <w:sz w:val="28"/>
-              </w:rPr>
-              <w:t>Д</w:t>
-            </w:r>
-          </w:p>
-        </w:tc>
-      </w:tr>
-      <w:tr>
-        <w:tc>
-          <w:tcPr>
-            <w:tcW w:type="dxa" w:w="2051"/>
-          </w:tcPr>
-          <w:p>
-            <w:pPr>
-              <w:spacing w:after="0" w:line="240" w:lineRule="auto"/>
-            </w:pPr>
-            <w:r>
-              <w:rPr>
-                <w:rFonts w:ascii="Times New Roman" w:hAnsi="Times New Roman" w:eastAsia="Times New Roman"/>
-                <w:color w:val="181A1F"/>
-                <w:sz w:val="28"/>
-              </w:rPr>
-            </w:r>
-          </w:p>
-        </w:tc>
-        <w:tc>
-          <w:tcPr>
-            <w:tcW w:type="dxa" w:w="2051"/>
-          </w:tcPr>
-          <w:p>
-            <w:pPr>
-              <w:spacing w:after="0" w:line="240" w:lineRule="auto"/>
-            </w:pPr>
-            <w:r>
-              <w:rPr>
-                <w:rFonts w:ascii="Times New Roman" w:hAnsi="Times New Roman" w:eastAsia="Times New Roman"/>
-                <w:color w:val="181A1F"/>
-                <w:sz w:val="28"/>
-              </w:rPr>
-            </w:r>
-          </w:p>
-        </w:tc>
-        <w:tc>
-          <w:tcPr>
-            <w:tcW w:type="dxa" w:w="2051"/>
-          </w:tcPr>
-          <w:p>
-            <w:pPr>
-              <w:spacing w:after="0" w:line="240" w:lineRule="auto"/>
-            </w:pPr>
-            <w:r>
-              <w:rPr>
-                <w:rFonts w:ascii="Times New Roman" w:hAnsi="Times New Roman" w:eastAsia="Times New Roman"/>
-                <w:color w:val="181A1F"/>
-                <w:sz w:val="28"/>
-              </w:rPr>
-            </w:r>
-          </w:p>
-        </w:tc>
-        <w:tc>
-          <w:tcPr>
-            <w:tcW w:type="dxa" w:w="2051"/>
-          </w:tcPr>
-          <w:p>
-            <w:pPr>
-              <w:spacing w:after="0" w:line="240" w:lineRule="auto"/>
-            </w:pPr>
-            <w:r>
-              <w:rPr>
-                <w:rFonts w:ascii="Times New Roman" w:hAnsi="Times New Roman" w:eastAsia="Times New Roman"/>
-                <w:color w:val="181A1F"/>
-                <w:sz w:val="28"/>
-              </w:rPr>
-            </w:r>
-          </w:p>
-        </w:tc>
-        <w:tc>
-          <w:tcPr>
-            <w:tcW w:type="dxa" w:w="2051"/>
-          </w:tcPr>
-          <w:p>
-            <w:pPr>
-              <w:spacing w:after="0" w:line="240" w:lineRule="auto"/>
-            </w:pPr>
-            <w:r>
-              <w:rPr>
-                <w:rFonts w:ascii="Times New Roman" w:hAnsi="Times New Roman" w:eastAsia="Times New Roman"/>
-                <w:color w:val="181A1F"/>
-                <w:sz w:val="28"/>
-              </w:rPr>
-            </w:r>
-          </w:p>
-        </w:tc>
-      </w:tr>
-    </w:tbl>
-    <w:p>
-      <w:pPr>
-        <w:keepNext/>
-        <w:widowControl/>
-        <w:spacing w:line="240" w:lineRule="auto" w:after="0" w:before="120"/>
-      </w:pPr>
-      <w:r>
-        <w:rPr>
-          <w:rFonts w:ascii="Times New Roman" w:hAnsi="Times New Roman" w:eastAsia="Times New Roman"/>
-          <w:b/>
-          <w:color w:val="181A1F"/>
-          <w:sz w:val="28"/>
-        </w:rPr>
-        <w:t>16.</w:t>
-      </w:r>
-    </w:p>
-    <w:p>
-      <w:pPr>
-        <w:widowControl/>
-        <w:spacing w:line="240" w:lineRule="auto" w:after="0"/>
-      </w:pPr>
-      <w:r>
-        <w:rPr>
-          <w:rFonts w:ascii="Times New Roman" w:hAnsi="Times New Roman" w:eastAsia="Times New Roman"/>
-          <w:b w:val="0"/>
-          <w:i w:val="0"/>
-          <w:color w:val="181A1F"/>
-          <w:sz w:val="28"/>
-        </w:rPr>
-        <w:t>Установите соответствие между функциями и субъектами государственной власти Российской Федерации, которые их исполняют: к каждой позиции, данной в первом столбце, подберите соответствующую позицию из второго столбца.</w:t>
-      </w:r>
-    </w:p>
-    <w:tbl>
-      <w:tblPr>
-        <w:tblStyle w:val="TableGrid"/>
-        <w:tblW w:type="auto" w:w="0"/>
-        <w:tblLayout w:type="autofit"/>
-        <w:tblLook w:firstColumn="1" w:firstRow="1" w:lastColumn="0" w:lastRow="0" w:noHBand="0" w:noVBand="1" w:val="04A0"/>
-      </w:tblPr>
-      <w:tblGrid>
-        <w:gridCol w:w="5128"/>
-        <w:gridCol w:w="5128"/>
-      </w:tblGrid>
-      <w:tr>
-        <w:tc>
-          <w:tcPr>
-            <w:tcW w:type="dxa" w:w="5128"/>
-          </w:tcPr>
-          <w:p>
-            <w:pPr>
-              <w:spacing w:after="0" w:line="240" w:lineRule="auto"/>
-            </w:pPr>
-            <w:r>
-              <w:rPr>
-                <w:rFonts w:ascii="Times New Roman" w:hAnsi="Times New Roman" w:eastAsia="Times New Roman"/>
-                <w:b/>
-                <w:color w:val="181A1F"/>
-                <w:sz w:val="28"/>
-              </w:rPr>
-              <w:t>ФУНКЦИИ</w:t>
-            </w:r>
-          </w:p>
-        </w:tc>
-        <w:tc>
-          <w:tcPr>
-            <w:tcW w:type="dxa" w:w="5128"/>
-          </w:tcPr>
-          <w:p>
-            <w:pPr>
-              <w:spacing w:after="0" w:line="240" w:lineRule="auto"/>
-            </w:pPr>
-            <w:r>
-              <w:rPr>
-                <w:rFonts w:ascii="Times New Roman" w:hAnsi="Times New Roman" w:eastAsia="Times New Roman"/>
-                <w:b/>
-                <w:color w:val="181A1F"/>
-                <w:sz w:val="28"/>
-              </w:rPr>
-              <w:t>СУБЪЕКТЫ ГОСУДАРСТВЕННОЙ ВЛАСТИ РФ</w:t>
-            </w:r>
-          </w:p>
-        </w:tc>
-      </w:tr>
-      <w:tr>
-        <w:tc>
-          <w:tcPr>
-            <w:tcW w:type="dxa" w:w="5128"/>
-          </w:tcPr>
-          <w:p>
-            <w:pPr>
-              <w:spacing w:after="0" w:line="240" w:lineRule="auto"/>
-            </w:pPr>
-            <w:r>
-              <w:rPr>
-                <w:rFonts w:ascii="Times New Roman" w:hAnsi="Times New Roman" w:eastAsia="Times New Roman"/>
-                <w:color w:val="181A1F"/>
-                <w:sz w:val="28"/>
-              </w:rPr>
-              <w:t>А) управление федеральной собственностью</w:t>
-              <w:br/>
-              <w:t xml:space="preserve">Б) решение вопроса о возможности использования Вооруженных Сил РФ за пределами территории РФ </w:t>
-              <w:br/>
-              <w:t xml:space="preserve">В) объявление амнистии </w:t>
-              <w:br/>
-              <w:t>Г) обеспечение проведения в России единой финансовой, кредитной и денежной политики</w:t>
-              <w:br/>
-              <w:t>Д) назначение Председателя Центрального банка РФ</w:t>
-            </w:r>
-          </w:p>
-        </w:tc>
-        <w:tc>
-          <w:tcPr>
-            <w:tcW w:type="dxa" w:w="5128"/>
-          </w:tcPr>
-          <w:p>
-            <w:pPr>
-              <w:spacing w:after="0" w:line="240" w:lineRule="auto"/>
-            </w:pPr>
-            <w:r>
-              <w:rPr>
-                <w:rFonts w:ascii="Times New Roman" w:hAnsi="Times New Roman" w:eastAsia="Times New Roman"/>
-                <w:color w:val="181A1F"/>
-                <w:sz w:val="28"/>
-              </w:rPr>
-              <w:t>1) Совет Федерации</w:t>
-              <w:br/>
-              <w:t>2) Государственная Дума</w:t>
-              <w:br/>
-              <w:t>3) Правительство РФ</w:t>
-            </w:r>
-          </w:p>
-        </w:tc>
-      </w:tr>
-    </w:tbl>
-    <w:p>
-      <w:pPr>
-        <w:widowControl/>
-        <w:spacing w:line="240" w:lineRule="auto" w:after="0"/>
-      </w:pPr>
-      <w:r>
-        <w:rPr>
-          <w:rFonts w:ascii="Times New Roman" w:hAnsi="Times New Roman" w:eastAsia="Times New Roman"/>
-          <w:b w:val="0"/>
-          <w:i w:val="0"/>
-          <w:color w:val="181A1F"/>
-          <w:sz w:val="28"/>
-        </w:rPr>
-        <w:t>Запишите в таблицу выбранные цифры под соответствующими буквами:</w:t>
-      </w:r>
-    </w:p>
-    <w:tbl>
-      <w:tblPr>
-        <w:tblStyle w:val="TableGrid"/>
-        <w:tblW w:type="auto" w:w="0"/>
-        <w:tblLayout w:type="autofit"/>
-        <w:tblLook w:firstColumn="1" w:firstRow="1" w:lastColumn="0" w:lastRow="0" w:noHBand="0" w:noVBand="1" w:val="04A0"/>
-      </w:tblPr>
-      <w:tblGrid>
-        <w:gridCol w:w="2051"/>
-        <w:gridCol w:w="2051"/>
-        <w:gridCol w:w="2051"/>
-        <w:gridCol w:w="2051"/>
-        <w:gridCol w:w="2051"/>
-      </w:tblGrid>
-      <w:tr>
-        <w:tc>
-          <w:tcPr>
-            <w:tcW w:type="dxa" w:w="2051"/>
-          </w:tcPr>
-          <w:p>
-            <w:pPr>
-              <w:spacing w:after="0" w:line="240" w:lineRule="auto"/>
-            </w:pPr>
-            <w:r>
-              <w:rPr>
-                <w:rFonts w:ascii="Times New Roman" w:hAnsi="Times New Roman" w:eastAsia="Times New Roman"/>
-                <w:b/>
-                <w:color w:val="181A1F"/>
-                <w:sz w:val="28"/>
-              </w:rPr>
-              <w:t>A</w:t>
-            </w:r>
-          </w:p>
-        </w:tc>
-        <w:tc>
-          <w:tcPr>
-            <w:tcW w:type="dxa" w:w="2051"/>
-          </w:tcPr>
-          <w:p>
-            <w:pPr>
-              <w:spacing w:after="0" w:line="240" w:lineRule="auto"/>
-            </w:pPr>
-            <w:r>
-              <w:rPr>
-                <w:rFonts w:ascii="Times New Roman" w:hAnsi="Times New Roman" w:eastAsia="Times New Roman"/>
-                <w:b/>
-                <w:color w:val="181A1F"/>
-                <w:sz w:val="28"/>
-              </w:rPr>
-              <w:t>Б</w:t>
-            </w:r>
-          </w:p>
-        </w:tc>
-        <w:tc>
-          <w:tcPr>
-            <w:tcW w:type="dxa" w:w="2051"/>
-          </w:tcPr>
-          <w:p>
-            <w:pPr>
-              <w:spacing w:after="0" w:line="240" w:lineRule="auto"/>
-            </w:pPr>
-            <w:r>
-              <w:rPr>
-                <w:rFonts w:ascii="Times New Roman" w:hAnsi="Times New Roman" w:eastAsia="Times New Roman"/>
-                <w:b/>
-                <w:color w:val="181A1F"/>
-                <w:sz w:val="28"/>
-              </w:rPr>
-              <w:t>В</w:t>
-            </w:r>
-          </w:p>
-        </w:tc>
-        <w:tc>
-          <w:tcPr>
-            <w:tcW w:type="dxa" w:w="2051"/>
-          </w:tcPr>
-          <w:p>
-            <w:pPr>
-              <w:spacing w:after="0" w:line="240" w:lineRule="auto"/>
-            </w:pPr>
-            <w:r>
-              <w:rPr>
-                <w:rFonts w:ascii="Times New Roman" w:hAnsi="Times New Roman" w:eastAsia="Times New Roman"/>
-                <w:b/>
-                <w:color w:val="181A1F"/>
-                <w:sz w:val="28"/>
-              </w:rPr>
-              <w:t>Г</w:t>
-            </w:r>
-          </w:p>
-        </w:tc>
-        <w:tc>
-          <w:tcPr>
-            <w:tcW w:type="dxa" w:w="2051"/>
-          </w:tcPr>
-          <w:p>
-            <w:pPr>
-              <w:spacing w:after="0" w:line="240" w:lineRule="auto"/>
-            </w:pPr>
-            <w:r>
-              <w:rPr>
-                <w:rFonts w:ascii="Times New Roman" w:hAnsi="Times New Roman" w:eastAsia="Times New Roman"/>
-                <w:b/>
-                <w:color w:val="181A1F"/>
-                <w:sz w:val="28"/>
-              </w:rPr>
-              <w:t>Д</w:t>
-            </w:r>
-          </w:p>
-        </w:tc>
-      </w:tr>
-      <w:tr>
-        <w:tc>
-          <w:tcPr>
-            <w:tcW w:type="dxa" w:w="2051"/>
-          </w:tcPr>
-          <w:p>
-            <w:pPr>
-              <w:spacing w:after="0" w:line="240" w:lineRule="auto"/>
-            </w:pPr>
-            <w:r>
-              <w:rPr>
-                <w:rFonts w:ascii="Times New Roman" w:hAnsi="Times New Roman" w:eastAsia="Times New Roman"/>
-                <w:color w:val="181A1F"/>
-                <w:sz w:val="28"/>
-              </w:rPr>
-            </w:r>
-          </w:p>
-        </w:tc>
-        <w:tc>
-          <w:tcPr>
-            <w:tcW w:type="dxa" w:w="2051"/>
-          </w:tcPr>
-          <w:p>
-            <w:pPr>
-              <w:spacing w:after="0" w:line="240" w:lineRule="auto"/>
-            </w:pPr>
-            <w:r>
-              <w:rPr>
-                <w:rFonts w:ascii="Times New Roman" w:hAnsi="Times New Roman" w:eastAsia="Times New Roman"/>
-                <w:color w:val="181A1F"/>
-                <w:sz w:val="28"/>
-              </w:rPr>
-            </w:r>
-          </w:p>
-        </w:tc>
-        <w:tc>
-          <w:tcPr>
-            <w:tcW w:type="dxa" w:w="2051"/>
-          </w:tcPr>
-          <w:p>
-            <w:pPr>
-              <w:spacing w:after="0" w:line="240" w:lineRule="auto"/>
-            </w:pPr>
-            <w:r>
-              <w:rPr>
-                <w:rFonts w:ascii="Times New Roman" w:hAnsi="Times New Roman" w:eastAsia="Times New Roman"/>
-                <w:color w:val="181A1F"/>
-                <w:sz w:val="28"/>
-              </w:rPr>
-            </w:r>
-          </w:p>
-        </w:tc>
-        <w:tc>
-          <w:tcPr>
-            <w:tcW w:type="dxa" w:w="2051"/>
-          </w:tcPr>
-          <w:p>
-            <w:pPr>
-              <w:spacing w:after="0" w:line="240" w:lineRule="auto"/>
-            </w:pPr>
-            <w:r>
-              <w:rPr>
-                <w:rFonts w:ascii="Times New Roman" w:hAnsi="Times New Roman" w:eastAsia="Times New Roman"/>
-                <w:color w:val="181A1F"/>
-                <w:sz w:val="28"/>
-              </w:rPr>
-            </w:r>
-          </w:p>
-        </w:tc>
-        <w:tc>
-          <w:tcPr>
-            <w:tcW w:type="dxa" w:w="2051"/>
-          </w:tcPr>
-          <w:p>
-            <w:pPr>
-              <w:spacing w:after="0" w:line="240" w:lineRule="auto"/>
-            </w:pPr>
-            <w:r>
-              <w:rPr>
-                <w:rFonts w:ascii="Times New Roman" w:hAnsi="Times New Roman" w:eastAsia="Times New Roman"/>
-                <w:color w:val="181A1F"/>
-                <w:sz w:val="28"/>
-              </w:rPr>
-            </w:r>
-          </w:p>
-        </w:tc>
-      </w:tr>
-    </w:tbl>
-    <w:p>
-      <w:pPr>
-        <w:widowControl/>
-        <w:spacing w:line="240" w:lineRule="auto" w:after="0"/>
-      </w:pPr>
-      <w:r>
-        <w:rPr>
-          <w:rFonts w:ascii="Times New Roman" w:hAnsi="Times New Roman" w:eastAsia="Times New Roman"/>
-          <w:color w:val="181A1F"/>
-          <w:sz w:val="28"/>
-        </w:rPr>
-        <w:br w:type="page"/>
-      </w:r>
-    </w:p>
-    <w:p>
-      <w:pPr>
-        <w:pStyle w:val="Heading1"/>
-        <w:keepNext/>
-        <w:widowControl/>
-        <w:spacing w:line="240" w:lineRule="auto" w:after="60" w:before="160"/>
-      </w:pPr>
-      <w:r>
-        <w:rPr>
-          <w:rFonts w:ascii="Times New Roman" w:hAnsi="Times New Roman" w:eastAsia="Times New Roman"/>
-          <w:b/>
-          <w:color w:val="181A1F"/>
-          <w:sz w:val="28"/>
-        </w:rPr>
-        <w:t>Часть 2</w:t>
-      </w:r>
-    </w:p>
-    <w:p>
-      <w:pPr>
-        <w:widowControl/>
-        <w:spacing w:line="240" w:lineRule="auto" w:after="0"/>
-      </w:pPr>
-      <w:r>
-        <w:rPr>
-          <w:rFonts w:ascii="Times New Roman" w:hAnsi="Times New Roman" w:eastAsia="Times New Roman"/>
-          <w:color w:val="181A1F"/>
-          <w:sz w:val="28"/>
-        </w:rPr>
-        <w:t>Для заданий 17–25 запишите полный развёрнутый ответ. Каждый вопрос самодостаточен и тематически соответствует варианту.</w:t>
-      </w:r>
-    </w:p>
-    <w:p>
-      <w:pPr>
-        <w:keepNext/>
-        <w:widowControl/>
-        <w:spacing w:line="240" w:lineRule="auto" w:after="0" w:before="120"/>
-      </w:pPr>
-      <w:r>
-        <w:rPr>
-          <w:rFonts w:ascii="Times New Roman" w:hAnsi="Times New Roman" w:eastAsia="Times New Roman"/>
-          <w:b/>
-          <w:color w:val="181A1F"/>
-          <w:sz w:val="28"/>
-        </w:rPr>
-        <w:t>17.</w:t>
-      </w:r>
-    </w:p>
-    <w:p>
-      <w:pPr>
-        <w:widowControl/>
-        <w:spacing w:line="240" w:lineRule="auto" w:after="0"/>
-      </w:pPr>
-      <w:r>
-        <w:rPr>
-          <w:rFonts w:ascii="Times New Roman" w:hAnsi="Times New Roman" w:eastAsia="Times New Roman"/>
-          <w:b w:val="0"/>
-          <w:i w:val="0"/>
-          <w:color w:val="181A1F"/>
-          <w:sz w:val="28"/>
-        </w:rPr>
-        <w:t xml:space="preserve">Под конституционным правом понимается система юридических норм, регулирующих целостный комплекс общественных отношений, которые складываются в процессе определения устоев общества и государства, закрепления основ правового статуса человека, личности и гражданина, установления системы, организации и функционирования государственной власти... </w:t>
-      </w:r>
-    </w:p>
-    <w:p>
-      <w:pPr>
-        <w:widowControl/>
-        <w:spacing w:line="240" w:lineRule="auto" w:after="0"/>
-      </w:pPr>
-      <w:r>
-        <w:rPr>
-          <w:rFonts w:ascii="Times New Roman" w:hAnsi="Times New Roman" w:eastAsia="Times New Roman"/>
-          <w:b w:val="0"/>
-          <w:i w:val="0"/>
-          <w:color w:val="181A1F"/>
-          <w:sz w:val="28"/>
-        </w:rPr>
-        <w:t xml:space="preserve">Конституционное право является ведущей отраслью в системе национального права каждой страны. Это обусловлено значительностью предмета правового регулирования, исключительной ролью заглавного акта конституционного права, учредительным характером его норм. </w:t>
-      </w:r>
-    </w:p>
-    <w:p>
-      <w:pPr>
-        <w:widowControl/>
-        <w:spacing w:line="240" w:lineRule="auto" w:after="0"/>
-      </w:pPr>
-      <w:r>
-        <w:rPr>
-          <w:rFonts w:ascii="Times New Roman" w:hAnsi="Times New Roman" w:eastAsia="Times New Roman"/>
-          <w:b w:val="0"/>
-          <w:i w:val="0"/>
-          <w:color w:val="181A1F"/>
-          <w:sz w:val="28"/>
-        </w:rPr>
-        <w:t xml:space="preserve">Значимость предмета регулирования конституционного права заключается в том, что в его структуру входят только основополагающие, фундаментальные отношения, возникающие во всех сферах жизни общества: политической, экономической, социальной и духовной. </w:t>
-      </w:r>
-    </w:p>
-    <w:p>
-      <w:pPr>
-        <w:widowControl/>
-        <w:spacing w:line="240" w:lineRule="auto" w:after="0"/>
-      </w:pPr>
-      <w:r>
-        <w:rPr>
-          <w:rFonts w:ascii="Times New Roman" w:hAnsi="Times New Roman" w:eastAsia="Times New Roman"/>
-          <w:b w:val="0"/>
-          <w:i w:val="0"/>
-          <w:color w:val="181A1F"/>
-          <w:sz w:val="28"/>
-        </w:rPr>
-        <w:t xml:space="preserve">Объём и пределы конституционно-правового регулирования общественных отношений определяются государством с политических позиций. Государство просто вынуждено выражать в нормах конституционного права стабильное соотношение различных социальных сил, сложившееся во взаимоотношениях между классами, народами, нациями и государством по поводу определения формы государства, осуществления публичной власти, закрепления правового статуса человека, личности и гражданина... </w:t>
-      </w:r>
-    </w:p>
-    <w:p>
-      <w:pPr>
-        <w:widowControl/>
-        <w:spacing w:line="240" w:lineRule="auto" w:after="0"/>
-      </w:pPr>
-      <w:r>
-        <w:rPr>
-          <w:rFonts w:ascii="Times New Roman" w:hAnsi="Times New Roman" w:eastAsia="Times New Roman"/>
-          <w:b w:val="0"/>
-          <w:i w:val="0"/>
-          <w:color w:val="181A1F"/>
-          <w:sz w:val="28"/>
-        </w:rPr>
-        <w:t xml:space="preserve">Каждая отрасль национальной системы права почти всегда имеет свой заглавный нормативный правовой акт. В России, например, роль заглавного акта в гражданском праве выполняет Гражданский кодекс РФ, в трудовом — Трудовой кодекс РФ, в земельном — Земельный кодекс РФ и т. д. </w:t>
-      </w:r>
-    </w:p>
-    <w:p>
-      <w:pPr>
-        <w:widowControl/>
-        <w:spacing w:line="240" w:lineRule="auto" w:after="0"/>
-      </w:pPr>
-      <w:r>
-        <w:rPr>
-          <w:rFonts w:ascii="Times New Roman" w:hAnsi="Times New Roman" w:eastAsia="Times New Roman"/>
-          <w:b w:val="0"/>
-          <w:i w:val="0"/>
-          <w:color w:val="181A1F"/>
-          <w:sz w:val="28"/>
-        </w:rPr>
-        <w:t xml:space="preserve">В отношении конституционного права в качестве заглавного нормативного правового акта выступает конституция. Её исключительная роль проявляется в том, что она обладает верховенством на всей территории суверенного государства, имеет приоритет над всеми другими законами, является базой текущего законодательства, имеет прямое действие и применяется на всей территории страны (ст. 15 Конституции РФ). </w:t>
-      </w:r>
-    </w:p>
-    <w:p>
-      <w:pPr>
-        <w:widowControl/>
-        <w:spacing w:line="240" w:lineRule="auto" w:after="0"/>
-      </w:pPr>
-      <w:r>
-        <w:rPr>
-          <w:rFonts w:ascii="Times New Roman" w:hAnsi="Times New Roman" w:eastAsia="Times New Roman"/>
-          <w:b w:val="0"/>
-          <w:i w:val="0"/>
-          <w:color w:val="181A1F"/>
-          <w:sz w:val="28"/>
-        </w:rPr>
-        <w:t xml:space="preserve">Из всех законов лишь одна конституция служит основным источником не только конституционного права, но и всех других отраслей национальной системы права. В этом смысле все отрасли права являются производными от конституции, коренятся в её содержании. Учредительный характер конституционно-правовых норм означает, что они устанавливают основные начала, своеобразные истоки всех других отраслей национальной системы права. </w:t>
-      </w:r>
-    </w:p>
-    <w:p>
-      <w:pPr>
-        <w:widowControl/>
-        <w:spacing w:line="240" w:lineRule="auto" w:after="0"/>
-      </w:pPr>
-      <w:r>
-        <w:rPr>
-          <w:rFonts w:ascii="Times New Roman" w:hAnsi="Times New Roman" w:eastAsia="Times New Roman"/>
-          <w:b w:val="0"/>
-          <w:i w:val="0"/>
-          <w:color w:val="181A1F"/>
-          <w:sz w:val="28"/>
-        </w:rPr>
-        <w:t>Нормы конституционного права определяют место и роль органов исполнительной власти в системе органов государства, их виды, устанавливают подотчётность и ответственность правительства перед парламентом или главой государства. Тем самым они закладывают основы, формируют исходные положения для административного права, нормы которого регулируют отношения, возникающие в процессе деятельности исполнительных органов государственной власти, осуществления государственного управления. Конституционно-правовые нормы в большинстве стран определяют экономическую систему государства и соответствующие ей формы собственности.  (А. И. Казанник, А.Н. Костюков)</w:t>
-      </w:r>
-    </w:p>
-    <w:p>
-      <w:pPr>
-        <w:widowControl/>
-        <w:spacing w:line="240" w:lineRule="auto" w:after="0"/>
-      </w:pPr>
-      <w:r>
-        <w:rPr>
-          <w:rFonts w:ascii="Times New Roman" w:hAnsi="Times New Roman" w:eastAsia="Times New Roman"/>
-          <w:b w:val="0"/>
-          <w:i w:val="0"/>
-          <w:color w:val="181A1F"/>
-          <w:sz w:val="28"/>
-        </w:rPr>
-        <w:t>В чём проявляется исключительная роль конституции в правовой системе государства? (Назовите любые три особенности конституции, указанные в тексте.) В чём заключается значимость предмета регулирования конституционного права? Как, по мнению авторов, конституционные нормы связаны с отраслевым законодательством?</w:t>
-      </w:r>
-    </w:p>
-    <w:p>
-      <w:pPr>
-        <w:widowControl/>
-        <w:spacing w:line="240" w:lineRule="auto" w:after="0"/>
-      </w:pPr>
-      <w:r>
-        <w:rPr>
-          <w:rFonts w:ascii="Times New Roman" w:hAnsi="Times New Roman" w:eastAsia="Times New Roman"/>
-          <w:color w:val="181A1F"/>
           <w:sz w:val="28"/>
         </w:rPr>
         <w:t>Ответ:</w:t>
@@ -4258,31 +3316,380 @@
     </w:p>
     <w:p>
       <w:pPr>
-        <w:keepNext/>
-        <w:widowControl/>
-        <w:spacing w:line="240" w:lineRule="auto" w:after="0" w:before="120"/>
+        <w:keepNext w:val="0"/>
+        <w:spacing w:after="60" w:line="240" w:lineRule="auto"/>
+        <w:jc w:val="both"/>
       </w:pPr>
       <w:r>
         <w:rPr>
           <w:rFonts w:ascii="Times New Roman" w:hAnsi="Times New Roman" w:eastAsia="Times New Roman"/>
           <w:b/>
-          <w:color w:val="181A1F"/>
           <w:sz w:val="28"/>
         </w:rPr>
-        <w:t>18.</w:t>
+        <w:t xml:space="preserve">№16 </w:t>
       </w:r>
-    </w:p>
-    <w:p>
-      <w:pPr>
-        <w:widowControl/>
-        <w:spacing w:line="240" w:lineRule="auto" w:after="0"/>
-      </w:pPr>
       <w:r>
         <w:rPr>
           <w:rFonts w:ascii="Times New Roman" w:hAnsi="Times New Roman" w:eastAsia="Times New Roman"/>
           <w:b w:val="0"/>
           <w:i w:val="0"/>
-          <w:color w:val="181A1F"/>
+          <w:sz w:val="28"/>
+        </w:rPr>
+        <w:t>Игнасио, совершеннолетний дееспособный гражданин государства Z, обратился в полномочный орган государства Z с заявлением об отказе от гражданства государства Z, так как решил стать гражданином Российской Федерации. При каких условиях Игнасио может подать заявление о приёме в гражданство РФ в общем порядке? Запишите цифры, под которыми указаны эти условия.</w:t>
+      </w:r>
+    </w:p>
+    <w:p>
+      <w:pPr>
+        <w:keepNext w:val="0"/>
+        <w:spacing w:after="60" w:line="240" w:lineRule="auto"/>
+        <w:jc w:val="both"/>
+      </w:pPr>
+      <w:r>
+        <w:rPr>
+          <w:rFonts w:ascii="Times New Roman" w:hAnsi="Times New Roman" w:eastAsia="Times New Roman"/>
+          <w:b w:val="0"/>
+          <w:i w:val="0"/>
+          <w:sz w:val="28"/>
+        </w:rPr>
+        <w:t>1) наличие собственности в РФ</w:t>
+      </w:r>
+    </w:p>
+    <w:p>
+      <w:pPr>
+        <w:keepNext w:val="0"/>
+        <w:spacing w:after="60" w:line="240" w:lineRule="auto"/>
+        <w:jc w:val="both"/>
+      </w:pPr>
+      <w:r>
+        <w:rPr>
+          <w:rFonts w:ascii="Times New Roman" w:hAnsi="Times New Roman" w:eastAsia="Times New Roman"/>
+          <w:b w:val="0"/>
+          <w:i w:val="0"/>
+          <w:sz w:val="28"/>
+        </w:rPr>
+        <w:t>2) наличие законного источника средств к существованию</w:t>
+      </w:r>
+    </w:p>
+    <w:p>
+      <w:pPr>
+        <w:keepNext w:val="0"/>
+        <w:spacing w:after="60" w:line="240" w:lineRule="auto"/>
+        <w:jc w:val="both"/>
+      </w:pPr>
+      <w:r>
+        <w:rPr>
+          <w:rFonts w:ascii="Times New Roman" w:hAnsi="Times New Roman" w:eastAsia="Times New Roman"/>
+          <w:b w:val="0"/>
+          <w:i w:val="0"/>
+          <w:sz w:val="28"/>
+        </w:rPr>
+        <w:t>3) наличие родственных связей в РФ</w:t>
+      </w:r>
+    </w:p>
+    <w:p>
+      <w:pPr>
+        <w:keepNext w:val="0"/>
+        <w:spacing w:after="60" w:line="240" w:lineRule="auto"/>
+        <w:jc w:val="both"/>
+      </w:pPr>
+      <w:r>
+        <w:rPr>
+          <w:rFonts w:ascii="Times New Roman" w:hAnsi="Times New Roman" w:eastAsia="Times New Roman"/>
+          <w:b w:val="0"/>
+          <w:i w:val="0"/>
+          <w:sz w:val="28"/>
+        </w:rPr>
+        <w:t>4) наличие документа о профессиональном образовании</w:t>
+      </w:r>
+    </w:p>
+    <w:p>
+      <w:pPr>
+        <w:keepNext w:val="0"/>
+        <w:spacing w:after="60" w:line="240" w:lineRule="auto"/>
+        <w:jc w:val="both"/>
+      </w:pPr>
+      <w:r>
+        <w:rPr>
+          <w:rFonts w:ascii="Times New Roman" w:hAnsi="Times New Roman" w:eastAsia="Times New Roman"/>
+          <w:b w:val="0"/>
+          <w:i w:val="0"/>
+          <w:sz w:val="28"/>
+        </w:rPr>
+        <w:t>5) владение русским языком</w:t>
+      </w:r>
+    </w:p>
+    <w:p>
+      <w:pPr>
+        <w:keepNext w:val="0"/>
+        <w:spacing w:after="60" w:line="240" w:lineRule="auto"/>
+        <w:jc w:val="both"/>
+      </w:pPr>
+      <w:r>
+        <w:rPr>
+          <w:rFonts w:ascii="Times New Roman" w:hAnsi="Times New Roman" w:eastAsia="Times New Roman"/>
+          <w:b w:val="0"/>
+          <w:i w:val="0"/>
+          <w:sz w:val="28"/>
+        </w:rPr>
+        <w:t>6) обязательство соблюдать Конституцию РФ и законодательство РФ</w:t>
+      </w:r>
+    </w:p>
+    <w:p>
+      <w:pPr>
+        <w:keepNext w:val="0"/>
+        <w:spacing w:after="60" w:line="240" w:lineRule="auto"/>
+        <w:jc w:val="both"/>
+      </w:pPr>
+      <w:r>
+        <w:rPr>
+          <w:rFonts w:ascii="Times New Roman" w:hAnsi="Times New Roman" w:eastAsia="Times New Roman"/>
+          <w:b w:val="0"/>
+          <w:i w:val="0"/>
+          <w:sz w:val="28"/>
+        </w:rPr>
+        <w:t>Ответ:</w:t>
+      </w:r>
+    </w:p>
+    <w:p>
+      <w:r>
+        <w:br w:type="page"/>
+      </w:r>
+    </w:p>
+    <w:p>
+      <w:pPr>
+        <w:keepNext/>
+        <w:spacing w:after="60" w:line="240" w:lineRule="auto"/>
+        <w:jc w:val="both"/>
+      </w:pPr>
+      <w:r>
+        <w:rPr>
+          <w:rFonts w:ascii="Times New Roman" w:hAnsi="Times New Roman" w:eastAsia="Times New Roman"/>
+          <w:b/>
+          <w:i w:val="0"/>
+          <w:sz w:val="28"/>
+        </w:rPr>
+        <w:t>Вторая часть</w:t>
+      </w:r>
+    </w:p>
+    <w:p>
+      <w:pPr>
+        <w:keepNext w:val="0"/>
+        <w:spacing w:after="60" w:line="240" w:lineRule="auto"/>
+        <w:jc w:val="both"/>
+      </w:pPr>
+      <w:r>
+        <w:rPr>
+          <w:rFonts w:ascii="Times New Roman" w:hAnsi="Times New Roman" w:eastAsia="Times New Roman"/>
+          <w:b w:val="0"/>
+          <w:i w:val="0"/>
+          <w:sz w:val="28"/>
+        </w:rPr>
+        <w:t>В науке конституционного права наиболее распространенным критерием классификации прав и свобод является реальное содержание прав и свобод человека и гражданина. Все основные права и свободы образуют определенную систему в соответствии со сферами деятельности (гражданские, политические, экономические, социальные и культурные).</w:t>
+      </w:r>
+    </w:p>
+    <w:p>
+      <w:pPr>
+        <w:keepNext w:val="0"/>
+        <w:spacing w:after="60" w:line="240" w:lineRule="auto"/>
+        <w:jc w:val="both"/>
+      </w:pPr>
+      <w:r>
+        <w:rPr>
+          <w:rFonts w:ascii="Times New Roman" w:hAnsi="Times New Roman" w:eastAsia="Times New Roman"/>
+          <w:b w:val="0"/>
+          <w:i w:val="0"/>
+          <w:sz w:val="28"/>
+        </w:rPr>
+        <w:t>Одним из отличительных признаков для политических прав является возможность участия в общественно-политической сфере государства. Сущность политических прав и свобод во многом зависит от специфики взаимоотношений между человеком и государством. Политические права и свободы включают следующие связи между государством и его гражданами: во-первых, право участвовать в управлении государством, во-вторых, право воздействовать на политические отношения.</w:t>
+      </w:r>
+    </w:p>
+    <w:p>
+      <w:pPr>
+        <w:keepNext w:val="0"/>
+        <w:spacing w:after="60" w:line="240" w:lineRule="auto"/>
+        <w:jc w:val="both"/>
+      </w:pPr>
+      <w:r>
+        <w:rPr>
+          <w:rFonts w:ascii="Times New Roman" w:hAnsi="Times New Roman" w:eastAsia="Times New Roman"/>
+          <w:b w:val="0"/>
+          <w:i w:val="0"/>
+          <w:sz w:val="28"/>
+        </w:rPr>
+        <w:t>Политические права придают народу реальную значимость как первичного источника власти, составляют органическую основу демократии и выступают как ценности, которыми власть должна ограничивать себя и на которые должна ориентироваться. Именно с помощью политических прав гражданин становится участником политического процесса, получает возможность оказывать влияние на политическую жизнь общества, участвовать в формировании и осуществлении государственной власти. Политические права обеспечивают активную самореализацию человека в обществе. Они оказывают непосредственное влияние на прочность устоев конституционного строя, реальность его демократизма и уровень политической культуры населения.</w:t>
+      </w:r>
+    </w:p>
+    <w:p>
+      <w:pPr>
+        <w:keepNext w:val="0"/>
+        <w:spacing w:after="60" w:line="240" w:lineRule="auto"/>
+        <w:jc w:val="both"/>
+      </w:pPr>
+      <w:r>
+        <w:rPr>
+          <w:rFonts w:ascii="Times New Roman" w:hAnsi="Times New Roman" w:eastAsia="Times New Roman"/>
+          <w:b w:val="0"/>
+          <w:i w:val="0"/>
+          <w:sz w:val="28"/>
+        </w:rPr>
+        <w:t>В отличие от других прав человека, где личность выступает в качестве индивидуальности, обладающей неповторимыми и своеобразными особенностями (гражданские права), труженика и собственника (экономические права), участника социальной и культурной жизни (социальные и культурные права), в политических правах воплощаются интересы человека как политического деятеля, участника политических процессов, протекающих в обществе.</w:t>
+      </w:r>
+    </w:p>
+    <w:p>
+      <w:pPr>
+        <w:keepNext w:val="0"/>
+        <w:spacing w:after="60" w:line="240" w:lineRule="auto"/>
+        <w:jc w:val="both"/>
+      </w:pPr>
+      <w:r>
+        <w:rPr>
+          <w:rFonts w:ascii="Times New Roman" w:hAnsi="Times New Roman" w:eastAsia="Times New Roman"/>
+          <w:b w:val="0"/>
+          <w:i w:val="0"/>
+          <w:sz w:val="28"/>
+        </w:rPr>
+        <w:t>Важным отличием политических прав является их тесная связь с обладанием гражданством государства. Большинство политических прав и свобод, согласно Конституции Российской Федерации, признаются за гражданами. Однако, например, право на объединение, свобода мысли и слова гарантируются каждому человеку…</w:t>
+      </w:r>
+    </w:p>
+    <w:p>
+      <w:pPr>
+        <w:keepNext/>
+        <w:spacing w:after="60" w:line="240" w:lineRule="auto"/>
+        <w:jc w:val="both"/>
+      </w:pPr>
+      <w:r>
+        <w:rPr>
+          <w:rFonts w:ascii="Times New Roman" w:hAnsi="Times New Roman" w:eastAsia="Times New Roman"/>
+          <w:b/>
+          <w:i w:val="0"/>
+          <w:sz w:val="28"/>
+        </w:rPr>
+        <w:t>№17</w:t>
+      </w:r>
+    </w:p>
+    <w:p>
+      <w:pPr>
+        <w:keepNext w:val="0"/>
+        <w:spacing w:after="60" w:line="240" w:lineRule="auto"/>
+        <w:jc w:val="both"/>
+      </w:pPr>
+      <w:r>
+        <w:rPr>
+          <w:rFonts w:ascii="Times New Roman" w:hAnsi="Times New Roman" w:eastAsia="Times New Roman"/>
+          <w:b w:val="0"/>
+          <w:i w:val="0"/>
+          <w:sz w:val="28"/>
+        </w:rPr>
+        <w:t>Права человека есть система, упорядоченная своим структурным строением, первичными элементами которой являются отдельные права.</w:t>
+      </w:r>
+    </w:p>
+    <w:p>
+      <w:pPr>
+        <w:keepNext w:val="0"/>
+        <w:spacing w:after="60" w:line="240" w:lineRule="auto"/>
+        <w:jc w:val="both"/>
+      </w:pPr>
+      <w:r>
+        <w:rPr>
+          <w:rFonts w:ascii="Times New Roman" w:hAnsi="Times New Roman" w:eastAsia="Times New Roman"/>
+          <w:b w:val="0"/>
+          <w:i w:val="0"/>
+          <w:sz w:val="28"/>
+        </w:rPr>
+        <w:t>Представляется, что политические права являются инструментом борьбы за все иные права и свободы человека и гражданина. Они являются необходимым условием для реализации любых прав. Так, например, безработный или бездомный, для которого политические права отходят на второй план, никогда не сможет воспользоваться правом на труд или правом на жилище, если не будет располагать для этого необходимыми политическими правами.</w:t>
+      </w:r>
+    </w:p>
+    <w:p>
+      <w:pPr>
+        <w:keepNext w:val="0"/>
+        <w:spacing w:after="60" w:line="240" w:lineRule="auto"/>
+        <w:jc w:val="both"/>
+      </w:pPr>
+      <w:r>
+        <w:rPr>
+          <w:rFonts w:ascii="Times New Roman" w:hAnsi="Times New Roman" w:eastAsia="Times New Roman"/>
+          <w:b w:val="0"/>
+          <w:i w:val="0"/>
+          <w:sz w:val="28"/>
+        </w:rPr>
+        <w:t>Безусловно, политические права и свободы обладают свойствами, присущими всем правам человека, являются лишь составляющей единицей общей системы прав и свобод российских граждан: они защищают основные, базовые ценности и интересы личности; они являются субъективными правами; являются естественными, неотъемлемыми правами; гарантированы государством, закреплены в правовых нормах и защищаются согласно общепринятым принципам международного права; политические права являются всеобщими, так как возможность их осуществления должна быть у каждого человека без исключения, независимо от пола, расы, национальности и т.п.</w:t>
+      </w:r>
+    </w:p>
+    <w:p>
+      <w:pPr>
+        <w:keepNext w:val="0"/>
+        <w:spacing w:after="60" w:line="240" w:lineRule="auto"/>
+        <w:jc w:val="both"/>
+      </w:pPr>
+      <w:r>
+        <w:rPr>
+          <w:rFonts w:ascii="Times New Roman" w:hAnsi="Times New Roman" w:eastAsia="Times New Roman"/>
+          <w:b w:val="0"/>
+          <w:i w:val="0"/>
+          <w:sz w:val="28"/>
+        </w:rPr>
+        <w:t>(С.А.Афанасьева)</w:t>
+      </w:r>
+    </w:p>
+    <w:p>
+      <w:pPr>
+        <w:keepNext w:val="0"/>
+        <w:spacing w:after="60" w:line="240" w:lineRule="auto"/>
+        <w:jc w:val="both"/>
+      </w:pPr>
+      <w:r>
+        <w:rPr>
+          <w:rFonts w:ascii="Times New Roman" w:hAnsi="Times New Roman" w:eastAsia="Times New Roman"/>
+          <w:b w:val="0"/>
+          <w:i w:val="0"/>
+          <w:sz w:val="28"/>
+        </w:rPr>
+        <w:t>Что автор называет в качестве основного критерия классификации прав и свобод? Какие политические права, по его мнению, принадлежат каждому человеку независимо от наличия гражданства? Какой пример влияния политических прав на реализацию других прав и свобод человека он приводит?</w:t>
+      </w:r>
+    </w:p>
+    <w:p>
+      <w:pPr>
+        <w:keepNext w:val="0"/>
+        <w:spacing w:after="60" w:line="240" w:lineRule="auto"/>
+        <w:jc w:val="both"/>
+      </w:pPr>
+      <w:r>
+        <w:rPr>
+          <w:rFonts w:ascii="Times New Roman" w:hAnsi="Times New Roman" w:eastAsia="Times New Roman"/>
+          <w:b w:val="0"/>
+          <w:i w:val="0"/>
+          <w:sz w:val="28"/>
+        </w:rPr>
+        <w:t>Ответ:</w:t>
+      </w:r>
+    </w:p>
+    <w:p>
+      <w:pPr>
+        <w:keepNext/>
+        <w:spacing w:after="60" w:line="240" w:lineRule="auto"/>
+        <w:jc w:val="both"/>
+      </w:pPr>
+      <w:r>
+        <w:rPr>
+          <w:rFonts w:ascii="Times New Roman" w:hAnsi="Times New Roman" w:eastAsia="Times New Roman"/>
+          <w:b/>
+          <w:i w:val="0"/>
+          <w:sz w:val="28"/>
+        </w:rPr>
+        <w:t>№18</w:t>
+      </w:r>
+    </w:p>
+    <w:p>
+      <w:pPr>
+        <w:keepNext w:val="0"/>
+        <w:spacing w:after="60" w:line="240" w:lineRule="auto"/>
+        <w:jc w:val="both"/>
+      </w:pPr>
+      <w:r>
+        <w:rPr>
+          <w:rFonts w:ascii="Times New Roman" w:hAnsi="Times New Roman" w:eastAsia="Times New Roman"/>
+          <w:b w:val="0"/>
+          <w:i w:val="0"/>
           <w:sz w:val="28"/>
         </w:rPr>
         <w:t>В тексте упомянуты ключевые понятия социально-гуманитарных наук.</w:t>
@@ -4290,15 +3697,15 @@
     </w:p>
     <w:p>
       <w:pPr>
-        <w:widowControl/>
-        <w:spacing w:line="240" w:lineRule="auto" w:after="0"/>
+        <w:keepNext w:val="0"/>
+        <w:spacing w:after="60" w:line="240" w:lineRule="auto"/>
+        <w:jc w:val="both"/>
       </w:pPr>
       <w:r>
         <w:rPr>
           <w:rFonts w:ascii="Times New Roman" w:hAnsi="Times New Roman" w:eastAsia="Times New Roman"/>
           <w:b w:val="0"/>
           <w:i w:val="0"/>
-          <w:color w:val="181A1F"/>
           <w:sz w:val="28"/>
         </w:rPr>
         <w:t>Используя обществоведческие знания,</w:t>
@@ -4306,109 +3713,63 @@
     </w:p>
     <w:p>
       <w:pPr>
-        <w:widowControl/>
-        <w:spacing w:line="240" w:lineRule="auto" w:after="0"/>
+        <w:keepNext w:val="0"/>
+        <w:spacing w:after="60" w:line="240" w:lineRule="auto"/>
+        <w:jc w:val="both"/>
       </w:pPr>
       <w:r>
         <w:rPr>
           <w:rFonts w:ascii="Times New Roman" w:hAnsi="Times New Roman" w:eastAsia="Times New Roman"/>
           <w:b w:val="0"/>
           <w:i w:val="0"/>
-          <w:color w:val="181A1F"/>
           <w:sz w:val="28"/>
         </w:rPr>
-        <w:t>– укажите не менее трёх основных признаков понятия «органы государственной власти»;</w:t>
+        <w:t>– укажите не менее трёх основных признаков государства как политического института;</w:t>
       </w:r>
     </w:p>
     <w:p>
       <w:pPr>
-        <w:widowControl/>
-        <w:spacing w:line="240" w:lineRule="auto" w:after="0"/>
+        <w:keepNext w:val="0"/>
+        <w:spacing w:after="60" w:line="240" w:lineRule="auto"/>
+        <w:jc w:val="both"/>
       </w:pPr>
       <w:r>
         <w:rPr>
           <w:rFonts w:ascii="Times New Roman" w:hAnsi="Times New Roman" w:eastAsia="Times New Roman"/>
           <w:b w:val="0"/>
           <w:i w:val="0"/>
-          <w:color w:val="181A1F"/>
           <w:sz w:val="28"/>
         </w:rPr>
-        <w:t>– объясните связь политической социализации и обновлением политической элиты. (Объяснение может быть дано в одном или нескольких распространённых предложениях.)</w:t>
+        <w:t>– объясните связь рассмотренной автором роли политических прав с задачами социально-экономической политики государства.</w:t>
       </w:r>
     </w:p>
     <w:p>
       <w:pPr>
-        <w:widowControl/>
-        <w:spacing w:line="240" w:lineRule="auto" w:after="0"/>
+        <w:keepNext w:val="0"/>
+        <w:spacing w:after="60" w:line="240" w:lineRule="auto"/>
+        <w:jc w:val="both"/>
       </w:pPr>
       <w:r>
         <w:rPr>
           <w:rFonts w:ascii="Times New Roman" w:hAnsi="Times New Roman" w:eastAsia="Times New Roman"/>
           <w:b w:val="0"/>
           <w:i w:val="0"/>
-          <w:color w:val="181A1F"/>
           <w:sz w:val="28"/>
         </w:rPr>
-        <w:t>Политическая система взаимодействует с целым рядом других подсистем: социальной, экономической, идеологической, этической, правовой, культурной, образующими ее общественное окружение, ее общественные ресурсы наряду с ее природным окружением и природными ресурсами (демографическими, пространственно-территориальными), а также внешнеполитическим окружением.</w:t>
+        <w:t>(Объяснение с опорой на положения текста может быть дано в одном или нескольких распространенных предложениях.)</w:t>
       </w:r>
     </w:p>
     <w:p>
       <w:pPr>
-        <w:widowControl/>
-        <w:spacing w:line="240" w:lineRule="auto" w:after="0"/>
+        <w:keepNext w:val="0"/>
+        <w:spacing w:after="60" w:line="240" w:lineRule="auto"/>
+        <w:jc w:val="both"/>
       </w:pPr>
       <w:r>
         <w:rPr>
           <w:rFonts w:ascii="Times New Roman" w:hAnsi="Times New Roman" w:eastAsia="Times New Roman"/>
           <w:b w:val="0"/>
           <w:i w:val="0"/>
-          <w:color w:val="181A1F"/>
-          <w:sz w:val="28"/>
-        </w:rPr>
-        <w:t xml:space="preserve">Центральное положение политической системы, ее отличие от других систем общества заключается в следующем: а) она является универсальной по охвату данного общества своим воздействием, распространяющимся на всех его членов; б) она претендует на конечный контроль над применением физического принуждения; в) ее право выносить обязывающие решения принимается в качестве легитимного; г) ее решения являются авторитетно-властными, несущими в себе силу легитимности и существенную вероятность того, что им подчинятся… </w:t>
-      </w:r>
-    </w:p>
-    <w:p>
-      <w:pPr>
-        <w:widowControl/>
-        <w:spacing w:line="240" w:lineRule="auto" w:after="0"/>
-      </w:pPr>
-      <w:r>
-        <w:rPr>
-          <w:rFonts w:ascii="Times New Roman" w:hAnsi="Times New Roman" w:eastAsia="Times New Roman"/>
-          <w:b w:val="0"/>
-          <w:i w:val="0"/>
-          <w:color w:val="181A1F"/>
-          <w:sz w:val="28"/>
-        </w:rPr>
-        <w:t xml:space="preserve">…Политическую систему общества можно рассматривать в узком и широком смысле. В первом случае (в узком смысле) под политической системой общества подразумевается совокупность институтов (государственных органов, политических партий, движений, профсоюзов, экономических структур и т.п.), в рамках которых проходит политическая жизнь общества и осуществляется политическая власть. Такое понятие политической системы, по сути, тождественно понятию политической организации общества. Во втором случае (в широком смысле) под политической системой следует понимать систему (сферу) всех политических явлений, которые существуют в обществе… В научной литературе, отечественной и зарубежной, нередко указываются четыре главные группы элементов политической системы: 1) политические институты (организации, учреждения); 2) политические отношения; 3) политические принципы и нормы; 4) политическое сознание и политическая культура. Среди других элементов политической системы следует отметить политическую социализацию. Ее содержанием является включение личности в систему политических отношений, приобщение к политической жизни, усвоение ею политических знаний и опыта, развитие ее политической активности, формирование мировоззрения. Любая политическая система и любой из входящих в нее элементов имеют социальное содержание, являются отражением определенных социальных интересов. В этом ее сущность. </w:t>
-      </w:r>
-    </w:p>
-    <w:p>
-      <w:pPr>
-        <w:widowControl/>
-        <w:spacing w:line="240" w:lineRule="auto" w:after="0"/>
-      </w:pPr>
-      <w:r>
-        <w:rPr>
-          <w:rFonts w:ascii="Times New Roman" w:hAnsi="Times New Roman" w:eastAsia="Times New Roman"/>
-          <w:b w:val="0"/>
-          <w:i w:val="0"/>
-          <w:color w:val="181A1F"/>
-          <w:sz w:val="28"/>
-        </w:rPr>
-        <w:t>(Н.Н. Бондарь)</w:t>
-      </w:r>
-    </w:p>
-    <w:p>
-      <w:pPr>
-        <w:widowControl/>
-        <w:spacing w:line="240" w:lineRule="auto" w:after="0"/>
-      </w:pPr>
-      <w:r>
-        <w:rPr>
-          <w:rFonts w:ascii="Times New Roman" w:hAnsi="Times New Roman" w:eastAsia="Times New Roman"/>
-          <w:color w:val="181A1F"/>
           <w:sz w:val="28"/>
         </w:rPr>
         <w:t>Ответ:</w:t>
@@ -4416,31 +3777,287 @@
     </w:p>
     <w:p>
       <w:pPr>
-        <w:keepNext/>
-        <w:widowControl/>
-        <w:spacing w:line="240" w:lineRule="auto" w:after="0" w:before="120"/>
+        <w:keepNext w:val="0"/>
+        <w:spacing w:after="60" w:line="240" w:lineRule="auto"/>
+        <w:jc w:val="both"/>
       </w:pPr>
       <w:r>
         <w:rPr>
           <w:rFonts w:ascii="Times New Roman" w:hAnsi="Times New Roman" w:eastAsia="Times New Roman"/>
           <w:b/>
-          <w:color w:val="181A1F"/>
           <w:sz w:val="28"/>
         </w:rPr>
-        <w:t>19.</w:t>
+        <w:t xml:space="preserve">№19 </w:t>
       </w:r>
-    </w:p>
-    <w:p>
-      <w:pPr>
-        <w:widowControl/>
-        <w:spacing w:line="240" w:lineRule="auto" w:after="0"/>
-      </w:pPr>
       <w:r>
         <w:rPr>
           <w:rFonts w:ascii="Times New Roman" w:hAnsi="Times New Roman" w:eastAsia="Times New Roman"/>
           <w:b w:val="0"/>
           <w:i w:val="0"/>
-          <w:color w:val="181A1F"/>
+          <w:sz w:val="28"/>
+        </w:rPr>
+        <w:t>Приведите три примера, иллюстрирующие реализацию гражданами политических прав и свобод. Сначала назовите право (свободу), а затем приведите пример его (ее) реализации. (Каждый пример должен быть сформулирован развёрнуто.)</w:t>
+      </w:r>
+    </w:p>
+    <w:p>
+      <w:pPr>
+        <w:keepNext w:val="0"/>
+        <w:spacing w:after="60" w:line="240" w:lineRule="auto"/>
+        <w:jc w:val="both"/>
+      </w:pPr>
+      <w:r>
+        <w:rPr>
+          <w:rFonts w:ascii="Times New Roman" w:hAnsi="Times New Roman" w:eastAsia="Times New Roman"/>
+          <w:b w:val="0"/>
+          <w:i w:val="0"/>
+          <w:sz w:val="28"/>
+        </w:rPr>
+        <w:t>Ответ:</w:t>
+      </w:r>
+    </w:p>
+    <w:p>
+      <w:pPr>
+        <w:keepNext w:val="0"/>
+        <w:spacing w:after="60" w:line="240" w:lineRule="auto"/>
+        <w:jc w:val="both"/>
+      </w:pPr>
+      <w:r>
+        <w:rPr>
+          <w:rFonts w:ascii="Times New Roman" w:hAnsi="Times New Roman" w:eastAsia="Times New Roman"/>
+          <w:b/>
+          <w:sz w:val="28"/>
+        </w:rPr>
+        <w:t xml:space="preserve">№20 </w:t>
+      </w:r>
+      <w:r>
+        <w:rPr>
+          <w:rFonts w:ascii="Times New Roman" w:hAnsi="Times New Roman" w:eastAsia="Times New Roman"/>
+          <w:b w:val="0"/>
+          <w:i w:val="0"/>
+          <w:sz w:val="28"/>
+        </w:rPr>
+        <w:t>Используя знания обществоведческого курса и личный социальный опыт, приведите три особенности исполнительной власти в демократическом государстве. (Каждый аргумент должен быть сформулирован как распространённое предложение.)</w:t>
+      </w:r>
+    </w:p>
+    <w:p>
+      <w:pPr>
+        <w:keepNext w:val="0"/>
+        <w:spacing w:after="60" w:line="240" w:lineRule="auto"/>
+        <w:jc w:val="both"/>
+      </w:pPr>
+      <w:r>
+        <w:rPr>
+          <w:rFonts w:ascii="Times New Roman" w:hAnsi="Times New Roman" w:eastAsia="Times New Roman"/>
+          <w:b w:val="0"/>
+          <w:i w:val="0"/>
+          <w:sz w:val="28"/>
+        </w:rPr>
+        <w:t>Ответ:</w:t>
+      </w:r>
+    </w:p>
+    <w:p>
+      <w:pPr>
+        <w:keepNext w:val="0"/>
+        <w:spacing w:after="60" w:line="240" w:lineRule="auto"/>
+        <w:jc w:val="both"/>
+      </w:pPr>
+      <w:r>
+        <w:rPr>
+          <w:rFonts w:ascii="Times New Roman" w:hAnsi="Times New Roman" w:eastAsia="Times New Roman"/>
+          <w:b/>
+          <w:sz w:val="28"/>
+        </w:rPr>
+        <w:t xml:space="preserve">№21 </w:t>
+      </w:r>
+      <w:r>
+        <w:rPr>
+          <w:rFonts w:ascii="Times New Roman" w:hAnsi="Times New Roman" w:eastAsia="Times New Roman"/>
+          <w:b w:val="0"/>
+          <w:i w:val="0"/>
+          <w:sz w:val="28"/>
+        </w:rPr>
+        <w:t>На графике изображено изменение ситуации на рынке мороженого в стране Z. Спрос переместился из положения D в положение D1 при неизменном предложении S. (На графике P — цена товара; Q — количество товара.)</w:t>
+      </w:r>
+    </w:p>
+    <w:p>
+      <w:pPr>
+        <w:spacing w:after="80"/>
+        <w:jc w:val="center"/>
+      </w:pPr>
+      <w:r>
+        <w:drawing>
+          <wp:inline xmlns:a="http://schemas.openxmlformats.org/drawingml/2006/main" xmlns:pic="http://schemas.openxmlformats.org/drawingml/2006/picture">
+            <wp:extent cx="3348000" cy="3348000"/>
+            <wp:docPr id="2" name="Picture 2"/>
+            <wp:cNvGraphicFramePr>
+              <a:graphicFrameLocks noChangeAspect="1"/>
+            </wp:cNvGraphicFramePr>
+            <a:graphic>
+              <a:graphicData uri="http://schemas.openxmlformats.org/drawingml/2006/picture">
+                <pic:pic>
+                  <pic:nvPicPr>
+                    <pic:cNvPr id="0" name="asset-0048.png"/>
+                    <pic:cNvPicPr/>
+                  </pic:nvPicPr>
+                  <pic:blipFill>
+                    <a:blip r:embed="rId10"/>
+                    <a:stretch>
+                      <a:fillRect/>
+                    </a:stretch>
+                  </pic:blipFill>
+                  <pic:spPr>
+                    <a:xfrm>
+                      <a:off x="0" y="0"/>
+                      <a:ext cx="3348000" cy="3348000"/>
+                    </a:xfrm>
+                    <a:prstGeom prst="rect"/>
+                  </pic:spPr>
+                </pic:pic>
+              </a:graphicData>
+            </a:graphic>
+          </wp:inline>
+        </w:drawing>
+      </w:r>
+    </w:p>
+    <w:p>
+      <w:pPr>
+        <w:keepNext w:val="0"/>
+        <w:spacing w:after="60" w:line="240" w:lineRule="auto"/>
+        <w:jc w:val="both"/>
+      </w:pPr>
+      <w:r>
+        <w:rPr>
+          <w:rFonts w:ascii="Times New Roman" w:hAnsi="Times New Roman" w:eastAsia="Times New Roman"/>
+          <w:b w:val="0"/>
+          <w:i w:val="0"/>
+          <w:sz w:val="28"/>
+        </w:rPr>
+        <w:t>Как изменилась равновесная цена?</w:t>
+      </w:r>
+    </w:p>
+    <w:p>
+      <w:pPr>
+        <w:keepNext w:val="0"/>
+        <w:spacing w:after="60" w:line="240" w:lineRule="auto"/>
+        <w:jc w:val="both"/>
+      </w:pPr>
+      <w:r>
+        <w:rPr>
+          <w:rFonts w:ascii="Times New Roman" w:hAnsi="Times New Roman" w:eastAsia="Times New Roman"/>
+          <w:b w:val="0"/>
+          <w:i w:val="0"/>
+          <w:sz w:val="28"/>
+        </w:rPr>
+        <w:t>Что могло вызвать изменение спроса? Сначала укажите любое одно обстоятельство (фактор), затем объясните его влияние на спрос (обязательно укажите характер изменения спроса). (Объяснение должно быть дано применительно к рынку, указанному в тексте задания.)</w:t>
+      </w:r>
+    </w:p>
+    <w:p>
+      <w:pPr>
+        <w:keepNext w:val="0"/>
+        <w:spacing w:after="60" w:line="240" w:lineRule="auto"/>
+        <w:jc w:val="both"/>
+      </w:pPr>
+      <w:r>
+        <w:rPr>
+          <w:rFonts w:ascii="Times New Roman" w:hAnsi="Times New Roman" w:eastAsia="Times New Roman"/>
+          <w:b w:val="0"/>
+          <w:i w:val="0"/>
+          <w:sz w:val="28"/>
+        </w:rPr>
+        <w:t>Как изменятся предложение и равновесная цена на данном рынке, если при прочих равных условиях обанкротится крупнейшая фирма–производитель мороженого?</w:t>
+      </w:r>
+    </w:p>
+    <w:p>
+      <w:pPr>
+        <w:keepNext w:val="0"/>
+        <w:spacing w:after="60" w:line="240" w:lineRule="auto"/>
+        <w:jc w:val="both"/>
+      </w:pPr>
+      <w:r>
+        <w:rPr>
+          <w:rFonts w:ascii="Times New Roman" w:hAnsi="Times New Roman" w:eastAsia="Times New Roman"/>
+          <w:b w:val="0"/>
+          <w:i w:val="0"/>
+          <w:sz w:val="28"/>
+        </w:rPr>
+        <w:t>Ответ:</w:t>
+      </w:r>
+    </w:p>
+    <w:p>
+      <w:pPr>
+        <w:keepNext w:val="0"/>
+        <w:spacing w:after="60" w:line="240" w:lineRule="auto"/>
+        <w:jc w:val="both"/>
+      </w:pPr>
+      <w:r>
+        <w:rPr>
+          <w:rFonts w:ascii="Times New Roman" w:hAnsi="Times New Roman" w:eastAsia="Times New Roman"/>
+          <w:b/>
+          <w:sz w:val="28"/>
+        </w:rPr>
+        <w:t xml:space="preserve">№22 </w:t>
+      </w:r>
+      <w:r>
+        <w:rPr>
+          <w:rFonts w:ascii="Times New Roman" w:hAnsi="Times New Roman" w:eastAsia="Times New Roman"/>
+          <w:b w:val="0"/>
+          <w:i w:val="0"/>
+          <w:sz w:val="28"/>
+        </w:rPr>
+        <w:t xml:space="preserve">Отслуживший в рядах Вооружённых Сил Российской Федерации Андрей К. учится на 3 курсе технического университета. В свободное от учёбы время он работает в конструкторском бюро. Заработная плата выплачивается Андрею К. в виде фиксированной суммы. Андрей К. занимает активную гражданскую позицию, во время каникул Андрей К. на личном автомобиле возит гуманитарную помощь жителям Донбасса. </w:t>
+      </w:r>
+    </w:p>
+    <w:p>
+      <w:pPr>
+        <w:keepNext w:val="0"/>
+        <w:spacing w:after="60" w:line="240" w:lineRule="auto"/>
+        <w:jc w:val="both"/>
+      </w:pPr>
+      <w:r>
+        <w:rPr>
+          <w:rFonts w:ascii="Times New Roman" w:hAnsi="Times New Roman" w:eastAsia="Times New Roman"/>
+          <w:b w:val="0"/>
+          <w:i w:val="0"/>
+          <w:sz w:val="28"/>
+        </w:rPr>
+        <w:t>Образование какого уровня получает Андрей К.? Какую форму денежной оплаты труда иллюстрирует приведённый пример? Какая конституционная обязанность связана с получением заработной платы? Какое нравственное качество и традиционная духовно-нравственная ценность проявляется в описанной в задании деятельности Андрея К.?</w:t>
+      </w:r>
+    </w:p>
+    <w:p>
+      <w:pPr>
+        <w:keepNext w:val="0"/>
+        <w:spacing w:after="60" w:line="240" w:lineRule="auto"/>
+        <w:jc w:val="both"/>
+      </w:pPr>
+      <w:r>
+        <w:rPr>
+          <w:rFonts w:ascii="Times New Roman" w:hAnsi="Times New Roman" w:eastAsia="Times New Roman"/>
+          <w:b w:val="0"/>
+          <w:i w:val="0"/>
+          <w:sz w:val="28"/>
+        </w:rPr>
+        <w:t>Ответ:</w:t>
+      </w:r>
+    </w:p>
+    <w:p>
+      <w:pPr>
+        <w:keepNext w:val="0"/>
+        <w:spacing w:after="60" w:line="240" w:lineRule="auto"/>
+        <w:jc w:val="both"/>
+      </w:pPr>
+      <w:r>
+        <w:rPr>
+          <w:rFonts w:ascii="Times New Roman" w:hAnsi="Times New Roman" w:eastAsia="Times New Roman"/>
+          <w:b/>
+          <w:sz w:val="28"/>
+        </w:rPr>
+        <w:t xml:space="preserve">№23 </w:t>
+      </w:r>
+      <w:r>
+        <w:rPr>
+          <w:rFonts w:ascii="Times New Roman" w:hAnsi="Times New Roman" w:eastAsia="Times New Roman"/>
+          <w:b w:val="0"/>
+          <w:i w:val="0"/>
           <w:sz w:val="28"/>
         </w:rPr>
         <w:t xml:space="preserve">Конституция Российской Федерации закрепляет основы конституционного строя нашего государства, права и свободы человека и гражданина. </w:t>
@@ -4448,47 +4065,47 @@
     </w:p>
     <w:p>
       <w:pPr>
-        <w:widowControl/>
-        <w:spacing w:line="240" w:lineRule="auto" w:after="0"/>
+        <w:keepNext w:val="0"/>
+        <w:spacing w:after="60" w:line="240" w:lineRule="auto"/>
+        <w:jc w:val="both"/>
       </w:pPr>
       <w:r>
         <w:rPr>
           <w:rFonts w:ascii="Times New Roman" w:hAnsi="Times New Roman" w:eastAsia="Times New Roman"/>
           <w:b w:val="0"/>
           <w:i w:val="0"/>
-          <w:color w:val="181A1F"/>
           <w:sz w:val="28"/>
         </w:rPr>
-        <w:t>На основе Конституции Российской Федерации объясните смысл следующих характеристик нашего государства: 1) гарантии идеологического многообразия; 2) наличие условий для реализации хозяйственной инициативы; 3) гарантия презумпции невиновности.</w:t>
+        <w:t xml:space="preserve">На основе Конституции Российской Федерации объясните смысл следующих характеристик нашего государства: 1) признание идеологического многообразия; 2) установление основ рыночной экономики; 3) реализация принципа разделения государственной власти. </w:t>
       </w:r>
     </w:p>
     <w:p>
       <w:pPr>
-        <w:widowControl/>
-        <w:spacing w:line="240" w:lineRule="auto" w:after="0"/>
+        <w:keepNext w:val="0"/>
+        <w:spacing w:after="60" w:line="240" w:lineRule="auto"/>
+        <w:jc w:val="both"/>
       </w:pPr>
       <w:r>
         <w:rPr>
           <w:rFonts w:ascii="Times New Roman" w:hAnsi="Times New Roman" w:eastAsia="Times New Roman"/>
           <w:b w:val="0"/>
           <w:i w:val="0"/>
-          <w:color w:val="181A1F"/>
           <w:sz w:val="28"/>
         </w:rPr>
-        <w:t>(Каждое объяснение должно быть сформулировано как распространённое предложение с опорой на конкретное положение Конституции Российской Федерации.</w:t>
+        <w:t xml:space="preserve">(Каждое объяснение должно быть сформулировано как распространённое предложение с опорой на конкретное положение Конституции Российской Федерации. </w:t>
       </w:r>
     </w:p>
     <w:p>
       <w:pPr>
-        <w:widowControl/>
-        <w:spacing w:line="240" w:lineRule="auto" w:after="0"/>
+        <w:keepNext w:val="0"/>
+        <w:spacing w:after="60" w:line="240" w:lineRule="auto"/>
+        <w:jc w:val="both"/>
       </w:pPr>
       <w:r>
         <w:rPr>
           <w:rFonts w:ascii="Times New Roman" w:hAnsi="Times New Roman" w:eastAsia="Times New Roman"/>
           <w:b w:val="0"/>
           <w:i w:val="0"/>
-          <w:color w:val="181A1F"/>
           <w:sz w:val="28"/>
         </w:rPr>
         <w:t>Обратите внимание на то, что правильное выполнение задания не требует указания в ответе номеров соответствующих статей Конституции и дословного воспроизведения их содержания.)</w:t>
@@ -4496,13 +4113,15 @@
     </w:p>
     <w:p>
       <w:pPr>
-        <w:widowControl/>
-        <w:spacing w:line="240" w:lineRule="auto" w:after="0"/>
+        <w:keepNext w:val="0"/>
+        <w:spacing w:after="60" w:line="240" w:lineRule="auto"/>
+        <w:jc w:val="both"/>
       </w:pPr>
       <w:r>
         <w:rPr>
           <w:rFonts w:ascii="Times New Roman" w:hAnsi="Times New Roman" w:eastAsia="Times New Roman"/>
-          <w:color w:val="181A1F"/>
+          <w:b w:val="0"/>
+          <w:i w:val="0"/>
           <w:sz w:val="28"/>
         </w:rPr>
         <w:t>Ответ:</w:t>
@@ -4510,93 +4129,39 @@
     </w:p>
     <w:p>
       <w:pPr>
-        <w:keepNext/>
-        <w:widowControl/>
-        <w:spacing w:line="240" w:lineRule="auto" w:after="0" w:before="120"/>
+        <w:keepNext w:val="0"/>
+        <w:spacing w:after="60" w:line="240" w:lineRule="auto"/>
+        <w:jc w:val="both"/>
       </w:pPr>
       <w:r>
         <w:rPr>
           <w:rFonts w:ascii="Times New Roman" w:hAnsi="Times New Roman" w:eastAsia="Times New Roman"/>
           <w:b/>
-          <w:color w:val="181A1F"/>
           <w:sz w:val="28"/>
         </w:rPr>
-        <w:t>20.</w:t>
+        <w:t xml:space="preserve">№24 </w:t>
       </w:r>
-    </w:p>
-    <w:p>
-      <w:pPr>
-        <w:widowControl/>
-        <w:spacing w:line="240" w:lineRule="auto" w:after="0"/>
-      </w:pPr>
       <w:r>
         <w:rPr>
           <w:rFonts w:ascii="Times New Roman" w:hAnsi="Times New Roman" w:eastAsia="Times New Roman"/>
           <w:b w:val="0"/>
           <w:i w:val="0"/>
-          <w:color w:val="181A1F"/>
           <w:sz w:val="28"/>
         </w:rPr>
-        <w:t xml:space="preserve">Конституция Российской Федерации закрепляет основы организации государственной власти в РФ. </w:t>
+        <w:t>Используя обществоведческие знания, составьте сложный план, позволяющий раскрыть по существу тему «Правительство РФ как высший орган и институт исполнительной власти РФ». Сложный план должен содержать не менее трёх пунктов, непосредственно раскрывающих тему по существу, из которых два или более детализированы в подпунктах. (Количество подпунктов каждого детализированного пункта должно быть не менее трёх, за исключением случаев, когда с точки зрения общественных наук возможны только два подпункта.)</w:t>
       </w:r>
     </w:p>
     <w:p>
       <w:pPr>
-        <w:widowControl/>
-        <w:spacing w:line="240" w:lineRule="auto" w:after="0"/>
+        <w:keepNext w:val="0"/>
+        <w:spacing w:after="60" w:line="240" w:lineRule="auto"/>
+        <w:jc w:val="both"/>
       </w:pPr>
       <w:r>
         <w:rPr>
           <w:rFonts w:ascii="Times New Roman" w:hAnsi="Times New Roman" w:eastAsia="Times New Roman"/>
           <w:b w:val="0"/>
           <w:i w:val="0"/>
-          <w:color w:val="181A1F"/>
-          <w:sz w:val="28"/>
-        </w:rPr>
-        <w:t>На основе положений Конституции Российской Федерации приведите три объяснения этой характеристики.</w:t>
-      </w:r>
-    </w:p>
-    <w:p>
-      <w:pPr>
-        <w:widowControl/>
-        <w:spacing w:line="240" w:lineRule="auto" w:after="0"/>
-      </w:pPr>
-      <w:r>
-        <w:rPr>
-          <w:rFonts w:ascii="Times New Roman" w:hAnsi="Times New Roman" w:eastAsia="Times New Roman"/>
-          <w:b w:val="0"/>
-          <w:i w:val="0"/>
-          <w:color w:val="181A1F"/>
-          <w:sz w:val="28"/>
-        </w:rPr>
-        <w:t>(Каждое подтверждение должно быть сформулировано как распространённое предложение с опорой на конкретное положение Конституции Российской Федерации.</w:t>
-      </w:r>
-    </w:p>
-    <w:p>
-      <w:pPr>
-        <w:widowControl/>
-        <w:spacing w:line="240" w:lineRule="auto" w:after="0"/>
-      </w:pPr>
-      <w:r>
-        <w:rPr>
-          <w:rFonts w:ascii="Times New Roman" w:hAnsi="Times New Roman" w:eastAsia="Times New Roman"/>
-          <w:b w:val="0"/>
-          <w:i w:val="0"/>
-          <w:color w:val="181A1F"/>
-          <w:sz w:val="28"/>
-        </w:rPr>
-        <w:t xml:space="preserve">Обращаем внимание, что правильное выполнение задания не требует указания в ответе номеров соответствующих статей Конституции и дословного воспроизведения их содержания.) </w:t>
-      </w:r>
-    </w:p>
-    <w:p>
-      <w:pPr>
-        <w:widowControl/>
-        <w:spacing w:line="240" w:lineRule="auto" w:after="0"/>
-      </w:pPr>
-      <w:r>
-        <w:rPr>
-          <w:rFonts w:ascii="Times New Roman" w:hAnsi="Times New Roman" w:eastAsia="Times New Roman"/>
-          <w:color w:val="181A1F"/>
           <w:sz w:val="28"/>
         </w:rPr>
         <w:t>Ответ:</w:t>
@@ -4604,411 +4169,84 @@
     </w:p>
     <w:p>
       <w:pPr>
-        <w:keepNext/>
-        <w:widowControl/>
-        <w:spacing w:line="240" w:lineRule="auto" w:after="0" w:before="120"/>
+        <w:keepNext w:val="0"/>
+        <w:spacing w:after="60" w:line="240" w:lineRule="auto"/>
+        <w:jc w:val="both"/>
       </w:pPr>
       <w:r>
         <w:rPr>
           <w:rFonts w:ascii="Times New Roman" w:hAnsi="Times New Roman" w:eastAsia="Times New Roman"/>
           <w:b/>
-          <w:color w:val="181A1F"/>
           <w:sz w:val="28"/>
         </w:rPr>
-        <w:t>21.</w:t>
+        <w:t xml:space="preserve">№25 </w:t>
       </w:r>
-    </w:p>
-    <w:p>
-      <w:pPr>
-        <w:widowControl/>
-        <w:spacing w:line="240" w:lineRule="auto" w:after="0"/>
-      </w:pPr>
       <w:r>
         <w:rPr>
           <w:rFonts w:ascii="Times New Roman" w:hAnsi="Times New Roman" w:eastAsia="Times New Roman"/>
           <w:b w:val="0"/>
           <w:i w:val="0"/>
-          <w:color w:val="181A1F"/>
           <w:sz w:val="28"/>
         </w:rPr>
-        <w:t xml:space="preserve">Конституция Российской Федерации закрепляет основы конституционного строя нашего государства, права и свободы человека и гражданина. </w:t>
+        <w:t>Обоснуйте необходимость разделения власти в демократическом государстве. (Обоснование должно быть дано с опорой на обществоведческие знания в нескольких связанных между собой распространённых предложениях, раскрывать причинно- следственные и (или) функциональные связи.)</w:t>
       </w:r>
     </w:p>
     <w:p>
       <w:pPr>
-        <w:widowControl/>
-        <w:spacing w:line="240" w:lineRule="auto" w:after="0"/>
+        <w:keepNext w:val="0"/>
+        <w:spacing w:after="60" w:line="240" w:lineRule="auto"/>
+        <w:jc w:val="both"/>
       </w:pPr>
       <w:r>
         <w:rPr>
           <w:rFonts w:ascii="Times New Roman" w:hAnsi="Times New Roman" w:eastAsia="Times New Roman"/>
           <w:b w:val="0"/>
           <w:i w:val="0"/>
-          <w:color w:val="181A1F"/>
           <w:sz w:val="28"/>
         </w:rPr>
-        <w:t xml:space="preserve">На основе положений Конституции Российской Федерации объясните смысл следующих характеристик нашего государства: 1) демократическое государство; 2) федеративное государство; 3) реализация принципов разделения государственной власти. </w:t>
+        <w:t>Что относится к полномочиям Правительства Российской Федерации в социальной сфере? (Назовите любые три таких полномочия.)</w:t>
       </w:r>
     </w:p>
     <w:p>
       <w:pPr>
-        <w:widowControl/>
-        <w:spacing w:line="240" w:lineRule="auto" w:after="0"/>
+        <w:keepNext w:val="0"/>
+        <w:spacing w:after="60" w:line="240" w:lineRule="auto"/>
+        <w:jc w:val="both"/>
       </w:pPr>
       <w:r>
         <w:rPr>
           <w:rFonts w:ascii="Times New Roman" w:hAnsi="Times New Roman" w:eastAsia="Times New Roman"/>
           <w:b w:val="0"/>
           <w:i w:val="0"/>
-          <w:color w:val="181A1F"/>
           <w:sz w:val="28"/>
         </w:rPr>
-        <w:t xml:space="preserve">(Каждое объяснение должно быть сформулировано как распространенное предложение с опорой на конкретное положение Конституции Российской Федерации. </w:t>
+        <w:t>Приведите три примера, иллюстрирующих реализацию каждого из них на практике. (Каждый пример должен быть сформулирован развёрнуто.)</w:t>
       </w:r>
     </w:p>
     <w:p>
       <w:pPr>
-        <w:widowControl/>
-        <w:spacing w:line="240" w:lineRule="auto" w:after="0"/>
+        <w:keepNext w:val="0"/>
+        <w:spacing w:after="60" w:line="240" w:lineRule="auto"/>
+        <w:jc w:val="both"/>
       </w:pPr>
       <w:r>
         <w:rPr>
           <w:rFonts w:ascii="Times New Roman" w:hAnsi="Times New Roman" w:eastAsia="Times New Roman"/>
           <w:b w:val="0"/>
           <w:i w:val="0"/>
-          <w:color w:val="181A1F"/>
-          <w:sz w:val="28"/>
-        </w:rPr>
-        <w:t xml:space="preserve">Обратите внимание на то, что правильное выполнение задания не требует указания в ответе номеров соответствующих статей Конституции и дословного воспроизведения их содержания.) </w:t>
-      </w:r>
-    </w:p>
-    <w:p>
-      <w:pPr>
-        <w:widowControl/>
-        <w:spacing w:line="240" w:lineRule="auto" w:after="0"/>
-      </w:pPr>
-      <w:r>
-        <w:rPr>
-          <w:rFonts w:ascii="Times New Roman" w:hAnsi="Times New Roman" w:eastAsia="Times New Roman"/>
-          <w:color w:val="181A1F"/>
           <w:sz w:val="28"/>
         </w:rPr>
         <w:t>Ответ:</w:t>
       </w:r>
     </w:p>
-    <w:p>
-      <w:pPr>
-        <w:keepNext/>
-        <w:widowControl/>
-        <w:spacing w:line="240" w:lineRule="auto" w:after="0" w:before="120"/>
-      </w:pPr>
-      <w:r>
-        <w:rPr>
-          <w:rFonts w:ascii="Times New Roman" w:hAnsi="Times New Roman" w:eastAsia="Times New Roman"/>
-          <w:b/>
-          <w:color w:val="181A1F"/>
-          <w:sz w:val="28"/>
-        </w:rPr>
-        <w:t>22.</w:t>
-      </w:r>
-    </w:p>
-    <w:p>
-      <w:pPr>
-        <w:widowControl/>
-        <w:spacing w:line="240" w:lineRule="auto" w:after="0"/>
-      </w:pPr>
-      <w:r>
-        <w:rPr>
-          <w:rFonts w:ascii="Times New Roman" w:hAnsi="Times New Roman" w:eastAsia="Times New Roman"/>
-          <w:b w:val="0"/>
-          <w:i w:val="0"/>
-          <w:color w:val="181A1F"/>
-          <w:sz w:val="28"/>
-        </w:rPr>
-        <w:t>Используя обществоведческие знания, составьте сложный план,</w:t>
-      </w:r>
-    </w:p>
-    <w:p>
-      <w:pPr>
-        <w:widowControl/>
-        <w:spacing w:line="240" w:lineRule="auto" w:after="0"/>
-      </w:pPr>
-      <w:r>
-        <w:rPr>
-          <w:rFonts w:ascii="Times New Roman" w:hAnsi="Times New Roman" w:eastAsia="Times New Roman"/>
-          <w:b w:val="0"/>
-          <w:i w:val="0"/>
-          <w:color w:val="181A1F"/>
-          <w:sz w:val="28"/>
-        </w:rPr>
-        <w:t xml:space="preserve">позволяющий раскрыть по существу тему «Федеральное собрание». Сложный план должен содержать не менее трёх непосредственно раскрывающих тему по существу пунктов, детализированных в подпунктах. (Количество подпунктов каждого детализированного пункта должно быть не менее трех, за исключением случаев, когда с точки зрения общественных наук возможны только два подпункта.) </w:t>
-      </w:r>
-    </w:p>
-    <w:p>
-      <w:pPr>
-        <w:widowControl/>
-        <w:spacing w:line="240" w:lineRule="auto" w:after="0"/>
-      </w:pPr>
-      <w:r>
-        <w:rPr>
-          <w:rFonts w:ascii="Times New Roman" w:hAnsi="Times New Roman" w:eastAsia="Times New Roman"/>
-          <w:color w:val="181A1F"/>
-          <w:sz w:val="28"/>
-        </w:rPr>
-        <w:t>Ответ:</w:t>
-      </w:r>
-    </w:p>
-    <w:p>
-      <w:pPr>
-        <w:keepNext/>
-        <w:widowControl/>
-        <w:spacing w:line="240" w:lineRule="auto" w:after="0" w:before="120"/>
-      </w:pPr>
-      <w:r>
-        <w:rPr>
-          <w:rFonts w:ascii="Times New Roman" w:hAnsi="Times New Roman" w:eastAsia="Times New Roman"/>
-          <w:b/>
-          <w:color w:val="181A1F"/>
-          <w:sz w:val="28"/>
-        </w:rPr>
-        <w:t>23.</w:t>
-      </w:r>
-    </w:p>
-    <w:p>
-      <w:pPr>
-        <w:widowControl/>
-        <w:spacing w:line="240" w:lineRule="auto" w:after="0"/>
-      </w:pPr>
-      <w:r>
-        <w:rPr>
-          <w:rFonts w:ascii="Times New Roman" w:hAnsi="Times New Roman" w:eastAsia="Times New Roman"/>
-          <w:b w:val="0"/>
-          <w:i w:val="0"/>
-          <w:color w:val="181A1F"/>
-          <w:sz w:val="28"/>
-        </w:rPr>
-        <w:t xml:space="preserve">Конституция Российской Федерации закрепляет основы конституционного строя нашего государства, права и свободы человека и гражданина. </w:t>
-      </w:r>
-    </w:p>
-    <w:p>
-      <w:pPr>
-        <w:widowControl/>
-        <w:spacing w:line="240" w:lineRule="auto" w:after="0"/>
-      </w:pPr>
-      <w:r>
-        <w:rPr>
-          <w:rFonts w:ascii="Times New Roman" w:hAnsi="Times New Roman" w:eastAsia="Times New Roman"/>
-          <w:b w:val="0"/>
-          <w:i w:val="0"/>
-          <w:color w:val="181A1F"/>
-          <w:sz w:val="28"/>
-        </w:rPr>
-        <w:t>На основе положений Конституции Российской Федерации объясните смысл следующих характеристик нашего государства: 1) государство с республиканской формой правления; 2) государство с наличием местного самоуправления; 3) государство, где гарантируется презумпция невиновности.</w:t>
-      </w:r>
-    </w:p>
-    <w:p>
-      <w:pPr>
-        <w:widowControl/>
-        <w:spacing w:line="240" w:lineRule="auto" w:after="0"/>
-      </w:pPr>
-      <w:r>
-        <w:rPr>
-          <w:rFonts w:ascii="Times New Roman" w:hAnsi="Times New Roman" w:eastAsia="Times New Roman"/>
-          <w:b w:val="0"/>
-          <w:i w:val="0"/>
-          <w:color w:val="181A1F"/>
-          <w:sz w:val="28"/>
-        </w:rPr>
-        <w:t>(Каждое объяснение должно быть сформулировано как распространённое предложение с опорой на конкретное положение Конституции Российской Федерации.</w:t>
-      </w:r>
-    </w:p>
-    <w:p>
-      <w:pPr>
-        <w:widowControl/>
-        <w:spacing w:line="240" w:lineRule="auto" w:after="0"/>
-      </w:pPr>
-      <w:r>
-        <w:rPr>
-          <w:rFonts w:ascii="Times New Roman" w:hAnsi="Times New Roman" w:eastAsia="Times New Roman"/>
-          <w:b w:val="0"/>
-          <w:i w:val="0"/>
-          <w:color w:val="181A1F"/>
-          <w:sz w:val="28"/>
-        </w:rPr>
-        <w:t>Обратите внимание на то, что правильное выполнение задания не требует указания в ответе номеров соответствующих статей Конституции и дословного воспроизведения их содержания.)</w:t>
-      </w:r>
-    </w:p>
-    <w:p>
-      <w:pPr>
-        <w:widowControl/>
-        <w:spacing w:line="240" w:lineRule="auto" w:after="0"/>
-      </w:pPr>
-      <w:r>
-        <w:rPr>
-          <w:rFonts w:ascii="Times New Roman" w:hAnsi="Times New Roman" w:eastAsia="Times New Roman"/>
-          <w:color w:val="181A1F"/>
-          <w:sz w:val="28"/>
-        </w:rPr>
-        <w:t>Ответ:</w:t>
-      </w:r>
-    </w:p>
-    <w:p>
-      <w:pPr>
-        <w:keepNext/>
-        <w:widowControl/>
-        <w:spacing w:line="240" w:lineRule="auto" w:after="0" w:before="120"/>
-      </w:pPr>
-      <w:r>
-        <w:rPr>
-          <w:rFonts w:ascii="Times New Roman" w:hAnsi="Times New Roman" w:eastAsia="Times New Roman"/>
-          <w:b/>
-          <w:color w:val="181A1F"/>
-          <w:sz w:val="28"/>
-        </w:rPr>
-        <w:t>24.</w:t>
-      </w:r>
-    </w:p>
-    <w:p>
-      <w:pPr>
-        <w:widowControl/>
-        <w:spacing w:line="240" w:lineRule="auto" w:after="0"/>
-      </w:pPr>
-      <w:r>
-        <w:rPr>
-          <w:rFonts w:ascii="Times New Roman" w:hAnsi="Times New Roman" w:eastAsia="Times New Roman"/>
-          <w:b w:val="0"/>
-          <w:i w:val="0"/>
-          <w:color w:val="181A1F"/>
-          <w:sz w:val="28"/>
-        </w:rPr>
-        <w:t>Используя обществоведческие знания, составьте сложный план, позволяющий раскрыть по существу тему «Представительный и законодательный орган Российской Федерации». Сложный план должен содержать не менее трёх пунктов, детализированных в подпунктах. (Количество подпунктов каждого детализированного пункта должно быть не менее трёх, за исключением случаев, когда с точки зрения общественных наук возможны только два подпункта.)</w:t>
-      </w:r>
-    </w:p>
-    <w:p>
-      <w:pPr>
-        <w:widowControl/>
-        <w:spacing w:line="240" w:lineRule="auto" w:after="0"/>
-      </w:pPr>
-      <w:r>
-        <w:rPr>
-          <w:rFonts w:ascii="Times New Roman" w:hAnsi="Times New Roman" w:eastAsia="Times New Roman"/>
-          <w:color w:val="181A1F"/>
-          <w:sz w:val="28"/>
-        </w:rPr>
-        <w:t>Ответ:</w:t>
-      </w:r>
-    </w:p>
-    <w:p>
-      <w:pPr>
-        <w:keepNext/>
-        <w:widowControl/>
-        <w:spacing w:line="240" w:lineRule="auto" w:after="0" w:before="120"/>
-      </w:pPr>
-      <w:r>
-        <w:rPr>
-          <w:rFonts w:ascii="Times New Roman" w:hAnsi="Times New Roman" w:eastAsia="Times New Roman"/>
-          <w:b/>
-          <w:color w:val="181A1F"/>
-          <w:sz w:val="28"/>
-        </w:rPr>
-        <w:t>25.</w:t>
-      </w:r>
-    </w:p>
-    <w:p>
-      <w:pPr>
-        <w:widowControl/>
-        <w:spacing w:line="240" w:lineRule="auto" w:after="0"/>
-      </w:pPr>
-      <w:r>
-        <w:rPr>
-          <w:rFonts w:ascii="Times New Roman" w:hAnsi="Times New Roman" w:eastAsia="Times New Roman"/>
-          <w:b w:val="0"/>
-          <w:i w:val="0"/>
-          <w:color w:val="181A1F"/>
-          <w:sz w:val="28"/>
-        </w:rPr>
-        <w:t xml:space="preserve">Обоснуйте необходимость разделения властей в демократическом государстве. (Обоснование должно быть дано с опорой на обществоведческие знания в нескольких связанных между собой распространенных предложениях, раскрывать причинно-следственные и (или) функциональные связи.) </w:t>
-      </w:r>
-    </w:p>
-    <w:p>
-      <w:pPr>
-        <w:widowControl/>
-        <w:spacing w:line="240" w:lineRule="auto" w:after="0"/>
-      </w:pPr>
-      <w:r>
-        <w:rPr>
-          <w:rFonts w:ascii="Times New Roman" w:hAnsi="Times New Roman" w:eastAsia="Times New Roman"/>
-          <w:b w:val="0"/>
-          <w:i w:val="0"/>
-          <w:color w:val="181A1F"/>
-          <w:sz w:val="28"/>
-        </w:rPr>
-        <w:t xml:space="preserve">Назовите три ветви власти и их высшие органы в Российской Федерации. </w:t>
-      </w:r>
-    </w:p>
-    <w:p>
-      <w:pPr>
-        <w:widowControl/>
-        <w:spacing w:line="240" w:lineRule="auto" w:after="0"/>
-      </w:pPr>
-      <w:r>
-        <w:rPr>
-          <w:rFonts w:ascii="Times New Roman" w:hAnsi="Times New Roman" w:eastAsia="Times New Roman"/>
-          <w:b w:val="0"/>
-          <w:i w:val="0"/>
-          <w:color w:val="181A1F"/>
-          <w:sz w:val="28"/>
-        </w:rPr>
-        <w:t>Приведите три примера, иллюстрирующих действие системы «сдержек и противовесов» в Российской Федерации. (В целом, примеры должны иллюстрировать три различных элемента системы «сдержек и противовесов».)</w:t>
-      </w:r>
-    </w:p>
-    <w:p>
-      <w:pPr>
-        <w:widowControl/>
-        <w:spacing w:line="240" w:lineRule="auto" w:after="0"/>
-      </w:pPr>
-      <w:r>
-        <w:rPr>
-          <w:rFonts w:ascii="Times New Roman" w:hAnsi="Times New Roman" w:eastAsia="Times New Roman"/>
-          <w:color w:val="181A1F"/>
-          <w:sz w:val="28"/>
-        </w:rPr>
-        <w:t>Ответ:</w:t>
-      </w:r>
-    </w:p>
-    <w:p>
-      <w:pPr>
-        <w:widowControl/>
-        <w:spacing w:line="240" w:lineRule="auto" w:after="0"/>
-      </w:pPr>
-      <w:r>
-        <w:rPr>
-          <w:rFonts w:ascii="Times New Roman" w:hAnsi="Times New Roman" w:eastAsia="Times New Roman"/>
-          <w:color w:val="181A1F"/>
-          <w:sz w:val="28"/>
-        </w:rPr>
-        <w:br w:type="page"/>
-      </w:r>
-    </w:p>
     <w:sectPr>
-      <w:footerReference w:type="default" r:id="rId9"/>
-      <w:pgSz w:w="11906" w:h="16838"/>
-      <w:pgMar w:top="935" w:right="879" w:bottom="879" w:left="992" w:header="397" w:footer="397" w:gutter="0"/>
+      <w:pgSz w:w="12240" w:h="15840"/>
+      <w:pgMar w:top="964" w:right="850" w:bottom="964" w:left="1134" w:header="720" w:footer="720" w:gutter="0"/>
       <w:cols w:space="720"/>
       <w:docGrid w:linePitch="360"/>
     </w:sectPr>
   </w:body>
 </w:document>
-</file>
-
-<file path=word/footer1.xml><?xml version="1.0" encoding="utf-8"?>
-<w:ftr xmlns:m="http://schemas.openxmlformats.org/officeDocument/2006/math" xmlns:mc="http://schemas.openxmlformats.org/markup-compatibility/2006" xmlns:mo="http://schemas.microsoft.com/office/mac/office/2008/main" xmlns:mv="urn:schemas-microsoft-com:mac:vml" xmlns:o="urn:schemas-microsoft-com:office:office" xmlns:r="http://schemas.openxmlformats.org/officeDocument/2006/relationships" xmlns:v="urn:schemas-microsoft-com:vml" xmlns:w10="urn:schemas-microsoft-com:office:word" xmlns:w14="http://schemas.microsoft.com/office/word/2010/wordml" xmlns:w="http://schemas.openxmlformats.org/wordprocessingml/2006/main" xmlns:wne="http://schemas.microsoft.com/office/word/2006/wordml" xmlns:wp14="http://schemas.microsoft.com/office/word/2010/wordprocessingDrawing" xmlns:wp="http://schemas.openxmlformats.org/drawingml/2006/wordprocessingDrawing" xmlns:wpc="http://schemas.microsoft.com/office/word/2010/wordprocessingCanvas" xmlns:wpg="http://schemas.microsoft.com/office/word/2010/wordprocessingGroup" xmlns:wpi="http://schemas.microsoft.com/office/word/2010/wordprocessingInk" xmlns:wps="http://schemas.microsoft.com/office/word/2010/wordprocessingShape" mc:Ignorable="w14 wp14">
-  <w:p>
-    <w:pPr>
-      <w:pStyle w:val="Footer"/>
-    </w:pPr>
-  </w:p>
-</w:ftr>
 </file>
 
 <file path=word/numbering.xml><?xml version="1.0" encoding="utf-8"?>
@@ -5375,11 +4613,10 @@
     <w:qFormat/>
     <w:rsid w:val="00FC693F"/>
     <w:pPr>
-      <w:spacing w:after="0" w:line="240" w:lineRule="auto"/>
+      <w:spacing w:after="60" w:line="240" w:lineRule="auto"/>
     </w:pPr>
     <w:rPr>
-      <w:rFonts w:ascii="Times New Roman" w:hAnsi="Times New Roman"/>
-      <w:color w:val="181A1F"/>
+      <w:rFonts w:ascii="Times New Roman" w:hAnsi="Times New Roman" w:eastAsia="Times New Roman"/>
       <w:sz w:val="28"/>
     </w:rPr>
   </w:style>
@@ -5442,10 +4679,10 @@
       <w:outlineLvl w:val="0"/>
     </w:pPr>
     <w:rPr>
-      <w:rFonts w:asciiTheme="majorHAnsi" w:eastAsiaTheme="majorEastAsia" w:hAnsiTheme="majorHAnsi" w:cstheme="majorBidi" w:ascii="Times New Roman" w:hAnsi="Times New Roman"/>
+      <w:rFonts w:asciiTheme="majorHAnsi" w:eastAsiaTheme="majorEastAsia" w:hAnsiTheme="majorHAnsi" w:cstheme="majorBidi"/>
       <w:b/>
       <w:bCs/>
-      <w:color w:val="181A1F"/>
+      <w:color w:val="365F91" w:themeColor="accent1" w:themeShade="BF"/>
       <w:sz w:val="28"/>
       <w:szCs w:val="28"/>
     </w:rPr>
@@ -5466,7 +4703,7 @@
       <w:outlineLvl w:val="1"/>
     </w:pPr>
     <w:rPr>
-      <w:rFonts w:asciiTheme="majorHAnsi" w:eastAsiaTheme="majorEastAsia" w:hAnsiTheme="majorHAnsi" w:cstheme="majorBidi" w:ascii="Arial" w:hAnsi="Arial"/>
+      <w:rFonts w:asciiTheme="majorHAnsi" w:eastAsiaTheme="majorEastAsia" w:hAnsiTheme="majorHAnsi" w:cstheme="majorBidi"/>
       <w:b/>
       <w:bCs/>
       <w:color w:val="4F81BD" w:themeColor="accent1"/>
@@ -5731,7 +4968,7 @@
       <w:contextualSpacing/>
     </w:pPr>
     <w:rPr>
-      <w:rFonts w:asciiTheme="majorHAnsi" w:eastAsiaTheme="majorEastAsia" w:hAnsiTheme="majorHAnsi" w:cstheme="majorBidi" w:ascii="Arial" w:hAnsi="Arial"/>
+      <w:rFonts w:asciiTheme="majorHAnsi" w:eastAsiaTheme="majorEastAsia" w:hAnsiTheme="majorHAnsi" w:cstheme="majorBidi"/>
       <w:color w:val="17365D" w:themeColor="text2" w:themeShade="BF"/>
       <w:spacing w:val="5"/>
       <w:kern w:val="28"/>
